--- a/Modules to implement.docx
+++ b/Modules to implement.docx
@@ -55,7 +55,7 @@
           <w:lang w:eastAsia="en-GB"/>
         </w:rPr>
         <w:pict w14:anchorId="3F3644B3">
-          <v:rect id="_x0000_i1040" alt="" style="width:451.3pt;height:.05pt;mso-width-percent:0;mso-height-percent:0;mso-width-percent:0;mso-height-percent:0" o:hralign="center" o:hrstd="t" o:hr="t" fillcolor="#a0a0a0" stroked="f"/>
+          <v:rect id="_x0000_i1063" alt="" style="width:451.3pt;height:.05pt;mso-width-percent:0;mso-height-percent:0;mso-width-percent:0;mso-height-percent:0" o:hralign="center" o:hrstd="t" o:hr="t" fillcolor="#a0a0a0" stroked="f"/>
         </w:pict>
       </w:r>
     </w:p>
@@ -386,21 +386,12 @@
           <w:lang w:eastAsia="en-GB"/>
         </w:rPr>
       </w:pPr>
-      <w:proofErr w:type="spellStart"/>
-      <w:r>
-        <w:rPr>
-          <w:rFonts w:ascii="Times New Roman" w:eastAsia="Times New Roman" w:hAnsi="Times New Roman" w:cs="Times New Roman"/>
-          <w:lang w:eastAsia="en-GB"/>
-        </w:rPr>
-        <w:t>VaR</w:t>
-      </w:r>
-      <w:proofErr w:type="spellEnd"/>
-      <w:r>
-        <w:rPr>
-          <w:rFonts w:ascii="Times New Roman" w:eastAsia="Times New Roman" w:hAnsi="Times New Roman" w:cs="Times New Roman"/>
-          <w:lang w:eastAsia="en-GB"/>
-        </w:rPr>
-        <w:t xml:space="preserve"> based position sizing</w:t>
+      <w:r>
+        <w:rPr>
+          <w:rFonts w:ascii="Times New Roman" w:eastAsia="Times New Roman" w:hAnsi="Times New Roman" w:cs="Times New Roman"/>
+          <w:lang w:eastAsia="en-GB"/>
+        </w:rPr>
+        <w:t>VaR based position sizing</w:t>
       </w:r>
     </w:p>
     <w:p>
@@ -425,27 +416,247 @@
     </w:p>
     <w:p>
       <w:pPr>
-        <w:spacing w:before="100" w:beforeAutospacing="1" w:after="100" w:afterAutospacing="1"/>
-        <w:outlineLvl w:val="2"/>
-        <w:rPr>
-          <w:rFonts w:ascii="Times New Roman" w:eastAsia="Times New Roman" w:hAnsi="Times New Roman" w:cs="Times New Roman"/>
-          <w:b/>
-          <w:bCs/>
-          <w:sz w:val="27"/>
-          <w:szCs w:val="27"/>
-          <w:lang w:eastAsia="en-GB"/>
-        </w:rPr>
-      </w:pPr>
-      <w:r>
-        <w:rPr>
-          <w:rFonts w:ascii="Times New Roman" w:eastAsia="Times New Roman" w:hAnsi="Times New Roman" w:cs="Times New Roman"/>
-          <w:b/>
-          <w:bCs/>
-          <w:sz w:val="27"/>
-          <w:szCs w:val="27"/>
-          <w:lang w:eastAsia="en-GB"/>
-        </w:rPr>
-        <w:t>Example risk checks</w:t>
+        <w:rPr>
+          <w:rFonts w:ascii="Times New Roman" w:eastAsia="Times New Roman" w:hAnsi="Times New Roman" w:cs="Times New Roman"/>
+          <w:lang w:eastAsia="en-GB"/>
+        </w:rPr>
+      </w:pPr>
+      <w:r>
+        <w:rPr>
+          <w:rFonts w:ascii="Times New Roman" w:eastAsia="Times New Roman" w:hAnsi="Times New Roman" w:cs="Times New Roman"/>
+          <w:noProof/>
+          <w:lang w:eastAsia="en-GB"/>
+        </w:rPr>
+        <w:pict w14:anchorId="1FF656E7">
+          <v:rect id="_x0000_i1062" alt="" style="width:451.3pt;height:.05pt;mso-width-percent:0;mso-height-percent:0;mso-width-percent:0;mso-height-percent:0" o:hralign="center" o:hrstd="t" o:hr="t" fillcolor="#a0a0a0" stroked="f"/>
+        </w:pict>
+      </w:r>
+    </w:p>
+    <w:p>
+      <w:pPr>
+        <w:spacing w:before="100" w:beforeAutospacing="1" w:after="100" w:afterAutospacing="1"/>
+        <w:outlineLvl w:val="1"/>
+        <w:rPr>
+          <w:rFonts w:ascii="Times New Roman" w:eastAsia="Times New Roman" w:hAnsi="Times New Roman" w:cs="Times New Roman"/>
+          <w:b/>
+          <w:bCs/>
+          <w:sz w:val="36"/>
+          <w:szCs w:val="36"/>
+          <w:lang w:eastAsia="en-GB"/>
+        </w:rPr>
+      </w:pPr>
+      <w:r>
+        <w:rPr>
+          <w:rFonts w:ascii="Times New Roman" w:eastAsia="Times New Roman" w:hAnsi="Times New Roman" w:cs="Times New Roman"/>
+          <w:b/>
+          <w:bCs/>
+          <w:sz w:val="36"/>
+          <w:szCs w:val="36"/>
+          <w:lang w:eastAsia="en-GB"/>
+        </w:rPr>
+        <w:t>2</w:t>
+      </w:r>
+      <w:r>
+        <w:rPr>
+          <w:rFonts w:ascii="Apple Color Emoji" w:eastAsia="Times New Roman" w:hAnsi="Apple Color Emoji" w:cs="Apple Color Emoji"/>
+          <w:b/>
+          <w:bCs/>
+          <w:sz w:val="36"/>
+          <w:szCs w:val="36"/>
+          <w:lang w:eastAsia="en-GB"/>
+        </w:rPr>
+        <w:t>️⃣</w:t>
+      </w:r>
+      <w:r>
+        <w:rPr>
+          <w:rFonts w:ascii="Times New Roman" w:eastAsia="Times New Roman" w:hAnsi="Times New Roman" w:cs="Times New Roman"/>
+          <w:b/>
+          <w:bCs/>
+          <w:sz w:val="36"/>
+          <w:szCs w:val="36"/>
+          <w:lang w:eastAsia="en-GB"/>
+        </w:rPr>
+        <w:t xml:space="preserve"> Position Sizing Engine</w:t>
+      </w:r>
+    </w:p>
+    <w:p>
+      <w:pPr>
+        <w:spacing w:before="100" w:beforeAutospacing="1" w:after="100" w:afterAutospacing="1"/>
+        <w:rPr>
+          <w:rFonts w:ascii="Times New Roman" w:eastAsia="Times New Roman" w:hAnsi="Times New Roman" w:cs="Times New Roman"/>
+          <w:lang w:eastAsia="en-GB"/>
+        </w:rPr>
+      </w:pPr>
+      <w:r>
+        <w:rPr>
+          <w:rFonts w:ascii="Times New Roman" w:eastAsia="Times New Roman" w:hAnsi="Times New Roman" w:cs="Times New Roman"/>
+          <w:lang w:eastAsia="en-GB"/>
+        </w:rPr>
+        <w:t>Right now your position sizing is simplified.</w:t>
+      </w:r>
+      <w:r>
+        <w:rPr>
+          <w:rFonts w:ascii="Times New Roman" w:eastAsia="Times New Roman" w:hAnsi="Times New Roman" w:cs="Times New Roman"/>
+          <w:lang w:eastAsia="en-GB"/>
+        </w:rPr>
+        <w:br/>
+        <w:t>Institutional systems require:</w:t>
+      </w:r>
+    </w:p>
+    <w:p>
+      <w:pPr>
+        <w:numPr>
+          <w:ilvl w:val="0"/>
+          <w:numId w:val="2"/>
+        </w:numPr>
+        <w:spacing w:before="100" w:beforeAutospacing="1" w:after="100" w:afterAutospacing="1"/>
+        <w:rPr>
+          <w:rFonts w:ascii="Times New Roman" w:eastAsia="Times New Roman" w:hAnsi="Times New Roman" w:cs="Times New Roman"/>
+          <w:lang w:eastAsia="en-GB"/>
+        </w:rPr>
+      </w:pPr>
+      <w:r>
+        <w:rPr>
+          <w:rFonts w:ascii="Times New Roman" w:eastAsia="Times New Roman" w:hAnsi="Times New Roman" w:cs="Times New Roman"/>
+          <w:lang w:eastAsia="en-GB"/>
+        </w:rPr>
+        <w:t>Kelly sizing</w:t>
+      </w:r>
+    </w:p>
+    <w:p>
+      <w:pPr>
+        <w:numPr>
+          <w:ilvl w:val="0"/>
+          <w:numId w:val="2"/>
+        </w:numPr>
+        <w:spacing w:before="100" w:beforeAutospacing="1" w:after="100" w:afterAutospacing="1"/>
+        <w:rPr>
+          <w:rFonts w:ascii="Times New Roman" w:eastAsia="Times New Roman" w:hAnsi="Times New Roman" w:cs="Times New Roman"/>
+          <w:lang w:eastAsia="en-GB"/>
+        </w:rPr>
+      </w:pPr>
+      <w:r>
+        <w:rPr>
+          <w:rFonts w:ascii="Times New Roman" w:eastAsia="Times New Roman" w:hAnsi="Times New Roman" w:cs="Times New Roman"/>
+          <w:lang w:eastAsia="en-GB"/>
+        </w:rPr>
+        <w:t>risk parity allocation</w:t>
+      </w:r>
+    </w:p>
+    <w:p>
+      <w:pPr>
+        <w:numPr>
+          <w:ilvl w:val="0"/>
+          <w:numId w:val="2"/>
+        </w:numPr>
+        <w:spacing w:before="100" w:beforeAutospacing="1" w:after="100" w:afterAutospacing="1"/>
+        <w:rPr>
+          <w:rFonts w:ascii="Times New Roman" w:eastAsia="Times New Roman" w:hAnsi="Times New Roman" w:cs="Times New Roman"/>
+          <w:lang w:eastAsia="en-GB"/>
+        </w:rPr>
+      </w:pPr>
+      <w:r>
+        <w:rPr>
+          <w:rFonts w:ascii="Times New Roman" w:eastAsia="Times New Roman" w:hAnsi="Times New Roman" w:cs="Times New Roman"/>
+          <w:lang w:eastAsia="en-GB"/>
+        </w:rPr>
+        <w:t>volatility targeting</w:t>
+      </w:r>
+    </w:p>
+    <w:p>
+      <w:pPr>
+        <w:numPr>
+          <w:ilvl w:val="0"/>
+          <w:numId w:val="2"/>
+        </w:numPr>
+        <w:spacing w:before="100" w:beforeAutospacing="1" w:after="100" w:afterAutospacing="1"/>
+        <w:rPr>
+          <w:rFonts w:ascii="Times New Roman" w:eastAsia="Times New Roman" w:hAnsi="Times New Roman" w:cs="Times New Roman"/>
+          <w:lang w:eastAsia="en-GB"/>
+        </w:rPr>
+      </w:pPr>
+      <w:r>
+        <w:rPr>
+          <w:rFonts w:ascii="Times New Roman" w:eastAsia="Times New Roman" w:hAnsi="Times New Roman" w:cs="Times New Roman"/>
+          <w:lang w:eastAsia="en-GB"/>
+        </w:rPr>
+        <w:t>dynamic leverage allocation</w:t>
+      </w:r>
+    </w:p>
+    <w:p>
+      <w:pPr>
+        <w:numPr>
+          <w:ilvl w:val="0"/>
+          <w:numId w:val="2"/>
+        </w:numPr>
+        <w:spacing w:before="100" w:beforeAutospacing="1" w:after="100" w:afterAutospacing="1"/>
+        <w:rPr>
+          <w:rFonts w:ascii="Times New Roman" w:eastAsia="Times New Roman" w:hAnsi="Times New Roman" w:cs="Times New Roman"/>
+          <w:lang w:eastAsia="en-GB"/>
+        </w:rPr>
+      </w:pPr>
+      <w:r>
+        <w:rPr>
+          <w:rFonts w:ascii="Times New Roman" w:eastAsia="Times New Roman" w:hAnsi="Times New Roman" w:cs="Times New Roman"/>
+          <w:lang w:eastAsia="en-GB"/>
+        </w:rPr>
+        <w:t>cross-asset weighting logic</w:t>
+      </w:r>
+    </w:p>
+    <w:p>
+      <w:pPr>
+        <w:numPr>
+          <w:ilvl w:val="0"/>
+          <w:numId w:val="2"/>
+        </w:numPr>
+        <w:spacing w:before="100" w:beforeAutospacing="1" w:after="100" w:afterAutospacing="1"/>
+        <w:rPr>
+          <w:rFonts w:ascii="Times New Roman" w:eastAsia="Times New Roman" w:hAnsi="Times New Roman" w:cs="Times New Roman"/>
+          <w:lang w:eastAsia="en-GB"/>
+        </w:rPr>
+      </w:pPr>
+      <w:r>
+        <w:rPr>
+          <w:rFonts w:ascii="Times New Roman" w:eastAsia="Times New Roman" w:hAnsi="Times New Roman" w:cs="Times New Roman"/>
+          <w:lang w:eastAsia="en-GB"/>
+        </w:rPr>
+        <w:t>slippage adjusted sizing</w:t>
+      </w:r>
+    </w:p>
+    <w:p>
+      <w:pPr>
+        <w:numPr>
+          <w:ilvl w:val="0"/>
+          <w:numId w:val="2"/>
+        </w:numPr>
+        <w:spacing w:before="100" w:beforeAutospacing="1" w:after="100" w:afterAutospacing="1"/>
+        <w:rPr>
+          <w:rFonts w:ascii="Times New Roman" w:eastAsia="Times New Roman" w:hAnsi="Times New Roman" w:cs="Times New Roman"/>
+          <w:lang w:eastAsia="en-GB"/>
+        </w:rPr>
+      </w:pPr>
+      <w:r>
+        <w:rPr>
+          <w:rFonts w:ascii="Times New Roman" w:eastAsia="Times New Roman" w:hAnsi="Times New Roman" w:cs="Times New Roman"/>
+          <w:lang w:eastAsia="en-GB"/>
+        </w:rPr>
+        <w:t>liquidity access control</w:t>
+      </w:r>
+    </w:p>
+    <w:p>
+      <w:pPr>
+        <w:spacing w:before="100" w:beforeAutospacing="1" w:after="100" w:afterAutospacing="1"/>
+        <w:rPr>
+          <w:rFonts w:ascii="Times New Roman" w:eastAsia="Times New Roman" w:hAnsi="Times New Roman" w:cs="Times New Roman"/>
+          <w:lang w:eastAsia="en-GB"/>
+        </w:rPr>
+      </w:pPr>
+      <w:r>
+        <w:rPr>
+          <w:rFonts w:ascii="Times New Roman" w:eastAsia="Times New Roman" w:hAnsi="Times New Roman" w:cs="Times New Roman"/>
+          <w:lang w:eastAsia="en-GB"/>
+        </w:rPr>
+        <w:t>This module will eventually plug into:</w:t>
       </w:r>
     </w:p>
     <w:p>
@@ -482,9 +693,588 @@
           <w:szCs w:val="20"/>
           <w:lang w:eastAsia="en-GB"/>
         </w:rPr>
-        <w:t xml:space="preserve">def </w:t>
-      </w:r>
-      <w:proofErr w:type="spellStart"/>
+        <w:lastRenderedPageBreak/>
+        <w:t>strategy signal → sizing engine → order sizing</w:t>
+      </w:r>
+    </w:p>
+    <w:p>
+      <w:pPr>
+        <w:rPr>
+          <w:rFonts w:ascii="Times New Roman" w:eastAsia="Times New Roman" w:hAnsi="Times New Roman" w:cs="Times New Roman"/>
+          <w:lang w:eastAsia="en-GB"/>
+        </w:rPr>
+      </w:pPr>
+      <w:r>
+        <w:rPr>
+          <w:rFonts w:ascii="Times New Roman" w:eastAsia="Times New Roman" w:hAnsi="Times New Roman" w:cs="Times New Roman"/>
+          <w:noProof/>
+          <w:lang w:eastAsia="en-GB"/>
+        </w:rPr>
+        <w:pict w14:anchorId="4870A785">
+          <v:rect id="_x0000_i1061" alt="" style="width:451.3pt;height:.05pt;mso-width-percent:0;mso-height-percent:0;mso-width-percent:0;mso-height-percent:0" o:hralign="center" o:hrstd="t" o:hr="t" fillcolor="#a0a0a0" stroked="f"/>
+        </w:pict>
+      </w:r>
+    </w:p>
+    <w:p>
+      <w:pPr>
+        <w:spacing w:before="100" w:beforeAutospacing="1" w:after="100" w:afterAutospacing="1"/>
+        <w:outlineLvl w:val="1"/>
+        <w:rPr>
+          <w:rFonts w:ascii="Times New Roman" w:eastAsia="Times New Roman" w:hAnsi="Times New Roman" w:cs="Times New Roman"/>
+          <w:b/>
+          <w:bCs/>
+          <w:sz w:val="36"/>
+          <w:szCs w:val="36"/>
+          <w:lang w:eastAsia="en-GB"/>
+        </w:rPr>
+      </w:pPr>
+      <w:r>
+        <w:rPr>
+          <w:rFonts w:ascii="Times New Roman" w:eastAsia="Times New Roman" w:hAnsi="Times New Roman" w:cs="Times New Roman"/>
+          <w:b/>
+          <w:bCs/>
+          <w:sz w:val="36"/>
+          <w:szCs w:val="36"/>
+          <w:lang w:eastAsia="en-GB"/>
+        </w:rPr>
+        <w:t>3</w:t>
+      </w:r>
+      <w:r>
+        <w:rPr>
+          <w:rFonts w:ascii="Apple Color Emoji" w:eastAsia="Times New Roman" w:hAnsi="Apple Color Emoji" w:cs="Apple Color Emoji"/>
+          <w:b/>
+          <w:bCs/>
+          <w:sz w:val="36"/>
+          <w:szCs w:val="36"/>
+          <w:lang w:eastAsia="en-GB"/>
+        </w:rPr>
+        <w:t>️⃣</w:t>
+      </w:r>
+      <w:r>
+        <w:rPr>
+          <w:rFonts w:ascii="Times New Roman" w:eastAsia="Times New Roman" w:hAnsi="Times New Roman" w:cs="Times New Roman"/>
+          <w:b/>
+          <w:bCs/>
+          <w:sz w:val="36"/>
+          <w:szCs w:val="36"/>
+          <w:lang w:eastAsia="en-GB"/>
+        </w:rPr>
+        <w:t xml:space="preserve"> Order Management System (OMS)</w:t>
+      </w:r>
+    </w:p>
+    <w:p>
+      <w:pPr>
+        <w:spacing w:before="100" w:beforeAutospacing="1" w:after="100" w:afterAutospacing="1"/>
+        <w:outlineLvl w:val="2"/>
+        <w:rPr>
+          <w:rFonts w:ascii="Times New Roman" w:eastAsia="Times New Roman" w:hAnsi="Times New Roman" w:cs="Times New Roman"/>
+          <w:b/>
+          <w:bCs/>
+          <w:sz w:val="27"/>
+          <w:szCs w:val="27"/>
+          <w:lang w:eastAsia="en-GB"/>
+        </w:rPr>
+      </w:pPr>
+      <w:r>
+        <w:rPr>
+          <w:rFonts w:ascii="Times New Roman" w:eastAsia="Times New Roman" w:hAnsi="Times New Roman" w:cs="Times New Roman"/>
+          <w:b/>
+          <w:bCs/>
+          <w:sz w:val="27"/>
+          <w:szCs w:val="27"/>
+          <w:lang w:eastAsia="en-GB"/>
+        </w:rPr>
+        <w:t>Purpose</w:t>
+      </w:r>
+    </w:p>
+    <w:p>
+      <w:pPr>
+        <w:spacing w:before="100" w:beforeAutospacing="1" w:after="100" w:afterAutospacing="1"/>
+        <w:rPr>
+          <w:rFonts w:ascii="Times New Roman" w:eastAsia="Times New Roman" w:hAnsi="Times New Roman" w:cs="Times New Roman"/>
+          <w:lang w:eastAsia="en-GB"/>
+        </w:rPr>
+      </w:pPr>
+      <w:r>
+        <w:rPr>
+          <w:rFonts w:ascii="Times New Roman" w:eastAsia="Times New Roman" w:hAnsi="Times New Roman" w:cs="Times New Roman"/>
+          <w:lang w:eastAsia="en-GB"/>
+        </w:rPr>
+        <w:t>Real firms separate:</w:t>
+      </w:r>
+    </w:p>
+    <w:p>
+      <w:pPr>
+        <w:numPr>
+          <w:ilvl w:val="0"/>
+          <w:numId w:val="3"/>
+        </w:numPr>
+        <w:spacing w:before="100" w:beforeAutospacing="1" w:after="100" w:afterAutospacing="1"/>
+        <w:rPr>
+          <w:rFonts w:ascii="Times New Roman" w:eastAsia="Times New Roman" w:hAnsi="Times New Roman" w:cs="Times New Roman"/>
+          <w:lang w:eastAsia="en-GB"/>
+        </w:rPr>
+      </w:pPr>
+      <w:r>
+        <w:rPr>
+          <w:rFonts w:ascii="Times New Roman" w:eastAsia="Times New Roman" w:hAnsi="Times New Roman" w:cs="Times New Roman"/>
+          <w:lang w:eastAsia="en-GB"/>
+        </w:rPr>
+        <w:t>order creation</w:t>
+      </w:r>
+    </w:p>
+    <w:p>
+      <w:pPr>
+        <w:numPr>
+          <w:ilvl w:val="0"/>
+          <w:numId w:val="3"/>
+        </w:numPr>
+        <w:spacing w:before="100" w:beforeAutospacing="1" w:after="100" w:afterAutospacing="1"/>
+        <w:rPr>
+          <w:rFonts w:ascii="Times New Roman" w:eastAsia="Times New Roman" w:hAnsi="Times New Roman" w:cs="Times New Roman"/>
+          <w:lang w:eastAsia="en-GB"/>
+        </w:rPr>
+      </w:pPr>
+      <w:r>
+        <w:rPr>
+          <w:rFonts w:ascii="Times New Roman" w:eastAsia="Times New Roman" w:hAnsi="Times New Roman" w:cs="Times New Roman"/>
+          <w:lang w:eastAsia="en-GB"/>
+        </w:rPr>
+        <w:t>order routing</w:t>
+      </w:r>
+    </w:p>
+    <w:p>
+      <w:pPr>
+        <w:numPr>
+          <w:ilvl w:val="0"/>
+          <w:numId w:val="3"/>
+        </w:numPr>
+        <w:spacing w:before="100" w:beforeAutospacing="1" w:after="100" w:afterAutospacing="1"/>
+        <w:rPr>
+          <w:rFonts w:ascii="Times New Roman" w:eastAsia="Times New Roman" w:hAnsi="Times New Roman" w:cs="Times New Roman"/>
+          <w:lang w:eastAsia="en-GB"/>
+        </w:rPr>
+      </w:pPr>
+      <w:r>
+        <w:rPr>
+          <w:rFonts w:ascii="Times New Roman" w:eastAsia="Times New Roman" w:hAnsi="Times New Roman" w:cs="Times New Roman"/>
+          <w:lang w:eastAsia="en-GB"/>
+        </w:rPr>
+        <w:t>fill reporting</w:t>
+      </w:r>
+    </w:p>
+    <w:p>
+      <w:pPr>
+        <w:numPr>
+          <w:ilvl w:val="0"/>
+          <w:numId w:val="3"/>
+        </w:numPr>
+        <w:spacing w:before="100" w:beforeAutospacing="1" w:after="100" w:afterAutospacing="1"/>
+        <w:rPr>
+          <w:rFonts w:ascii="Times New Roman" w:eastAsia="Times New Roman" w:hAnsi="Times New Roman" w:cs="Times New Roman"/>
+          <w:lang w:eastAsia="en-GB"/>
+        </w:rPr>
+      </w:pPr>
+      <w:r>
+        <w:rPr>
+          <w:rFonts w:ascii="Times New Roman" w:eastAsia="Times New Roman" w:hAnsi="Times New Roman" w:cs="Times New Roman"/>
+          <w:lang w:eastAsia="en-GB"/>
+        </w:rPr>
+        <w:t>broker aggregation</w:t>
+      </w:r>
+    </w:p>
+    <w:p>
+      <w:pPr>
+        <w:spacing w:before="100" w:beforeAutospacing="1" w:after="100" w:afterAutospacing="1"/>
+        <w:rPr>
+          <w:rFonts w:ascii="Times New Roman" w:eastAsia="Times New Roman" w:hAnsi="Times New Roman" w:cs="Times New Roman"/>
+          <w:lang w:eastAsia="en-GB"/>
+        </w:rPr>
+      </w:pPr>
+      <w:r>
+        <w:rPr>
+          <w:rFonts w:ascii="Times New Roman" w:eastAsia="Times New Roman" w:hAnsi="Times New Roman" w:cs="Times New Roman"/>
+          <w:lang w:eastAsia="en-GB"/>
+        </w:rPr>
+        <w:t>Eventually you need:</w:t>
+      </w:r>
+    </w:p>
+    <w:p>
+      <w:pPr>
+        <w:spacing w:before="100" w:beforeAutospacing="1" w:after="100" w:afterAutospacing="1"/>
+        <w:outlineLvl w:val="3"/>
+        <w:rPr>
+          <w:rFonts w:ascii="Times New Roman" w:eastAsia="Times New Roman" w:hAnsi="Times New Roman" w:cs="Times New Roman"/>
+          <w:b/>
+          <w:bCs/>
+          <w:lang w:eastAsia="en-GB"/>
+        </w:rPr>
+      </w:pPr>
+      <w:r>
+        <w:rPr>
+          <w:rFonts w:ascii="Times New Roman" w:eastAsia="Times New Roman" w:hAnsi="Times New Roman" w:cs="Times New Roman"/>
+          <w:b/>
+          <w:bCs/>
+          <w:lang w:eastAsia="en-GB"/>
+        </w:rPr>
+        <w:t>Order queue management:</w:t>
+      </w:r>
+    </w:p>
+    <w:p>
+      <w:pPr>
+        <w:spacing w:before="100" w:beforeAutospacing="1" w:after="100" w:afterAutospacing="1"/>
+        <w:rPr>
+          <w:rFonts w:ascii="Times New Roman" w:eastAsia="Times New Roman" w:hAnsi="Times New Roman" w:cs="Times New Roman"/>
+          <w:lang w:eastAsia="en-GB"/>
+        </w:rPr>
+      </w:pPr>
+      <w:r>
+        <w:rPr>
+          <w:rFonts w:ascii="Times New Roman" w:eastAsia="Times New Roman" w:hAnsi="Times New Roman" w:cs="Times New Roman"/>
+          <w:lang w:eastAsia="en-GB"/>
+        </w:rPr>
+        <w:t>FIFO ordering</w:t>
+      </w:r>
+      <w:r>
+        <w:rPr>
+          <w:rFonts w:ascii="Times New Roman" w:eastAsia="Times New Roman" w:hAnsi="Times New Roman" w:cs="Times New Roman"/>
+          <w:lang w:eastAsia="en-GB"/>
+        </w:rPr>
+        <w:br/>
+        <w:t>Partial fills</w:t>
+      </w:r>
+      <w:r>
+        <w:rPr>
+          <w:rFonts w:ascii="Times New Roman" w:eastAsia="Times New Roman" w:hAnsi="Times New Roman" w:cs="Times New Roman"/>
+          <w:lang w:eastAsia="en-GB"/>
+        </w:rPr>
+        <w:br/>
+        <w:t>Rejected orders</w:t>
+      </w:r>
+      <w:r>
+        <w:rPr>
+          <w:rFonts w:ascii="Times New Roman" w:eastAsia="Times New Roman" w:hAnsi="Times New Roman" w:cs="Times New Roman"/>
+          <w:lang w:eastAsia="en-GB"/>
+        </w:rPr>
+        <w:br/>
+        <w:t>Cancels &amp; replace</w:t>
+      </w:r>
+    </w:p>
+    <w:p>
+      <w:pPr>
+        <w:spacing w:before="100" w:beforeAutospacing="1" w:after="100" w:afterAutospacing="1"/>
+        <w:outlineLvl w:val="3"/>
+        <w:rPr>
+          <w:rFonts w:ascii="Times New Roman" w:eastAsia="Times New Roman" w:hAnsi="Times New Roman" w:cs="Times New Roman"/>
+          <w:b/>
+          <w:bCs/>
+          <w:lang w:eastAsia="en-GB"/>
+        </w:rPr>
+      </w:pPr>
+      <w:r>
+        <w:rPr>
+          <w:rFonts w:ascii="Times New Roman" w:eastAsia="Times New Roman" w:hAnsi="Times New Roman" w:cs="Times New Roman"/>
+          <w:b/>
+          <w:bCs/>
+          <w:lang w:eastAsia="en-GB"/>
+        </w:rPr>
+        <w:t>Routing logic:</w:t>
+      </w:r>
+    </w:p>
+    <w:p>
+      <w:pPr>
+        <w:spacing w:before="100" w:beforeAutospacing="1" w:after="100" w:afterAutospacing="1"/>
+        <w:rPr>
+          <w:rFonts w:ascii="Times New Roman" w:eastAsia="Times New Roman" w:hAnsi="Times New Roman" w:cs="Times New Roman"/>
+          <w:lang w:eastAsia="en-GB"/>
+        </w:rPr>
+      </w:pPr>
+      <w:r>
+        <w:rPr>
+          <w:rFonts w:ascii="Times New Roman" w:eastAsia="Times New Roman" w:hAnsi="Times New Roman" w:cs="Times New Roman"/>
+          <w:lang w:eastAsia="en-GB"/>
+        </w:rPr>
+        <w:t>backtest: simulated</w:t>
+      </w:r>
+      <w:r>
+        <w:rPr>
+          <w:rFonts w:ascii="Times New Roman" w:eastAsia="Times New Roman" w:hAnsi="Times New Roman" w:cs="Times New Roman"/>
+          <w:lang w:eastAsia="en-GB"/>
+        </w:rPr>
+        <w:br/>
+        <w:t>live: API execution</w:t>
+      </w:r>
+    </w:p>
+    <w:p>
+      <w:pPr>
+        <w:rPr>
+          <w:rFonts w:ascii="Times New Roman" w:eastAsia="Times New Roman" w:hAnsi="Times New Roman" w:cs="Times New Roman"/>
+          <w:lang w:eastAsia="en-GB"/>
+        </w:rPr>
+      </w:pPr>
+      <w:r>
+        <w:rPr>
+          <w:rFonts w:ascii="Times New Roman" w:eastAsia="Times New Roman" w:hAnsi="Times New Roman" w:cs="Times New Roman"/>
+          <w:noProof/>
+          <w:lang w:eastAsia="en-GB"/>
+        </w:rPr>
+        <w:pict w14:anchorId="24D77DB9">
+          <v:rect id="_x0000_i1060" alt="" style="width:451.3pt;height:.05pt;mso-width-percent:0;mso-height-percent:0;mso-width-percent:0;mso-height-percent:0" o:hralign="center" o:hrstd="t" o:hr="t" fillcolor="#a0a0a0" stroked="f"/>
+        </w:pict>
+      </w:r>
+    </w:p>
+    <w:p>
+      <w:pPr>
+        <w:spacing w:before="100" w:beforeAutospacing="1" w:after="100" w:afterAutospacing="1"/>
+        <w:outlineLvl w:val="1"/>
+        <w:rPr>
+          <w:rFonts w:ascii="Times New Roman" w:eastAsia="Times New Roman" w:hAnsi="Times New Roman" w:cs="Times New Roman"/>
+          <w:b/>
+          <w:bCs/>
+          <w:sz w:val="36"/>
+          <w:szCs w:val="36"/>
+          <w:lang w:eastAsia="en-GB"/>
+        </w:rPr>
+      </w:pPr>
+      <w:r>
+        <w:rPr>
+          <w:rFonts w:ascii="Times New Roman" w:eastAsia="Times New Roman" w:hAnsi="Times New Roman" w:cs="Times New Roman"/>
+          <w:b/>
+          <w:bCs/>
+          <w:sz w:val="36"/>
+          <w:szCs w:val="36"/>
+          <w:lang w:eastAsia="en-GB"/>
+        </w:rPr>
+        <w:t>4</w:t>
+      </w:r>
+      <w:r>
+        <w:rPr>
+          <w:rFonts w:ascii="Apple Color Emoji" w:eastAsia="Times New Roman" w:hAnsi="Apple Color Emoji" w:cs="Apple Color Emoji"/>
+          <w:b/>
+          <w:bCs/>
+          <w:sz w:val="36"/>
+          <w:szCs w:val="36"/>
+          <w:lang w:eastAsia="en-GB"/>
+        </w:rPr>
+        <w:t>️⃣</w:t>
+      </w:r>
+      <w:r>
+        <w:rPr>
+          <w:rFonts w:ascii="Times New Roman" w:eastAsia="Times New Roman" w:hAnsi="Times New Roman" w:cs="Times New Roman"/>
+          <w:b/>
+          <w:bCs/>
+          <w:sz w:val="36"/>
+          <w:szCs w:val="36"/>
+          <w:lang w:eastAsia="en-GB"/>
+        </w:rPr>
+        <w:t xml:space="preserve"> Market Data Normalisation Layer</w:t>
+      </w:r>
+    </w:p>
+    <w:p>
+      <w:pPr>
+        <w:spacing w:before="100" w:beforeAutospacing="1" w:after="100" w:afterAutospacing="1"/>
+        <w:outlineLvl w:val="2"/>
+        <w:rPr>
+          <w:rFonts w:ascii="Times New Roman" w:eastAsia="Times New Roman" w:hAnsi="Times New Roman" w:cs="Times New Roman"/>
+          <w:b/>
+          <w:bCs/>
+          <w:sz w:val="27"/>
+          <w:szCs w:val="27"/>
+          <w:lang w:eastAsia="en-GB"/>
+        </w:rPr>
+      </w:pPr>
+      <w:r>
+        <w:rPr>
+          <w:rFonts w:ascii="Times New Roman" w:eastAsia="Times New Roman" w:hAnsi="Times New Roman" w:cs="Times New Roman"/>
+          <w:b/>
+          <w:bCs/>
+          <w:sz w:val="27"/>
+          <w:szCs w:val="27"/>
+          <w:lang w:eastAsia="en-GB"/>
+        </w:rPr>
+        <w:t>Purpose</w:t>
+      </w:r>
+    </w:p>
+    <w:p>
+      <w:pPr>
+        <w:spacing w:before="100" w:beforeAutospacing="1" w:after="100" w:afterAutospacing="1"/>
+        <w:rPr>
+          <w:rFonts w:ascii="Times New Roman" w:eastAsia="Times New Roman" w:hAnsi="Times New Roman" w:cs="Times New Roman"/>
+          <w:lang w:eastAsia="en-GB"/>
+        </w:rPr>
+      </w:pPr>
+      <w:r>
+        <w:rPr>
+          <w:rFonts w:ascii="Times New Roman" w:eastAsia="Times New Roman" w:hAnsi="Times New Roman" w:cs="Times New Roman"/>
+          <w:lang w:eastAsia="en-GB"/>
+        </w:rPr>
+        <w:t>Your data loader works — but institutional systems require more:</w:t>
+      </w:r>
+    </w:p>
+    <w:p>
+      <w:pPr>
+        <w:numPr>
+          <w:ilvl w:val="0"/>
+          <w:numId w:val="4"/>
+        </w:numPr>
+        <w:spacing w:before="100" w:beforeAutospacing="1" w:after="100" w:afterAutospacing="1"/>
+        <w:rPr>
+          <w:rFonts w:ascii="Times New Roman" w:eastAsia="Times New Roman" w:hAnsi="Times New Roman" w:cs="Times New Roman"/>
+          <w:lang w:eastAsia="en-GB"/>
+        </w:rPr>
+      </w:pPr>
+      <w:r>
+        <w:rPr>
+          <w:rFonts w:ascii="Times New Roman" w:eastAsia="Times New Roman" w:hAnsi="Times New Roman" w:cs="Times New Roman"/>
+          <w:lang w:eastAsia="en-GB"/>
+        </w:rPr>
+        <w:t>data versioning</w:t>
+      </w:r>
+    </w:p>
+    <w:p>
+      <w:pPr>
+        <w:numPr>
+          <w:ilvl w:val="0"/>
+          <w:numId w:val="4"/>
+        </w:numPr>
+        <w:spacing w:before="100" w:beforeAutospacing="1" w:after="100" w:afterAutospacing="1"/>
+        <w:rPr>
+          <w:rFonts w:ascii="Times New Roman" w:eastAsia="Times New Roman" w:hAnsi="Times New Roman" w:cs="Times New Roman"/>
+          <w:lang w:eastAsia="en-GB"/>
+        </w:rPr>
+      </w:pPr>
+      <w:r>
+        <w:rPr>
+          <w:rFonts w:ascii="Times New Roman" w:eastAsia="Times New Roman" w:hAnsi="Times New Roman" w:cs="Times New Roman"/>
+          <w:lang w:eastAsia="en-GB"/>
+        </w:rPr>
+        <w:t>corporate action adjustment</w:t>
+      </w:r>
+    </w:p>
+    <w:p>
+      <w:pPr>
+        <w:numPr>
+          <w:ilvl w:val="0"/>
+          <w:numId w:val="4"/>
+        </w:numPr>
+        <w:spacing w:before="100" w:beforeAutospacing="1" w:after="100" w:afterAutospacing="1"/>
+        <w:rPr>
+          <w:rFonts w:ascii="Times New Roman" w:eastAsia="Times New Roman" w:hAnsi="Times New Roman" w:cs="Times New Roman"/>
+          <w:lang w:eastAsia="en-GB"/>
+        </w:rPr>
+      </w:pPr>
+      <w:r>
+        <w:rPr>
+          <w:rFonts w:ascii="Times New Roman" w:eastAsia="Times New Roman" w:hAnsi="Times New Roman" w:cs="Times New Roman"/>
+          <w:lang w:eastAsia="en-GB"/>
+        </w:rPr>
+        <w:t>holiday calendars</w:t>
+      </w:r>
+    </w:p>
+    <w:p>
+      <w:pPr>
+        <w:numPr>
+          <w:ilvl w:val="0"/>
+          <w:numId w:val="4"/>
+        </w:numPr>
+        <w:spacing w:before="100" w:beforeAutospacing="1" w:after="100" w:afterAutospacing="1"/>
+        <w:rPr>
+          <w:rFonts w:ascii="Times New Roman" w:eastAsia="Times New Roman" w:hAnsi="Times New Roman" w:cs="Times New Roman"/>
+          <w:lang w:eastAsia="en-GB"/>
+        </w:rPr>
+      </w:pPr>
+      <w:r>
+        <w:rPr>
+          <w:rFonts w:ascii="Times New Roman" w:eastAsia="Times New Roman" w:hAnsi="Times New Roman" w:cs="Times New Roman"/>
+          <w:lang w:eastAsia="en-GB"/>
+        </w:rPr>
+        <w:t>timezone normalization</w:t>
+      </w:r>
+    </w:p>
+    <w:p>
+      <w:pPr>
+        <w:numPr>
+          <w:ilvl w:val="0"/>
+          <w:numId w:val="4"/>
+        </w:numPr>
+        <w:spacing w:before="100" w:beforeAutospacing="1" w:after="100" w:afterAutospacing="1"/>
+        <w:rPr>
+          <w:rFonts w:ascii="Times New Roman" w:eastAsia="Times New Roman" w:hAnsi="Times New Roman" w:cs="Times New Roman"/>
+          <w:lang w:eastAsia="en-GB"/>
+        </w:rPr>
+      </w:pPr>
+      <w:r>
+        <w:rPr>
+          <w:rFonts w:ascii="Times New Roman" w:eastAsia="Times New Roman" w:hAnsi="Times New Roman" w:cs="Times New Roman"/>
+          <w:lang w:eastAsia="en-GB"/>
+        </w:rPr>
+        <w:t>missing data interpolation</w:t>
+      </w:r>
+    </w:p>
+    <w:p>
+      <w:pPr>
+        <w:numPr>
+          <w:ilvl w:val="0"/>
+          <w:numId w:val="4"/>
+        </w:numPr>
+        <w:spacing w:before="100" w:beforeAutospacing="1" w:after="100" w:afterAutospacing="1"/>
+        <w:rPr>
+          <w:rFonts w:ascii="Times New Roman" w:eastAsia="Times New Roman" w:hAnsi="Times New Roman" w:cs="Times New Roman"/>
+          <w:lang w:eastAsia="en-GB"/>
+        </w:rPr>
+      </w:pPr>
+      <w:r>
+        <w:rPr>
+          <w:rFonts w:ascii="Times New Roman" w:eastAsia="Times New Roman" w:hAnsi="Times New Roman" w:cs="Times New Roman"/>
+          <w:lang w:eastAsia="en-GB"/>
+        </w:rPr>
+        <w:t>replayable tick timestamps</w:t>
+      </w:r>
+    </w:p>
+    <w:p>
+      <w:pPr>
+        <w:numPr>
+          <w:ilvl w:val="0"/>
+          <w:numId w:val="4"/>
+        </w:numPr>
+        <w:spacing w:before="100" w:beforeAutospacing="1" w:after="100" w:afterAutospacing="1"/>
+        <w:rPr>
+          <w:rFonts w:ascii="Times New Roman" w:eastAsia="Times New Roman" w:hAnsi="Times New Roman" w:cs="Times New Roman"/>
+          <w:lang w:eastAsia="en-GB"/>
+        </w:rPr>
+      </w:pPr>
+      <w:r>
+        <w:rPr>
+          <w:rFonts w:ascii="Times New Roman" w:eastAsia="Times New Roman" w:hAnsi="Times New Roman" w:cs="Times New Roman"/>
+          <w:lang w:eastAsia="en-GB"/>
+        </w:rPr>
+        <w:t>live &amp; historical parity</w:t>
+      </w:r>
+    </w:p>
+    <w:p>
+      <w:pPr>
+        <w:spacing w:before="100" w:beforeAutospacing="1" w:after="100" w:afterAutospacing="1"/>
+        <w:rPr>
+          <w:rFonts w:ascii="Times New Roman" w:eastAsia="Times New Roman" w:hAnsi="Times New Roman" w:cs="Times New Roman"/>
+          <w:lang w:eastAsia="en-GB"/>
+        </w:rPr>
+      </w:pPr>
+      <w:r>
+        <w:rPr>
+          <w:rFonts w:ascii="Times New Roman" w:eastAsia="Times New Roman" w:hAnsi="Times New Roman" w:cs="Times New Roman"/>
+          <w:lang w:eastAsia="en-GB"/>
+        </w:rPr>
+        <w:t>You eventually must build:</w:t>
+      </w:r>
+    </w:p>
+    <w:p>
+      <w:pPr>
+        <w:spacing w:before="100" w:beforeAutospacing="1" w:after="100" w:afterAutospacing="1"/>
+        <w:rPr>
+          <w:rFonts w:ascii="Times New Roman" w:eastAsia="Times New Roman" w:hAnsi="Times New Roman" w:cs="Times New Roman"/>
+          <w:lang w:eastAsia="en-GB"/>
+        </w:rPr>
+      </w:pPr>
       <w:r>
         <w:rPr>
           <w:rFonts w:ascii="Courier New" w:eastAsia="Times New Roman" w:hAnsi="Courier New" w:cs="Courier New"/>
@@ -492,37 +1282,114 @@
           <w:szCs w:val="20"/>
           <w:lang w:eastAsia="en-GB"/>
         </w:rPr>
-        <w:t>validate_order</w:t>
-      </w:r>
-      <w:proofErr w:type="spellEnd"/>
-      <w:r>
-        <w:rPr>
-          <w:rFonts w:ascii="Courier New" w:eastAsia="Times New Roman" w:hAnsi="Courier New" w:cs="Courier New"/>
-          <w:sz w:val="20"/>
-          <w:szCs w:val="20"/>
-          <w:lang w:eastAsia="en-GB"/>
-        </w:rPr>
-        <w:t xml:space="preserve">(order, </w:t>
-      </w:r>
-      <w:proofErr w:type="spellStart"/>
-      <w:r>
-        <w:rPr>
-          <w:rFonts w:ascii="Courier New" w:eastAsia="Times New Roman" w:hAnsi="Courier New" w:cs="Courier New"/>
-          <w:sz w:val="20"/>
-          <w:szCs w:val="20"/>
-          <w:lang w:eastAsia="en-GB"/>
-        </w:rPr>
-        <w:t>portfolio_state</w:t>
-      </w:r>
-      <w:proofErr w:type="spellEnd"/>
-      <w:r>
-        <w:rPr>
-          <w:rFonts w:ascii="Courier New" w:eastAsia="Times New Roman" w:hAnsi="Courier New" w:cs="Courier New"/>
-          <w:sz w:val="20"/>
-          <w:szCs w:val="20"/>
-          <w:lang w:eastAsia="en-GB"/>
-        </w:rPr>
-        <w:t>):</w:t>
+        <w:t>data/marketdata.py</w:t>
+      </w:r>
+    </w:p>
+    <w:p>
+      <w:pPr>
+        <w:rPr>
+          <w:rFonts w:ascii="Times New Roman" w:eastAsia="Times New Roman" w:hAnsi="Times New Roman" w:cs="Times New Roman"/>
+          <w:lang w:eastAsia="en-GB"/>
+        </w:rPr>
+      </w:pPr>
+      <w:r>
+        <w:rPr>
+          <w:rFonts w:ascii="Times New Roman" w:eastAsia="Times New Roman" w:hAnsi="Times New Roman" w:cs="Times New Roman"/>
+          <w:noProof/>
+          <w:lang w:eastAsia="en-GB"/>
+        </w:rPr>
+        <w:pict w14:anchorId="79FEE4F7">
+          <v:rect id="_x0000_i1059" alt="" style="width:451.3pt;height:.05pt;mso-width-percent:0;mso-height-percent:0;mso-width-percent:0;mso-height-percent:0" o:hralign="center" o:hrstd="t" o:hr="t" fillcolor="#a0a0a0" stroked="f"/>
+        </w:pict>
+      </w:r>
+    </w:p>
+    <w:p>
+      <w:pPr>
+        <w:spacing w:before="100" w:beforeAutospacing="1" w:after="100" w:afterAutospacing="1"/>
+        <w:outlineLvl w:val="1"/>
+        <w:rPr>
+          <w:rFonts w:ascii="Times New Roman" w:eastAsia="Times New Roman" w:hAnsi="Times New Roman" w:cs="Times New Roman"/>
+          <w:b/>
+          <w:bCs/>
+          <w:sz w:val="36"/>
+          <w:szCs w:val="36"/>
+          <w:lang w:eastAsia="en-GB"/>
+        </w:rPr>
+      </w:pPr>
+      <w:r>
+        <w:rPr>
+          <w:rFonts w:ascii="Times New Roman" w:eastAsia="Times New Roman" w:hAnsi="Times New Roman" w:cs="Times New Roman"/>
+          <w:b/>
+          <w:bCs/>
+          <w:sz w:val="36"/>
+          <w:szCs w:val="36"/>
+          <w:lang w:eastAsia="en-GB"/>
+        </w:rPr>
+        <w:lastRenderedPageBreak/>
+        <w:t>5</w:t>
+      </w:r>
+      <w:r>
+        <w:rPr>
+          <w:rFonts w:ascii="Apple Color Emoji" w:eastAsia="Times New Roman" w:hAnsi="Apple Color Emoji" w:cs="Apple Color Emoji"/>
+          <w:b/>
+          <w:bCs/>
+          <w:sz w:val="36"/>
+          <w:szCs w:val="36"/>
+          <w:lang w:eastAsia="en-GB"/>
+        </w:rPr>
+        <w:t>️⃣</w:t>
+      </w:r>
+      <w:r>
+        <w:rPr>
+          <w:rFonts w:ascii="Times New Roman" w:eastAsia="Times New Roman" w:hAnsi="Times New Roman" w:cs="Times New Roman"/>
+          <w:b/>
+          <w:bCs/>
+          <w:sz w:val="36"/>
+          <w:szCs w:val="36"/>
+          <w:lang w:eastAsia="en-GB"/>
+        </w:rPr>
+        <w:t xml:space="preserve"> Risk Reporting &amp; Monitoring System</w:t>
+      </w:r>
+    </w:p>
+    <w:p>
+      <w:pPr>
+        <w:spacing w:before="100" w:beforeAutospacing="1" w:after="100" w:afterAutospacing="1"/>
+        <w:outlineLvl w:val="2"/>
+        <w:rPr>
+          <w:rFonts w:ascii="Times New Roman" w:eastAsia="Times New Roman" w:hAnsi="Times New Roman" w:cs="Times New Roman"/>
+          <w:b/>
+          <w:bCs/>
+          <w:sz w:val="27"/>
+          <w:szCs w:val="27"/>
+          <w:lang w:eastAsia="en-GB"/>
+        </w:rPr>
+      </w:pPr>
+      <w:r>
+        <w:rPr>
+          <w:rFonts w:ascii="Times New Roman" w:eastAsia="Times New Roman" w:hAnsi="Times New Roman" w:cs="Times New Roman"/>
+          <w:b/>
+          <w:bCs/>
+          <w:sz w:val="27"/>
+          <w:szCs w:val="27"/>
+          <w:lang w:eastAsia="en-GB"/>
+        </w:rPr>
+        <w:t>Inside risk_reporting.py</w:t>
+      </w:r>
+    </w:p>
+    <w:p>
+      <w:pPr>
+        <w:spacing w:before="100" w:beforeAutospacing="1" w:after="100" w:afterAutospacing="1"/>
+        <w:rPr>
+          <w:rFonts w:ascii="Times New Roman" w:eastAsia="Times New Roman" w:hAnsi="Times New Roman" w:cs="Times New Roman"/>
+          <w:lang w:eastAsia="en-GB"/>
+        </w:rPr>
+      </w:pPr>
+      <w:r>
+        <w:rPr>
+          <w:rFonts w:ascii="Times New Roman" w:eastAsia="Times New Roman" w:hAnsi="Times New Roman" w:cs="Times New Roman"/>
+          <w:lang w:eastAsia="en-GB"/>
+        </w:rPr>
+        <w:t>Track:</w:t>
       </w:r>
     </w:p>
     <w:p>
@@ -559,27 +1426,7 @@
           <w:szCs w:val="20"/>
           <w:lang w:eastAsia="en-GB"/>
         </w:rPr>
-        <w:t xml:space="preserve">    </w:t>
-      </w:r>
-      <w:proofErr w:type="spellStart"/>
-      <w:r>
-        <w:rPr>
-          <w:rFonts w:ascii="Courier New" w:eastAsia="Times New Roman" w:hAnsi="Courier New" w:cs="Courier New"/>
-          <w:sz w:val="20"/>
-          <w:szCs w:val="20"/>
-          <w:lang w:eastAsia="en-GB"/>
-        </w:rPr>
-        <w:t>risk_checks</w:t>
-      </w:r>
-      <w:proofErr w:type="spellEnd"/>
-      <w:r>
-        <w:rPr>
-          <w:rFonts w:ascii="Courier New" w:eastAsia="Times New Roman" w:hAnsi="Courier New" w:cs="Courier New"/>
-          <w:sz w:val="20"/>
-          <w:szCs w:val="20"/>
-          <w:lang w:eastAsia="en-GB"/>
-        </w:rPr>
-        <w:t xml:space="preserve"> = [</w:t>
+        <w:t>daily PnL variance</w:t>
       </w:r>
     </w:p>
     <w:p>
@@ -616,27 +1463,7 @@
           <w:szCs w:val="20"/>
           <w:lang w:eastAsia="en-GB"/>
         </w:rPr>
-        <w:t xml:space="preserve">        </w:t>
-      </w:r>
-      <w:proofErr w:type="spellStart"/>
-      <w:r>
-        <w:rPr>
-          <w:rFonts w:ascii="Courier New" w:eastAsia="Times New Roman" w:hAnsi="Courier New" w:cs="Courier New"/>
-          <w:sz w:val="20"/>
-          <w:szCs w:val="20"/>
-          <w:lang w:eastAsia="en-GB"/>
-        </w:rPr>
-        <w:t>exposure_limit</w:t>
-      </w:r>
-      <w:proofErr w:type="spellEnd"/>
-      <w:r>
-        <w:rPr>
-          <w:rFonts w:ascii="Courier New" w:eastAsia="Times New Roman" w:hAnsi="Courier New" w:cs="Courier New"/>
-          <w:sz w:val="20"/>
-          <w:szCs w:val="20"/>
-          <w:lang w:eastAsia="en-GB"/>
-        </w:rPr>
-        <w:t>(),</w:t>
+        <w:t>VaR</w:t>
       </w:r>
     </w:p>
     <w:p>
@@ -673,27 +1500,7 @@
           <w:szCs w:val="20"/>
           <w:lang w:eastAsia="en-GB"/>
         </w:rPr>
-        <w:t xml:space="preserve">        </w:t>
-      </w:r>
-      <w:proofErr w:type="spellStart"/>
-      <w:r>
-        <w:rPr>
-          <w:rFonts w:ascii="Courier New" w:eastAsia="Times New Roman" w:hAnsi="Courier New" w:cs="Courier New"/>
-          <w:sz w:val="20"/>
-          <w:szCs w:val="20"/>
-          <w:lang w:eastAsia="en-GB"/>
-        </w:rPr>
-        <w:t>leverage_limit</w:t>
-      </w:r>
-      <w:proofErr w:type="spellEnd"/>
-      <w:r>
-        <w:rPr>
-          <w:rFonts w:ascii="Courier New" w:eastAsia="Times New Roman" w:hAnsi="Courier New" w:cs="Courier New"/>
-          <w:sz w:val="20"/>
-          <w:szCs w:val="20"/>
-          <w:lang w:eastAsia="en-GB"/>
-        </w:rPr>
-        <w:t>(),</w:t>
+        <w:t>ES (expected shortfall)</w:t>
       </w:r>
     </w:p>
     <w:p>
@@ -730,27 +1537,7 @@
           <w:szCs w:val="20"/>
           <w:lang w:eastAsia="en-GB"/>
         </w:rPr>
-        <w:t xml:space="preserve">        </w:t>
-      </w:r>
-      <w:proofErr w:type="spellStart"/>
-      <w:r>
-        <w:rPr>
-          <w:rFonts w:ascii="Courier New" w:eastAsia="Times New Roman" w:hAnsi="Courier New" w:cs="Courier New"/>
-          <w:sz w:val="20"/>
-          <w:szCs w:val="20"/>
-          <w:lang w:eastAsia="en-GB"/>
-        </w:rPr>
-        <w:t>drawdown_limit</w:t>
-      </w:r>
-      <w:proofErr w:type="spellEnd"/>
-      <w:r>
-        <w:rPr>
-          <w:rFonts w:ascii="Courier New" w:eastAsia="Times New Roman" w:hAnsi="Courier New" w:cs="Courier New"/>
-          <w:sz w:val="20"/>
-          <w:szCs w:val="20"/>
-          <w:lang w:eastAsia="en-GB"/>
-        </w:rPr>
-        <w:t>(),</w:t>
+        <w:t>Gross exposure</w:t>
       </w:r>
     </w:p>
     <w:p>
@@ -787,27 +1574,7 @@
           <w:szCs w:val="20"/>
           <w:lang w:eastAsia="en-GB"/>
         </w:rPr>
-        <w:t xml:space="preserve">        </w:t>
-      </w:r>
-      <w:proofErr w:type="spellStart"/>
-      <w:r>
-        <w:rPr>
-          <w:rFonts w:ascii="Courier New" w:eastAsia="Times New Roman" w:hAnsi="Courier New" w:cs="Courier New"/>
-          <w:sz w:val="20"/>
-          <w:szCs w:val="20"/>
-          <w:lang w:eastAsia="en-GB"/>
-        </w:rPr>
-        <w:t>liquidity_constraint</w:t>
-      </w:r>
-      <w:proofErr w:type="spellEnd"/>
-      <w:r>
-        <w:rPr>
-          <w:rFonts w:ascii="Courier New" w:eastAsia="Times New Roman" w:hAnsi="Courier New" w:cs="Courier New"/>
-          <w:sz w:val="20"/>
-          <w:szCs w:val="20"/>
-          <w:lang w:eastAsia="en-GB"/>
-        </w:rPr>
-        <w:t>(),</w:t>
+        <w:t>Net exposure</w:t>
       </w:r>
     </w:p>
     <w:p>
@@ -844,27 +1611,7 @@
           <w:szCs w:val="20"/>
           <w:lang w:eastAsia="en-GB"/>
         </w:rPr>
-        <w:t xml:space="preserve">        </w:t>
-      </w:r>
-      <w:proofErr w:type="spellStart"/>
-      <w:r>
-        <w:rPr>
-          <w:rFonts w:ascii="Courier New" w:eastAsia="Times New Roman" w:hAnsi="Courier New" w:cs="Courier New"/>
-          <w:sz w:val="20"/>
-          <w:szCs w:val="20"/>
-          <w:lang w:eastAsia="en-GB"/>
-        </w:rPr>
-        <w:t>slippage_impact_limit</w:t>
-      </w:r>
-      <w:proofErr w:type="spellEnd"/>
-      <w:r>
-        <w:rPr>
-          <w:rFonts w:ascii="Courier New" w:eastAsia="Times New Roman" w:hAnsi="Courier New" w:cs="Courier New"/>
-          <w:sz w:val="20"/>
-          <w:szCs w:val="20"/>
-          <w:lang w:eastAsia="en-GB"/>
-        </w:rPr>
-        <w:t>(),</w:t>
+        <w:t>Convexity</w:t>
       </w:r>
     </w:p>
     <w:p>
@@ -901,295 +1648,7 @@
           <w:szCs w:val="20"/>
           <w:lang w:eastAsia="en-GB"/>
         </w:rPr>
-        <w:t xml:space="preserve">    ]</w:t>
-      </w:r>
-    </w:p>
-    <w:p>
-      <w:pPr>
-        <w:spacing w:before="100" w:beforeAutospacing="1" w:after="100" w:afterAutospacing="1"/>
-        <w:rPr>
-          <w:rFonts w:ascii="Times New Roman" w:eastAsia="Times New Roman" w:hAnsi="Times New Roman" w:cs="Times New Roman"/>
-          <w:lang w:eastAsia="en-GB"/>
-        </w:rPr>
-      </w:pPr>
-      <w:r>
-        <w:rPr>
-          <w:rFonts w:ascii="Times New Roman" w:eastAsia="Times New Roman" w:hAnsi="Times New Roman" w:cs="Times New Roman"/>
-          <w:lang w:eastAsia="en-GB"/>
-        </w:rPr>
-        <w:t xml:space="preserve">This script should run before orders hit </w:t>
-      </w:r>
-      <w:proofErr w:type="spellStart"/>
-      <w:r>
-        <w:rPr>
-          <w:rFonts w:ascii="Courier New" w:eastAsia="Times New Roman" w:hAnsi="Courier New" w:cs="Courier New"/>
-          <w:sz w:val="20"/>
-          <w:szCs w:val="20"/>
-          <w:lang w:eastAsia="en-GB"/>
-        </w:rPr>
-        <w:t>portfolio.execute_orders</w:t>
-      </w:r>
-      <w:proofErr w:type="spellEnd"/>
-      <w:r>
-        <w:rPr>
-          <w:rFonts w:ascii="Courier New" w:eastAsia="Times New Roman" w:hAnsi="Courier New" w:cs="Courier New"/>
-          <w:sz w:val="20"/>
-          <w:szCs w:val="20"/>
-          <w:lang w:eastAsia="en-GB"/>
-        </w:rPr>
-        <w:t>()</w:t>
-      </w:r>
-      <w:r>
-        <w:rPr>
-          <w:rFonts w:ascii="Times New Roman" w:eastAsia="Times New Roman" w:hAnsi="Times New Roman" w:cs="Times New Roman"/>
-          <w:lang w:eastAsia="en-GB"/>
-        </w:rPr>
-        <w:t>.</w:t>
-      </w:r>
-    </w:p>
-    <w:p>
-      <w:pPr>
-        <w:rPr>
-          <w:rFonts w:ascii="Times New Roman" w:eastAsia="Times New Roman" w:hAnsi="Times New Roman" w:cs="Times New Roman"/>
-          <w:lang w:eastAsia="en-GB"/>
-        </w:rPr>
-      </w:pPr>
-      <w:r>
-        <w:rPr>
-          <w:rFonts w:ascii="Times New Roman" w:eastAsia="Times New Roman" w:hAnsi="Times New Roman" w:cs="Times New Roman"/>
-          <w:lang w:eastAsia="en-GB"/>
-        </w:rPr>
-        <w:pict w14:anchorId="1FF656E7">
-          <v:rect id="_x0000_i1026" style="width:0;height:1.5pt" o:hralign="center" o:hrstd="t" o:hr="t" fillcolor="#a0a0a0" stroked="f"/>
-        </w:pict>
-      </w:r>
-    </w:p>
-    <w:p>
-      <w:pPr>
-        <w:spacing w:before="100" w:beforeAutospacing="1" w:after="100" w:afterAutospacing="1"/>
-        <w:outlineLvl w:val="1"/>
-        <w:rPr>
-          <w:rFonts w:ascii="Times New Roman" w:eastAsia="Times New Roman" w:hAnsi="Times New Roman" w:cs="Times New Roman"/>
-          <w:b/>
-          <w:bCs/>
-          <w:sz w:val="36"/>
-          <w:szCs w:val="36"/>
-          <w:lang w:eastAsia="en-GB"/>
-        </w:rPr>
-      </w:pPr>
-      <w:r>
-        <w:rPr>
-          <w:rFonts w:ascii="Times New Roman" w:eastAsia="Times New Roman" w:hAnsi="Times New Roman" w:cs="Times New Roman"/>
-          <w:b/>
-          <w:bCs/>
-          <w:sz w:val="36"/>
-          <w:szCs w:val="36"/>
-          <w:lang w:eastAsia="en-GB"/>
-        </w:rPr>
-        <w:t>2</w:t>
-      </w:r>
-      <w:r>
-        <w:rPr>
-          <w:rFonts w:ascii="Apple Color Emoji" w:eastAsia="Times New Roman" w:hAnsi="Apple Color Emoji" w:cs="Apple Color Emoji"/>
-          <w:b/>
-          <w:bCs/>
-          <w:sz w:val="36"/>
-          <w:szCs w:val="36"/>
-          <w:lang w:eastAsia="en-GB"/>
-        </w:rPr>
-        <w:t>️⃣</w:t>
-      </w:r>
-      <w:r>
-        <w:rPr>
-          <w:rFonts w:ascii="Times New Roman" w:eastAsia="Times New Roman" w:hAnsi="Times New Roman" w:cs="Times New Roman"/>
-          <w:b/>
-          <w:bCs/>
-          <w:sz w:val="36"/>
-          <w:szCs w:val="36"/>
-          <w:lang w:eastAsia="en-GB"/>
-        </w:rPr>
-        <w:t xml:space="preserve"> Position Sizing Engine</w:t>
-      </w:r>
-    </w:p>
-    <w:p>
-      <w:pPr>
-        <w:spacing w:before="100" w:beforeAutospacing="1" w:after="100" w:afterAutospacing="1"/>
-        <w:rPr>
-          <w:rFonts w:ascii="Times New Roman" w:eastAsia="Times New Roman" w:hAnsi="Times New Roman" w:cs="Times New Roman"/>
-          <w:lang w:eastAsia="en-GB"/>
-        </w:rPr>
-      </w:pPr>
-      <w:r>
-        <w:rPr>
-          <w:rFonts w:ascii="Times New Roman" w:eastAsia="Times New Roman" w:hAnsi="Times New Roman" w:cs="Times New Roman"/>
-          <w:lang w:eastAsia="en-GB"/>
-        </w:rPr>
-        <w:lastRenderedPageBreak/>
-        <w:t>Right now your position sizing is simplified.</w:t>
-      </w:r>
-      <w:r>
-        <w:rPr>
-          <w:rFonts w:ascii="Times New Roman" w:eastAsia="Times New Roman" w:hAnsi="Times New Roman" w:cs="Times New Roman"/>
-          <w:lang w:eastAsia="en-GB"/>
-        </w:rPr>
-        <w:br/>
-        <w:t>Institutional systems require:</w:t>
-      </w:r>
-    </w:p>
-    <w:p>
-      <w:pPr>
-        <w:numPr>
-          <w:ilvl w:val="0"/>
-          <w:numId w:val="2"/>
-        </w:numPr>
-        <w:spacing w:before="100" w:beforeAutospacing="1" w:after="100" w:afterAutospacing="1"/>
-        <w:rPr>
-          <w:rFonts w:ascii="Times New Roman" w:eastAsia="Times New Roman" w:hAnsi="Times New Roman" w:cs="Times New Roman"/>
-          <w:lang w:eastAsia="en-GB"/>
-        </w:rPr>
-      </w:pPr>
-      <w:r>
-        <w:rPr>
-          <w:rFonts w:ascii="Times New Roman" w:eastAsia="Times New Roman" w:hAnsi="Times New Roman" w:cs="Times New Roman"/>
-          <w:lang w:eastAsia="en-GB"/>
-        </w:rPr>
-        <w:t>Kelly sizing</w:t>
-      </w:r>
-    </w:p>
-    <w:p>
-      <w:pPr>
-        <w:numPr>
-          <w:ilvl w:val="0"/>
-          <w:numId w:val="2"/>
-        </w:numPr>
-        <w:spacing w:before="100" w:beforeAutospacing="1" w:after="100" w:afterAutospacing="1"/>
-        <w:rPr>
-          <w:rFonts w:ascii="Times New Roman" w:eastAsia="Times New Roman" w:hAnsi="Times New Roman" w:cs="Times New Roman"/>
-          <w:lang w:eastAsia="en-GB"/>
-        </w:rPr>
-      </w:pPr>
-      <w:r>
-        <w:rPr>
-          <w:rFonts w:ascii="Times New Roman" w:eastAsia="Times New Roman" w:hAnsi="Times New Roman" w:cs="Times New Roman"/>
-          <w:lang w:eastAsia="en-GB"/>
-        </w:rPr>
-        <w:t>risk parity allocation</w:t>
-      </w:r>
-    </w:p>
-    <w:p>
-      <w:pPr>
-        <w:numPr>
-          <w:ilvl w:val="0"/>
-          <w:numId w:val="2"/>
-        </w:numPr>
-        <w:spacing w:before="100" w:beforeAutospacing="1" w:after="100" w:afterAutospacing="1"/>
-        <w:rPr>
-          <w:rFonts w:ascii="Times New Roman" w:eastAsia="Times New Roman" w:hAnsi="Times New Roman" w:cs="Times New Roman"/>
-          <w:lang w:eastAsia="en-GB"/>
-        </w:rPr>
-      </w:pPr>
-      <w:r>
-        <w:rPr>
-          <w:rFonts w:ascii="Times New Roman" w:eastAsia="Times New Roman" w:hAnsi="Times New Roman" w:cs="Times New Roman"/>
-          <w:lang w:eastAsia="en-GB"/>
-        </w:rPr>
-        <w:t>volatility targeting</w:t>
-      </w:r>
-    </w:p>
-    <w:p>
-      <w:pPr>
-        <w:numPr>
-          <w:ilvl w:val="0"/>
-          <w:numId w:val="2"/>
-        </w:numPr>
-        <w:spacing w:before="100" w:beforeAutospacing="1" w:after="100" w:afterAutospacing="1"/>
-        <w:rPr>
-          <w:rFonts w:ascii="Times New Roman" w:eastAsia="Times New Roman" w:hAnsi="Times New Roman" w:cs="Times New Roman"/>
-          <w:lang w:eastAsia="en-GB"/>
-        </w:rPr>
-      </w:pPr>
-      <w:r>
-        <w:rPr>
-          <w:rFonts w:ascii="Times New Roman" w:eastAsia="Times New Roman" w:hAnsi="Times New Roman" w:cs="Times New Roman"/>
-          <w:lang w:eastAsia="en-GB"/>
-        </w:rPr>
-        <w:t>dynamic leverage allocation</w:t>
-      </w:r>
-    </w:p>
-    <w:p>
-      <w:pPr>
-        <w:numPr>
-          <w:ilvl w:val="0"/>
-          <w:numId w:val="2"/>
-        </w:numPr>
-        <w:spacing w:before="100" w:beforeAutospacing="1" w:after="100" w:afterAutospacing="1"/>
-        <w:rPr>
-          <w:rFonts w:ascii="Times New Roman" w:eastAsia="Times New Roman" w:hAnsi="Times New Roman" w:cs="Times New Roman"/>
-          <w:lang w:eastAsia="en-GB"/>
-        </w:rPr>
-      </w:pPr>
-      <w:r>
-        <w:rPr>
-          <w:rFonts w:ascii="Times New Roman" w:eastAsia="Times New Roman" w:hAnsi="Times New Roman" w:cs="Times New Roman"/>
-          <w:lang w:eastAsia="en-GB"/>
-        </w:rPr>
-        <w:t>cross-asset weighting logic</w:t>
-      </w:r>
-    </w:p>
-    <w:p>
-      <w:pPr>
-        <w:numPr>
-          <w:ilvl w:val="0"/>
-          <w:numId w:val="2"/>
-        </w:numPr>
-        <w:spacing w:before="100" w:beforeAutospacing="1" w:after="100" w:afterAutospacing="1"/>
-        <w:rPr>
-          <w:rFonts w:ascii="Times New Roman" w:eastAsia="Times New Roman" w:hAnsi="Times New Roman" w:cs="Times New Roman"/>
-          <w:lang w:eastAsia="en-GB"/>
-        </w:rPr>
-      </w:pPr>
-      <w:r>
-        <w:rPr>
-          <w:rFonts w:ascii="Times New Roman" w:eastAsia="Times New Roman" w:hAnsi="Times New Roman" w:cs="Times New Roman"/>
-          <w:lang w:eastAsia="en-GB"/>
-        </w:rPr>
-        <w:t>slippage adjusted sizing</w:t>
-      </w:r>
-    </w:p>
-    <w:p>
-      <w:pPr>
-        <w:numPr>
-          <w:ilvl w:val="0"/>
-          <w:numId w:val="2"/>
-        </w:numPr>
-        <w:spacing w:before="100" w:beforeAutospacing="1" w:after="100" w:afterAutospacing="1"/>
-        <w:rPr>
-          <w:rFonts w:ascii="Times New Roman" w:eastAsia="Times New Roman" w:hAnsi="Times New Roman" w:cs="Times New Roman"/>
-          <w:lang w:eastAsia="en-GB"/>
-        </w:rPr>
-      </w:pPr>
-      <w:r>
-        <w:rPr>
-          <w:rFonts w:ascii="Times New Roman" w:eastAsia="Times New Roman" w:hAnsi="Times New Roman" w:cs="Times New Roman"/>
-          <w:lang w:eastAsia="en-GB"/>
-        </w:rPr>
-        <w:t>liquidity access control</w:t>
-      </w:r>
-    </w:p>
-    <w:p>
-      <w:pPr>
-        <w:spacing w:before="100" w:beforeAutospacing="1" w:after="100" w:afterAutospacing="1"/>
-        <w:rPr>
-          <w:rFonts w:ascii="Times New Roman" w:eastAsia="Times New Roman" w:hAnsi="Times New Roman" w:cs="Times New Roman"/>
-          <w:lang w:eastAsia="en-GB"/>
-        </w:rPr>
-      </w:pPr>
-      <w:r>
-        <w:rPr>
-          <w:rFonts w:ascii="Times New Roman" w:eastAsia="Times New Roman" w:hAnsi="Times New Roman" w:cs="Times New Roman"/>
-          <w:lang w:eastAsia="en-GB"/>
-        </w:rPr>
-        <w:t>This module will eventually plug into:</w:t>
+        <w:t>Correlation contribution</w:t>
       </w:r>
     </w:p>
     <w:p>
@@ -1226,23 +1685,40 @@
           <w:szCs w:val="20"/>
           <w:lang w:eastAsia="en-GB"/>
         </w:rPr>
-        <w:t>strategy signal → sizing engine → order sizing</w:t>
-      </w:r>
-    </w:p>
-    <w:p>
-      <w:pPr>
-        <w:rPr>
-          <w:rFonts w:ascii="Times New Roman" w:eastAsia="Times New Roman" w:hAnsi="Times New Roman" w:cs="Times New Roman"/>
-          <w:lang w:eastAsia="en-GB"/>
-        </w:rPr>
-      </w:pPr>
-      <w:r>
-        <w:rPr>
-          <w:rFonts w:ascii="Times New Roman" w:eastAsia="Times New Roman" w:hAnsi="Times New Roman" w:cs="Times New Roman"/>
-          <w:lang w:eastAsia="en-GB"/>
-        </w:rPr>
-        <w:pict w14:anchorId="4870A785">
-          <v:rect id="_x0000_i1027" style="width:0;height:1.5pt" o:hralign="center" o:hrstd="t" o:hr="t" fillcolor="#a0a0a0" stroked="f"/>
+        <w:t>Sector exposure</w:t>
+      </w:r>
+    </w:p>
+    <w:p>
+      <w:pPr>
+        <w:spacing w:before="100" w:beforeAutospacing="1" w:after="100" w:afterAutospacing="1"/>
+        <w:rPr>
+          <w:rFonts w:ascii="Times New Roman" w:eastAsia="Times New Roman" w:hAnsi="Times New Roman" w:cs="Times New Roman"/>
+          <w:lang w:eastAsia="en-GB"/>
+        </w:rPr>
+      </w:pPr>
+      <w:r>
+        <w:rPr>
+          <w:rFonts w:ascii="Times New Roman" w:eastAsia="Times New Roman" w:hAnsi="Times New Roman" w:cs="Times New Roman"/>
+          <w:lang w:eastAsia="en-GB"/>
+        </w:rPr>
+        <w:t>Daily dashboards + warning triggers.</w:t>
+      </w:r>
+    </w:p>
+    <w:p>
+      <w:pPr>
+        <w:rPr>
+          <w:rFonts w:ascii="Times New Roman" w:eastAsia="Times New Roman" w:hAnsi="Times New Roman" w:cs="Times New Roman"/>
+          <w:lang w:eastAsia="en-GB"/>
+        </w:rPr>
+      </w:pPr>
+      <w:r>
+        <w:rPr>
+          <w:rFonts w:ascii="Times New Roman" w:eastAsia="Times New Roman" w:hAnsi="Times New Roman" w:cs="Times New Roman"/>
+          <w:noProof/>
+          <w:lang w:eastAsia="en-GB"/>
+        </w:rPr>
+        <w:pict w14:anchorId="42A2D1DD">
+          <v:rect id="_x0000_i1058" alt="" style="width:451.3pt;height:.05pt;mso-width-percent:0;mso-height-percent:0;mso-width-percent:0;mso-height-percent:0" o:hralign="center" o:hrstd="t" o:hr="t" fillcolor="#a0a0a0" stroked="f"/>
         </w:pict>
       </w:r>
     </w:p>
@@ -1268,7 +1744,7 @@
           <w:szCs w:val="36"/>
           <w:lang w:eastAsia="en-GB"/>
         </w:rPr>
-        <w:t>3</w:t>
+        <w:t>6</w:t>
       </w:r>
       <w:r>
         <w:rPr>
@@ -1290,55 +1766,229 @@
           <w:szCs w:val="36"/>
           <w:lang w:eastAsia="en-GB"/>
         </w:rPr>
-        <w:t xml:space="preserve"> Order Management System (OMS)</w:t>
-      </w:r>
-    </w:p>
-    <w:p>
-      <w:pPr>
-        <w:spacing w:before="100" w:beforeAutospacing="1" w:after="100" w:afterAutospacing="1"/>
-        <w:outlineLvl w:val="2"/>
-        <w:rPr>
-          <w:rFonts w:ascii="Times New Roman" w:eastAsia="Times New Roman" w:hAnsi="Times New Roman" w:cs="Times New Roman"/>
-          <w:b/>
-          <w:bCs/>
-          <w:sz w:val="27"/>
-          <w:szCs w:val="27"/>
-          <w:lang w:eastAsia="en-GB"/>
-        </w:rPr>
-      </w:pPr>
-      <w:r>
-        <w:rPr>
-          <w:rFonts w:ascii="Times New Roman" w:eastAsia="Times New Roman" w:hAnsi="Times New Roman" w:cs="Times New Roman"/>
-          <w:b/>
-          <w:bCs/>
-          <w:sz w:val="27"/>
-          <w:szCs w:val="27"/>
-          <w:lang w:eastAsia="en-GB"/>
-        </w:rPr>
-        <w:t>Purpose</w:t>
-      </w:r>
-    </w:p>
-    <w:p>
-      <w:pPr>
-        <w:spacing w:before="100" w:beforeAutospacing="1" w:after="100" w:afterAutospacing="1"/>
-        <w:rPr>
-          <w:rFonts w:ascii="Times New Roman" w:eastAsia="Times New Roman" w:hAnsi="Times New Roman" w:cs="Times New Roman"/>
-          <w:lang w:eastAsia="en-GB"/>
-        </w:rPr>
-      </w:pPr>
-      <w:r>
-        <w:rPr>
-          <w:rFonts w:ascii="Times New Roman" w:eastAsia="Times New Roman" w:hAnsi="Times New Roman" w:cs="Times New Roman"/>
-          <w:lang w:eastAsia="en-GB"/>
-        </w:rPr>
-        <w:t>Real firms separate:</w:t>
+        <w:t xml:space="preserve"> Trade Cost &amp; Slippage Model</w:t>
+      </w:r>
+    </w:p>
+    <w:p>
+      <w:pPr>
+        <w:spacing w:before="100" w:beforeAutospacing="1" w:after="100" w:afterAutospacing="1"/>
+        <w:rPr>
+          <w:rFonts w:ascii="Times New Roman" w:eastAsia="Times New Roman" w:hAnsi="Times New Roman" w:cs="Times New Roman"/>
+          <w:lang w:eastAsia="en-GB"/>
+        </w:rPr>
+      </w:pPr>
+      <w:r>
+        <w:rPr>
+          <w:rFonts w:ascii="Times New Roman" w:eastAsia="Times New Roman" w:hAnsi="Times New Roman" w:cs="Times New Roman"/>
+          <w:lang w:eastAsia="en-GB"/>
+        </w:rPr>
+        <w:t>Nobody gets fills at the close price in reality.</w:t>
+      </w:r>
+    </w:p>
+    <w:p>
+      <w:pPr>
+        <w:spacing w:before="100" w:beforeAutospacing="1" w:after="100" w:afterAutospacing="1"/>
+        <w:rPr>
+          <w:rFonts w:ascii="Times New Roman" w:eastAsia="Times New Roman" w:hAnsi="Times New Roman" w:cs="Times New Roman"/>
+          <w:lang w:eastAsia="en-GB"/>
+        </w:rPr>
+      </w:pPr>
+      <w:r>
+        <w:rPr>
+          <w:rFonts w:ascii="Times New Roman" w:eastAsia="Times New Roman" w:hAnsi="Times New Roman" w:cs="Times New Roman"/>
+          <w:lang w:eastAsia="en-GB"/>
+        </w:rPr>
+        <w:t>Add:</w:t>
+      </w:r>
+    </w:p>
+    <w:p>
+      <w:pPr>
+        <w:spacing w:before="100" w:beforeAutospacing="1" w:after="100" w:afterAutospacing="1"/>
+        <w:rPr>
+          <w:rFonts w:ascii="Times New Roman" w:eastAsia="Times New Roman" w:hAnsi="Times New Roman" w:cs="Times New Roman"/>
+          <w:lang w:eastAsia="en-GB"/>
+        </w:rPr>
+      </w:pPr>
+      <w:r>
+        <w:rPr>
+          <w:rFonts w:ascii="Apple Color Emoji" w:eastAsia="Times New Roman" w:hAnsi="Apple Color Emoji" w:cs="Apple Color Emoji"/>
+          <w:lang w:eastAsia="en-GB"/>
+        </w:rPr>
+        <w:t>✔</w:t>
+      </w:r>
+      <w:r>
+        <w:rPr>
+          <w:rFonts w:ascii="Times New Roman" w:eastAsia="Times New Roman" w:hAnsi="Times New Roman" w:cs="Times New Roman"/>
+          <w:lang w:eastAsia="en-GB"/>
+        </w:rPr>
+        <w:t xml:space="preserve"> bid/ask spread cost</w:t>
+      </w:r>
+      <w:r>
+        <w:rPr>
+          <w:rFonts w:ascii="Times New Roman" w:eastAsia="Times New Roman" w:hAnsi="Times New Roman" w:cs="Times New Roman"/>
+          <w:lang w:eastAsia="en-GB"/>
+        </w:rPr>
+        <w:br/>
+      </w:r>
+      <w:r>
+        <w:rPr>
+          <w:rFonts w:ascii="Apple Color Emoji" w:eastAsia="Times New Roman" w:hAnsi="Apple Color Emoji" w:cs="Apple Color Emoji"/>
+          <w:lang w:eastAsia="en-GB"/>
+        </w:rPr>
+        <w:t>✔</w:t>
+      </w:r>
+      <w:r>
+        <w:rPr>
+          <w:rFonts w:ascii="Times New Roman" w:eastAsia="Times New Roman" w:hAnsi="Times New Roman" w:cs="Times New Roman"/>
+          <w:lang w:eastAsia="en-GB"/>
+        </w:rPr>
+        <w:t xml:space="preserve"> volatility-dependent slippage</w:t>
+      </w:r>
+      <w:r>
+        <w:rPr>
+          <w:rFonts w:ascii="Times New Roman" w:eastAsia="Times New Roman" w:hAnsi="Times New Roman" w:cs="Times New Roman"/>
+          <w:lang w:eastAsia="en-GB"/>
+        </w:rPr>
+        <w:br/>
+      </w:r>
+      <w:r>
+        <w:rPr>
+          <w:rFonts w:ascii="Apple Color Emoji" w:eastAsia="Times New Roman" w:hAnsi="Apple Color Emoji" w:cs="Apple Color Emoji"/>
+          <w:lang w:eastAsia="en-GB"/>
+        </w:rPr>
+        <w:t>✔</w:t>
+      </w:r>
+      <w:r>
+        <w:rPr>
+          <w:rFonts w:ascii="Times New Roman" w:eastAsia="Times New Roman" w:hAnsi="Times New Roman" w:cs="Times New Roman"/>
+          <w:lang w:eastAsia="en-GB"/>
+        </w:rPr>
+        <w:t xml:space="preserve"> market impact model</w:t>
+      </w:r>
+      <w:r>
+        <w:rPr>
+          <w:rFonts w:ascii="Times New Roman" w:eastAsia="Times New Roman" w:hAnsi="Times New Roman" w:cs="Times New Roman"/>
+          <w:lang w:eastAsia="en-GB"/>
+        </w:rPr>
+        <w:br/>
+      </w:r>
+      <w:r>
+        <w:rPr>
+          <w:rFonts w:ascii="Apple Color Emoji" w:eastAsia="Times New Roman" w:hAnsi="Apple Color Emoji" w:cs="Apple Color Emoji"/>
+          <w:lang w:eastAsia="en-GB"/>
+        </w:rPr>
+        <w:t>✔</w:t>
+      </w:r>
+      <w:r>
+        <w:rPr>
+          <w:rFonts w:ascii="Times New Roman" w:eastAsia="Times New Roman" w:hAnsi="Times New Roman" w:cs="Times New Roman"/>
+          <w:lang w:eastAsia="en-GB"/>
+        </w:rPr>
+        <w:t xml:space="preserve"> exchange fee schedule</w:t>
+      </w:r>
+    </w:p>
+    <w:p>
+      <w:pPr>
+        <w:spacing w:before="100" w:beforeAutospacing="1" w:after="100" w:afterAutospacing="1"/>
+        <w:rPr>
+          <w:rFonts w:ascii="Times New Roman" w:eastAsia="Times New Roman" w:hAnsi="Times New Roman" w:cs="Times New Roman"/>
+          <w:lang w:eastAsia="en-GB"/>
+        </w:rPr>
+      </w:pPr>
+      <w:r>
+        <w:rPr>
+          <w:rFonts w:ascii="Times New Roman" w:eastAsia="Times New Roman" w:hAnsi="Times New Roman" w:cs="Times New Roman"/>
+          <w:lang w:eastAsia="en-GB"/>
+        </w:rPr>
+        <w:t>This massively changes drawdown curves.</w:t>
+      </w:r>
+    </w:p>
+    <w:p>
+      <w:pPr>
+        <w:rPr>
+          <w:rFonts w:ascii="Times New Roman" w:eastAsia="Times New Roman" w:hAnsi="Times New Roman" w:cs="Times New Roman"/>
+          <w:lang w:eastAsia="en-GB"/>
+        </w:rPr>
+      </w:pPr>
+      <w:r>
+        <w:rPr>
+          <w:rFonts w:ascii="Times New Roman" w:eastAsia="Times New Roman" w:hAnsi="Times New Roman" w:cs="Times New Roman"/>
+          <w:noProof/>
+          <w:lang w:eastAsia="en-GB"/>
+        </w:rPr>
+        <w:pict w14:anchorId="7B59E81E">
+          <v:rect id="_x0000_i1057" alt="" style="width:451.3pt;height:.05pt;mso-width-percent:0;mso-height-percent:0;mso-width-percent:0;mso-height-percent:0" o:hralign="center" o:hrstd="t" o:hr="t" fillcolor="#a0a0a0" stroked="f"/>
+        </w:pict>
+      </w:r>
+    </w:p>
+    <w:p>
+      <w:pPr>
+        <w:spacing w:before="100" w:beforeAutospacing="1" w:after="100" w:afterAutospacing="1"/>
+        <w:outlineLvl w:val="1"/>
+        <w:rPr>
+          <w:rFonts w:ascii="Times New Roman" w:eastAsia="Times New Roman" w:hAnsi="Times New Roman" w:cs="Times New Roman"/>
+          <w:b/>
+          <w:bCs/>
+          <w:sz w:val="36"/>
+          <w:szCs w:val="36"/>
+          <w:lang w:eastAsia="en-GB"/>
+        </w:rPr>
+      </w:pPr>
+      <w:r>
+        <w:rPr>
+          <w:rFonts w:ascii="Times New Roman" w:eastAsia="Times New Roman" w:hAnsi="Times New Roman" w:cs="Times New Roman"/>
+          <w:b/>
+          <w:bCs/>
+          <w:sz w:val="36"/>
+          <w:szCs w:val="36"/>
+          <w:lang w:eastAsia="en-GB"/>
+        </w:rPr>
+        <w:t>7</w:t>
+      </w:r>
+      <w:r>
+        <w:rPr>
+          <w:rFonts w:ascii="Apple Color Emoji" w:eastAsia="Times New Roman" w:hAnsi="Apple Color Emoji" w:cs="Apple Color Emoji"/>
+          <w:b/>
+          <w:bCs/>
+          <w:sz w:val="36"/>
+          <w:szCs w:val="36"/>
+          <w:lang w:eastAsia="en-GB"/>
+        </w:rPr>
+        <w:t>️⃣</w:t>
+      </w:r>
+      <w:r>
+        <w:rPr>
+          <w:rFonts w:ascii="Times New Roman" w:eastAsia="Times New Roman" w:hAnsi="Times New Roman" w:cs="Times New Roman"/>
+          <w:b/>
+          <w:bCs/>
+          <w:sz w:val="36"/>
+          <w:szCs w:val="36"/>
+          <w:lang w:eastAsia="en-GB"/>
+        </w:rPr>
+        <w:t xml:space="preserve"> Compliance / Audit Layer</w:t>
+      </w:r>
+    </w:p>
+    <w:p>
+      <w:pPr>
+        <w:spacing w:before="100" w:beforeAutospacing="1" w:after="100" w:afterAutospacing="1"/>
+        <w:rPr>
+          <w:rFonts w:ascii="Times New Roman" w:eastAsia="Times New Roman" w:hAnsi="Times New Roman" w:cs="Times New Roman"/>
+          <w:lang w:eastAsia="en-GB"/>
+        </w:rPr>
+      </w:pPr>
+      <w:r>
+        <w:rPr>
+          <w:rFonts w:ascii="Times New Roman" w:eastAsia="Times New Roman" w:hAnsi="Times New Roman" w:cs="Times New Roman"/>
+          <w:lang w:eastAsia="en-GB"/>
+        </w:rPr>
+        <w:t>Institutional trading requires:</w:t>
       </w:r>
     </w:p>
     <w:p>
       <w:pPr>
         <w:numPr>
           <w:ilvl w:val="0"/>
-          <w:numId w:val="3"/>
+          <w:numId w:val="5"/>
         </w:numPr>
         <w:spacing w:before="100" w:beforeAutospacing="1" w:after="100" w:afterAutospacing="1"/>
         <w:rPr>
@@ -1351,14 +2001,14 @@
           <w:rFonts w:ascii="Times New Roman" w:eastAsia="Times New Roman" w:hAnsi="Times New Roman" w:cs="Times New Roman"/>
           <w:lang w:eastAsia="en-GB"/>
         </w:rPr>
-        <w:t>order creation</w:t>
+        <w:t>reproducible logs</w:t>
       </w:r>
     </w:p>
     <w:p>
       <w:pPr>
         <w:numPr>
           <w:ilvl w:val="0"/>
-          <w:numId w:val="3"/>
+          <w:numId w:val="5"/>
         </w:numPr>
         <w:spacing w:before="100" w:beforeAutospacing="1" w:after="100" w:afterAutospacing="1"/>
         <w:rPr>
@@ -1371,14 +2021,14 @@
           <w:rFonts w:ascii="Times New Roman" w:eastAsia="Times New Roman" w:hAnsi="Times New Roman" w:cs="Times New Roman"/>
           <w:lang w:eastAsia="en-GB"/>
         </w:rPr>
-        <w:t>order routing</w:t>
+        <w:t>deterministic results</w:t>
       </w:r>
     </w:p>
     <w:p>
       <w:pPr>
         <w:numPr>
           <w:ilvl w:val="0"/>
-          <w:numId w:val="3"/>
+          <w:numId w:val="5"/>
         </w:numPr>
         <w:spacing w:before="100" w:beforeAutospacing="1" w:after="100" w:afterAutospacing="1"/>
         <w:rPr>
@@ -1391,14 +2041,14 @@
           <w:rFonts w:ascii="Times New Roman" w:eastAsia="Times New Roman" w:hAnsi="Times New Roman" w:cs="Times New Roman"/>
           <w:lang w:eastAsia="en-GB"/>
         </w:rPr>
-        <w:t>fill reporting</w:t>
+        <w:t>version control signatures</w:t>
       </w:r>
     </w:p>
     <w:p>
       <w:pPr>
         <w:numPr>
           <w:ilvl w:val="0"/>
-          <w:numId w:val="3"/>
+          <w:numId w:val="5"/>
         </w:numPr>
         <w:spacing w:before="100" w:beforeAutospacing="1" w:after="100" w:afterAutospacing="1"/>
         <w:rPr>
@@ -1411,250 +2061,14 @@
           <w:rFonts w:ascii="Times New Roman" w:eastAsia="Times New Roman" w:hAnsi="Times New Roman" w:cs="Times New Roman"/>
           <w:lang w:eastAsia="en-GB"/>
         </w:rPr>
-        <w:t>broker aggregation</w:t>
-      </w:r>
-    </w:p>
-    <w:p>
-      <w:pPr>
-        <w:spacing w:before="100" w:beforeAutospacing="1" w:after="100" w:afterAutospacing="1"/>
-        <w:rPr>
-          <w:rFonts w:ascii="Times New Roman" w:eastAsia="Times New Roman" w:hAnsi="Times New Roman" w:cs="Times New Roman"/>
-          <w:lang w:eastAsia="en-GB"/>
-        </w:rPr>
-      </w:pPr>
-      <w:r>
-        <w:rPr>
-          <w:rFonts w:ascii="Times New Roman" w:eastAsia="Times New Roman" w:hAnsi="Times New Roman" w:cs="Times New Roman"/>
-          <w:lang w:eastAsia="en-GB"/>
-        </w:rPr>
-        <w:t>Eventually you need:</w:t>
-      </w:r>
-    </w:p>
-    <w:p>
-      <w:pPr>
-        <w:spacing w:before="100" w:beforeAutospacing="1" w:after="100" w:afterAutospacing="1"/>
-        <w:outlineLvl w:val="3"/>
-        <w:rPr>
-          <w:rFonts w:ascii="Times New Roman" w:eastAsia="Times New Roman" w:hAnsi="Times New Roman" w:cs="Times New Roman"/>
-          <w:b/>
-          <w:bCs/>
-          <w:lang w:eastAsia="en-GB"/>
-        </w:rPr>
-      </w:pPr>
-      <w:r>
-        <w:rPr>
-          <w:rFonts w:ascii="Times New Roman" w:eastAsia="Times New Roman" w:hAnsi="Times New Roman" w:cs="Times New Roman"/>
-          <w:b/>
-          <w:bCs/>
-          <w:lang w:eastAsia="en-GB"/>
-        </w:rPr>
-        <w:t>Order queue management:</w:t>
-      </w:r>
-    </w:p>
-    <w:p>
-      <w:pPr>
-        <w:spacing w:before="100" w:beforeAutospacing="1" w:after="100" w:afterAutospacing="1"/>
-        <w:rPr>
-          <w:rFonts w:ascii="Times New Roman" w:eastAsia="Times New Roman" w:hAnsi="Times New Roman" w:cs="Times New Roman"/>
-          <w:lang w:eastAsia="en-GB"/>
-        </w:rPr>
-      </w:pPr>
-      <w:r>
-        <w:rPr>
-          <w:rFonts w:ascii="Times New Roman" w:eastAsia="Times New Roman" w:hAnsi="Times New Roman" w:cs="Times New Roman"/>
-          <w:lang w:eastAsia="en-GB"/>
-        </w:rPr>
-        <w:t>FIFO ordering</w:t>
-      </w:r>
-      <w:r>
-        <w:rPr>
-          <w:rFonts w:ascii="Times New Roman" w:eastAsia="Times New Roman" w:hAnsi="Times New Roman" w:cs="Times New Roman"/>
-          <w:lang w:eastAsia="en-GB"/>
-        </w:rPr>
-        <w:br/>
-        <w:t>Partial fills</w:t>
-      </w:r>
-      <w:r>
-        <w:rPr>
-          <w:rFonts w:ascii="Times New Roman" w:eastAsia="Times New Roman" w:hAnsi="Times New Roman" w:cs="Times New Roman"/>
-          <w:lang w:eastAsia="en-GB"/>
-        </w:rPr>
-        <w:br/>
-        <w:t>Rejected orders</w:t>
-      </w:r>
-      <w:r>
-        <w:rPr>
-          <w:rFonts w:ascii="Times New Roman" w:eastAsia="Times New Roman" w:hAnsi="Times New Roman" w:cs="Times New Roman"/>
-          <w:lang w:eastAsia="en-GB"/>
-        </w:rPr>
-        <w:br/>
-        <w:t>Cancels &amp; replace</w:t>
-      </w:r>
-    </w:p>
-    <w:p>
-      <w:pPr>
-        <w:spacing w:before="100" w:beforeAutospacing="1" w:after="100" w:afterAutospacing="1"/>
-        <w:outlineLvl w:val="3"/>
-        <w:rPr>
-          <w:rFonts w:ascii="Times New Roman" w:eastAsia="Times New Roman" w:hAnsi="Times New Roman" w:cs="Times New Roman"/>
-          <w:b/>
-          <w:bCs/>
-          <w:lang w:eastAsia="en-GB"/>
-        </w:rPr>
-      </w:pPr>
-      <w:r>
-        <w:rPr>
-          <w:rFonts w:ascii="Times New Roman" w:eastAsia="Times New Roman" w:hAnsi="Times New Roman" w:cs="Times New Roman"/>
-          <w:b/>
-          <w:bCs/>
-          <w:lang w:eastAsia="en-GB"/>
-        </w:rPr>
-        <w:t>Routing logic:</w:t>
-      </w:r>
-    </w:p>
-    <w:p>
-      <w:pPr>
-        <w:spacing w:before="100" w:beforeAutospacing="1" w:after="100" w:afterAutospacing="1"/>
-        <w:rPr>
-          <w:rFonts w:ascii="Times New Roman" w:eastAsia="Times New Roman" w:hAnsi="Times New Roman" w:cs="Times New Roman"/>
-          <w:lang w:eastAsia="en-GB"/>
-        </w:rPr>
-      </w:pPr>
-      <w:proofErr w:type="spellStart"/>
-      <w:r>
-        <w:rPr>
-          <w:rFonts w:ascii="Times New Roman" w:eastAsia="Times New Roman" w:hAnsi="Times New Roman" w:cs="Times New Roman"/>
-          <w:lang w:eastAsia="en-GB"/>
-        </w:rPr>
-        <w:t>backtest</w:t>
-      </w:r>
-      <w:proofErr w:type="spellEnd"/>
-      <w:r>
-        <w:rPr>
-          <w:rFonts w:ascii="Times New Roman" w:eastAsia="Times New Roman" w:hAnsi="Times New Roman" w:cs="Times New Roman"/>
-          <w:lang w:eastAsia="en-GB"/>
-        </w:rPr>
-        <w:t>: simulated</w:t>
-      </w:r>
-      <w:r>
-        <w:rPr>
-          <w:rFonts w:ascii="Times New Roman" w:eastAsia="Times New Roman" w:hAnsi="Times New Roman" w:cs="Times New Roman"/>
-          <w:lang w:eastAsia="en-GB"/>
-        </w:rPr>
-        <w:br/>
-        <w:t>live: API execution</w:t>
-      </w:r>
-    </w:p>
-    <w:p>
-      <w:pPr>
-        <w:rPr>
-          <w:rFonts w:ascii="Times New Roman" w:eastAsia="Times New Roman" w:hAnsi="Times New Roman" w:cs="Times New Roman"/>
-          <w:lang w:eastAsia="en-GB"/>
-        </w:rPr>
-      </w:pPr>
-      <w:r>
-        <w:rPr>
-          <w:rFonts w:ascii="Times New Roman" w:eastAsia="Times New Roman" w:hAnsi="Times New Roman" w:cs="Times New Roman"/>
-          <w:lang w:eastAsia="en-GB"/>
-        </w:rPr>
-        <w:pict w14:anchorId="24D77DB9">
-          <v:rect id="_x0000_i1028" style="width:0;height:1.5pt" o:hralign="center" o:hrstd="t" o:hr="t" fillcolor="#a0a0a0" stroked="f"/>
-        </w:pict>
-      </w:r>
-    </w:p>
-    <w:p>
-      <w:pPr>
-        <w:spacing w:before="100" w:beforeAutospacing="1" w:after="100" w:afterAutospacing="1"/>
-        <w:outlineLvl w:val="1"/>
-        <w:rPr>
-          <w:rFonts w:ascii="Times New Roman" w:eastAsia="Times New Roman" w:hAnsi="Times New Roman" w:cs="Times New Roman"/>
-          <w:b/>
-          <w:bCs/>
-          <w:sz w:val="36"/>
-          <w:szCs w:val="36"/>
-          <w:lang w:eastAsia="en-GB"/>
-        </w:rPr>
-      </w:pPr>
-      <w:r>
-        <w:rPr>
-          <w:rFonts w:ascii="Times New Roman" w:eastAsia="Times New Roman" w:hAnsi="Times New Roman" w:cs="Times New Roman"/>
-          <w:b/>
-          <w:bCs/>
-          <w:sz w:val="36"/>
-          <w:szCs w:val="36"/>
-          <w:lang w:eastAsia="en-GB"/>
-        </w:rPr>
-        <w:t>4</w:t>
-      </w:r>
-      <w:r>
-        <w:rPr>
-          <w:rFonts w:ascii="Apple Color Emoji" w:eastAsia="Times New Roman" w:hAnsi="Apple Color Emoji" w:cs="Apple Color Emoji"/>
-          <w:b/>
-          <w:bCs/>
-          <w:sz w:val="36"/>
-          <w:szCs w:val="36"/>
-          <w:lang w:eastAsia="en-GB"/>
-        </w:rPr>
-        <w:t>️⃣</w:t>
-      </w:r>
-      <w:r>
-        <w:rPr>
-          <w:rFonts w:ascii="Times New Roman" w:eastAsia="Times New Roman" w:hAnsi="Times New Roman" w:cs="Times New Roman"/>
-          <w:b/>
-          <w:bCs/>
-          <w:sz w:val="36"/>
-          <w:szCs w:val="36"/>
-          <w:lang w:eastAsia="en-GB"/>
-        </w:rPr>
-        <w:t xml:space="preserve"> Market Data Normalisation Layer</w:t>
-      </w:r>
-    </w:p>
-    <w:p>
-      <w:pPr>
-        <w:spacing w:before="100" w:beforeAutospacing="1" w:after="100" w:afterAutospacing="1"/>
-        <w:outlineLvl w:val="2"/>
-        <w:rPr>
-          <w:rFonts w:ascii="Times New Roman" w:eastAsia="Times New Roman" w:hAnsi="Times New Roman" w:cs="Times New Roman"/>
-          <w:b/>
-          <w:bCs/>
-          <w:sz w:val="27"/>
-          <w:szCs w:val="27"/>
-          <w:lang w:eastAsia="en-GB"/>
-        </w:rPr>
-      </w:pPr>
-      <w:r>
-        <w:rPr>
-          <w:rFonts w:ascii="Times New Roman" w:eastAsia="Times New Roman" w:hAnsi="Times New Roman" w:cs="Times New Roman"/>
-          <w:b/>
-          <w:bCs/>
-          <w:sz w:val="27"/>
-          <w:szCs w:val="27"/>
-          <w:lang w:eastAsia="en-GB"/>
-        </w:rPr>
-        <w:t>Purpose</w:t>
-      </w:r>
-    </w:p>
-    <w:p>
-      <w:pPr>
-        <w:spacing w:before="100" w:beforeAutospacing="1" w:after="100" w:afterAutospacing="1"/>
-        <w:rPr>
-          <w:rFonts w:ascii="Times New Roman" w:eastAsia="Times New Roman" w:hAnsi="Times New Roman" w:cs="Times New Roman"/>
-          <w:lang w:eastAsia="en-GB"/>
-        </w:rPr>
-      </w:pPr>
-      <w:r>
-        <w:rPr>
-          <w:rFonts w:ascii="Times New Roman" w:eastAsia="Times New Roman" w:hAnsi="Times New Roman" w:cs="Times New Roman"/>
-          <w:lang w:eastAsia="en-GB"/>
-        </w:rPr>
-        <w:t>Your data loader works — but institutional systems require more:</w:t>
+        <w:t>strategy approval data</w:t>
       </w:r>
     </w:p>
     <w:p>
       <w:pPr>
         <w:numPr>
           <w:ilvl w:val="0"/>
-          <w:numId w:val="4"/>
+          <w:numId w:val="5"/>
         </w:numPr>
         <w:spacing w:before="100" w:beforeAutospacing="1" w:after="100" w:afterAutospacing="1"/>
         <w:rPr>
@@ -1667,162 +2081,23 @@
           <w:rFonts w:ascii="Times New Roman" w:eastAsia="Times New Roman" w:hAnsi="Times New Roman" w:cs="Times New Roman"/>
           <w:lang w:eastAsia="en-GB"/>
         </w:rPr>
-        <w:lastRenderedPageBreak/>
-        <w:t>data versioning</w:t>
-      </w:r>
-    </w:p>
-    <w:p>
-      <w:pPr>
-        <w:numPr>
-          <w:ilvl w:val="0"/>
-          <w:numId w:val="4"/>
-        </w:numPr>
-        <w:spacing w:before="100" w:beforeAutospacing="1" w:after="100" w:afterAutospacing="1"/>
-        <w:rPr>
-          <w:rFonts w:ascii="Times New Roman" w:eastAsia="Times New Roman" w:hAnsi="Times New Roman" w:cs="Times New Roman"/>
-          <w:lang w:eastAsia="en-GB"/>
-        </w:rPr>
-      </w:pPr>
-      <w:r>
-        <w:rPr>
-          <w:rFonts w:ascii="Times New Roman" w:eastAsia="Times New Roman" w:hAnsi="Times New Roman" w:cs="Times New Roman"/>
-          <w:lang w:eastAsia="en-GB"/>
-        </w:rPr>
-        <w:t>corporate action adjustment</w:t>
-      </w:r>
-    </w:p>
-    <w:p>
-      <w:pPr>
-        <w:numPr>
-          <w:ilvl w:val="0"/>
-          <w:numId w:val="4"/>
-        </w:numPr>
-        <w:spacing w:before="100" w:beforeAutospacing="1" w:after="100" w:afterAutospacing="1"/>
-        <w:rPr>
-          <w:rFonts w:ascii="Times New Roman" w:eastAsia="Times New Roman" w:hAnsi="Times New Roman" w:cs="Times New Roman"/>
-          <w:lang w:eastAsia="en-GB"/>
-        </w:rPr>
-      </w:pPr>
-      <w:r>
-        <w:rPr>
-          <w:rFonts w:ascii="Times New Roman" w:eastAsia="Times New Roman" w:hAnsi="Times New Roman" w:cs="Times New Roman"/>
-          <w:lang w:eastAsia="en-GB"/>
-        </w:rPr>
-        <w:t>holiday calendars</w:t>
-      </w:r>
-    </w:p>
-    <w:p>
-      <w:pPr>
-        <w:numPr>
-          <w:ilvl w:val="0"/>
-          <w:numId w:val="4"/>
-        </w:numPr>
-        <w:spacing w:before="100" w:beforeAutospacing="1" w:after="100" w:afterAutospacing="1"/>
-        <w:rPr>
-          <w:rFonts w:ascii="Times New Roman" w:eastAsia="Times New Roman" w:hAnsi="Times New Roman" w:cs="Times New Roman"/>
-          <w:lang w:eastAsia="en-GB"/>
-        </w:rPr>
-      </w:pPr>
-      <w:proofErr w:type="spellStart"/>
-      <w:r>
-        <w:rPr>
-          <w:rFonts w:ascii="Times New Roman" w:eastAsia="Times New Roman" w:hAnsi="Times New Roman" w:cs="Times New Roman"/>
-          <w:lang w:eastAsia="en-GB"/>
-        </w:rPr>
-        <w:t>timezone</w:t>
-      </w:r>
-      <w:proofErr w:type="spellEnd"/>
-      <w:r>
-        <w:rPr>
-          <w:rFonts w:ascii="Times New Roman" w:eastAsia="Times New Roman" w:hAnsi="Times New Roman" w:cs="Times New Roman"/>
-          <w:lang w:eastAsia="en-GB"/>
-        </w:rPr>
-        <w:t xml:space="preserve"> normalization</w:t>
-      </w:r>
-    </w:p>
-    <w:p>
-      <w:pPr>
-        <w:numPr>
-          <w:ilvl w:val="0"/>
-          <w:numId w:val="4"/>
-        </w:numPr>
-        <w:spacing w:before="100" w:beforeAutospacing="1" w:after="100" w:afterAutospacing="1"/>
-        <w:rPr>
-          <w:rFonts w:ascii="Times New Roman" w:eastAsia="Times New Roman" w:hAnsi="Times New Roman" w:cs="Times New Roman"/>
-          <w:lang w:eastAsia="en-GB"/>
-        </w:rPr>
-      </w:pPr>
-      <w:r>
-        <w:rPr>
-          <w:rFonts w:ascii="Times New Roman" w:eastAsia="Times New Roman" w:hAnsi="Times New Roman" w:cs="Times New Roman"/>
-          <w:lang w:eastAsia="en-GB"/>
-        </w:rPr>
-        <w:t>missing data interpolation</w:t>
-      </w:r>
-    </w:p>
-    <w:p>
-      <w:pPr>
-        <w:numPr>
-          <w:ilvl w:val="0"/>
-          <w:numId w:val="4"/>
-        </w:numPr>
-        <w:spacing w:before="100" w:beforeAutospacing="1" w:after="100" w:afterAutospacing="1"/>
-        <w:rPr>
-          <w:rFonts w:ascii="Times New Roman" w:eastAsia="Times New Roman" w:hAnsi="Times New Roman" w:cs="Times New Roman"/>
-          <w:lang w:eastAsia="en-GB"/>
-        </w:rPr>
-      </w:pPr>
-      <w:proofErr w:type="spellStart"/>
-      <w:r>
-        <w:rPr>
-          <w:rFonts w:ascii="Times New Roman" w:eastAsia="Times New Roman" w:hAnsi="Times New Roman" w:cs="Times New Roman"/>
-          <w:lang w:eastAsia="en-GB"/>
-        </w:rPr>
-        <w:t>replayable</w:t>
-      </w:r>
-      <w:proofErr w:type="spellEnd"/>
-      <w:r>
-        <w:rPr>
-          <w:rFonts w:ascii="Times New Roman" w:eastAsia="Times New Roman" w:hAnsi="Times New Roman" w:cs="Times New Roman"/>
-          <w:lang w:eastAsia="en-GB"/>
-        </w:rPr>
-        <w:t xml:space="preserve"> tick timestamps</w:t>
-      </w:r>
-    </w:p>
-    <w:p>
-      <w:pPr>
-        <w:numPr>
-          <w:ilvl w:val="0"/>
-          <w:numId w:val="4"/>
-        </w:numPr>
-        <w:spacing w:before="100" w:beforeAutospacing="1" w:after="100" w:afterAutospacing="1"/>
-        <w:rPr>
-          <w:rFonts w:ascii="Times New Roman" w:eastAsia="Times New Roman" w:hAnsi="Times New Roman" w:cs="Times New Roman"/>
-          <w:lang w:eastAsia="en-GB"/>
-        </w:rPr>
-      </w:pPr>
-      <w:r>
-        <w:rPr>
-          <w:rFonts w:ascii="Times New Roman" w:eastAsia="Times New Roman" w:hAnsi="Times New Roman" w:cs="Times New Roman"/>
-          <w:lang w:eastAsia="en-GB"/>
-        </w:rPr>
-        <w:t>live &amp; historical parity</w:t>
-      </w:r>
-    </w:p>
-    <w:p>
-      <w:pPr>
-        <w:spacing w:before="100" w:beforeAutospacing="1" w:after="100" w:afterAutospacing="1"/>
-        <w:rPr>
-          <w:rFonts w:ascii="Times New Roman" w:eastAsia="Times New Roman" w:hAnsi="Times New Roman" w:cs="Times New Roman"/>
-          <w:lang w:eastAsia="en-GB"/>
-        </w:rPr>
-      </w:pPr>
-      <w:r>
-        <w:rPr>
-          <w:rFonts w:ascii="Times New Roman" w:eastAsia="Times New Roman" w:hAnsi="Times New Roman" w:cs="Times New Roman"/>
-          <w:lang w:eastAsia="en-GB"/>
-        </w:rPr>
-        <w:t>You eventually must build:</w:t>
+        <w:t>trade replay engine</w:t>
+      </w:r>
+    </w:p>
+    <w:p>
+      <w:pPr>
+        <w:spacing w:before="100" w:beforeAutospacing="1" w:after="100" w:afterAutospacing="1"/>
+        <w:rPr>
+          <w:rFonts w:ascii="Times New Roman" w:eastAsia="Times New Roman" w:hAnsi="Times New Roman" w:cs="Times New Roman"/>
+          <w:lang w:eastAsia="en-GB"/>
+        </w:rPr>
+      </w:pPr>
+      <w:r>
+        <w:rPr>
+          <w:rFonts w:ascii="Times New Roman" w:eastAsia="Times New Roman" w:hAnsi="Times New Roman" w:cs="Times New Roman"/>
+          <w:lang w:eastAsia="en-GB"/>
+        </w:rPr>
+        <w:t>You'll need a:</w:t>
       </w:r>
     </w:p>
     <w:p>
@@ -1840,23 +2115,121 @@
           <w:szCs w:val="20"/>
           <w:lang w:eastAsia="en-GB"/>
         </w:rPr>
-        <w:t>data/marketdata.py</w:t>
-      </w:r>
-    </w:p>
-    <w:p>
-      <w:pPr>
-        <w:rPr>
-          <w:rFonts w:ascii="Times New Roman" w:eastAsia="Times New Roman" w:hAnsi="Times New Roman" w:cs="Times New Roman"/>
-          <w:lang w:eastAsia="en-GB"/>
-        </w:rPr>
-      </w:pPr>
-      <w:r>
-        <w:rPr>
-          <w:rFonts w:ascii="Times New Roman" w:eastAsia="Times New Roman" w:hAnsi="Times New Roman" w:cs="Times New Roman"/>
-          <w:lang w:eastAsia="en-GB"/>
-        </w:rPr>
-        <w:pict w14:anchorId="79FEE4F7">
-          <v:rect id="_x0000_i1029" style="width:0;height:1.5pt" o:hralign="center" o:hrstd="t" o:hr="t" fillcolor="#a0a0a0" stroked="f"/>
+        <w:t>audit.py</w:t>
+      </w:r>
+    </w:p>
+    <w:p>
+      <w:pPr>
+        <w:spacing w:before="100" w:beforeAutospacing="1" w:after="100" w:afterAutospacing="1"/>
+        <w:rPr>
+          <w:rFonts w:ascii="Times New Roman" w:eastAsia="Times New Roman" w:hAnsi="Times New Roman" w:cs="Times New Roman"/>
+          <w:lang w:eastAsia="en-GB"/>
+        </w:rPr>
+      </w:pPr>
+      <w:r>
+        <w:rPr>
+          <w:rFonts w:ascii="Times New Roman" w:eastAsia="Times New Roman" w:hAnsi="Times New Roman" w:cs="Times New Roman"/>
+          <w:lang w:eastAsia="en-GB"/>
+        </w:rPr>
+        <w:t>that stores:</w:t>
+      </w:r>
+    </w:p>
+    <w:p>
+      <w:pPr>
+        <w:numPr>
+          <w:ilvl w:val="0"/>
+          <w:numId w:val="6"/>
+        </w:numPr>
+        <w:spacing w:before="100" w:beforeAutospacing="1" w:after="100" w:afterAutospacing="1"/>
+        <w:rPr>
+          <w:rFonts w:ascii="Times New Roman" w:eastAsia="Times New Roman" w:hAnsi="Times New Roman" w:cs="Times New Roman"/>
+          <w:lang w:eastAsia="en-GB"/>
+        </w:rPr>
+      </w:pPr>
+      <w:r>
+        <w:rPr>
+          <w:rFonts w:ascii="Times New Roman" w:eastAsia="Times New Roman" w:hAnsi="Times New Roman" w:cs="Times New Roman"/>
+          <w:lang w:eastAsia="en-GB"/>
+        </w:rPr>
+        <w:lastRenderedPageBreak/>
+        <w:t>run parameters</w:t>
+      </w:r>
+    </w:p>
+    <w:p>
+      <w:pPr>
+        <w:numPr>
+          <w:ilvl w:val="0"/>
+          <w:numId w:val="6"/>
+        </w:numPr>
+        <w:spacing w:before="100" w:beforeAutospacing="1" w:after="100" w:afterAutospacing="1"/>
+        <w:rPr>
+          <w:rFonts w:ascii="Times New Roman" w:eastAsia="Times New Roman" w:hAnsi="Times New Roman" w:cs="Times New Roman"/>
+          <w:lang w:eastAsia="en-GB"/>
+        </w:rPr>
+      </w:pPr>
+      <w:r>
+        <w:rPr>
+          <w:rFonts w:ascii="Times New Roman" w:eastAsia="Times New Roman" w:hAnsi="Times New Roman" w:cs="Times New Roman"/>
+          <w:lang w:eastAsia="en-GB"/>
+        </w:rPr>
+        <w:t>git commit hash</w:t>
+      </w:r>
+    </w:p>
+    <w:p>
+      <w:pPr>
+        <w:numPr>
+          <w:ilvl w:val="0"/>
+          <w:numId w:val="6"/>
+        </w:numPr>
+        <w:spacing w:before="100" w:beforeAutospacing="1" w:after="100" w:afterAutospacing="1"/>
+        <w:rPr>
+          <w:rFonts w:ascii="Times New Roman" w:eastAsia="Times New Roman" w:hAnsi="Times New Roman" w:cs="Times New Roman"/>
+          <w:lang w:eastAsia="en-GB"/>
+        </w:rPr>
+      </w:pPr>
+      <w:r>
+        <w:rPr>
+          <w:rFonts w:ascii="Times New Roman" w:eastAsia="Times New Roman" w:hAnsi="Times New Roman" w:cs="Times New Roman"/>
+          <w:lang w:eastAsia="en-GB"/>
+        </w:rPr>
+        <w:t>timestamps</w:t>
+      </w:r>
+    </w:p>
+    <w:p>
+      <w:pPr>
+        <w:numPr>
+          <w:ilvl w:val="0"/>
+          <w:numId w:val="6"/>
+        </w:numPr>
+        <w:spacing w:before="100" w:beforeAutospacing="1" w:after="100" w:afterAutospacing="1"/>
+        <w:rPr>
+          <w:rFonts w:ascii="Times New Roman" w:eastAsia="Times New Roman" w:hAnsi="Times New Roman" w:cs="Times New Roman"/>
+          <w:lang w:eastAsia="en-GB"/>
+        </w:rPr>
+      </w:pPr>
+      <w:r>
+        <w:rPr>
+          <w:rFonts w:ascii="Times New Roman" w:eastAsia="Times New Roman" w:hAnsi="Times New Roman" w:cs="Times New Roman"/>
+          <w:lang w:eastAsia="en-GB"/>
+        </w:rPr>
+        <w:t>config</w:t>
+      </w:r>
+    </w:p>
+    <w:p>
+      <w:pPr>
+        <w:rPr>
+          <w:rFonts w:ascii="Times New Roman" w:eastAsia="Times New Roman" w:hAnsi="Times New Roman" w:cs="Times New Roman"/>
+          <w:lang w:eastAsia="en-GB"/>
+        </w:rPr>
+      </w:pPr>
+      <w:r>
+        <w:rPr>
+          <w:rFonts w:ascii="Times New Roman" w:eastAsia="Times New Roman" w:hAnsi="Times New Roman" w:cs="Times New Roman"/>
+          <w:noProof/>
+          <w:lang w:eastAsia="en-GB"/>
+        </w:rPr>
+        <w:pict w14:anchorId="432AC920">
+          <v:rect id="_x0000_i1056" alt="" style="width:451.3pt;height:.05pt;mso-width-percent:0;mso-height-percent:0;mso-width-percent:0;mso-height-percent:0" o:hralign="center" o:hrstd="t" o:hr="t" fillcolor="#a0a0a0" stroked="f"/>
         </w:pict>
       </w:r>
     </w:p>
@@ -1882,7 +2255,7 @@
           <w:szCs w:val="36"/>
           <w:lang w:eastAsia="en-GB"/>
         </w:rPr>
-        <w:t>5</w:t>
+        <w:t>8</w:t>
       </w:r>
       <w:r>
         <w:rPr>
@@ -1904,48 +2277,254 @@
           <w:szCs w:val="36"/>
           <w:lang w:eastAsia="en-GB"/>
         </w:rPr>
-        <w:t xml:space="preserve"> Risk Reporting &amp; Monitoring System</w:t>
-      </w:r>
-    </w:p>
-    <w:p>
-      <w:pPr>
-        <w:spacing w:before="100" w:beforeAutospacing="1" w:after="100" w:afterAutospacing="1"/>
-        <w:outlineLvl w:val="2"/>
-        <w:rPr>
-          <w:rFonts w:ascii="Times New Roman" w:eastAsia="Times New Roman" w:hAnsi="Times New Roman" w:cs="Times New Roman"/>
-          <w:b/>
-          <w:bCs/>
-          <w:sz w:val="27"/>
-          <w:szCs w:val="27"/>
-          <w:lang w:eastAsia="en-GB"/>
-        </w:rPr>
-      </w:pPr>
-      <w:r>
-        <w:rPr>
-          <w:rFonts w:ascii="Times New Roman" w:eastAsia="Times New Roman" w:hAnsi="Times New Roman" w:cs="Times New Roman"/>
-          <w:b/>
-          <w:bCs/>
-          <w:sz w:val="27"/>
-          <w:szCs w:val="27"/>
-          <w:lang w:eastAsia="en-GB"/>
-        </w:rPr>
-        <w:t>Inside risk_reporting.py</w:t>
-      </w:r>
-    </w:p>
-    <w:p>
-      <w:pPr>
-        <w:spacing w:before="100" w:beforeAutospacing="1" w:after="100" w:afterAutospacing="1"/>
-        <w:rPr>
-          <w:rFonts w:ascii="Times New Roman" w:eastAsia="Times New Roman" w:hAnsi="Times New Roman" w:cs="Times New Roman"/>
-          <w:lang w:eastAsia="en-GB"/>
-        </w:rPr>
-      </w:pPr>
-      <w:r>
-        <w:rPr>
-          <w:rFonts w:ascii="Times New Roman" w:eastAsia="Times New Roman" w:hAnsi="Times New Roman" w:cs="Times New Roman"/>
-          <w:lang w:eastAsia="en-GB"/>
-        </w:rPr>
-        <w:t>Track:</w:t>
+        <w:t xml:space="preserve"> Config &amp; Parameter Loader System</w:t>
+      </w:r>
+    </w:p>
+    <w:p>
+      <w:pPr>
+        <w:spacing w:before="100" w:beforeAutospacing="1" w:after="100" w:afterAutospacing="1"/>
+        <w:rPr>
+          <w:rFonts w:ascii="Times New Roman" w:eastAsia="Times New Roman" w:hAnsi="Times New Roman" w:cs="Times New Roman"/>
+          <w:lang w:eastAsia="en-GB"/>
+        </w:rPr>
+      </w:pPr>
+      <w:r>
+        <w:rPr>
+          <w:rFonts w:ascii="Times New Roman" w:eastAsia="Times New Roman" w:hAnsi="Times New Roman" w:cs="Times New Roman"/>
+          <w:lang w:eastAsia="en-GB"/>
+        </w:rPr>
+        <w:t>Right now everything is hard-coded.</w:t>
+      </w:r>
+    </w:p>
+    <w:p>
+      <w:pPr>
+        <w:spacing w:before="100" w:beforeAutospacing="1" w:after="100" w:afterAutospacing="1"/>
+        <w:rPr>
+          <w:rFonts w:ascii="Times New Roman" w:eastAsia="Times New Roman" w:hAnsi="Times New Roman" w:cs="Times New Roman"/>
+          <w:lang w:eastAsia="en-GB"/>
+        </w:rPr>
+      </w:pPr>
+      <w:r>
+        <w:rPr>
+          <w:rFonts w:ascii="Times New Roman" w:eastAsia="Times New Roman" w:hAnsi="Times New Roman" w:cs="Times New Roman"/>
+          <w:lang w:eastAsia="en-GB"/>
+        </w:rPr>
+        <w:t>Institutional frameworks use:</w:t>
+      </w:r>
+    </w:p>
+    <w:p>
+      <w:pPr>
+        <w:spacing w:before="100" w:beforeAutospacing="1" w:after="100" w:afterAutospacing="1"/>
+        <w:rPr>
+          <w:rFonts w:ascii="Times New Roman" w:eastAsia="Times New Roman" w:hAnsi="Times New Roman" w:cs="Times New Roman"/>
+          <w:lang w:eastAsia="en-GB"/>
+        </w:rPr>
+      </w:pPr>
+      <w:r>
+        <w:rPr>
+          <w:rFonts w:ascii="Courier New" w:eastAsia="Times New Roman" w:hAnsi="Courier New" w:cs="Courier New"/>
+          <w:sz w:val="20"/>
+          <w:szCs w:val="20"/>
+          <w:lang w:eastAsia="en-GB"/>
+        </w:rPr>
+        <w:t>config.yaml</w:t>
+      </w:r>
+    </w:p>
+    <w:p>
+      <w:pPr>
+        <w:spacing w:before="100" w:beforeAutospacing="1" w:after="100" w:afterAutospacing="1"/>
+        <w:rPr>
+          <w:rFonts w:ascii="Times New Roman" w:eastAsia="Times New Roman" w:hAnsi="Times New Roman" w:cs="Times New Roman"/>
+          <w:lang w:eastAsia="en-GB"/>
+        </w:rPr>
+      </w:pPr>
+      <w:r>
+        <w:rPr>
+          <w:rFonts w:ascii="Times New Roman" w:eastAsia="Times New Roman" w:hAnsi="Times New Roman" w:cs="Times New Roman"/>
+          <w:lang w:eastAsia="en-GB"/>
+        </w:rPr>
+        <w:t>for:</w:t>
+      </w:r>
+    </w:p>
+    <w:p>
+      <w:pPr>
+        <w:numPr>
+          <w:ilvl w:val="0"/>
+          <w:numId w:val="7"/>
+        </w:numPr>
+        <w:spacing w:before="100" w:beforeAutospacing="1" w:after="100" w:afterAutospacing="1"/>
+        <w:rPr>
+          <w:rFonts w:ascii="Times New Roman" w:eastAsia="Times New Roman" w:hAnsi="Times New Roman" w:cs="Times New Roman"/>
+          <w:lang w:eastAsia="en-GB"/>
+        </w:rPr>
+      </w:pPr>
+      <w:r>
+        <w:rPr>
+          <w:rFonts w:ascii="Times New Roman" w:eastAsia="Times New Roman" w:hAnsi="Times New Roman" w:cs="Times New Roman"/>
+          <w:lang w:eastAsia="en-GB"/>
+        </w:rPr>
+        <w:t>risk settings</w:t>
+      </w:r>
+    </w:p>
+    <w:p>
+      <w:pPr>
+        <w:numPr>
+          <w:ilvl w:val="0"/>
+          <w:numId w:val="7"/>
+        </w:numPr>
+        <w:spacing w:before="100" w:beforeAutospacing="1" w:after="100" w:afterAutospacing="1"/>
+        <w:rPr>
+          <w:rFonts w:ascii="Times New Roman" w:eastAsia="Times New Roman" w:hAnsi="Times New Roman" w:cs="Times New Roman"/>
+          <w:lang w:eastAsia="en-GB"/>
+        </w:rPr>
+      </w:pPr>
+      <w:r>
+        <w:rPr>
+          <w:rFonts w:ascii="Times New Roman" w:eastAsia="Times New Roman" w:hAnsi="Times New Roman" w:cs="Times New Roman"/>
+          <w:lang w:eastAsia="en-GB"/>
+        </w:rPr>
+        <w:t>brokerage settings</w:t>
+      </w:r>
+    </w:p>
+    <w:p>
+      <w:pPr>
+        <w:numPr>
+          <w:ilvl w:val="0"/>
+          <w:numId w:val="7"/>
+        </w:numPr>
+        <w:spacing w:before="100" w:beforeAutospacing="1" w:after="100" w:afterAutospacing="1"/>
+        <w:rPr>
+          <w:rFonts w:ascii="Times New Roman" w:eastAsia="Times New Roman" w:hAnsi="Times New Roman" w:cs="Times New Roman"/>
+          <w:lang w:eastAsia="en-GB"/>
+        </w:rPr>
+      </w:pPr>
+      <w:r>
+        <w:rPr>
+          <w:rFonts w:ascii="Times New Roman" w:eastAsia="Times New Roman" w:hAnsi="Times New Roman" w:cs="Times New Roman"/>
+          <w:lang w:eastAsia="en-GB"/>
+        </w:rPr>
+        <w:t>strategy parameters</w:t>
+      </w:r>
+    </w:p>
+    <w:p>
+      <w:pPr>
+        <w:numPr>
+          <w:ilvl w:val="0"/>
+          <w:numId w:val="7"/>
+        </w:numPr>
+        <w:spacing w:before="100" w:beforeAutospacing="1" w:after="100" w:afterAutospacing="1"/>
+        <w:rPr>
+          <w:rFonts w:ascii="Times New Roman" w:eastAsia="Times New Roman" w:hAnsi="Times New Roman" w:cs="Times New Roman"/>
+          <w:lang w:eastAsia="en-GB"/>
+        </w:rPr>
+      </w:pPr>
+      <w:r>
+        <w:rPr>
+          <w:rFonts w:ascii="Times New Roman" w:eastAsia="Times New Roman" w:hAnsi="Times New Roman" w:cs="Times New Roman"/>
+          <w:lang w:eastAsia="en-GB"/>
+        </w:rPr>
+        <w:t>asset metadata</w:t>
+      </w:r>
+    </w:p>
+    <w:p>
+      <w:pPr>
+        <w:numPr>
+          <w:ilvl w:val="0"/>
+          <w:numId w:val="7"/>
+        </w:numPr>
+        <w:spacing w:before="100" w:beforeAutospacing="1" w:after="100" w:afterAutospacing="1"/>
+        <w:rPr>
+          <w:rFonts w:ascii="Times New Roman" w:eastAsia="Times New Roman" w:hAnsi="Times New Roman" w:cs="Times New Roman"/>
+          <w:lang w:eastAsia="en-GB"/>
+        </w:rPr>
+      </w:pPr>
+      <w:r>
+        <w:rPr>
+          <w:rFonts w:ascii="Times New Roman" w:eastAsia="Times New Roman" w:hAnsi="Times New Roman" w:cs="Times New Roman"/>
+          <w:lang w:eastAsia="en-GB"/>
+        </w:rPr>
+        <w:t>reporting controls</w:t>
+      </w:r>
+    </w:p>
+    <w:p>
+      <w:pPr>
+        <w:rPr>
+          <w:rFonts w:ascii="Times New Roman" w:eastAsia="Times New Roman" w:hAnsi="Times New Roman" w:cs="Times New Roman"/>
+          <w:lang w:eastAsia="en-GB"/>
+        </w:rPr>
+      </w:pPr>
+      <w:r>
+        <w:rPr>
+          <w:rFonts w:ascii="Times New Roman" w:eastAsia="Times New Roman" w:hAnsi="Times New Roman" w:cs="Times New Roman"/>
+          <w:noProof/>
+          <w:lang w:eastAsia="en-GB"/>
+        </w:rPr>
+        <w:pict w14:anchorId="5B729EC6">
+          <v:rect id="_x0000_i1055" alt="" style="width:451.3pt;height:.05pt;mso-width-percent:0;mso-height-percent:0;mso-width-percent:0;mso-height-percent:0" o:hralign="center" o:hrstd="t" o:hr="t" fillcolor="#a0a0a0" stroked="f"/>
+        </w:pict>
+      </w:r>
+    </w:p>
+    <w:p>
+      <w:pPr>
+        <w:spacing w:before="100" w:beforeAutospacing="1" w:after="100" w:afterAutospacing="1"/>
+        <w:outlineLvl w:val="1"/>
+        <w:rPr>
+          <w:rFonts w:ascii="Times New Roman" w:eastAsia="Times New Roman" w:hAnsi="Times New Roman" w:cs="Times New Roman"/>
+          <w:b/>
+          <w:bCs/>
+          <w:sz w:val="36"/>
+          <w:szCs w:val="36"/>
+          <w:lang w:eastAsia="en-GB"/>
+        </w:rPr>
+      </w:pPr>
+      <w:r>
+        <w:rPr>
+          <w:rFonts w:ascii="Times New Roman" w:eastAsia="Times New Roman" w:hAnsi="Times New Roman" w:cs="Times New Roman"/>
+          <w:b/>
+          <w:bCs/>
+          <w:sz w:val="36"/>
+          <w:szCs w:val="36"/>
+          <w:lang w:eastAsia="en-GB"/>
+        </w:rPr>
+        <w:t>9</w:t>
+      </w:r>
+      <w:r>
+        <w:rPr>
+          <w:rFonts w:ascii="Apple Color Emoji" w:eastAsia="Times New Roman" w:hAnsi="Apple Color Emoji" w:cs="Apple Color Emoji"/>
+          <w:b/>
+          <w:bCs/>
+          <w:sz w:val="36"/>
+          <w:szCs w:val="36"/>
+          <w:lang w:eastAsia="en-GB"/>
+        </w:rPr>
+        <w:t>️⃣</w:t>
+      </w:r>
+      <w:r>
+        <w:rPr>
+          <w:rFonts w:ascii="Times New Roman" w:eastAsia="Times New Roman" w:hAnsi="Times New Roman" w:cs="Times New Roman"/>
+          <w:b/>
+          <w:bCs/>
+          <w:sz w:val="36"/>
+          <w:szCs w:val="36"/>
+          <w:lang w:eastAsia="en-GB"/>
+        </w:rPr>
+        <w:t xml:space="preserve"> Strategy Abstraction API (Plugin System)</w:t>
+      </w:r>
+    </w:p>
+    <w:p>
+      <w:pPr>
+        <w:spacing w:before="100" w:beforeAutospacing="1" w:after="100" w:afterAutospacing="1"/>
+        <w:rPr>
+          <w:rFonts w:ascii="Times New Roman" w:eastAsia="Times New Roman" w:hAnsi="Times New Roman" w:cs="Times New Roman"/>
+          <w:lang w:eastAsia="en-GB"/>
+        </w:rPr>
+      </w:pPr>
+      <w:r>
+        <w:rPr>
+          <w:rFonts w:ascii="Times New Roman" w:eastAsia="Times New Roman" w:hAnsi="Times New Roman" w:cs="Times New Roman"/>
+          <w:lang w:eastAsia="en-GB"/>
+        </w:rPr>
+        <w:t>Create a modular strategy interface:</w:t>
       </w:r>
     </w:p>
     <w:p>
@@ -1982,27 +2561,7 @@
           <w:szCs w:val="20"/>
           <w:lang w:eastAsia="en-GB"/>
         </w:rPr>
-        <w:t xml:space="preserve">daily </w:t>
-      </w:r>
-      <w:proofErr w:type="spellStart"/>
-      <w:r>
-        <w:rPr>
-          <w:rFonts w:ascii="Courier New" w:eastAsia="Times New Roman" w:hAnsi="Courier New" w:cs="Courier New"/>
-          <w:sz w:val="20"/>
-          <w:szCs w:val="20"/>
-          <w:lang w:eastAsia="en-GB"/>
-        </w:rPr>
-        <w:t>PnL</w:t>
-      </w:r>
-      <w:proofErr w:type="spellEnd"/>
-      <w:r>
-        <w:rPr>
-          <w:rFonts w:ascii="Courier New" w:eastAsia="Times New Roman" w:hAnsi="Courier New" w:cs="Courier New"/>
-          <w:sz w:val="20"/>
-          <w:szCs w:val="20"/>
-          <w:lang w:eastAsia="en-GB"/>
-        </w:rPr>
-        <w:t xml:space="preserve"> variance</w:t>
+        <w:t>class Strategy:</w:t>
       </w:r>
     </w:p>
     <w:p>
@@ -2032,7 +2591,6 @@
           <w:lang w:eastAsia="en-GB"/>
         </w:rPr>
       </w:pPr>
-      <w:proofErr w:type="spellStart"/>
       <w:r>
         <w:rPr>
           <w:rFonts w:ascii="Courier New" w:eastAsia="Times New Roman" w:hAnsi="Courier New" w:cs="Courier New"/>
@@ -2040,9 +2598,8 @@
           <w:szCs w:val="20"/>
           <w:lang w:eastAsia="en-GB"/>
         </w:rPr>
-        <w:t>VaR</w:t>
-      </w:r>
-      <w:proofErr w:type="spellEnd"/>
+        <w:t xml:space="preserve">    def on_data()</w:t>
+      </w:r>
     </w:p>
     <w:p>
       <w:pPr>
@@ -2078,7 +2635,7 @@
           <w:szCs w:val="20"/>
           <w:lang w:eastAsia="en-GB"/>
         </w:rPr>
-        <w:t>ES (expected shortfall)</w:t>
+        <w:t xml:space="preserve">    def generate_signal()</w:t>
       </w:r>
     </w:p>
     <w:p>
@@ -2115,7 +2672,303 @@
           <w:szCs w:val="20"/>
           <w:lang w:eastAsia="en-GB"/>
         </w:rPr>
-        <w:t>Gross exposure</w:t>
+        <w:t xml:space="preserve">    def train_model()</w:t>
+      </w:r>
+    </w:p>
+    <w:p>
+      <w:pPr>
+        <w:spacing w:before="100" w:beforeAutospacing="1" w:after="100" w:afterAutospacing="1"/>
+        <w:rPr>
+          <w:rFonts w:ascii="Times New Roman" w:eastAsia="Times New Roman" w:hAnsi="Times New Roman" w:cs="Times New Roman"/>
+          <w:lang w:eastAsia="en-GB"/>
+        </w:rPr>
+      </w:pPr>
+      <w:r>
+        <w:rPr>
+          <w:rFonts w:ascii="Times New Roman" w:eastAsia="Times New Roman" w:hAnsi="Times New Roman" w:cs="Times New Roman"/>
+          <w:lang w:eastAsia="en-GB"/>
+        </w:rPr>
+        <w:t>This lets you run:</w:t>
+      </w:r>
+    </w:p>
+    <w:p>
+      <w:pPr>
+        <w:numPr>
+          <w:ilvl w:val="0"/>
+          <w:numId w:val="8"/>
+        </w:numPr>
+        <w:spacing w:before="100" w:beforeAutospacing="1" w:after="100" w:afterAutospacing="1"/>
+        <w:rPr>
+          <w:rFonts w:ascii="Times New Roman" w:eastAsia="Times New Roman" w:hAnsi="Times New Roman" w:cs="Times New Roman"/>
+          <w:lang w:eastAsia="en-GB"/>
+        </w:rPr>
+      </w:pPr>
+      <w:r>
+        <w:rPr>
+          <w:rFonts w:ascii="Times New Roman" w:eastAsia="Times New Roman" w:hAnsi="Times New Roman" w:cs="Times New Roman"/>
+          <w:lang w:eastAsia="en-GB"/>
+        </w:rPr>
+        <w:t>multiple strategies</w:t>
+      </w:r>
+    </w:p>
+    <w:p>
+      <w:pPr>
+        <w:numPr>
+          <w:ilvl w:val="0"/>
+          <w:numId w:val="8"/>
+        </w:numPr>
+        <w:spacing w:before="100" w:beforeAutospacing="1" w:after="100" w:afterAutospacing="1"/>
+        <w:rPr>
+          <w:rFonts w:ascii="Times New Roman" w:eastAsia="Times New Roman" w:hAnsi="Times New Roman" w:cs="Times New Roman"/>
+          <w:lang w:eastAsia="en-GB"/>
+        </w:rPr>
+      </w:pPr>
+      <w:r>
+        <w:rPr>
+          <w:rFonts w:ascii="Times New Roman" w:eastAsia="Times New Roman" w:hAnsi="Times New Roman" w:cs="Times New Roman"/>
+          <w:lang w:eastAsia="en-GB"/>
+        </w:rPr>
+        <w:t>multiple asset classes</w:t>
+      </w:r>
+    </w:p>
+    <w:p>
+      <w:pPr>
+        <w:numPr>
+          <w:ilvl w:val="0"/>
+          <w:numId w:val="8"/>
+        </w:numPr>
+        <w:spacing w:before="100" w:beforeAutospacing="1" w:after="100" w:afterAutospacing="1"/>
+        <w:rPr>
+          <w:rFonts w:ascii="Times New Roman" w:eastAsia="Times New Roman" w:hAnsi="Times New Roman" w:cs="Times New Roman"/>
+          <w:lang w:eastAsia="en-GB"/>
+        </w:rPr>
+      </w:pPr>
+      <w:r>
+        <w:rPr>
+          <w:rFonts w:ascii="Times New Roman" w:eastAsia="Times New Roman" w:hAnsi="Times New Roman" w:cs="Times New Roman"/>
+          <w:lang w:eastAsia="en-GB"/>
+        </w:rPr>
+        <w:t>hierarchical portfolios</w:t>
+      </w:r>
+    </w:p>
+    <w:p>
+      <w:pPr>
+        <w:rPr>
+          <w:rFonts w:ascii="Times New Roman" w:eastAsia="Times New Roman" w:hAnsi="Times New Roman" w:cs="Times New Roman"/>
+          <w:lang w:eastAsia="en-GB"/>
+        </w:rPr>
+      </w:pPr>
+      <w:r>
+        <w:rPr>
+          <w:rFonts w:ascii="Times New Roman" w:eastAsia="Times New Roman" w:hAnsi="Times New Roman" w:cs="Times New Roman"/>
+          <w:noProof/>
+          <w:lang w:eastAsia="en-GB"/>
+        </w:rPr>
+        <w:pict w14:anchorId="5741FD13">
+          <v:rect id="_x0000_i1054" alt="" style="width:451.3pt;height:.05pt;mso-width-percent:0;mso-height-percent:0;mso-width-percent:0;mso-height-percent:0" o:hralign="center" o:hrstd="t" o:hr="t" fillcolor="#a0a0a0" stroked="f"/>
+        </w:pict>
+      </w:r>
+    </w:p>
+    <w:p>
+      <w:pPr>
+        <w:spacing w:before="100" w:beforeAutospacing="1" w:after="100" w:afterAutospacing="1"/>
+        <w:outlineLvl w:val="1"/>
+        <w:rPr>
+          <w:rFonts w:ascii="Times New Roman" w:eastAsia="Times New Roman" w:hAnsi="Times New Roman" w:cs="Times New Roman"/>
+          <w:b/>
+          <w:bCs/>
+          <w:sz w:val="36"/>
+          <w:szCs w:val="36"/>
+          <w:lang w:eastAsia="en-GB"/>
+        </w:rPr>
+      </w:pPr>
+      <w:r>
+        <w:rPr>
+          <w:rFonts w:ascii="Apple Color Emoji" w:eastAsia="Times New Roman" w:hAnsi="Apple Color Emoji" w:cs="Apple Color Emoji"/>
+          <w:b/>
+          <w:bCs/>
+          <w:sz w:val="36"/>
+          <w:szCs w:val="36"/>
+          <w:lang w:eastAsia="en-GB"/>
+        </w:rPr>
+        <w:t>🔟</w:t>
+      </w:r>
+      <w:r>
+        <w:rPr>
+          <w:rFonts w:ascii="Times New Roman" w:eastAsia="Times New Roman" w:hAnsi="Times New Roman" w:cs="Times New Roman"/>
+          <w:b/>
+          <w:bCs/>
+          <w:sz w:val="36"/>
+          <w:szCs w:val="36"/>
+          <w:lang w:eastAsia="en-GB"/>
+        </w:rPr>
+        <w:t xml:space="preserve"> Multi-Strategy Portfolio Allocation System</w:t>
+      </w:r>
+    </w:p>
+    <w:p>
+      <w:pPr>
+        <w:spacing w:before="100" w:beforeAutospacing="1" w:after="100" w:afterAutospacing="1"/>
+        <w:rPr>
+          <w:rFonts w:ascii="Times New Roman" w:eastAsia="Times New Roman" w:hAnsi="Times New Roman" w:cs="Times New Roman"/>
+          <w:lang w:eastAsia="en-GB"/>
+        </w:rPr>
+      </w:pPr>
+      <w:r>
+        <w:rPr>
+          <w:rFonts w:ascii="Times New Roman" w:eastAsia="Times New Roman" w:hAnsi="Times New Roman" w:cs="Times New Roman"/>
+          <w:lang w:eastAsia="en-GB"/>
+        </w:rPr>
+        <w:t>Eventually firms run 20–300 strategies:</w:t>
+      </w:r>
+    </w:p>
+    <w:p>
+      <w:pPr>
+        <w:spacing w:before="100" w:beforeAutospacing="1" w:after="100" w:afterAutospacing="1"/>
+        <w:rPr>
+          <w:rFonts w:ascii="Times New Roman" w:eastAsia="Times New Roman" w:hAnsi="Times New Roman" w:cs="Times New Roman"/>
+          <w:lang w:eastAsia="en-GB"/>
+        </w:rPr>
+      </w:pPr>
+      <w:r>
+        <w:rPr>
+          <w:rFonts w:ascii="Times New Roman" w:eastAsia="Times New Roman" w:hAnsi="Times New Roman" w:cs="Times New Roman"/>
+          <w:lang w:eastAsia="en-GB"/>
+        </w:rPr>
+        <w:t>You need:</w:t>
+      </w:r>
+    </w:p>
+    <w:p>
+      <w:pPr>
+        <w:numPr>
+          <w:ilvl w:val="0"/>
+          <w:numId w:val="9"/>
+        </w:numPr>
+        <w:spacing w:before="100" w:beforeAutospacing="1" w:after="100" w:afterAutospacing="1"/>
+        <w:rPr>
+          <w:rFonts w:ascii="Times New Roman" w:eastAsia="Times New Roman" w:hAnsi="Times New Roman" w:cs="Times New Roman"/>
+          <w:lang w:eastAsia="en-GB"/>
+        </w:rPr>
+      </w:pPr>
+      <w:r>
+        <w:rPr>
+          <w:rFonts w:ascii="Times New Roman" w:eastAsia="Times New Roman" w:hAnsi="Times New Roman" w:cs="Times New Roman"/>
+          <w:lang w:eastAsia="en-GB"/>
+        </w:rPr>
+        <w:t>capital allocation engine</w:t>
+      </w:r>
+    </w:p>
+    <w:p>
+      <w:pPr>
+        <w:numPr>
+          <w:ilvl w:val="0"/>
+          <w:numId w:val="9"/>
+        </w:numPr>
+        <w:spacing w:before="100" w:beforeAutospacing="1" w:after="100" w:afterAutospacing="1"/>
+        <w:rPr>
+          <w:rFonts w:ascii="Times New Roman" w:eastAsia="Times New Roman" w:hAnsi="Times New Roman" w:cs="Times New Roman"/>
+          <w:lang w:eastAsia="en-GB"/>
+        </w:rPr>
+      </w:pPr>
+      <w:r>
+        <w:rPr>
+          <w:rFonts w:ascii="Times New Roman" w:eastAsia="Times New Roman" w:hAnsi="Times New Roman" w:cs="Times New Roman"/>
+          <w:lang w:eastAsia="en-GB"/>
+        </w:rPr>
+        <w:lastRenderedPageBreak/>
+        <w:t>correlation suppression layer</w:t>
+      </w:r>
+    </w:p>
+    <w:p>
+      <w:pPr>
+        <w:numPr>
+          <w:ilvl w:val="0"/>
+          <w:numId w:val="9"/>
+        </w:numPr>
+        <w:spacing w:before="100" w:beforeAutospacing="1" w:after="100" w:afterAutospacing="1"/>
+        <w:rPr>
+          <w:rFonts w:ascii="Times New Roman" w:eastAsia="Times New Roman" w:hAnsi="Times New Roman" w:cs="Times New Roman"/>
+          <w:lang w:eastAsia="en-GB"/>
+        </w:rPr>
+      </w:pPr>
+      <w:r>
+        <w:rPr>
+          <w:rFonts w:ascii="Times New Roman" w:eastAsia="Times New Roman" w:hAnsi="Times New Roman" w:cs="Times New Roman"/>
+          <w:lang w:eastAsia="en-GB"/>
+        </w:rPr>
+        <w:t>optimisation engine (HRP / CLA / MV)</w:t>
+      </w:r>
+    </w:p>
+    <w:p>
+      <w:pPr>
+        <w:rPr>
+          <w:rFonts w:ascii="Times New Roman" w:eastAsia="Times New Roman" w:hAnsi="Times New Roman" w:cs="Times New Roman"/>
+          <w:lang w:eastAsia="en-GB"/>
+        </w:rPr>
+      </w:pPr>
+      <w:r>
+        <w:rPr>
+          <w:rFonts w:ascii="Times New Roman" w:eastAsia="Times New Roman" w:hAnsi="Times New Roman" w:cs="Times New Roman"/>
+          <w:noProof/>
+          <w:lang w:eastAsia="en-GB"/>
+        </w:rPr>
+        <w:pict w14:anchorId="1996B85E">
+          <v:rect id="_x0000_i1053" alt="" style="width:451.3pt;height:.05pt;mso-width-percent:0;mso-height-percent:0;mso-width-percent:0;mso-height-percent:0" o:hralign="center" o:hrstd="t" o:hr="t" fillcolor="#a0a0a0" stroked="f"/>
+        </w:pict>
+      </w:r>
+    </w:p>
+    <w:p>
+      <w:pPr>
+        <w:spacing w:before="100" w:beforeAutospacing="1" w:after="100" w:afterAutospacing="1"/>
+        <w:outlineLvl w:val="0"/>
+        <w:rPr>
+          <w:rFonts w:ascii="Times New Roman" w:eastAsia="Times New Roman" w:hAnsi="Times New Roman" w:cs="Times New Roman"/>
+          <w:b/>
+          <w:bCs/>
+          <w:kern w:val="36"/>
+          <w:sz w:val="48"/>
+          <w:szCs w:val="48"/>
+          <w:lang w:eastAsia="en-GB"/>
+        </w:rPr>
+      </w:pPr>
+      <w:r>
+        <w:rPr>
+          <w:rFonts w:ascii="Apple Color Emoji" w:eastAsia="Times New Roman" w:hAnsi="Apple Color Emoji" w:cs="Apple Color Emoji"/>
+          <w:b/>
+          <w:bCs/>
+          <w:kern w:val="36"/>
+          <w:sz w:val="48"/>
+          <w:szCs w:val="48"/>
+          <w:lang w:eastAsia="en-GB"/>
+        </w:rPr>
+        <w:t>🧠</w:t>
+      </w:r>
+      <w:r>
+        <w:rPr>
+          <w:rFonts w:ascii="Times New Roman" w:eastAsia="Times New Roman" w:hAnsi="Times New Roman" w:cs="Times New Roman"/>
+          <w:b/>
+          <w:bCs/>
+          <w:kern w:val="36"/>
+          <w:sz w:val="48"/>
+          <w:szCs w:val="48"/>
+          <w:lang w:eastAsia="en-GB"/>
+        </w:rPr>
+        <w:t xml:space="preserve"> SYSTEM ARCHITECTURE VIEW</w:t>
+      </w:r>
+    </w:p>
+    <w:p>
+      <w:pPr>
+        <w:spacing w:before="100" w:beforeAutospacing="1" w:after="100" w:afterAutospacing="1"/>
+        <w:rPr>
+          <w:rFonts w:ascii="Times New Roman" w:eastAsia="Times New Roman" w:hAnsi="Times New Roman" w:cs="Times New Roman"/>
+          <w:lang w:eastAsia="en-GB"/>
+        </w:rPr>
+      </w:pPr>
+      <w:r>
+        <w:rPr>
+          <w:rFonts w:ascii="Times New Roman" w:eastAsia="Times New Roman" w:hAnsi="Times New Roman" w:cs="Times New Roman"/>
+          <w:lang w:eastAsia="en-GB"/>
+        </w:rPr>
+        <w:t>Here’s where all this fits:</w:t>
       </w:r>
     </w:p>
     <w:p>
@@ -2152,7 +3005,7 @@
           <w:szCs w:val="20"/>
           <w:lang w:eastAsia="en-GB"/>
         </w:rPr>
-        <w:t>Net exposure</w:t>
+        <w:t>data_loader  →  strategy  →  risk_manager → oms → portfolio → performance → reporting</w:t>
       </w:r>
     </w:p>
     <w:p>
@@ -2189,7 +3042,7 @@
           <w:szCs w:val="20"/>
           <w:lang w:eastAsia="en-GB"/>
         </w:rPr>
-        <w:t>Convexity</w:t>
+        <w:t xml:space="preserve">                     │</w:t>
       </w:r>
     </w:p>
     <w:p>
@@ -2226,7 +3079,7 @@
           <w:szCs w:val="20"/>
           <w:lang w:eastAsia="en-GB"/>
         </w:rPr>
-        <w:t>Correlation contribution</w:t>
+        <w:t xml:space="preserve">                     │</w:t>
       </w:r>
     </w:p>
     <w:p>
@@ -2263,1524 +3116,6 @@
           <w:szCs w:val="20"/>
           <w:lang w:eastAsia="en-GB"/>
         </w:rPr>
-        <w:t>Sector exposure</w:t>
-      </w:r>
-    </w:p>
-    <w:p>
-      <w:pPr>
-        <w:spacing w:before="100" w:beforeAutospacing="1" w:after="100" w:afterAutospacing="1"/>
-        <w:rPr>
-          <w:rFonts w:ascii="Times New Roman" w:eastAsia="Times New Roman" w:hAnsi="Times New Roman" w:cs="Times New Roman"/>
-          <w:lang w:eastAsia="en-GB"/>
-        </w:rPr>
-      </w:pPr>
-      <w:r>
-        <w:rPr>
-          <w:rFonts w:ascii="Times New Roman" w:eastAsia="Times New Roman" w:hAnsi="Times New Roman" w:cs="Times New Roman"/>
-          <w:lang w:eastAsia="en-GB"/>
-        </w:rPr>
-        <w:t>Daily dashboards + warning triggers.</w:t>
-      </w:r>
-    </w:p>
-    <w:p>
-      <w:pPr>
-        <w:rPr>
-          <w:rFonts w:ascii="Times New Roman" w:eastAsia="Times New Roman" w:hAnsi="Times New Roman" w:cs="Times New Roman"/>
-          <w:lang w:eastAsia="en-GB"/>
-        </w:rPr>
-      </w:pPr>
-      <w:r>
-        <w:rPr>
-          <w:rFonts w:ascii="Times New Roman" w:eastAsia="Times New Roman" w:hAnsi="Times New Roman" w:cs="Times New Roman"/>
-          <w:lang w:eastAsia="en-GB"/>
-        </w:rPr>
-        <w:pict w14:anchorId="42A2D1DD">
-          <v:rect id="_x0000_i1030" style="width:0;height:1.5pt" o:hralign="center" o:hrstd="t" o:hr="t" fillcolor="#a0a0a0" stroked="f"/>
-        </w:pict>
-      </w:r>
-    </w:p>
-    <w:p>
-      <w:pPr>
-        <w:spacing w:before="100" w:beforeAutospacing="1" w:after="100" w:afterAutospacing="1"/>
-        <w:outlineLvl w:val="1"/>
-        <w:rPr>
-          <w:rFonts w:ascii="Times New Roman" w:eastAsia="Times New Roman" w:hAnsi="Times New Roman" w:cs="Times New Roman"/>
-          <w:b/>
-          <w:bCs/>
-          <w:sz w:val="36"/>
-          <w:szCs w:val="36"/>
-          <w:lang w:eastAsia="en-GB"/>
-        </w:rPr>
-      </w:pPr>
-      <w:r>
-        <w:rPr>
-          <w:rFonts w:ascii="Times New Roman" w:eastAsia="Times New Roman" w:hAnsi="Times New Roman" w:cs="Times New Roman"/>
-          <w:b/>
-          <w:bCs/>
-          <w:sz w:val="36"/>
-          <w:szCs w:val="36"/>
-          <w:lang w:eastAsia="en-GB"/>
-        </w:rPr>
-        <w:t>6</w:t>
-      </w:r>
-      <w:r>
-        <w:rPr>
-          <w:rFonts w:ascii="Apple Color Emoji" w:eastAsia="Times New Roman" w:hAnsi="Apple Color Emoji" w:cs="Apple Color Emoji"/>
-          <w:b/>
-          <w:bCs/>
-          <w:sz w:val="36"/>
-          <w:szCs w:val="36"/>
-          <w:lang w:eastAsia="en-GB"/>
-        </w:rPr>
-        <w:t>️⃣</w:t>
-      </w:r>
-      <w:r>
-        <w:rPr>
-          <w:rFonts w:ascii="Times New Roman" w:eastAsia="Times New Roman" w:hAnsi="Times New Roman" w:cs="Times New Roman"/>
-          <w:b/>
-          <w:bCs/>
-          <w:sz w:val="36"/>
-          <w:szCs w:val="36"/>
-          <w:lang w:eastAsia="en-GB"/>
-        </w:rPr>
-        <w:t xml:space="preserve"> Trade Cost &amp; Slippage Model</w:t>
-      </w:r>
-    </w:p>
-    <w:p>
-      <w:pPr>
-        <w:spacing w:before="100" w:beforeAutospacing="1" w:after="100" w:afterAutospacing="1"/>
-        <w:rPr>
-          <w:rFonts w:ascii="Times New Roman" w:eastAsia="Times New Roman" w:hAnsi="Times New Roman" w:cs="Times New Roman"/>
-          <w:lang w:eastAsia="en-GB"/>
-        </w:rPr>
-      </w:pPr>
-      <w:r>
-        <w:rPr>
-          <w:rFonts w:ascii="Times New Roman" w:eastAsia="Times New Roman" w:hAnsi="Times New Roman" w:cs="Times New Roman"/>
-          <w:lang w:eastAsia="en-GB"/>
-        </w:rPr>
-        <w:t>Nobody gets fills at the close price in reality.</w:t>
-      </w:r>
-    </w:p>
-    <w:p>
-      <w:pPr>
-        <w:spacing w:before="100" w:beforeAutospacing="1" w:after="100" w:afterAutospacing="1"/>
-        <w:rPr>
-          <w:rFonts w:ascii="Times New Roman" w:eastAsia="Times New Roman" w:hAnsi="Times New Roman" w:cs="Times New Roman"/>
-          <w:lang w:eastAsia="en-GB"/>
-        </w:rPr>
-      </w:pPr>
-      <w:r>
-        <w:rPr>
-          <w:rFonts w:ascii="Times New Roman" w:eastAsia="Times New Roman" w:hAnsi="Times New Roman" w:cs="Times New Roman"/>
-          <w:lang w:eastAsia="en-GB"/>
-        </w:rPr>
-        <w:t>Add:</w:t>
-      </w:r>
-    </w:p>
-    <w:p>
-      <w:pPr>
-        <w:spacing w:before="100" w:beforeAutospacing="1" w:after="100" w:afterAutospacing="1"/>
-        <w:rPr>
-          <w:rFonts w:ascii="Times New Roman" w:eastAsia="Times New Roman" w:hAnsi="Times New Roman" w:cs="Times New Roman"/>
-          <w:lang w:eastAsia="en-GB"/>
-        </w:rPr>
-      </w:pPr>
-      <w:r>
-        <w:rPr>
-          <w:rFonts w:ascii="Apple Color Emoji" w:eastAsia="Times New Roman" w:hAnsi="Apple Color Emoji" w:cs="Apple Color Emoji"/>
-          <w:lang w:eastAsia="en-GB"/>
-        </w:rPr>
-        <w:t>✔</w:t>
-      </w:r>
-      <w:r>
-        <w:rPr>
-          <w:rFonts w:ascii="Times New Roman" w:eastAsia="Times New Roman" w:hAnsi="Times New Roman" w:cs="Times New Roman"/>
-          <w:lang w:eastAsia="en-GB"/>
-        </w:rPr>
-        <w:t xml:space="preserve"> bid/ask spread cost</w:t>
-      </w:r>
-      <w:r>
-        <w:rPr>
-          <w:rFonts w:ascii="Times New Roman" w:eastAsia="Times New Roman" w:hAnsi="Times New Roman" w:cs="Times New Roman"/>
-          <w:lang w:eastAsia="en-GB"/>
-        </w:rPr>
-        <w:br/>
-      </w:r>
-      <w:r>
-        <w:rPr>
-          <w:rFonts w:ascii="Apple Color Emoji" w:eastAsia="Times New Roman" w:hAnsi="Apple Color Emoji" w:cs="Apple Color Emoji"/>
-          <w:lang w:eastAsia="en-GB"/>
-        </w:rPr>
-        <w:t>✔</w:t>
-      </w:r>
-      <w:r>
-        <w:rPr>
-          <w:rFonts w:ascii="Times New Roman" w:eastAsia="Times New Roman" w:hAnsi="Times New Roman" w:cs="Times New Roman"/>
-          <w:lang w:eastAsia="en-GB"/>
-        </w:rPr>
-        <w:t xml:space="preserve"> volatility-dependent slippage</w:t>
-      </w:r>
-      <w:r>
-        <w:rPr>
-          <w:rFonts w:ascii="Times New Roman" w:eastAsia="Times New Roman" w:hAnsi="Times New Roman" w:cs="Times New Roman"/>
-          <w:lang w:eastAsia="en-GB"/>
-        </w:rPr>
-        <w:br/>
-      </w:r>
-      <w:r>
-        <w:rPr>
-          <w:rFonts w:ascii="Apple Color Emoji" w:eastAsia="Times New Roman" w:hAnsi="Apple Color Emoji" w:cs="Apple Color Emoji"/>
-          <w:lang w:eastAsia="en-GB"/>
-        </w:rPr>
-        <w:t>✔</w:t>
-      </w:r>
-      <w:r>
-        <w:rPr>
-          <w:rFonts w:ascii="Times New Roman" w:eastAsia="Times New Roman" w:hAnsi="Times New Roman" w:cs="Times New Roman"/>
-          <w:lang w:eastAsia="en-GB"/>
-        </w:rPr>
-        <w:t xml:space="preserve"> market impact model</w:t>
-      </w:r>
-      <w:r>
-        <w:rPr>
-          <w:rFonts w:ascii="Times New Roman" w:eastAsia="Times New Roman" w:hAnsi="Times New Roman" w:cs="Times New Roman"/>
-          <w:lang w:eastAsia="en-GB"/>
-        </w:rPr>
-        <w:br/>
-      </w:r>
-      <w:r>
-        <w:rPr>
-          <w:rFonts w:ascii="Apple Color Emoji" w:eastAsia="Times New Roman" w:hAnsi="Apple Color Emoji" w:cs="Apple Color Emoji"/>
-          <w:lang w:eastAsia="en-GB"/>
-        </w:rPr>
-        <w:t>✔</w:t>
-      </w:r>
-      <w:r>
-        <w:rPr>
-          <w:rFonts w:ascii="Times New Roman" w:eastAsia="Times New Roman" w:hAnsi="Times New Roman" w:cs="Times New Roman"/>
-          <w:lang w:eastAsia="en-GB"/>
-        </w:rPr>
-        <w:t xml:space="preserve"> exchange fee schedule</w:t>
-      </w:r>
-    </w:p>
-    <w:p>
-      <w:pPr>
-        <w:spacing w:before="100" w:beforeAutospacing="1" w:after="100" w:afterAutospacing="1"/>
-        <w:rPr>
-          <w:rFonts w:ascii="Times New Roman" w:eastAsia="Times New Roman" w:hAnsi="Times New Roman" w:cs="Times New Roman"/>
-          <w:lang w:eastAsia="en-GB"/>
-        </w:rPr>
-      </w:pPr>
-      <w:r>
-        <w:rPr>
-          <w:rFonts w:ascii="Times New Roman" w:eastAsia="Times New Roman" w:hAnsi="Times New Roman" w:cs="Times New Roman"/>
-          <w:lang w:eastAsia="en-GB"/>
-        </w:rPr>
-        <w:t>This massively changes drawdown curves.</w:t>
-      </w:r>
-    </w:p>
-    <w:p>
-      <w:pPr>
-        <w:rPr>
-          <w:rFonts w:ascii="Times New Roman" w:eastAsia="Times New Roman" w:hAnsi="Times New Roman" w:cs="Times New Roman"/>
-          <w:lang w:eastAsia="en-GB"/>
-        </w:rPr>
-      </w:pPr>
-      <w:r>
-        <w:rPr>
-          <w:rFonts w:ascii="Times New Roman" w:eastAsia="Times New Roman" w:hAnsi="Times New Roman" w:cs="Times New Roman"/>
-          <w:lang w:eastAsia="en-GB"/>
-        </w:rPr>
-        <w:pict w14:anchorId="7B59E81E">
-          <v:rect id="_x0000_i1031" style="width:0;height:1.5pt" o:hralign="center" o:hrstd="t" o:hr="t" fillcolor="#a0a0a0" stroked="f"/>
-        </w:pict>
-      </w:r>
-    </w:p>
-    <w:p>
-      <w:pPr>
-        <w:spacing w:before="100" w:beforeAutospacing="1" w:after="100" w:afterAutospacing="1"/>
-        <w:outlineLvl w:val="1"/>
-        <w:rPr>
-          <w:rFonts w:ascii="Times New Roman" w:eastAsia="Times New Roman" w:hAnsi="Times New Roman" w:cs="Times New Roman"/>
-          <w:b/>
-          <w:bCs/>
-          <w:sz w:val="36"/>
-          <w:szCs w:val="36"/>
-          <w:lang w:eastAsia="en-GB"/>
-        </w:rPr>
-      </w:pPr>
-      <w:r>
-        <w:rPr>
-          <w:rFonts w:ascii="Times New Roman" w:eastAsia="Times New Roman" w:hAnsi="Times New Roman" w:cs="Times New Roman"/>
-          <w:b/>
-          <w:bCs/>
-          <w:sz w:val="36"/>
-          <w:szCs w:val="36"/>
-          <w:lang w:eastAsia="en-GB"/>
-        </w:rPr>
-        <w:t>7</w:t>
-      </w:r>
-      <w:r>
-        <w:rPr>
-          <w:rFonts w:ascii="Apple Color Emoji" w:eastAsia="Times New Roman" w:hAnsi="Apple Color Emoji" w:cs="Apple Color Emoji"/>
-          <w:b/>
-          <w:bCs/>
-          <w:sz w:val="36"/>
-          <w:szCs w:val="36"/>
-          <w:lang w:eastAsia="en-GB"/>
-        </w:rPr>
-        <w:t>️⃣</w:t>
-      </w:r>
-      <w:r>
-        <w:rPr>
-          <w:rFonts w:ascii="Times New Roman" w:eastAsia="Times New Roman" w:hAnsi="Times New Roman" w:cs="Times New Roman"/>
-          <w:b/>
-          <w:bCs/>
-          <w:sz w:val="36"/>
-          <w:szCs w:val="36"/>
-          <w:lang w:eastAsia="en-GB"/>
-        </w:rPr>
-        <w:t xml:space="preserve"> Compliance / Audit Layer</w:t>
-      </w:r>
-    </w:p>
-    <w:p>
-      <w:pPr>
-        <w:spacing w:before="100" w:beforeAutospacing="1" w:after="100" w:afterAutospacing="1"/>
-        <w:rPr>
-          <w:rFonts w:ascii="Times New Roman" w:eastAsia="Times New Roman" w:hAnsi="Times New Roman" w:cs="Times New Roman"/>
-          <w:lang w:eastAsia="en-GB"/>
-        </w:rPr>
-      </w:pPr>
-      <w:r>
-        <w:rPr>
-          <w:rFonts w:ascii="Times New Roman" w:eastAsia="Times New Roman" w:hAnsi="Times New Roman" w:cs="Times New Roman"/>
-          <w:lang w:eastAsia="en-GB"/>
-        </w:rPr>
-        <w:lastRenderedPageBreak/>
-        <w:t>Institutional trading requires:</w:t>
-      </w:r>
-    </w:p>
-    <w:p>
-      <w:pPr>
-        <w:numPr>
-          <w:ilvl w:val="0"/>
-          <w:numId w:val="5"/>
-        </w:numPr>
-        <w:spacing w:before="100" w:beforeAutospacing="1" w:after="100" w:afterAutospacing="1"/>
-        <w:rPr>
-          <w:rFonts w:ascii="Times New Roman" w:eastAsia="Times New Roman" w:hAnsi="Times New Roman" w:cs="Times New Roman"/>
-          <w:lang w:eastAsia="en-GB"/>
-        </w:rPr>
-      </w:pPr>
-      <w:r>
-        <w:rPr>
-          <w:rFonts w:ascii="Times New Roman" w:eastAsia="Times New Roman" w:hAnsi="Times New Roman" w:cs="Times New Roman"/>
-          <w:lang w:eastAsia="en-GB"/>
-        </w:rPr>
-        <w:t>reproducible logs</w:t>
-      </w:r>
-    </w:p>
-    <w:p>
-      <w:pPr>
-        <w:numPr>
-          <w:ilvl w:val="0"/>
-          <w:numId w:val="5"/>
-        </w:numPr>
-        <w:spacing w:before="100" w:beforeAutospacing="1" w:after="100" w:afterAutospacing="1"/>
-        <w:rPr>
-          <w:rFonts w:ascii="Times New Roman" w:eastAsia="Times New Roman" w:hAnsi="Times New Roman" w:cs="Times New Roman"/>
-          <w:lang w:eastAsia="en-GB"/>
-        </w:rPr>
-      </w:pPr>
-      <w:r>
-        <w:rPr>
-          <w:rFonts w:ascii="Times New Roman" w:eastAsia="Times New Roman" w:hAnsi="Times New Roman" w:cs="Times New Roman"/>
-          <w:lang w:eastAsia="en-GB"/>
-        </w:rPr>
-        <w:t>deterministic results</w:t>
-      </w:r>
-    </w:p>
-    <w:p>
-      <w:pPr>
-        <w:numPr>
-          <w:ilvl w:val="0"/>
-          <w:numId w:val="5"/>
-        </w:numPr>
-        <w:spacing w:before="100" w:beforeAutospacing="1" w:after="100" w:afterAutospacing="1"/>
-        <w:rPr>
-          <w:rFonts w:ascii="Times New Roman" w:eastAsia="Times New Roman" w:hAnsi="Times New Roman" w:cs="Times New Roman"/>
-          <w:lang w:eastAsia="en-GB"/>
-        </w:rPr>
-      </w:pPr>
-      <w:r>
-        <w:rPr>
-          <w:rFonts w:ascii="Times New Roman" w:eastAsia="Times New Roman" w:hAnsi="Times New Roman" w:cs="Times New Roman"/>
-          <w:lang w:eastAsia="en-GB"/>
-        </w:rPr>
-        <w:t>version control signatures</w:t>
-      </w:r>
-    </w:p>
-    <w:p>
-      <w:pPr>
-        <w:numPr>
-          <w:ilvl w:val="0"/>
-          <w:numId w:val="5"/>
-        </w:numPr>
-        <w:spacing w:before="100" w:beforeAutospacing="1" w:after="100" w:afterAutospacing="1"/>
-        <w:rPr>
-          <w:rFonts w:ascii="Times New Roman" w:eastAsia="Times New Roman" w:hAnsi="Times New Roman" w:cs="Times New Roman"/>
-          <w:lang w:eastAsia="en-GB"/>
-        </w:rPr>
-      </w:pPr>
-      <w:r>
-        <w:rPr>
-          <w:rFonts w:ascii="Times New Roman" w:eastAsia="Times New Roman" w:hAnsi="Times New Roman" w:cs="Times New Roman"/>
-          <w:lang w:eastAsia="en-GB"/>
-        </w:rPr>
-        <w:t>strategy approval data</w:t>
-      </w:r>
-    </w:p>
-    <w:p>
-      <w:pPr>
-        <w:numPr>
-          <w:ilvl w:val="0"/>
-          <w:numId w:val="5"/>
-        </w:numPr>
-        <w:spacing w:before="100" w:beforeAutospacing="1" w:after="100" w:afterAutospacing="1"/>
-        <w:rPr>
-          <w:rFonts w:ascii="Times New Roman" w:eastAsia="Times New Roman" w:hAnsi="Times New Roman" w:cs="Times New Roman"/>
-          <w:lang w:eastAsia="en-GB"/>
-        </w:rPr>
-      </w:pPr>
-      <w:r>
-        <w:rPr>
-          <w:rFonts w:ascii="Times New Roman" w:eastAsia="Times New Roman" w:hAnsi="Times New Roman" w:cs="Times New Roman"/>
-          <w:lang w:eastAsia="en-GB"/>
-        </w:rPr>
-        <w:t>trade replay engine</w:t>
-      </w:r>
-    </w:p>
-    <w:p>
-      <w:pPr>
-        <w:spacing w:before="100" w:beforeAutospacing="1" w:after="100" w:afterAutospacing="1"/>
-        <w:rPr>
-          <w:rFonts w:ascii="Times New Roman" w:eastAsia="Times New Roman" w:hAnsi="Times New Roman" w:cs="Times New Roman"/>
-          <w:lang w:eastAsia="en-GB"/>
-        </w:rPr>
-      </w:pPr>
-      <w:r>
-        <w:rPr>
-          <w:rFonts w:ascii="Times New Roman" w:eastAsia="Times New Roman" w:hAnsi="Times New Roman" w:cs="Times New Roman"/>
-          <w:lang w:eastAsia="en-GB"/>
-        </w:rPr>
-        <w:t>You'll need a:</w:t>
-      </w:r>
-    </w:p>
-    <w:p>
-      <w:pPr>
-        <w:spacing w:before="100" w:beforeAutospacing="1" w:after="100" w:afterAutospacing="1"/>
-        <w:rPr>
-          <w:rFonts w:ascii="Times New Roman" w:eastAsia="Times New Roman" w:hAnsi="Times New Roman" w:cs="Times New Roman"/>
-          <w:lang w:eastAsia="en-GB"/>
-        </w:rPr>
-      </w:pPr>
-      <w:r>
-        <w:rPr>
-          <w:rFonts w:ascii="Courier New" w:eastAsia="Times New Roman" w:hAnsi="Courier New" w:cs="Courier New"/>
-          <w:sz w:val="20"/>
-          <w:szCs w:val="20"/>
-          <w:lang w:eastAsia="en-GB"/>
-        </w:rPr>
-        <w:t>audit.py</w:t>
-      </w:r>
-    </w:p>
-    <w:p>
-      <w:pPr>
-        <w:spacing w:before="100" w:beforeAutospacing="1" w:after="100" w:afterAutospacing="1"/>
-        <w:rPr>
-          <w:rFonts w:ascii="Times New Roman" w:eastAsia="Times New Roman" w:hAnsi="Times New Roman" w:cs="Times New Roman"/>
-          <w:lang w:eastAsia="en-GB"/>
-        </w:rPr>
-      </w:pPr>
-      <w:r>
-        <w:rPr>
-          <w:rFonts w:ascii="Times New Roman" w:eastAsia="Times New Roman" w:hAnsi="Times New Roman" w:cs="Times New Roman"/>
-          <w:lang w:eastAsia="en-GB"/>
-        </w:rPr>
-        <w:t>that stores:</w:t>
-      </w:r>
-    </w:p>
-    <w:p>
-      <w:pPr>
-        <w:numPr>
-          <w:ilvl w:val="0"/>
-          <w:numId w:val="6"/>
-        </w:numPr>
-        <w:spacing w:before="100" w:beforeAutospacing="1" w:after="100" w:afterAutospacing="1"/>
-        <w:rPr>
-          <w:rFonts w:ascii="Times New Roman" w:eastAsia="Times New Roman" w:hAnsi="Times New Roman" w:cs="Times New Roman"/>
-          <w:lang w:eastAsia="en-GB"/>
-        </w:rPr>
-      </w:pPr>
-      <w:r>
-        <w:rPr>
-          <w:rFonts w:ascii="Times New Roman" w:eastAsia="Times New Roman" w:hAnsi="Times New Roman" w:cs="Times New Roman"/>
-          <w:lang w:eastAsia="en-GB"/>
-        </w:rPr>
-        <w:t>run parameters</w:t>
-      </w:r>
-    </w:p>
-    <w:p>
-      <w:pPr>
-        <w:numPr>
-          <w:ilvl w:val="0"/>
-          <w:numId w:val="6"/>
-        </w:numPr>
-        <w:spacing w:before="100" w:beforeAutospacing="1" w:after="100" w:afterAutospacing="1"/>
-        <w:rPr>
-          <w:rFonts w:ascii="Times New Roman" w:eastAsia="Times New Roman" w:hAnsi="Times New Roman" w:cs="Times New Roman"/>
-          <w:lang w:eastAsia="en-GB"/>
-        </w:rPr>
-      </w:pPr>
-      <w:r>
-        <w:rPr>
-          <w:rFonts w:ascii="Times New Roman" w:eastAsia="Times New Roman" w:hAnsi="Times New Roman" w:cs="Times New Roman"/>
-          <w:lang w:eastAsia="en-GB"/>
-        </w:rPr>
-        <w:t>git commit hash</w:t>
-      </w:r>
-    </w:p>
-    <w:p>
-      <w:pPr>
-        <w:numPr>
-          <w:ilvl w:val="0"/>
-          <w:numId w:val="6"/>
-        </w:numPr>
-        <w:spacing w:before="100" w:beforeAutospacing="1" w:after="100" w:afterAutospacing="1"/>
-        <w:rPr>
-          <w:rFonts w:ascii="Times New Roman" w:eastAsia="Times New Roman" w:hAnsi="Times New Roman" w:cs="Times New Roman"/>
-          <w:lang w:eastAsia="en-GB"/>
-        </w:rPr>
-      </w:pPr>
-      <w:r>
-        <w:rPr>
-          <w:rFonts w:ascii="Times New Roman" w:eastAsia="Times New Roman" w:hAnsi="Times New Roman" w:cs="Times New Roman"/>
-          <w:lang w:eastAsia="en-GB"/>
-        </w:rPr>
-        <w:t>timestamps</w:t>
-      </w:r>
-    </w:p>
-    <w:p>
-      <w:pPr>
-        <w:numPr>
-          <w:ilvl w:val="0"/>
-          <w:numId w:val="6"/>
-        </w:numPr>
-        <w:spacing w:before="100" w:beforeAutospacing="1" w:after="100" w:afterAutospacing="1"/>
-        <w:rPr>
-          <w:rFonts w:ascii="Times New Roman" w:eastAsia="Times New Roman" w:hAnsi="Times New Roman" w:cs="Times New Roman"/>
-          <w:lang w:eastAsia="en-GB"/>
-        </w:rPr>
-      </w:pPr>
-      <w:r>
-        <w:rPr>
-          <w:rFonts w:ascii="Times New Roman" w:eastAsia="Times New Roman" w:hAnsi="Times New Roman" w:cs="Times New Roman"/>
-          <w:lang w:eastAsia="en-GB"/>
-        </w:rPr>
-        <w:t>config</w:t>
-      </w:r>
-    </w:p>
-    <w:p>
-      <w:pPr>
-        <w:rPr>
-          <w:rFonts w:ascii="Times New Roman" w:eastAsia="Times New Roman" w:hAnsi="Times New Roman" w:cs="Times New Roman"/>
-          <w:lang w:eastAsia="en-GB"/>
-        </w:rPr>
-      </w:pPr>
-      <w:r>
-        <w:rPr>
-          <w:rFonts w:ascii="Times New Roman" w:eastAsia="Times New Roman" w:hAnsi="Times New Roman" w:cs="Times New Roman"/>
-          <w:lang w:eastAsia="en-GB"/>
-        </w:rPr>
-        <w:pict w14:anchorId="432AC920">
-          <v:rect id="_x0000_i1032" style="width:0;height:1.5pt" o:hralign="center" o:hrstd="t" o:hr="t" fillcolor="#a0a0a0" stroked="f"/>
-        </w:pict>
-      </w:r>
-    </w:p>
-    <w:p>
-      <w:pPr>
-        <w:spacing w:before="100" w:beforeAutospacing="1" w:after="100" w:afterAutospacing="1"/>
-        <w:outlineLvl w:val="1"/>
-        <w:rPr>
-          <w:rFonts w:ascii="Times New Roman" w:eastAsia="Times New Roman" w:hAnsi="Times New Roman" w:cs="Times New Roman"/>
-          <w:b/>
-          <w:bCs/>
-          <w:sz w:val="36"/>
-          <w:szCs w:val="36"/>
-          <w:lang w:eastAsia="en-GB"/>
-        </w:rPr>
-      </w:pPr>
-      <w:r>
-        <w:rPr>
-          <w:rFonts w:ascii="Times New Roman" w:eastAsia="Times New Roman" w:hAnsi="Times New Roman" w:cs="Times New Roman"/>
-          <w:b/>
-          <w:bCs/>
-          <w:sz w:val="36"/>
-          <w:szCs w:val="36"/>
-          <w:lang w:eastAsia="en-GB"/>
-        </w:rPr>
-        <w:t>8</w:t>
-      </w:r>
-      <w:r>
-        <w:rPr>
-          <w:rFonts w:ascii="Apple Color Emoji" w:eastAsia="Times New Roman" w:hAnsi="Apple Color Emoji" w:cs="Apple Color Emoji"/>
-          <w:b/>
-          <w:bCs/>
-          <w:sz w:val="36"/>
-          <w:szCs w:val="36"/>
-          <w:lang w:eastAsia="en-GB"/>
-        </w:rPr>
-        <w:t>️⃣</w:t>
-      </w:r>
-      <w:r>
-        <w:rPr>
-          <w:rFonts w:ascii="Times New Roman" w:eastAsia="Times New Roman" w:hAnsi="Times New Roman" w:cs="Times New Roman"/>
-          <w:b/>
-          <w:bCs/>
-          <w:sz w:val="36"/>
-          <w:szCs w:val="36"/>
-          <w:lang w:eastAsia="en-GB"/>
-        </w:rPr>
-        <w:t xml:space="preserve"> Config &amp; Parameter Loader System</w:t>
-      </w:r>
-    </w:p>
-    <w:p>
-      <w:pPr>
-        <w:spacing w:before="100" w:beforeAutospacing="1" w:after="100" w:afterAutospacing="1"/>
-        <w:rPr>
-          <w:rFonts w:ascii="Times New Roman" w:eastAsia="Times New Roman" w:hAnsi="Times New Roman" w:cs="Times New Roman"/>
-          <w:lang w:eastAsia="en-GB"/>
-        </w:rPr>
-      </w:pPr>
-      <w:r>
-        <w:rPr>
-          <w:rFonts w:ascii="Times New Roman" w:eastAsia="Times New Roman" w:hAnsi="Times New Roman" w:cs="Times New Roman"/>
-          <w:lang w:eastAsia="en-GB"/>
-        </w:rPr>
-        <w:t>Right now everything is hard-coded.</w:t>
-      </w:r>
-    </w:p>
-    <w:p>
-      <w:pPr>
-        <w:spacing w:before="100" w:beforeAutospacing="1" w:after="100" w:afterAutospacing="1"/>
-        <w:rPr>
-          <w:rFonts w:ascii="Times New Roman" w:eastAsia="Times New Roman" w:hAnsi="Times New Roman" w:cs="Times New Roman"/>
-          <w:lang w:eastAsia="en-GB"/>
-        </w:rPr>
-      </w:pPr>
-      <w:r>
-        <w:rPr>
-          <w:rFonts w:ascii="Times New Roman" w:eastAsia="Times New Roman" w:hAnsi="Times New Roman" w:cs="Times New Roman"/>
-          <w:lang w:eastAsia="en-GB"/>
-        </w:rPr>
-        <w:t>Institutional frameworks use:</w:t>
-      </w:r>
-    </w:p>
-    <w:p>
-      <w:pPr>
-        <w:spacing w:before="100" w:beforeAutospacing="1" w:after="100" w:afterAutospacing="1"/>
-        <w:rPr>
-          <w:rFonts w:ascii="Times New Roman" w:eastAsia="Times New Roman" w:hAnsi="Times New Roman" w:cs="Times New Roman"/>
-          <w:lang w:eastAsia="en-GB"/>
-        </w:rPr>
-      </w:pPr>
-      <w:proofErr w:type="spellStart"/>
-      <w:r>
-        <w:rPr>
-          <w:rFonts w:ascii="Courier New" w:eastAsia="Times New Roman" w:hAnsi="Courier New" w:cs="Courier New"/>
-          <w:sz w:val="20"/>
-          <w:szCs w:val="20"/>
-          <w:lang w:eastAsia="en-GB"/>
-        </w:rPr>
-        <w:t>config.yaml</w:t>
-      </w:r>
-      <w:proofErr w:type="spellEnd"/>
-    </w:p>
-    <w:p>
-      <w:pPr>
-        <w:spacing w:before="100" w:beforeAutospacing="1" w:after="100" w:afterAutospacing="1"/>
-        <w:rPr>
-          <w:rFonts w:ascii="Times New Roman" w:eastAsia="Times New Roman" w:hAnsi="Times New Roman" w:cs="Times New Roman"/>
-          <w:lang w:eastAsia="en-GB"/>
-        </w:rPr>
-      </w:pPr>
-      <w:r>
-        <w:rPr>
-          <w:rFonts w:ascii="Times New Roman" w:eastAsia="Times New Roman" w:hAnsi="Times New Roman" w:cs="Times New Roman"/>
-          <w:lang w:eastAsia="en-GB"/>
-        </w:rPr>
-        <w:t>for:</w:t>
-      </w:r>
-    </w:p>
-    <w:p>
-      <w:pPr>
-        <w:numPr>
-          <w:ilvl w:val="0"/>
-          <w:numId w:val="7"/>
-        </w:numPr>
-        <w:spacing w:before="100" w:beforeAutospacing="1" w:after="100" w:afterAutospacing="1"/>
-        <w:rPr>
-          <w:rFonts w:ascii="Times New Roman" w:eastAsia="Times New Roman" w:hAnsi="Times New Roman" w:cs="Times New Roman"/>
-          <w:lang w:eastAsia="en-GB"/>
-        </w:rPr>
-      </w:pPr>
-      <w:r>
-        <w:rPr>
-          <w:rFonts w:ascii="Times New Roman" w:eastAsia="Times New Roman" w:hAnsi="Times New Roman" w:cs="Times New Roman"/>
-          <w:lang w:eastAsia="en-GB"/>
-        </w:rPr>
-        <w:t>risk settings</w:t>
-      </w:r>
-    </w:p>
-    <w:p>
-      <w:pPr>
-        <w:numPr>
-          <w:ilvl w:val="0"/>
-          <w:numId w:val="7"/>
-        </w:numPr>
-        <w:spacing w:before="100" w:beforeAutospacing="1" w:after="100" w:afterAutospacing="1"/>
-        <w:rPr>
-          <w:rFonts w:ascii="Times New Roman" w:eastAsia="Times New Roman" w:hAnsi="Times New Roman" w:cs="Times New Roman"/>
-          <w:lang w:eastAsia="en-GB"/>
-        </w:rPr>
-      </w:pPr>
-      <w:r>
-        <w:rPr>
-          <w:rFonts w:ascii="Times New Roman" w:eastAsia="Times New Roman" w:hAnsi="Times New Roman" w:cs="Times New Roman"/>
-          <w:lang w:eastAsia="en-GB"/>
-        </w:rPr>
-        <w:t>brokerage settings</w:t>
-      </w:r>
-    </w:p>
-    <w:p>
-      <w:pPr>
-        <w:numPr>
-          <w:ilvl w:val="0"/>
-          <w:numId w:val="7"/>
-        </w:numPr>
-        <w:spacing w:before="100" w:beforeAutospacing="1" w:after="100" w:afterAutospacing="1"/>
-        <w:rPr>
-          <w:rFonts w:ascii="Times New Roman" w:eastAsia="Times New Roman" w:hAnsi="Times New Roman" w:cs="Times New Roman"/>
-          <w:lang w:eastAsia="en-GB"/>
-        </w:rPr>
-      </w:pPr>
-      <w:r>
-        <w:rPr>
-          <w:rFonts w:ascii="Times New Roman" w:eastAsia="Times New Roman" w:hAnsi="Times New Roman" w:cs="Times New Roman"/>
-          <w:lang w:eastAsia="en-GB"/>
-        </w:rPr>
-        <w:t>strategy parameters</w:t>
-      </w:r>
-    </w:p>
-    <w:p>
-      <w:pPr>
-        <w:numPr>
-          <w:ilvl w:val="0"/>
-          <w:numId w:val="7"/>
-        </w:numPr>
-        <w:spacing w:before="100" w:beforeAutospacing="1" w:after="100" w:afterAutospacing="1"/>
-        <w:rPr>
-          <w:rFonts w:ascii="Times New Roman" w:eastAsia="Times New Roman" w:hAnsi="Times New Roman" w:cs="Times New Roman"/>
-          <w:lang w:eastAsia="en-GB"/>
-        </w:rPr>
-      </w:pPr>
-      <w:r>
-        <w:rPr>
-          <w:rFonts w:ascii="Times New Roman" w:eastAsia="Times New Roman" w:hAnsi="Times New Roman" w:cs="Times New Roman"/>
-          <w:lang w:eastAsia="en-GB"/>
-        </w:rPr>
-        <w:t>asset metadata</w:t>
-      </w:r>
-    </w:p>
-    <w:p>
-      <w:pPr>
-        <w:numPr>
-          <w:ilvl w:val="0"/>
-          <w:numId w:val="7"/>
-        </w:numPr>
-        <w:spacing w:before="100" w:beforeAutospacing="1" w:after="100" w:afterAutospacing="1"/>
-        <w:rPr>
-          <w:rFonts w:ascii="Times New Roman" w:eastAsia="Times New Roman" w:hAnsi="Times New Roman" w:cs="Times New Roman"/>
-          <w:lang w:eastAsia="en-GB"/>
-        </w:rPr>
-      </w:pPr>
-      <w:r>
-        <w:rPr>
-          <w:rFonts w:ascii="Times New Roman" w:eastAsia="Times New Roman" w:hAnsi="Times New Roman" w:cs="Times New Roman"/>
-          <w:lang w:eastAsia="en-GB"/>
-        </w:rPr>
-        <w:t>reporting controls</w:t>
-      </w:r>
-    </w:p>
-    <w:p>
-      <w:pPr>
-        <w:rPr>
-          <w:rFonts w:ascii="Times New Roman" w:eastAsia="Times New Roman" w:hAnsi="Times New Roman" w:cs="Times New Roman"/>
-          <w:lang w:eastAsia="en-GB"/>
-        </w:rPr>
-      </w:pPr>
-      <w:r>
-        <w:rPr>
-          <w:rFonts w:ascii="Times New Roman" w:eastAsia="Times New Roman" w:hAnsi="Times New Roman" w:cs="Times New Roman"/>
-          <w:lang w:eastAsia="en-GB"/>
-        </w:rPr>
-        <w:pict w14:anchorId="5B729EC6">
-          <v:rect id="_x0000_i1033" style="width:0;height:1.5pt" o:hralign="center" o:hrstd="t" o:hr="t" fillcolor="#a0a0a0" stroked="f"/>
-        </w:pict>
-      </w:r>
-    </w:p>
-    <w:p>
-      <w:pPr>
-        <w:spacing w:before="100" w:beforeAutospacing="1" w:after="100" w:afterAutospacing="1"/>
-        <w:outlineLvl w:val="1"/>
-        <w:rPr>
-          <w:rFonts w:ascii="Times New Roman" w:eastAsia="Times New Roman" w:hAnsi="Times New Roman" w:cs="Times New Roman"/>
-          <w:b/>
-          <w:bCs/>
-          <w:sz w:val="36"/>
-          <w:szCs w:val="36"/>
-          <w:lang w:eastAsia="en-GB"/>
-        </w:rPr>
-      </w:pPr>
-      <w:r>
-        <w:rPr>
-          <w:rFonts w:ascii="Times New Roman" w:eastAsia="Times New Roman" w:hAnsi="Times New Roman" w:cs="Times New Roman"/>
-          <w:b/>
-          <w:bCs/>
-          <w:sz w:val="36"/>
-          <w:szCs w:val="36"/>
-          <w:lang w:eastAsia="en-GB"/>
-        </w:rPr>
-        <w:t>9</w:t>
-      </w:r>
-      <w:r>
-        <w:rPr>
-          <w:rFonts w:ascii="Apple Color Emoji" w:eastAsia="Times New Roman" w:hAnsi="Apple Color Emoji" w:cs="Apple Color Emoji"/>
-          <w:b/>
-          <w:bCs/>
-          <w:sz w:val="36"/>
-          <w:szCs w:val="36"/>
-          <w:lang w:eastAsia="en-GB"/>
-        </w:rPr>
-        <w:t>️⃣</w:t>
-      </w:r>
-      <w:r>
-        <w:rPr>
-          <w:rFonts w:ascii="Times New Roman" w:eastAsia="Times New Roman" w:hAnsi="Times New Roman" w:cs="Times New Roman"/>
-          <w:b/>
-          <w:bCs/>
-          <w:sz w:val="36"/>
-          <w:szCs w:val="36"/>
-          <w:lang w:eastAsia="en-GB"/>
-        </w:rPr>
-        <w:t xml:space="preserve"> Strategy Abstraction API (Plugin System)</w:t>
-      </w:r>
-    </w:p>
-    <w:p>
-      <w:pPr>
-        <w:spacing w:before="100" w:beforeAutospacing="1" w:after="100" w:afterAutospacing="1"/>
-        <w:rPr>
-          <w:rFonts w:ascii="Times New Roman" w:eastAsia="Times New Roman" w:hAnsi="Times New Roman" w:cs="Times New Roman"/>
-          <w:lang w:eastAsia="en-GB"/>
-        </w:rPr>
-      </w:pPr>
-      <w:r>
-        <w:rPr>
-          <w:rFonts w:ascii="Times New Roman" w:eastAsia="Times New Roman" w:hAnsi="Times New Roman" w:cs="Times New Roman"/>
-          <w:lang w:eastAsia="en-GB"/>
-        </w:rPr>
-        <w:t>Create a modular strategy interface:</w:t>
-      </w:r>
-    </w:p>
-    <w:p>
-      <w:pPr>
-        <w:tabs>
-          <w:tab w:val="left" w:pos="916"/>
-          <w:tab w:val="left" w:pos="1832"/>
-          <w:tab w:val="left" w:pos="2748"/>
-          <w:tab w:val="left" w:pos="3664"/>
-          <w:tab w:val="left" w:pos="4580"/>
-          <w:tab w:val="left" w:pos="5496"/>
-          <w:tab w:val="left" w:pos="6412"/>
-          <w:tab w:val="left" w:pos="7328"/>
-          <w:tab w:val="left" w:pos="8244"/>
-          <w:tab w:val="left" w:pos="9160"/>
-          <w:tab w:val="left" w:pos="10076"/>
-          <w:tab w:val="left" w:pos="10992"/>
-          <w:tab w:val="left" w:pos="11908"/>
-          <w:tab w:val="left" w:pos="12824"/>
-          <w:tab w:val="left" w:pos="13740"/>
-          <w:tab w:val="left" w:pos="14656"/>
-        </w:tabs>
-        <w:rPr>
-          <w:rFonts w:ascii="Courier New" w:eastAsia="Times New Roman" w:hAnsi="Courier New" w:cs="Courier New"/>
-          <w:sz w:val="20"/>
-          <w:szCs w:val="20"/>
-          <w:lang w:eastAsia="en-GB"/>
-        </w:rPr>
-      </w:pPr>
-      <w:r>
-        <w:rPr>
-          <w:rFonts w:ascii="Courier New" w:eastAsia="Times New Roman" w:hAnsi="Courier New" w:cs="Courier New"/>
-          <w:sz w:val="20"/>
-          <w:szCs w:val="20"/>
-          <w:lang w:eastAsia="en-GB"/>
-        </w:rPr>
-        <w:t>class Strategy:</w:t>
-      </w:r>
-    </w:p>
-    <w:p>
-      <w:pPr>
-        <w:tabs>
-          <w:tab w:val="left" w:pos="916"/>
-          <w:tab w:val="left" w:pos="1832"/>
-          <w:tab w:val="left" w:pos="2748"/>
-          <w:tab w:val="left" w:pos="3664"/>
-          <w:tab w:val="left" w:pos="4580"/>
-          <w:tab w:val="left" w:pos="5496"/>
-          <w:tab w:val="left" w:pos="6412"/>
-          <w:tab w:val="left" w:pos="7328"/>
-          <w:tab w:val="left" w:pos="8244"/>
-          <w:tab w:val="left" w:pos="9160"/>
-          <w:tab w:val="left" w:pos="10076"/>
-          <w:tab w:val="left" w:pos="10992"/>
-          <w:tab w:val="left" w:pos="11908"/>
-          <w:tab w:val="left" w:pos="12824"/>
-          <w:tab w:val="left" w:pos="13740"/>
-          <w:tab w:val="left" w:pos="14656"/>
-        </w:tabs>
-        <w:rPr>
-          <w:rFonts w:ascii="Courier New" w:eastAsia="Times New Roman" w:hAnsi="Courier New" w:cs="Courier New"/>
-          <w:sz w:val="20"/>
-          <w:szCs w:val="20"/>
-          <w:lang w:eastAsia="en-GB"/>
-        </w:rPr>
-      </w:pPr>
-      <w:r>
-        <w:rPr>
-          <w:rFonts w:ascii="Courier New" w:eastAsia="Times New Roman" w:hAnsi="Courier New" w:cs="Courier New"/>
-          <w:sz w:val="20"/>
-          <w:szCs w:val="20"/>
-          <w:lang w:eastAsia="en-GB"/>
-        </w:rPr>
-        <w:t xml:space="preserve">    def </w:t>
-      </w:r>
-      <w:proofErr w:type="spellStart"/>
-      <w:r>
-        <w:rPr>
-          <w:rFonts w:ascii="Courier New" w:eastAsia="Times New Roman" w:hAnsi="Courier New" w:cs="Courier New"/>
-          <w:sz w:val="20"/>
-          <w:szCs w:val="20"/>
-          <w:lang w:eastAsia="en-GB"/>
-        </w:rPr>
-        <w:t>on_data</w:t>
-      </w:r>
-      <w:proofErr w:type="spellEnd"/>
-      <w:r>
-        <w:rPr>
-          <w:rFonts w:ascii="Courier New" w:eastAsia="Times New Roman" w:hAnsi="Courier New" w:cs="Courier New"/>
-          <w:sz w:val="20"/>
-          <w:szCs w:val="20"/>
-          <w:lang w:eastAsia="en-GB"/>
-        </w:rPr>
-        <w:t>()</w:t>
-      </w:r>
-    </w:p>
-    <w:p>
-      <w:pPr>
-        <w:tabs>
-          <w:tab w:val="left" w:pos="916"/>
-          <w:tab w:val="left" w:pos="1832"/>
-          <w:tab w:val="left" w:pos="2748"/>
-          <w:tab w:val="left" w:pos="3664"/>
-          <w:tab w:val="left" w:pos="4580"/>
-          <w:tab w:val="left" w:pos="5496"/>
-          <w:tab w:val="left" w:pos="6412"/>
-          <w:tab w:val="left" w:pos="7328"/>
-          <w:tab w:val="left" w:pos="8244"/>
-          <w:tab w:val="left" w:pos="9160"/>
-          <w:tab w:val="left" w:pos="10076"/>
-          <w:tab w:val="left" w:pos="10992"/>
-          <w:tab w:val="left" w:pos="11908"/>
-          <w:tab w:val="left" w:pos="12824"/>
-          <w:tab w:val="left" w:pos="13740"/>
-          <w:tab w:val="left" w:pos="14656"/>
-        </w:tabs>
-        <w:rPr>
-          <w:rFonts w:ascii="Courier New" w:eastAsia="Times New Roman" w:hAnsi="Courier New" w:cs="Courier New"/>
-          <w:sz w:val="20"/>
-          <w:szCs w:val="20"/>
-          <w:lang w:eastAsia="en-GB"/>
-        </w:rPr>
-      </w:pPr>
-      <w:r>
-        <w:rPr>
-          <w:rFonts w:ascii="Courier New" w:eastAsia="Times New Roman" w:hAnsi="Courier New" w:cs="Courier New"/>
-          <w:sz w:val="20"/>
-          <w:szCs w:val="20"/>
-          <w:lang w:eastAsia="en-GB"/>
-        </w:rPr>
-        <w:t xml:space="preserve">    def </w:t>
-      </w:r>
-      <w:proofErr w:type="spellStart"/>
-      <w:r>
-        <w:rPr>
-          <w:rFonts w:ascii="Courier New" w:eastAsia="Times New Roman" w:hAnsi="Courier New" w:cs="Courier New"/>
-          <w:sz w:val="20"/>
-          <w:szCs w:val="20"/>
-          <w:lang w:eastAsia="en-GB"/>
-        </w:rPr>
-        <w:t>generate_signal</w:t>
-      </w:r>
-      <w:proofErr w:type="spellEnd"/>
-      <w:r>
-        <w:rPr>
-          <w:rFonts w:ascii="Courier New" w:eastAsia="Times New Roman" w:hAnsi="Courier New" w:cs="Courier New"/>
-          <w:sz w:val="20"/>
-          <w:szCs w:val="20"/>
-          <w:lang w:eastAsia="en-GB"/>
-        </w:rPr>
-        <w:t>()</w:t>
-      </w:r>
-    </w:p>
-    <w:p>
-      <w:pPr>
-        <w:tabs>
-          <w:tab w:val="left" w:pos="916"/>
-          <w:tab w:val="left" w:pos="1832"/>
-          <w:tab w:val="left" w:pos="2748"/>
-          <w:tab w:val="left" w:pos="3664"/>
-          <w:tab w:val="left" w:pos="4580"/>
-          <w:tab w:val="left" w:pos="5496"/>
-          <w:tab w:val="left" w:pos="6412"/>
-          <w:tab w:val="left" w:pos="7328"/>
-          <w:tab w:val="left" w:pos="8244"/>
-          <w:tab w:val="left" w:pos="9160"/>
-          <w:tab w:val="left" w:pos="10076"/>
-          <w:tab w:val="left" w:pos="10992"/>
-          <w:tab w:val="left" w:pos="11908"/>
-          <w:tab w:val="left" w:pos="12824"/>
-          <w:tab w:val="left" w:pos="13740"/>
-          <w:tab w:val="left" w:pos="14656"/>
-        </w:tabs>
-        <w:rPr>
-          <w:rFonts w:ascii="Courier New" w:eastAsia="Times New Roman" w:hAnsi="Courier New" w:cs="Courier New"/>
-          <w:sz w:val="20"/>
-          <w:szCs w:val="20"/>
-          <w:lang w:eastAsia="en-GB"/>
-        </w:rPr>
-      </w:pPr>
-      <w:r>
-        <w:rPr>
-          <w:rFonts w:ascii="Courier New" w:eastAsia="Times New Roman" w:hAnsi="Courier New" w:cs="Courier New"/>
-          <w:sz w:val="20"/>
-          <w:szCs w:val="20"/>
-          <w:lang w:eastAsia="en-GB"/>
-        </w:rPr>
-        <w:t xml:space="preserve">    def </w:t>
-      </w:r>
-      <w:proofErr w:type="spellStart"/>
-      <w:r>
-        <w:rPr>
-          <w:rFonts w:ascii="Courier New" w:eastAsia="Times New Roman" w:hAnsi="Courier New" w:cs="Courier New"/>
-          <w:sz w:val="20"/>
-          <w:szCs w:val="20"/>
-          <w:lang w:eastAsia="en-GB"/>
-        </w:rPr>
-        <w:t>train_model</w:t>
-      </w:r>
-      <w:proofErr w:type="spellEnd"/>
-      <w:r>
-        <w:rPr>
-          <w:rFonts w:ascii="Courier New" w:eastAsia="Times New Roman" w:hAnsi="Courier New" w:cs="Courier New"/>
-          <w:sz w:val="20"/>
-          <w:szCs w:val="20"/>
-          <w:lang w:eastAsia="en-GB"/>
-        </w:rPr>
-        <w:t>()</w:t>
-      </w:r>
-    </w:p>
-    <w:p>
-      <w:pPr>
-        <w:spacing w:before="100" w:beforeAutospacing="1" w:after="100" w:afterAutospacing="1"/>
-        <w:rPr>
-          <w:rFonts w:ascii="Times New Roman" w:eastAsia="Times New Roman" w:hAnsi="Times New Roman" w:cs="Times New Roman"/>
-          <w:lang w:eastAsia="en-GB"/>
-        </w:rPr>
-      </w:pPr>
-      <w:r>
-        <w:rPr>
-          <w:rFonts w:ascii="Times New Roman" w:eastAsia="Times New Roman" w:hAnsi="Times New Roman" w:cs="Times New Roman"/>
-          <w:lang w:eastAsia="en-GB"/>
-        </w:rPr>
-        <w:t>This lets you run:</w:t>
-      </w:r>
-    </w:p>
-    <w:p>
-      <w:pPr>
-        <w:numPr>
-          <w:ilvl w:val="0"/>
-          <w:numId w:val="8"/>
-        </w:numPr>
-        <w:spacing w:before="100" w:beforeAutospacing="1" w:after="100" w:afterAutospacing="1"/>
-        <w:rPr>
-          <w:rFonts w:ascii="Times New Roman" w:eastAsia="Times New Roman" w:hAnsi="Times New Roman" w:cs="Times New Roman"/>
-          <w:lang w:eastAsia="en-GB"/>
-        </w:rPr>
-      </w:pPr>
-      <w:r>
-        <w:rPr>
-          <w:rFonts w:ascii="Times New Roman" w:eastAsia="Times New Roman" w:hAnsi="Times New Roman" w:cs="Times New Roman"/>
-          <w:lang w:eastAsia="en-GB"/>
-        </w:rPr>
-        <w:lastRenderedPageBreak/>
-        <w:t>multiple strategies</w:t>
-      </w:r>
-    </w:p>
-    <w:p>
-      <w:pPr>
-        <w:numPr>
-          <w:ilvl w:val="0"/>
-          <w:numId w:val="8"/>
-        </w:numPr>
-        <w:spacing w:before="100" w:beforeAutospacing="1" w:after="100" w:afterAutospacing="1"/>
-        <w:rPr>
-          <w:rFonts w:ascii="Times New Roman" w:eastAsia="Times New Roman" w:hAnsi="Times New Roman" w:cs="Times New Roman"/>
-          <w:lang w:eastAsia="en-GB"/>
-        </w:rPr>
-      </w:pPr>
-      <w:r>
-        <w:rPr>
-          <w:rFonts w:ascii="Times New Roman" w:eastAsia="Times New Roman" w:hAnsi="Times New Roman" w:cs="Times New Roman"/>
-          <w:lang w:eastAsia="en-GB"/>
-        </w:rPr>
-        <w:t>multiple asset classes</w:t>
-      </w:r>
-    </w:p>
-    <w:p>
-      <w:pPr>
-        <w:numPr>
-          <w:ilvl w:val="0"/>
-          <w:numId w:val="8"/>
-        </w:numPr>
-        <w:spacing w:before="100" w:beforeAutospacing="1" w:after="100" w:afterAutospacing="1"/>
-        <w:rPr>
-          <w:rFonts w:ascii="Times New Roman" w:eastAsia="Times New Roman" w:hAnsi="Times New Roman" w:cs="Times New Roman"/>
-          <w:lang w:eastAsia="en-GB"/>
-        </w:rPr>
-      </w:pPr>
-      <w:r>
-        <w:rPr>
-          <w:rFonts w:ascii="Times New Roman" w:eastAsia="Times New Roman" w:hAnsi="Times New Roman" w:cs="Times New Roman"/>
-          <w:lang w:eastAsia="en-GB"/>
-        </w:rPr>
-        <w:t>hierarchical portfolios</w:t>
-      </w:r>
-    </w:p>
-    <w:p>
-      <w:pPr>
-        <w:rPr>
-          <w:rFonts w:ascii="Times New Roman" w:eastAsia="Times New Roman" w:hAnsi="Times New Roman" w:cs="Times New Roman"/>
-          <w:lang w:eastAsia="en-GB"/>
-        </w:rPr>
-      </w:pPr>
-      <w:r>
-        <w:rPr>
-          <w:rFonts w:ascii="Times New Roman" w:eastAsia="Times New Roman" w:hAnsi="Times New Roman" w:cs="Times New Roman"/>
-          <w:lang w:eastAsia="en-GB"/>
-        </w:rPr>
-        <w:pict w14:anchorId="5741FD13">
-          <v:rect id="_x0000_i1034" style="width:0;height:1.5pt" o:hralign="center" o:hrstd="t" o:hr="t" fillcolor="#a0a0a0" stroked="f"/>
-        </w:pict>
-      </w:r>
-    </w:p>
-    <w:p>
-      <w:pPr>
-        <w:spacing w:before="100" w:beforeAutospacing="1" w:after="100" w:afterAutospacing="1"/>
-        <w:outlineLvl w:val="1"/>
-        <w:rPr>
-          <w:rFonts w:ascii="Times New Roman" w:eastAsia="Times New Roman" w:hAnsi="Times New Roman" w:cs="Times New Roman"/>
-          <w:b/>
-          <w:bCs/>
-          <w:sz w:val="36"/>
-          <w:szCs w:val="36"/>
-          <w:lang w:eastAsia="en-GB"/>
-        </w:rPr>
-      </w:pPr>
-      <w:r>
-        <w:rPr>
-          <w:rFonts w:ascii="Apple Color Emoji" w:eastAsia="Times New Roman" w:hAnsi="Apple Color Emoji" w:cs="Apple Color Emoji"/>
-          <w:b/>
-          <w:bCs/>
-          <w:sz w:val="36"/>
-          <w:szCs w:val="36"/>
-          <w:lang w:eastAsia="en-GB"/>
-        </w:rPr>
-        <w:t>🔟</w:t>
-      </w:r>
-      <w:r>
-        <w:rPr>
-          <w:rFonts w:ascii="Times New Roman" w:eastAsia="Times New Roman" w:hAnsi="Times New Roman" w:cs="Times New Roman"/>
-          <w:b/>
-          <w:bCs/>
-          <w:sz w:val="36"/>
-          <w:szCs w:val="36"/>
-          <w:lang w:eastAsia="en-GB"/>
-        </w:rPr>
-        <w:t xml:space="preserve"> Multi-Strategy Portfolio Allocation System</w:t>
-      </w:r>
-    </w:p>
-    <w:p>
-      <w:pPr>
-        <w:spacing w:before="100" w:beforeAutospacing="1" w:after="100" w:afterAutospacing="1"/>
-        <w:rPr>
-          <w:rFonts w:ascii="Times New Roman" w:eastAsia="Times New Roman" w:hAnsi="Times New Roman" w:cs="Times New Roman"/>
-          <w:lang w:eastAsia="en-GB"/>
-        </w:rPr>
-      </w:pPr>
-      <w:r>
-        <w:rPr>
-          <w:rFonts w:ascii="Times New Roman" w:eastAsia="Times New Roman" w:hAnsi="Times New Roman" w:cs="Times New Roman"/>
-          <w:lang w:eastAsia="en-GB"/>
-        </w:rPr>
-        <w:t>Eventually firms run 20–300 strategies:</w:t>
-      </w:r>
-    </w:p>
-    <w:p>
-      <w:pPr>
-        <w:spacing w:before="100" w:beforeAutospacing="1" w:after="100" w:afterAutospacing="1"/>
-        <w:rPr>
-          <w:rFonts w:ascii="Times New Roman" w:eastAsia="Times New Roman" w:hAnsi="Times New Roman" w:cs="Times New Roman"/>
-          <w:lang w:eastAsia="en-GB"/>
-        </w:rPr>
-      </w:pPr>
-      <w:r>
-        <w:rPr>
-          <w:rFonts w:ascii="Times New Roman" w:eastAsia="Times New Roman" w:hAnsi="Times New Roman" w:cs="Times New Roman"/>
-          <w:lang w:eastAsia="en-GB"/>
-        </w:rPr>
-        <w:t>You need:</w:t>
-      </w:r>
-    </w:p>
-    <w:p>
-      <w:pPr>
-        <w:numPr>
-          <w:ilvl w:val="0"/>
-          <w:numId w:val="9"/>
-        </w:numPr>
-        <w:spacing w:before="100" w:beforeAutospacing="1" w:after="100" w:afterAutospacing="1"/>
-        <w:rPr>
-          <w:rFonts w:ascii="Times New Roman" w:eastAsia="Times New Roman" w:hAnsi="Times New Roman" w:cs="Times New Roman"/>
-          <w:lang w:eastAsia="en-GB"/>
-        </w:rPr>
-      </w:pPr>
-      <w:r>
-        <w:rPr>
-          <w:rFonts w:ascii="Times New Roman" w:eastAsia="Times New Roman" w:hAnsi="Times New Roman" w:cs="Times New Roman"/>
-          <w:lang w:eastAsia="en-GB"/>
-        </w:rPr>
-        <w:t>capital allocation engine</w:t>
-      </w:r>
-    </w:p>
-    <w:p>
-      <w:pPr>
-        <w:numPr>
-          <w:ilvl w:val="0"/>
-          <w:numId w:val="9"/>
-        </w:numPr>
-        <w:spacing w:before="100" w:beforeAutospacing="1" w:after="100" w:afterAutospacing="1"/>
-        <w:rPr>
-          <w:rFonts w:ascii="Times New Roman" w:eastAsia="Times New Roman" w:hAnsi="Times New Roman" w:cs="Times New Roman"/>
-          <w:lang w:eastAsia="en-GB"/>
-        </w:rPr>
-      </w:pPr>
-      <w:r>
-        <w:rPr>
-          <w:rFonts w:ascii="Times New Roman" w:eastAsia="Times New Roman" w:hAnsi="Times New Roman" w:cs="Times New Roman"/>
-          <w:lang w:eastAsia="en-GB"/>
-        </w:rPr>
-        <w:t>correlation suppression layer</w:t>
-      </w:r>
-    </w:p>
-    <w:p>
-      <w:pPr>
-        <w:numPr>
-          <w:ilvl w:val="0"/>
-          <w:numId w:val="9"/>
-        </w:numPr>
-        <w:spacing w:before="100" w:beforeAutospacing="1" w:after="100" w:afterAutospacing="1"/>
-        <w:rPr>
-          <w:rFonts w:ascii="Times New Roman" w:eastAsia="Times New Roman" w:hAnsi="Times New Roman" w:cs="Times New Roman"/>
-          <w:lang w:eastAsia="en-GB"/>
-        </w:rPr>
-      </w:pPr>
-      <w:r>
-        <w:rPr>
-          <w:rFonts w:ascii="Times New Roman" w:eastAsia="Times New Roman" w:hAnsi="Times New Roman" w:cs="Times New Roman"/>
-          <w:lang w:eastAsia="en-GB"/>
-        </w:rPr>
-        <w:t>optimisation engine (HRP / CLA / MV)</w:t>
-      </w:r>
-    </w:p>
-    <w:p>
-      <w:pPr>
-        <w:rPr>
-          <w:rFonts w:ascii="Times New Roman" w:eastAsia="Times New Roman" w:hAnsi="Times New Roman" w:cs="Times New Roman"/>
-          <w:lang w:eastAsia="en-GB"/>
-        </w:rPr>
-      </w:pPr>
-      <w:r>
-        <w:rPr>
-          <w:rFonts w:ascii="Times New Roman" w:eastAsia="Times New Roman" w:hAnsi="Times New Roman" w:cs="Times New Roman"/>
-          <w:lang w:eastAsia="en-GB"/>
-        </w:rPr>
-        <w:pict w14:anchorId="1996B85E">
-          <v:rect id="_x0000_i1035" style="width:0;height:1.5pt" o:hralign="center" o:hrstd="t" o:hr="t" fillcolor="#a0a0a0" stroked="f"/>
-        </w:pict>
-      </w:r>
-    </w:p>
-    <w:p>
-      <w:pPr>
-        <w:spacing w:before="100" w:beforeAutospacing="1" w:after="100" w:afterAutospacing="1"/>
-        <w:outlineLvl w:val="0"/>
-        <w:rPr>
-          <w:rFonts w:ascii="Times New Roman" w:eastAsia="Times New Roman" w:hAnsi="Times New Roman" w:cs="Times New Roman"/>
-          <w:b/>
-          <w:bCs/>
-          <w:kern w:val="36"/>
-          <w:sz w:val="48"/>
-          <w:szCs w:val="48"/>
-          <w:lang w:eastAsia="en-GB"/>
-        </w:rPr>
-      </w:pPr>
-      <w:r>
-        <w:rPr>
-          <w:rFonts w:ascii="Apple Color Emoji" w:eastAsia="Times New Roman" w:hAnsi="Apple Color Emoji" w:cs="Apple Color Emoji"/>
-          <w:b/>
-          <w:bCs/>
-          <w:kern w:val="36"/>
-          <w:sz w:val="48"/>
-          <w:szCs w:val="48"/>
-          <w:lang w:eastAsia="en-GB"/>
-        </w:rPr>
-        <w:t>🧠</w:t>
-      </w:r>
-      <w:r>
-        <w:rPr>
-          <w:rFonts w:ascii="Times New Roman" w:eastAsia="Times New Roman" w:hAnsi="Times New Roman" w:cs="Times New Roman"/>
-          <w:b/>
-          <w:bCs/>
-          <w:kern w:val="36"/>
-          <w:sz w:val="48"/>
-          <w:szCs w:val="48"/>
-          <w:lang w:eastAsia="en-GB"/>
-        </w:rPr>
-        <w:t xml:space="preserve"> SYSTEM ARCHITECTURE VIEW</w:t>
-      </w:r>
-    </w:p>
-    <w:p>
-      <w:pPr>
-        <w:spacing w:before="100" w:beforeAutospacing="1" w:after="100" w:afterAutospacing="1"/>
-        <w:rPr>
-          <w:rFonts w:ascii="Times New Roman" w:eastAsia="Times New Roman" w:hAnsi="Times New Roman" w:cs="Times New Roman"/>
-          <w:lang w:eastAsia="en-GB"/>
-        </w:rPr>
-      </w:pPr>
-      <w:r>
-        <w:rPr>
-          <w:rFonts w:ascii="Times New Roman" w:eastAsia="Times New Roman" w:hAnsi="Times New Roman" w:cs="Times New Roman"/>
-          <w:lang w:eastAsia="en-GB"/>
-        </w:rPr>
-        <w:t>Here’s where all this fits:</w:t>
-      </w:r>
-    </w:p>
-    <w:p>
-      <w:pPr>
-        <w:tabs>
-          <w:tab w:val="left" w:pos="916"/>
-          <w:tab w:val="left" w:pos="1832"/>
-          <w:tab w:val="left" w:pos="2748"/>
-          <w:tab w:val="left" w:pos="3664"/>
-          <w:tab w:val="left" w:pos="4580"/>
-          <w:tab w:val="left" w:pos="5496"/>
-          <w:tab w:val="left" w:pos="6412"/>
-          <w:tab w:val="left" w:pos="7328"/>
-          <w:tab w:val="left" w:pos="8244"/>
-          <w:tab w:val="left" w:pos="9160"/>
-          <w:tab w:val="left" w:pos="10076"/>
-          <w:tab w:val="left" w:pos="10992"/>
-          <w:tab w:val="left" w:pos="11908"/>
-          <w:tab w:val="left" w:pos="12824"/>
-          <w:tab w:val="left" w:pos="13740"/>
-          <w:tab w:val="left" w:pos="14656"/>
-        </w:tabs>
-        <w:rPr>
-          <w:rFonts w:ascii="Courier New" w:eastAsia="Times New Roman" w:hAnsi="Courier New" w:cs="Courier New"/>
-          <w:sz w:val="20"/>
-          <w:szCs w:val="20"/>
-          <w:lang w:eastAsia="en-GB"/>
-        </w:rPr>
-      </w:pPr>
-      <w:proofErr w:type="spellStart"/>
-      <w:r>
-        <w:rPr>
-          <w:rFonts w:ascii="Courier New" w:eastAsia="Times New Roman" w:hAnsi="Courier New" w:cs="Courier New"/>
-          <w:sz w:val="20"/>
-          <w:szCs w:val="20"/>
-          <w:lang w:eastAsia="en-GB"/>
-        </w:rPr>
-        <w:t>data_loader</w:t>
-      </w:r>
-      <w:proofErr w:type="spellEnd"/>
-      <w:r>
-        <w:rPr>
-          <w:rFonts w:ascii="Courier New" w:eastAsia="Times New Roman" w:hAnsi="Courier New" w:cs="Courier New"/>
-          <w:sz w:val="20"/>
-          <w:szCs w:val="20"/>
-          <w:lang w:eastAsia="en-GB"/>
-        </w:rPr>
-        <w:t xml:space="preserve">  →  strategy  →  </w:t>
-      </w:r>
-      <w:proofErr w:type="spellStart"/>
-      <w:r>
-        <w:rPr>
-          <w:rFonts w:ascii="Courier New" w:eastAsia="Times New Roman" w:hAnsi="Courier New" w:cs="Courier New"/>
-          <w:sz w:val="20"/>
-          <w:szCs w:val="20"/>
-          <w:lang w:eastAsia="en-GB"/>
-        </w:rPr>
-        <w:t>risk_manager</w:t>
-      </w:r>
-      <w:proofErr w:type="spellEnd"/>
-      <w:r>
-        <w:rPr>
-          <w:rFonts w:ascii="Courier New" w:eastAsia="Times New Roman" w:hAnsi="Courier New" w:cs="Courier New"/>
-          <w:sz w:val="20"/>
-          <w:szCs w:val="20"/>
-          <w:lang w:eastAsia="en-GB"/>
-        </w:rPr>
-        <w:t xml:space="preserve"> → oms → portfolio → performance → reporting</w:t>
-      </w:r>
-    </w:p>
-    <w:p>
-      <w:pPr>
-        <w:tabs>
-          <w:tab w:val="left" w:pos="916"/>
-          <w:tab w:val="left" w:pos="1832"/>
-          <w:tab w:val="left" w:pos="2748"/>
-          <w:tab w:val="left" w:pos="3664"/>
-          <w:tab w:val="left" w:pos="4580"/>
-          <w:tab w:val="left" w:pos="5496"/>
-          <w:tab w:val="left" w:pos="6412"/>
-          <w:tab w:val="left" w:pos="7328"/>
-          <w:tab w:val="left" w:pos="8244"/>
-          <w:tab w:val="left" w:pos="9160"/>
-          <w:tab w:val="left" w:pos="10076"/>
-          <w:tab w:val="left" w:pos="10992"/>
-          <w:tab w:val="left" w:pos="11908"/>
-          <w:tab w:val="left" w:pos="12824"/>
-          <w:tab w:val="left" w:pos="13740"/>
-          <w:tab w:val="left" w:pos="14656"/>
-        </w:tabs>
-        <w:rPr>
-          <w:rFonts w:ascii="Courier New" w:eastAsia="Times New Roman" w:hAnsi="Courier New" w:cs="Courier New"/>
-          <w:sz w:val="20"/>
-          <w:szCs w:val="20"/>
-          <w:lang w:eastAsia="en-GB"/>
-        </w:rPr>
-      </w:pPr>
-      <w:r>
-        <w:rPr>
-          <w:rFonts w:ascii="Courier New" w:eastAsia="Times New Roman" w:hAnsi="Courier New" w:cs="Courier New"/>
-          <w:sz w:val="20"/>
-          <w:szCs w:val="20"/>
-          <w:lang w:eastAsia="en-GB"/>
-        </w:rPr>
-        <w:t xml:space="preserve">                     │</w:t>
-      </w:r>
-    </w:p>
-    <w:p>
-      <w:pPr>
-        <w:tabs>
-          <w:tab w:val="left" w:pos="916"/>
-          <w:tab w:val="left" w:pos="1832"/>
-          <w:tab w:val="left" w:pos="2748"/>
-          <w:tab w:val="left" w:pos="3664"/>
-          <w:tab w:val="left" w:pos="4580"/>
-          <w:tab w:val="left" w:pos="5496"/>
-          <w:tab w:val="left" w:pos="6412"/>
-          <w:tab w:val="left" w:pos="7328"/>
-          <w:tab w:val="left" w:pos="8244"/>
-          <w:tab w:val="left" w:pos="9160"/>
-          <w:tab w:val="left" w:pos="10076"/>
-          <w:tab w:val="left" w:pos="10992"/>
-          <w:tab w:val="left" w:pos="11908"/>
-          <w:tab w:val="left" w:pos="12824"/>
-          <w:tab w:val="left" w:pos="13740"/>
-          <w:tab w:val="left" w:pos="14656"/>
-        </w:tabs>
-        <w:rPr>
-          <w:rFonts w:ascii="Courier New" w:eastAsia="Times New Roman" w:hAnsi="Courier New" w:cs="Courier New"/>
-          <w:sz w:val="20"/>
-          <w:szCs w:val="20"/>
-          <w:lang w:eastAsia="en-GB"/>
-        </w:rPr>
-      </w:pPr>
-      <w:r>
-        <w:rPr>
-          <w:rFonts w:ascii="Courier New" w:eastAsia="Times New Roman" w:hAnsi="Courier New" w:cs="Courier New"/>
-          <w:sz w:val="20"/>
-          <w:szCs w:val="20"/>
-          <w:lang w:eastAsia="en-GB"/>
-        </w:rPr>
-        <w:t xml:space="preserve">                     │</w:t>
-      </w:r>
-    </w:p>
-    <w:p>
-      <w:pPr>
-        <w:tabs>
-          <w:tab w:val="left" w:pos="916"/>
-          <w:tab w:val="left" w:pos="1832"/>
-          <w:tab w:val="left" w:pos="2748"/>
-          <w:tab w:val="left" w:pos="3664"/>
-          <w:tab w:val="left" w:pos="4580"/>
-          <w:tab w:val="left" w:pos="5496"/>
-          <w:tab w:val="left" w:pos="6412"/>
-          <w:tab w:val="left" w:pos="7328"/>
-          <w:tab w:val="left" w:pos="8244"/>
-          <w:tab w:val="left" w:pos="9160"/>
-          <w:tab w:val="left" w:pos="10076"/>
-          <w:tab w:val="left" w:pos="10992"/>
-          <w:tab w:val="left" w:pos="11908"/>
-          <w:tab w:val="left" w:pos="12824"/>
-          <w:tab w:val="left" w:pos="13740"/>
-          <w:tab w:val="left" w:pos="14656"/>
-        </w:tabs>
-        <w:rPr>
-          <w:rFonts w:ascii="Courier New" w:eastAsia="Times New Roman" w:hAnsi="Courier New" w:cs="Courier New"/>
-          <w:sz w:val="20"/>
-          <w:szCs w:val="20"/>
-          <w:lang w:eastAsia="en-GB"/>
-        </w:rPr>
-      </w:pPr>
-      <w:r>
-        <w:rPr>
-          <w:rFonts w:ascii="Courier New" w:eastAsia="Times New Roman" w:hAnsi="Courier New" w:cs="Courier New"/>
-          <w:sz w:val="20"/>
-          <w:szCs w:val="20"/>
-          <w:lang w:eastAsia="en-GB"/>
-        </w:rPr>
         <w:t xml:space="preserve">              ML module (optional)</w:t>
       </w:r>
     </w:p>
@@ -3794,10 +3129,11 @@
       <w:r>
         <w:rPr>
           <w:rFonts w:ascii="Times New Roman" w:eastAsia="Times New Roman" w:hAnsi="Times New Roman" w:cs="Times New Roman"/>
+          <w:noProof/>
           <w:lang w:eastAsia="en-GB"/>
         </w:rPr>
         <w:pict w14:anchorId="462BA84B">
-          <v:rect id="_x0000_i1036" style="width:0;height:1.5pt" o:hralign="center" o:hrstd="t" o:hr="t" fillcolor="#a0a0a0" stroked="f"/>
+          <v:rect id="_x0000_i1052" alt="" style="width:451.3pt;height:.05pt;mso-width-percent:0;mso-height-percent:0;mso-width-percent:0;mso-height-percent:0" o:hralign="center" o:hrstd="t" o:hr="t" fillcolor="#a0a0a0" stroked="f"/>
         </w:pict>
       </w:r>
     </w:p>
@@ -4204,10 +3540,11 @@
       <w:r>
         <w:rPr>
           <w:rFonts w:ascii="Times New Roman" w:eastAsia="Times New Roman" w:hAnsi="Times New Roman" w:cs="Times New Roman"/>
+          <w:noProof/>
           <w:lang w:eastAsia="en-GB"/>
         </w:rPr>
         <w:pict w14:anchorId="13E41D4A">
-          <v:rect id="_x0000_i1037" style="width:0;height:1.5pt" o:hralign="center" o:hrstd="t" o:hr="t" fillcolor="#a0a0a0" stroked="f"/>
+          <v:rect id="_x0000_i1051" alt="" style="width:451.3pt;height:.05pt;mso-width-percent:0;mso-height-percent:0;mso-width-percent:0;mso-height-percent:0" o:hralign="center" o:hrstd="t" o:hr="t" fillcolor="#a0a0a0" stroked="f"/>
         </w:pict>
       </w:r>
     </w:p>
@@ -4248,128 +3585,6 @@
           <w:lang w:eastAsia="en-GB"/>
         </w:rPr>
         <w:t xml:space="preserve"> Next Actions You Should Take</w:t>
-      </w:r>
-    </w:p>
-    <w:p>
-      <w:pPr>
-        <w:spacing w:before="100" w:beforeAutospacing="1" w:after="100" w:afterAutospacing="1"/>
-        <w:outlineLvl w:val="1"/>
-        <w:rPr>
-          <w:rFonts w:ascii="Times New Roman" w:eastAsia="Times New Roman" w:hAnsi="Times New Roman" w:cs="Times New Roman"/>
-          <w:b/>
-          <w:bCs/>
-          <w:sz w:val="36"/>
-          <w:szCs w:val="36"/>
-          <w:lang w:eastAsia="en-GB"/>
-        </w:rPr>
-      </w:pPr>
-      <w:r>
-        <w:rPr>
-          <w:rFonts w:ascii="Times New Roman" w:eastAsia="Times New Roman" w:hAnsi="Times New Roman" w:cs="Times New Roman"/>
-          <w:b/>
-          <w:bCs/>
-          <w:sz w:val="36"/>
-          <w:szCs w:val="36"/>
-          <w:lang w:eastAsia="en-GB"/>
-        </w:rPr>
-        <w:lastRenderedPageBreak/>
-        <w:t>Step 1 — build risk_manager.py</w:t>
-      </w:r>
-    </w:p>
-    <w:p>
-      <w:pPr>
-        <w:spacing w:before="100" w:beforeAutospacing="1" w:after="100" w:afterAutospacing="1"/>
-        <w:rPr>
-          <w:rFonts w:ascii="Times New Roman" w:eastAsia="Times New Roman" w:hAnsi="Times New Roman" w:cs="Times New Roman"/>
-          <w:lang w:eastAsia="en-GB"/>
-        </w:rPr>
-      </w:pPr>
-      <w:r>
-        <w:rPr>
-          <w:rFonts w:ascii="Times New Roman" w:eastAsia="Times New Roman" w:hAnsi="Times New Roman" w:cs="Times New Roman"/>
-          <w:lang w:eastAsia="en-GB"/>
-        </w:rPr>
-        <w:t>Must include:</w:t>
-      </w:r>
-    </w:p>
-    <w:p>
-      <w:pPr>
-        <w:numPr>
-          <w:ilvl w:val="0"/>
-          <w:numId w:val="10"/>
-        </w:numPr>
-        <w:spacing w:before="100" w:beforeAutospacing="1" w:after="100" w:afterAutospacing="1"/>
-        <w:rPr>
-          <w:rFonts w:ascii="Times New Roman" w:eastAsia="Times New Roman" w:hAnsi="Times New Roman" w:cs="Times New Roman"/>
-          <w:lang w:eastAsia="en-GB"/>
-        </w:rPr>
-      </w:pPr>
-      <w:r>
-        <w:rPr>
-          <w:rFonts w:ascii="Times New Roman" w:eastAsia="Times New Roman" w:hAnsi="Times New Roman" w:cs="Times New Roman"/>
-          <w:lang w:eastAsia="en-GB"/>
-        </w:rPr>
-        <w:t>exposure constraints</w:t>
-      </w:r>
-    </w:p>
-    <w:p>
-      <w:pPr>
-        <w:numPr>
-          <w:ilvl w:val="0"/>
-          <w:numId w:val="10"/>
-        </w:numPr>
-        <w:spacing w:before="100" w:beforeAutospacing="1" w:after="100" w:afterAutospacing="1"/>
-        <w:rPr>
-          <w:rFonts w:ascii="Times New Roman" w:eastAsia="Times New Roman" w:hAnsi="Times New Roman" w:cs="Times New Roman"/>
-          <w:lang w:eastAsia="en-GB"/>
-        </w:rPr>
-      </w:pPr>
-      <w:r>
-        <w:rPr>
-          <w:rFonts w:ascii="Times New Roman" w:eastAsia="Times New Roman" w:hAnsi="Times New Roman" w:cs="Times New Roman"/>
-          <w:lang w:eastAsia="en-GB"/>
-        </w:rPr>
-        <w:t>leverage limits</w:t>
-      </w:r>
-    </w:p>
-    <w:p>
-      <w:pPr>
-        <w:numPr>
-          <w:ilvl w:val="0"/>
-          <w:numId w:val="10"/>
-        </w:numPr>
-        <w:spacing w:before="100" w:beforeAutospacing="1" w:after="100" w:afterAutospacing="1"/>
-        <w:rPr>
-          <w:rFonts w:ascii="Times New Roman" w:eastAsia="Times New Roman" w:hAnsi="Times New Roman" w:cs="Times New Roman"/>
-          <w:lang w:eastAsia="en-GB"/>
-        </w:rPr>
-      </w:pPr>
-      <w:r>
-        <w:rPr>
-          <w:rFonts w:ascii="Times New Roman" w:eastAsia="Times New Roman" w:hAnsi="Times New Roman" w:cs="Times New Roman"/>
-          <w:lang w:eastAsia="en-GB"/>
-        </w:rPr>
-        <w:t>stop out logic</w:t>
-      </w:r>
-    </w:p>
-    <w:p>
-      <w:pPr>
-        <w:numPr>
-          <w:ilvl w:val="0"/>
-          <w:numId w:val="10"/>
-        </w:numPr>
-        <w:spacing w:before="100" w:beforeAutospacing="1" w:after="100" w:afterAutospacing="1"/>
-        <w:rPr>
-          <w:rFonts w:ascii="Times New Roman" w:eastAsia="Times New Roman" w:hAnsi="Times New Roman" w:cs="Times New Roman"/>
-          <w:lang w:eastAsia="en-GB"/>
-        </w:rPr>
-      </w:pPr>
-      <w:r>
-        <w:rPr>
-          <w:rFonts w:ascii="Times New Roman" w:eastAsia="Times New Roman" w:hAnsi="Times New Roman" w:cs="Times New Roman"/>
-          <w:lang w:eastAsia="en-GB"/>
-        </w:rPr>
-        <w:t>trade blocking decision engine</w:t>
       </w:r>
     </w:p>
     <w:p>
@@ -4531,6 +3746,7 @@
           <w:rFonts w:ascii="Times New Roman" w:eastAsia="Times New Roman" w:hAnsi="Times New Roman" w:cs="Times New Roman"/>
           <w:lang w:eastAsia="en-GB"/>
         </w:rPr>
+        <w:lastRenderedPageBreak/>
         <w:t>calendar alignment</w:t>
       </w:r>
     </w:p>
@@ -4596,21 +3812,8 @@
           <w:szCs w:val="36"/>
           <w:lang w:eastAsia="en-GB"/>
         </w:rPr>
-        <w:t xml:space="preserve">Step 4 — build </w:t>
-      </w:r>
-      <w:proofErr w:type="spellStart"/>
-      <w:r>
-        <w:rPr>
-          <w:rFonts w:ascii="Times New Roman" w:eastAsia="Times New Roman" w:hAnsi="Times New Roman" w:cs="Times New Roman"/>
-          <w:b/>
-          <w:bCs/>
-          <w:sz w:val="36"/>
-          <w:szCs w:val="36"/>
-          <w:lang w:eastAsia="en-GB"/>
-        </w:rPr>
-        <w:t>config.yaml</w:t>
-      </w:r>
-      <w:proofErr w:type="spellEnd"/>
+        <w:t>Step 4 — build config.yaml</w:t>
+      </w:r>
     </w:p>
     <w:p>
       <w:pPr>
@@ -4757,7 +3960,7 @@
           <w:lang w:eastAsia="en-GB"/>
         </w:rPr>
         <w:pict w14:anchorId="314463C5">
-          <v:rect id="_x0000_i1039" alt="" style="width:451.3pt;height:.05pt;mso-width-percent:0;mso-height-percent:0;mso-width-percent:0;mso-height-percent:0" o:hralign="center" o:hrstd="t" o:hr="t" fillcolor="#a0a0a0" stroked="f"/>
+          <v:rect id="_x0000_i1050" alt="" style="width:451.3pt;height:.05pt;mso-width-percent:0;mso-height-percent:0;mso-width-percent:0;mso-height-percent:0" o:hralign="center" o:hrstd="t" o:hr="t" fillcolor="#a0a0a0" stroked="f"/>
         </w:pict>
       </w:r>
     </w:p>
@@ -4853,23 +4056,7 @@
           <w:rFonts w:ascii="Times New Roman" w:eastAsia="Times New Roman" w:hAnsi="Times New Roman" w:cs="Times New Roman"/>
           <w:lang w:eastAsia="en-GB"/>
         </w:rPr>
-        <w:t xml:space="preserve">run identical </w:t>
-      </w:r>
-      <w:proofErr w:type="spellStart"/>
-      <w:r>
-        <w:rPr>
-          <w:rFonts w:ascii="Times New Roman" w:eastAsia="Times New Roman" w:hAnsi="Times New Roman" w:cs="Times New Roman"/>
-          <w:lang w:eastAsia="en-GB"/>
-        </w:rPr>
-        <w:t>backtest</w:t>
-      </w:r>
-      <w:proofErr w:type="spellEnd"/>
-      <w:r>
-        <w:rPr>
-          <w:rFonts w:ascii="Times New Roman" w:eastAsia="Times New Roman" w:hAnsi="Times New Roman" w:cs="Times New Roman"/>
-          <w:lang w:eastAsia="en-GB"/>
-        </w:rPr>
-        <w:t>/live logic</w:t>
+        <w:t>run identical backtest/live logic</w:t>
       </w:r>
     </w:p>
     <w:p>
@@ -4949,7 +4136,6 @@
           <w:rFonts w:ascii="Times New Roman" w:eastAsia="Times New Roman" w:hAnsi="Times New Roman" w:cs="Times New Roman"/>
           <w:lang w:eastAsia="en-GB"/>
         </w:rPr>
-        <w:lastRenderedPageBreak/>
         <w:t>automated retraining scheduling</w:t>
       </w:r>
     </w:p>
@@ -4990,23 +4176,7 @@
           <w:rFonts w:ascii="Times New Roman" w:eastAsia="Times New Roman" w:hAnsi="Times New Roman" w:cs="Times New Roman"/>
           <w:lang w:eastAsia="en-GB"/>
         </w:rPr>
-        <w:t xml:space="preserve">Monte-Carlo </w:t>
-      </w:r>
-      <w:proofErr w:type="spellStart"/>
-      <w:r>
-        <w:rPr>
-          <w:rFonts w:ascii="Times New Roman" w:eastAsia="Times New Roman" w:hAnsi="Times New Roman" w:cs="Times New Roman"/>
-          <w:lang w:eastAsia="en-GB"/>
-        </w:rPr>
-        <w:t>VaR</w:t>
-      </w:r>
-      <w:proofErr w:type="spellEnd"/>
-      <w:r>
-        <w:rPr>
-          <w:rFonts w:ascii="Times New Roman" w:eastAsia="Times New Roman" w:hAnsi="Times New Roman" w:cs="Times New Roman"/>
-          <w:lang w:eastAsia="en-GB"/>
-        </w:rPr>
-        <w:t xml:space="preserve"> engine</w:t>
+        <w:t>Monte-Carlo VaR engine</w:t>
       </w:r>
     </w:p>
     <w:p>
@@ -5023,10 +4193,12 @@
           <w:lang w:eastAsia="en-GB"/>
         </w:rPr>
         <w:pict w14:anchorId="27B445C6">
-          <v:rect id="_x0000_i1038" alt="" style="width:451.3pt;height:.05pt;mso-width-percent:0;mso-height-percent:0;mso-width-percent:0;mso-height-percent:0" o:hralign="center" o:hrstd="t" o:hr="t" fillcolor="#a0a0a0" stroked="f"/>
+          <v:rect id="_x0000_i1049" alt="" style="width:451.3pt;height:.05pt;mso-width-percent:0;mso-height-percent:0;mso-width-percent:0;mso-height-percent:0" o:hralign="center" o:hrstd="t" o:hr="t" fillcolor="#a0a0a0" stroked="f"/>
         </w:pict>
       </w:r>
     </w:p>
+    <w:p/>
+    <w:p/>
     <w:p>
       <w:pPr>
         <w:spacing w:before="100" w:beforeAutospacing="1" w:after="100" w:afterAutospacing="1"/>
@@ -5051,7 +4223,7 @@
           <w:szCs w:val="48"/>
           <w:lang w:eastAsia="en-GB"/>
         </w:rPr>
-        <w:t>📌</w:t>
+        <w:t>🔶</w:t>
       </w:r>
       <w:r>
         <w:rPr>
@@ -5063,688 +4235,1891 @@
           <w:szCs w:val="48"/>
           <w:lang w:eastAsia="en-GB"/>
         </w:rPr>
-        <w:t xml:space="preserve"> Summary:</w:t>
-      </w:r>
-    </w:p>
-    <w:p>
-      <w:pPr>
-        <w:spacing w:before="100" w:beforeAutospacing="1" w:after="100" w:afterAutospacing="1"/>
-        <w:rPr>
-          <w:rFonts w:ascii="Times New Roman" w:eastAsia="Times New Roman" w:hAnsi="Times New Roman" w:cs="Times New Roman"/>
-          <w:lang w:eastAsia="en-GB"/>
-        </w:rPr>
-      </w:pPr>
-      <w:r>
-        <w:rPr>
-          <w:rFonts w:ascii="Times New Roman" w:eastAsia="Times New Roman" w:hAnsi="Times New Roman" w:cs="Times New Roman"/>
-          <w:lang w:eastAsia="en-GB"/>
-        </w:rPr>
-        <w:t>You are now entering the transition from:</w:t>
-      </w:r>
-    </w:p>
-    <w:p>
-      <w:pPr>
-        <w:spacing w:before="100" w:beforeAutospacing="1" w:after="100" w:afterAutospacing="1"/>
-        <w:rPr>
-          <w:rFonts w:ascii="Times New Roman" w:eastAsia="Times New Roman" w:hAnsi="Times New Roman" w:cs="Times New Roman"/>
-          <w:lang w:eastAsia="en-GB"/>
-        </w:rPr>
-      </w:pPr>
-      <w:r>
-        <w:rPr>
-          <w:rFonts w:ascii="Times New Roman" w:eastAsia="Times New Roman" w:hAnsi="Times New Roman" w:cs="Times New Roman"/>
-          <w:b/>
-          <w:bCs/>
-          <w:lang w:eastAsia="en-GB"/>
-        </w:rPr>
-        <w:t xml:space="preserve">academic </w:t>
-      </w:r>
-      <w:proofErr w:type="spellStart"/>
-      <w:r>
-        <w:rPr>
-          <w:rFonts w:ascii="Times New Roman" w:eastAsia="Times New Roman" w:hAnsi="Times New Roman" w:cs="Times New Roman"/>
-          <w:b/>
-          <w:bCs/>
-          <w:lang w:eastAsia="en-GB"/>
-        </w:rPr>
-        <w:t>backtester</w:t>
-      </w:r>
-      <w:proofErr w:type="spellEnd"/>
-      <w:r>
-        <w:rPr>
-          <w:rFonts w:ascii="Times New Roman" w:eastAsia="Times New Roman" w:hAnsi="Times New Roman" w:cs="Times New Roman"/>
-          <w:b/>
-          <w:bCs/>
-          <w:lang w:eastAsia="en-GB"/>
-        </w:rPr>
-        <w:t xml:space="preserve"> → professional trading framework</w:t>
-      </w:r>
-    </w:p>
-    <w:p>
-      <w:pPr>
-        <w:spacing w:before="100" w:beforeAutospacing="1" w:after="100" w:afterAutospacing="1"/>
-        <w:rPr>
-          <w:rFonts w:ascii="Times New Roman" w:eastAsia="Times New Roman" w:hAnsi="Times New Roman" w:cs="Times New Roman"/>
-          <w:lang w:eastAsia="en-GB"/>
-        </w:rPr>
-      </w:pPr>
-      <w:r>
-        <w:rPr>
-          <w:rFonts w:ascii="Times New Roman" w:eastAsia="Times New Roman" w:hAnsi="Times New Roman" w:cs="Times New Roman"/>
-          <w:lang w:eastAsia="en-GB"/>
-        </w:rPr>
-        <w:t>The next scripts:</w:t>
-      </w:r>
-    </w:p>
-    <w:tbl>
-      <w:tblPr>
-        <w:tblW w:w="0" w:type="auto"/>
-        <w:tblCellSpacing w:w="15" w:type="dxa"/>
-        <w:tblCellMar>
-          <w:top w:w="15" w:type="dxa"/>
-          <w:left w:w="15" w:type="dxa"/>
-          <w:bottom w:w="15" w:type="dxa"/>
-          <w:right w:w="15" w:type="dxa"/>
-        </w:tblCellMar>
-        <w:tblLook w:val="04A0" w:firstRow="1" w:lastRow="0" w:firstColumn="1" w:lastColumn="0" w:noHBand="0" w:noVBand="1"/>
-      </w:tblPr>
-      <w:tblGrid>
-        <w:gridCol w:w="2089"/>
-        <w:gridCol w:w="873"/>
-        <w:gridCol w:w="1981"/>
-      </w:tblGrid>
-      <w:tr>
-        <w:trPr>
-          <w:tblHeader/>
-          <w:tblCellSpacing w:w="15" w:type="dxa"/>
-        </w:trPr>
-        <w:tc>
-          <w:tcPr>
-            <w:tcW w:w="0" w:type="auto"/>
-            <w:vAlign w:val="center"/>
-            <w:hideMark/>
-          </w:tcPr>
-          <w:p>
-            <w:pPr>
-              <w:jc w:val="center"/>
-              <w:rPr>
-                <w:rFonts w:ascii="Times New Roman" w:eastAsia="Times New Roman" w:hAnsi="Times New Roman" w:cs="Times New Roman"/>
-                <w:b/>
-                <w:bCs/>
-                <w:lang w:eastAsia="en-GB"/>
-              </w:rPr>
-            </w:pPr>
-            <w:r>
-              <w:rPr>
-                <w:rFonts w:ascii="Times New Roman" w:eastAsia="Times New Roman" w:hAnsi="Times New Roman" w:cs="Times New Roman"/>
-                <w:b/>
-                <w:bCs/>
-                <w:lang w:eastAsia="en-GB"/>
-              </w:rPr>
-              <w:t>Script</w:t>
-            </w:r>
-          </w:p>
-        </w:tc>
-        <w:tc>
-          <w:tcPr>
-            <w:tcW w:w="0" w:type="auto"/>
-            <w:vAlign w:val="center"/>
-            <w:hideMark/>
-          </w:tcPr>
-          <w:p>
-            <w:pPr>
-              <w:jc w:val="center"/>
-              <w:rPr>
-                <w:rFonts w:ascii="Times New Roman" w:eastAsia="Times New Roman" w:hAnsi="Times New Roman" w:cs="Times New Roman"/>
-                <w:b/>
-                <w:bCs/>
-                <w:lang w:eastAsia="en-GB"/>
-              </w:rPr>
-            </w:pPr>
-            <w:r>
-              <w:rPr>
-                <w:rFonts w:ascii="Times New Roman" w:eastAsia="Times New Roman" w:hAnsi="Times New Roman" w:cs="Times New Roman"/>
-                <w:b/>
-                <w:bCs/>
-                <w:lang w:eastAsia="en-GB"/>
-              </w:rPr>
-              <w:t>Priority</w:t>
-            </w:r>
-          </w:p>
-        </w:tc>
-        <w:tc>
-          <w:tcPr>
-            <w:tcW w:w="0" w:type="auto"/>
-            <w:vAlign w:val="center"/>
-            <w:hideMark/>
-          </w:tcPr>
-          <w:p>
-            <w:pPr>
-              <w:jc w:val="center"/>
-              <w:rPr>
-                <w:rFonts w:ascii="Times New Roman" w:eastAsia="Times New Roman" w:hAnsi="Times New Roman" w:cs="Times New Roman"/>
-                <w:b/>
-                <w:bCs/>
-                <w:lang w:eastAsia="en-GB"/>
-              </w:rPr>
-            </w:pPr>
-            <w:r>
-              <w:rPr>
-                <w:rFonts w:ascii="Times New Roman" w:eastAsia="Times New Roman" w:hAnsi="Times New Roman" w:cs="Times New Roman"/>
-                <w:b/>
-                <w:bCs/>
-                <w:lang w:eastAsia="en-GB"/>
-              </w:rPr>
-              <w:t>Purpose</w:t>
-            </w:r>
-          </w:p>
-        </w:tc>
-      </w:tr>
-      <w:tr>
-        <w:trPr>
-          <w:tblCellSpacing w:w="15" w:type="dxa"/>
-        </w:trPr>
-        <w:tc>
-          <w:tcPr>
-            <w:tcW w:w="0" w:type="auto"/>
-            <w:vAlign w:val="center"/>
-            <w:hideMark/>
-          </w:tcPr>
-          <w:p>
-            <w:pPr>
-              <w:rPr>
-                <w:rFonts w:ascii="Times New Roman" w:eastAsia="Times New Roman" w:hAnsi="Times New Roman" w:cs="Times New Roman"/>
-                <w:lang w:eastAsia="en-GB"/>
-              </w:rPr>
-            </w:pPr>
-            <w:r>
-              <w:rPr>
-                <w:rFonts w:ascii="Times New Roman" w:eastAsia="Times New Roman" w:hAnsi="Times New Roman" w:cs="Times New Roman"/>
-                <w:lang w:eastAsia="en-GB"/>
-              </w:rPr>
-              <w:t>risk_manager.py</w:t>
-            </w:r>
-          </w:p>
-        </w:tc>
-        <w:tc>
-          <w:tcPr>
-            <w:tcW w:w="0" w:type="auto"/>
-            <w:vAlign w:val="center"/>
-            <w:hideMark/>
-          </w:tcPr>
-          <w:p>
-            <w:pPr>
-              <w:rPr>
-                <w:rFonts w:ascii="Times New Roman" w:eastAsia="Times New Roman" w:hAnsi="Times New Roman" w:cs="Times New Roman"/>
-                <w:lang w:eastAsia="en-GB"/>
-              </w:rPr>
-            </w:pPr>
-            <w:r>
-              <w:rPr>
-                <w:rFonts w:ascii="Apple Color Emoji" w:eastAsia="Times New Roman" w:hAnsi="Apple Color Emoji" w:cs="Apple Color Emoji"/>
-                <w:lang w:eastAsia="en-GB"/>
-              </w:rPr>
-              <w:t>🔥</w:t>
-            </w:r>
-            <w:r>
-              <w:rPr>
-                <w:rFonts w:ascii="Times New Roman" w:eastAsia="Times New Roman" w:hAnsi="Times New Roman" w:cs="Times New Roman"/>
-                <w:lang w:eastAsia="en-GB"/>
-              </w:rPr>
-              <w:t xml:space="preserve"> high</w:t>
-            </w:r>
-          </w:p>
-        </w:tc>
-        <w:tc>
-          <w:tcPr>
-            <w:tcW w:w="0" w:type="auto"/>
-            <w:vAlign w:val="center"/>
-            <w:hideMark/>
-          </w:tcPr>
-          <w:p>
-            <w:pPr>
-              <w:rPr>
-                <w:rFonts w:ascii="Times New Roman" w:eastAsia="Times New Roman" w:hAnsi="Times New Roman" w:cs="Times New Roman"/>
-                <w:lang w:eastAsia="en-GB"/>
-              </w:rPr>
-            </w:pPr>
-            <w:r>
-              <w:rPr>
-                <w:rFonts w:ascii="Times New Roman" w:eastAsia="Times New Roman" w:hAnsi="Times New Roman" w:cs="Times New Roman"/>
-                <w:lang w:eastAsia="en-GB"/>
-              </w:rPr>
-              <w:t>protect system</w:t>
-            </w:r>
-          </w:p>
-        </w:tc>
-      </w:tr>
-      <w:tr>
-        <w:trPr>
-          <w:tblCellSpacing w:w="15" w:type="dxa"/>
-        </w:trPr>
-        <w:tc>
-          <w:tcPr>
-            <w:tcW w:w="0" w:type="auto"/>
-            <w:vAlign w:val="center"/>
-            <w:hideMark/>
-          </w:tcPr>
-          <w:p>
-            <w:pPr>
-              <w:rPr>
-                <w:rFonts w:ascii="Times New Roman" w:eastAsia="Times New Roman" w:hAnsi="Times New Roman" w:cs="Times New Roman"/>
-                <w:lang w:eastAsia="en-GB"/>
-              </w:rPr>
-            </w:pPr>
-            <w:r>
-              <w:rPr>
-                <w:rFonts w:ascii="Times New Roman" w:eastAsia="Times New Roman" w:hAnsi="Times New Roman" w:cs="Times New Roman"/>
-                <w:lang w:eastAsia="en-GB"/>
-              </w:rPr>
-              <w:t>oms.py</w:t>
-            </w:r>
-          </w:p>
-        </w:tc>
-        <w:tc>
-          <w:tcPr>
-            <w:tcW w:w="0" w:type="auto"/>
-            <w:vAlign w:val="center"/>
-            <w:hideMark/>
-          </w:tcPr>
-          <w:p>
-            <w:pPr>
-              <w:rPr>
-                <w:rFonts w:ascii="Times New Roman" w:eastAsia="Times New Roman" w:hAnsi="Times New Roman" w:cs="Times New Roman"/>
-                <w:lang w:eastAsia="en-GB"/>
-              </w:rPr>
-            </w:pPr>
-            <w:r>
-              <w:rPr>
-                <w:rFonts w:ascii="Times New Roman" w:eastAsia="Times New Roman" w:hAnsi="Times New Roman" w:cs="Times New Roman"/>
-                <w:lang w:eastAsia="en-GB"/>
-              </w:rPr>
-              <w:t>high</w:t>
-            </w:r>
-          </w:p>
-        </w:tc>
-        <w:tc>
-          <w:tcPr>
-            <w:tcW w:w="0" w:type="auto"/>
-            <w:vAlign w:val="center"/>
-            <w:hideMark/>
-          </w:tcPr>
-          <w:p>
-            <w:pPr>
-              <w:rPr>
-                <w:rFonts w:ascii="Times New Roman" w:eastAsia="Times New Roman" w:hAnsi="Times New Roman" w:cs="Times New Roman"/>
-                <w:lang w:eastAsia="en-GB"/>
-              </w:rPr>
-            </w:pPr>
-            <w:r>
-              <w:rPr>
-                <w:rFonts w:ascii="Times New Roman" w:eastAsia="Times New Roman" w:hAnsi="Times New Roman" w:cs="Times New Roman"/>
-                <w:lang w:eastAsia="en-GB"/>
-              </w:rPr>
-              <w:t>correct trading flow</w:t>
-            </w:r>
-          </w:p>
-        </w:tc>
-      </w:tr>
-      <w:tr>
-        <w:trPr>
-          <w:tblCellSpacing w:w="15" w:type="dxa"/>
-        </w:trPr>
-        <w:tc>
-          <w:tcPr>
-            <w:tcW w:w="0" w:type="auto"/>
-            <w:vAlign w:val="center"/>
-            <w:hideMark/>
-          </w:tcPr>
-          <w:p>
-            <w:pPr>
-              <w:rPr>
-                <w:rFonts w:ascii="Times New Roman" w:eastAsia="Times New Roman" w:hAnsi="Times New Roman" w:cs="Times New Roman"/>
-                <w:lang w:eastAsia="en-GB"/>
-              </w:rPr>
-            </w:pPr>
-            <w:r>
-              <w:rPr>
-                <w:rFonts w:ascii="Times New Roman" w:eastAsia="Times New Roman" w:hAnsi="Times New Roman" w:cs="Times New Roman"/>
-                <w:lang w:eastAsia="en-GB"/>
-              </w:rPr>
-              <w:t>position_sizing.py</w:t>
-            </w:r>
-          </w:p>
-        </w:tc>
-        <w:tc>
-          <w:tcPr>
-            <w:tcW w:w="0" w:type="auto"/>
-            <w:vAlign w:val="center"/>
-            <w:hideMark/>
-          </w:tcPr>
-          <w:p>
-            <w:pPr>
-              <w:rPr>
-                <w:rFonts w:ascii="Times New Roman" w:eastAsia="Times New Roman" w:hAnsi="Times New Roman" w:cs="Times New Roman"/>
-                <w:lang w:eastAsia="en-GB"/>
-              </w:rPr>
-            </w:pPr>
-            <w:r>
-              <w:rPr>
-                <w:rFonts w:ascii="Times New Roman" w:eastAsia="Times New Roman" w:hAnsi="Times New Roman" w:cs="Times New Roman"/>
-                <w:lang w:eastAsia="en-GB"/>
-              </w:rPr>
-              <w:t>high</w:t>
-            </w:r>
-          </w:p>
-        </w:tc>
-        <w:tc>
-          <w:tcPr>
-            <w:tcW w:w="0" w:type="auto"/>
-            <w:vAlign w:val="center"/>
-            <w:hideMark/>
-          </w:tcPr>
-          <w:p>
-            <w:pPr>
-              <w:rPr>
-                <w:rFonts w:ascii="Times New Roman" w:eastAsia="Times New Roman" w:hAnsi="Times New Roman" w:cs="Times New Roman"/>
-                <w:lang w:eastAsia="en-GB"/>
-              </w:rPr>
-            </w:pPr>
-            <w:r>
-              <w:rPr>
-                <w:rFonts w:ascii="Times New Roman" w:eastAsia="Times New Roman" w:hAnsi="Times New Roman" w:cs="Times New Roman"/>
-                <w:lang w:eastAsia="en-GB"/>
-              </w:rPr>
-              <w:t>real sizing</w:t>
-            </w:r>
-          </w:p>
-        </w:tc>
-      </w:tr>
-      <w:tr>
-        <w:trPr>
-          <w:tblCellSpacing w:w="15" w:type="dxa"/>
-        </w:trPr>
-        <w:tc>
-          <w:tcPr>
-            <w:tcW w:w="0" w:type="auto"/>
-            <w:vAlign w:val="center"/>
-            <w:hideMark/>
-          </w:tcPr>
-          <w:p>
-            <w:pPr>
-              <w:rPr>
-                <w:rFonts w:ascii="Times New Roman" w:eastAsia="Times New Roman" w:hAnsi="Times New Roman" w:cs="Times New Roman"/>
-                <w:lang w:eastAsia="en-GB"/>
-              </w:rPr>
-            </w:pPr>
-            <w:r>
-              <w:rPr>
-                <w:rFonts w:ascii="Times New Roman" w:eastAsia="Times New Roman" w:hAnsi="Times New Roman" w:cs="Times New Roman"/>
-                <w:lang w:eastAsia="en-GB"/>
-              </w:rPr>
-              <w:t>market_data.py</w:t>
-            </w:r>
-          </w:p>
-        </w:tc>
-        <w:tc>
-          <w:tcPr>
-            <w:tcW w:w="0" w:type="auto"/>
-            <w:vAlign w:val="center"/>
-            <w:hideMark/>
-          </w:tcPr>
-          <w:p>
-            <w:pPr>
-              <w:rPr>
-                <w:rFonts w:ascii="Times New Roman" w:eastAsia="Times New Roman" w:hAnsi="Times New Roman" w:cs="Times New Roman"/>
-                <w:lang w:eastAsia="en-GB"/>
-              </w:rPr>
-            </w:pPr>
-            <w:r>
-              <w:rPr>
-                <w:rFonts w:ascii="Times New Roman" w:eastAsia="Times New Roman" w:hAnsi="Times New Roman" w:cs="Times New Roman"/>
-                <w:lang w:eastAsia="en-GB"/>
-              </w:rPr>
-              <w:t>medium</w:t>
-            </w:r>
-          </w:p>
-        </w:tc>
-        <w:tc>
-          <w:tcPr>
-            <w:tcW w:w="0" w:type="auto"/>
-            <w:vAlign w:val="center"/>
-            <w:hideMark/>
-          </w:tcPr>
-          <w:p>
-            <w:pPr>
-              <w:rPr>
-                <w:rFonts w:ascii="Times New Roman" w:eastAsia="Times New Roman" w:hAnsi="Times New Roman" w:cs="Times New Roman"/>
-                <w:lang w:eastAsia="en-GB"/>
-              </w:rPr>
-            </w:pPr>
-            <w:r>
-              <w:rPr>
-                <w:rFonts w:ascii="Times New Roman" w:eastAsia="Times New Roman" w:hAnsi="Times New Roman" w:cs="Times New Roman"/>
-                <w:lang w:eastAsia="en-GB"/>
-              </w:rPr>
-              <w:t>data integrity</w:t>
-            </w:r>
-          </w:p>
-        </w:tc>
-      </w:tr>
-      <w:tr>
-        <w:trPr>
-          <w:tblCellSpacing w:w="15" w:type="dxa"/>
-        </w:trPr>
-        <w:tc>
-          <w:tcPr>
-            <w:tcW w:w="0" w:type="auto"/>
-            <w:vAlign w:val="center"/>
-            <w:hideMark/>
-          </w:tcPr>
-          <w:p>
-            <w:pPr>
-              <w:rPr>
-                <w:rFonts w:ascii="Times New Roman" w:eastAsia="Times New Roman" w:hAnsi="Times New Roman" w:cs="Times New Roman"/>
-                <w:lang w:eastAsia="en-GB"/>
-              </w:rPr>
-            </w:pPr>
-            <w:r>
-              <w:rPr>
-                <w:rFonts w:ascii="Times New Roman" w:eastAsia="Times New Roman" w:hAnsi="Times New Roman" w:cs="Times New Roman"/>
-                <w:lang w:eastAsia="en-GB"/>
-              </w:rPr>
-              <w:t>audit.py</w:t>
-            </w:r>
-          </w:p>
-        </w:tc>
-        <w:tc>
-          <w:tcPr>
-            <w:tcW w:w="0" w:type="auto"/>
-            <w:vAlign w:val="center"/>
-            <w:hideMark/>
-          </w:tcPr>
-          <w:p>
-            <w:pPr>
-              <w:rPr>
-                <w:rFonts w:ascii="Times New Roman" w:eastAsia="Times New Roman" w:hAnsi="Times New Roman" w:cs="Times New Roman"/>
-                <w:lang w:eastAsia="en-GB"/>
-              </w:rPr>
-            </w:pPr>
-            <w:r>
-              <w:rPr>
-                <w:rFonts w:ascii="Times New Roman" w:eastAsia="Times New Roman" w:hAnsi="Times New Roman" w:cs="Times New Roman"/>
-                <w:lang w:eastAsia="en-GB"/>
-              </w:rPr>
-              <w:t>medium</w:t>
-            </w:r>
-          </w:p>
-        </w:tc>
-        <w:tc>
-          <w:tcPr>
-            <w:tcW w:w="0" w:type="auto"/>
-            <w:vAlign w:val="center"/>
-            <w:hideMark/>
-          </w:tcPr>
-          <w:p>
-            <w:pPr>
-              <w:rPr>
-                <w:rFonts w:ascii="Times New Roman" w:eastAsia="Times New Roman" w:hAnsi="Times New Roman" w:cs="Times New Roman"/>
-                <w:lang w:eastAsia="en-GB"/>
-              </w:rPr>
-            </w:pPr>
-            <w:r>
-              <w:rPr>
-                <w:rFonts w:ascii="Times New Roman" w:eastAsia="Times New Roman" w:hAnsi="Times New Roman" w:cs="Times New Roman"/>
-                <w:lang w:eastAsia="en-GB"/>
-              </w:rPr>
-              <w:t>reproducibility</w:t>
-            </w:r>
-          </w:p>
-        </w:tc>
-      </w:tr>
-      <w:tr>
-        <w:trPr>
-          <w:tblCellSpacing w:w="15" w:type="dxa"/>
-        </w:trPr>
-        <w:tc>
-          <w:tcPr>
-            <w:tcW w:w="0" w:type="auto"/>
-            <w:vAlign w:val="center"/>
-            <w:hideMark/>
-          </w:tcPr>
-          <w:p>
-            <w:pPr>
-              <w:rPr>
-                <w:rFonts w:ascii="Times New Roman" w:eastAsia="Times New Roman" w:hAnsi="Times New Roman" w:cs="Times New Roman"/>
-                <w:lang w:eastAsia="en-GB"/>
-              </w:rPr>
-            </w:pPr>
-            <w:r>
-              <w:rPr>
-                <w:rFonts w:ascii="Times New Roman" w:eastAsia="Times New Roman" w:hAnsi="Times New Roman" w:cs="Times New Roman"/>
-                <w:lang w:eastAsia="en-GB"/>
-              </w:rPr>
-              <w:t>config system</w:t>
-            </w:r>
-          </w:p>
-        </w:tc>
-        <w:tc>
-          <w:tcPr>
-            <w:tcW w:w="0" w:type="auto"/>
-            <w:vAlign w:val="center"/>
-            <w:hideMark/>
-          </w:tcPr>
-          <w:p>
-            <w:pPr>
-              <w:rPr>
-                <w:rFonts w:ascii="Times New Roman" w:eastAsia="Times New Roman" w:hAnsi="Times New Roman" w:cs="Times New Roman"/>
-                <w:lang w:eastAsia="en-GB"/>
-              </w:rPr>
-            </w:pPr>
-            <w:r>
-              <w:rPr>
-                <w:rFonts w:ascii="Times New Roman" w:eastAsia="Times New Roman" w:hAnsi="Times New Roman" w:cs="Times New Roman"/>
-                <w:lang w:eastAsia="en-GB"/>
-              </w:rPr>
-              <w:t>medium</w:t>
-            </w:r>
-          </w:p>
-        </w:tc>
-        <w:tc>
-          <w:tcPr>
-            <w:tcW w:w="0" w:type="auto"/>
-            <w:vAlign w:val="center"/>
-            <w:hideMark/>
-          </w:tcPr>
-          <w:p>
-            <w:pPr>
-              <w:rPr>
-                <w:rFonts w:ascii="Times New Roman" w:eastAsia="Times New Roman" w:hAnsi="Times New Roman" w:cs="Times New Roman"/>
-                <w:lang w:eastAsia="en-GB"/>
-              </w:rPr>
-            </w:pPr>
-            <w:r>
-              <w:rPr>
-                <w:rFonts w:ascii="Times New Roman" w:eastAsia="Times New Roman" w:hAnsi="Times New Roman" w:cs="Times New Roman"/>
-                <w:lang w:eastAsia="en-GB"/>
-              </w:rPr>
-              <w:t>flexibility</w:t>
-            </w:r>
-          </w:p>
-        </w:tc>
-      </w:tr>
-      <w:tr>
-        <w:trPr>
-          <w:tblCellSpacing w:w="15" w:type="dxa"/>
-        </w:trPr>
-        <w:tc>
-          <w:tcPr>
-            <w:tcW w:w="0" w:type="auto"/>
-            <w:vAlign w:val="center"/>
-            <w:hideMark/>
-          </w:tcPr>
-          <w:p>
-            <w:pPr>
-              <w:rPr>
-                <w:rFonts w:ascii="Times New Roman" w:eastAsia="Times New Roman" w:hAnsi="Times New Roman" w:cs="Times New Roman"/>
-                <w:lang w:eastAsia="en-GB"/>
-              </w:rPr>
-            </w:pPr>
-            <w:r>
-              <w:rPr>
-                <w:rFonts w:ascii="Times New Roman" w:eastAsia="Times New Roman" w:hAnsi="Times New Roman" w:cs="Times New Roman"/>
-                <w:lang w:eastAsia="en-GB"/>
-              </w:rPr>
-              <w:t>reporting/monitoring</w:t>
-            </w:r>
-          </w:p>
-        </w:tc>
-        <w:tc>
-          <w:tcPr>
-            <w:tcW w:w="0" w:type="auto"/>
-            <w:vAlign w:val="center"/>
-            <w:hideMark/>
-          </w:tcPr>
-          <w:p>
-            <w:pPr>
-              <w:rPr>
-                <w:rFonts w:ascii="Times New Roman" w:eastAsia="Times New Roman" w:hAnsi="Times New Roman" w:cs="Times New Roman"/>
-                <w:lang w:eastAsia="en-GB"/>
-              </w:rPr>
-            </w:pPr>
-            <w:r>
-              <w:rPr>
-                <w:rFonts w:ascii="Times New Roman" w:eastAsia="Times New Roman" w:hAnsi="Times New Roman" w:cs="Times New Roman"/>
-                <w:lang w:eastAsia="en-GB"/>
-              </w:rPr>
-              <w:t>medium</w:t>
-            </w:r>
-          </w:p>
-        </w:tc>
-        <w:tc>
-          <w:tcPr>
-            <w:tcW w:w="0" w:type="auto"/>
-            <w:vAlign w:val="center"/>
-            <w:hideMark/>
-          </w:tcPr>
-          <w:p>
-            <w:pPr>
-              <w:rPr>
-                <w:rFonts w:ascii="Times New Roman" w:eastAsia="Times New Roman" w:hAnsi="Times New Roman" w:cs="Times New Roman"/>
-                <w:lang w:eastAsia="en-GB"/>
-              </w:rPr>
-            </w:pPr>
-            <w:r>
-              <w:rPr>
-                <w:rFonts w:ascii="Times New Roman" w:eastAsia="Times New Roman" w:hAnsi="Times New Roman" w:cs="Times New Roman"/>
-                <w:lang w:eastAsia="en-GB"/>
-              </w:rPr>
-              <w:t>dashboards</w:t>
-            </w:r>
-          </w:p>
-        </w:tc>
-      </w:tr>
-    </w:tbl>
+        <w:t xml:space="preserve"> But an institutional pipeline has 3 additional layers</w:t>
+      </w:r>
+    </w:p>
+    <w:p>
+      <w:pPr>
+        <w:spacing w:before="100" w:beforeAutospacing="1" w:after="100" w:afterAutospacing="1"/>
+        <w:rPr>
+          <w:rFonts w:ascii="Times New Roman" w:eastAsia="Times New Roman" w:hAnsi="Times New Roman" w:cs="Times New Roman"/>
+          <w:lang w:eastAsia="en-GB"/>
+        </w:rPr>
+      </w:pPr>
+      <w:r>
+        <w:rPr>
+          <w:rFonts w:ascii="Times New Roman" w:eastAsia="Times New Roman" w:hAnsi="Times New Roman" w:cs="Times New Roman"/>
+          <w:lang w:eastAsia="en-GB"/>
+        </w:rPr>
+        <w:t>If your end-vision is “turn this system into a hedge-fund-grade framework”, these are the remaining major modules:</w:t>
+      </w:r>
+    </w:p>
+    <w:p>
+      <w:pPr>
+        <w:rPr>
+          <w:rFonts w:ascii="Times New Roman" w:eastAsia="Times New Roman" w:hAnsi="Times New Roman" w:cs="Times New Roman"/>
+          <w:lang w:eastAsia="en-GB"/>
+        </w:rPr>
+      </w:pPr>
+      <w:r>
+        <w:rPr>
+          <w:rFonts w:ascii="Times New Roman" w:eastAsia="Times New Roman" w:hAnsi="Times New Roman" w:cs="Times New Roman"/>
+          <w:noProof/>
+          <w:lang w:eastAsia="en-GB"/>
+        </w:rPr>
+        <w:pict w14:anchorId="1B2AA92C">
+          <v:rect id="_x0000_i1048" alt="" style="width:451.3pt;height:.05pt;mso-width-percent:0;mso-height-percent:0;mso-width-percent:0;mso-height-percent:0" o:hralign="center" o:hrstd="t" o:hr="t" fillcolor="#a0a0a0" stroked="f"/>
+        </w:pict>
+      </w:r>
+    </w:p>
+    <w:p>
+      <w:pPr>
+        <w:spacing w:before="100" w:beforeAutospacing="1" w:after="100" w:afterAutospacing="1"/>
+        <w:outlineLvl w:val="1"/>
+        <w:rPr>
+          <w:rFonts w:ascii="Times New Roman" w:eastAsia="Times New Roman" w:hAnsi="Times New Roman" w:cs="Times New Roman"/>
+          <w:b/>
+          <w:bCs/>
+          <w:sz w:val="36"/>
+          <w:szCs w:val="36"/>
+          <w:lang w:eastAsia="en-GB"/>
+        </w:rPr>
+      </w:pPr>
+      <w:r>
+        <w:rPr>
+          <w:rFonts w:ascii="Times New Roman" w:eastAsia="Times New Roman" w:hAnsi="Times New Roman" w:cs="Times New Roman"/>
+          <w:b/>
+          <w:bCs/>
+          <w:sz w:val="36"/>
+          <w:szCs w:val="36"/>
+          <w:lang w:eastAsia="en-GB"/>
+        </w:rPr>
+        <w:t>1</w:t>
+      </w:r>
+      <w:r>
+        <w:rPr>
+          <w:rFonts w:ascii="Apple Color Emoji" w:eastAsia="Times New Roman" w:hAnsi="Apple Color Emoji" w:cs="Apple Color Emoji"/>
+          <w:b/>
+          <w:bCs/>
+          <w:sz w:val="36"/>
+          <w:szCs w:val="36"/>
+          <w:lang w:eastAsia="en-GB"/>
+        </w:rPr>
+        <w:t>️⃣</w:t>
+      </w:r>
+      <w:r>
+        <w:rPr>
+          <w:rFonts w:ascii="Times New Roman" w:eastAsia="Times New Roman" w:hAnsi="Times New Roman" w:cs="Times New Roman"/>
+          <w:b/>
+          <w:bCs/>
+          <w:sz w:val="36"/>
+          <w:szCs w:val="36"/>
+          <w:lang w:eastAsia="en-GB"/>
+        </w:rPr>
+        <w:t xml:space="preserve"> Data validation + data health engine (missing)</w:t>
+      </w:r>
+    </w:p>
+    <w:p>
+      <w:pPr>
+        <w:spacing w:before="100" w:beforeAutospacing="1" w:after="100" w:afterAutospacing="1"/>
+        <w:rPr>
+          <w:rFonts w:ascii="Times New Roman" w:eastAsia="Times New Roman" w:hAnsi="Times New Roman" w:cs="Times New Roman"/>
+          <w:lang w:eastAsia="en-GB"/>
+        </w:rPr>
+      </w:pPr>
+      <w:r>
+        <w:rPr>
+          <w:rFonts w:ascii="Times New Roman" w:eastAsia="Times New Roman" w:hAnsi="Times New Roman" w:cs="Times New Roman"/>
+          <w:lang w:eastAsia="en-GB"/>
+        </w:rPr>
+        <w:t>Institutions never run strategies on raw OHLCV files.</w:t>
+      </w:r>
+    </w:p>
+    <w:p>
+      <w:pPr>
+        <w:spacing w:before="100" w:beforeAutospacing="1" w:after="100" w:afterAutospacing="1"/>
+        <w:rPr>
+          <w:rFonts w:ascii="Times New Roman" w:eastAsia="Times New Roman" w:hAnsi="Times New Roman" w:cs="Times New Roman"/>
+          <w:lang w:eastAsia="en-GB"/>
+        </w:rPr>
+      </w:pPr>
+      <w:r>
+        <w:rPr>
+          <w:rFonts w:ascii="Times New Roman" w:eastAsia="Times New Roman" w:hAnsi="Times New Roman" w:cs="Times New Roman"/>
+          <w:lang w:eastAsia="en-GB"/>
+        </w:rPr>
+        <w:lastRenderedPageBreak/>
+        <w:t>You need a module that:</w:t>
+      </w:r>
+    </w:p>
+    <w:p>
+      <w:pPr>
+        <w:numPr>
+          <w:ilvl w:val="0"/>
+          <w:numId w:val="14"/>
+        </w:numPr>
+        <w:spacing w:before="100" w:beforeAutospacing="1" w:after="100" w:afterAutospacing="1"/>
+        <w:rPr>
+          <w:rFonts w:ascii="Times New Roman" w:eastAsia="Times New Roman" w:hAnsi="Times New Roman" w:cs="Times New Roman"/>
+          <w:lang w:eastAsia="en-GB"/>
+        </w:rPr>
+      </w:pPr>
+      <w:r>
+        <w:rPr>
+          <w:rFonts w:ascii="Times New Roman" w:eastAsia="Times New Roman" w:hAnsi="Times New Roman" w:cs="Times New Roman"/>
+          <w:lang w:eastAsia="en-GB"/>
+        </w:rPr>
+        <w:t>detects missing dates</w:t>
+      </w:r>
+    </w:p>
+    <w:p>
+      <w:pPr>
+        <w:numPr>
+          <w:ilvl w:val="0"/>
+          <w:numId w:val="14"/>
+        </w:numPr>
+        <w:spacing w:before="100" w:beforeAutospacing="1" w:after="100" w:afterAutospacing="1"/>
+        <w:rPr>
+          <w:rFonts w:ascii="Times New Roman" w:eastAsia="Times New Roman" w:hAnsi="Times New Roman" w:cs="Times New Roman"/>
+          <w:lang w:eastAsia="en-GB"/>
+        </w:rPr>
+      </w:pPr>
+      <w:r>
+        <w:rPr>
+          <w:rFonts w:ascii="Times New Roman" w:eastAsia="Times New Roman" w:hAnsi="Times New Roman" w:cs="Times New Roman"/>
+          <w:lang w:eastAsia="en-GB"/>
+        </w:rPr>
+        <w:t>forward-fills / flags NaNs</w:t>
+      </w:r>
+    </w:p>
+    <w:p>
+      <w:pPr>
+        <w:numPr>
+          <w:ilvl w:val="0"/>
+          <w:numId w:val="14"/>
+        </w:numPr>
+        <w:spacing w:before="100" w:beforeAutospacing="1" w:after="100" w:afterAutospacing="1"/>
+        <w:rPr>
+          <w:rFonts w:ascii="Times New Roman" w:eastAsia="Times New Roman" w:hAnsi="Times New Roman" w:cs="Times New Roman"/>
+          <w:lang w:eastAsia="en-GB"/>
+        </w:rPr>
+      </w:pPr>
+      <w:r>
+        <w:rPr>
+          <w:rFonts w:ascii="Times New Roman" w:eastAsia="Times New Roman" w:hAnsi="Times New Roman" w:cs="Times New Roman"/>
+          <w:lang w:eastAsia="en-GB"/>
+        </w:rPr>
+        <w:t>repairs duplicate timestamps</w:t>
+      </w:r>
+    </w:p>
+    <w:p>
+      <w:pPr>
+        <w:numPr>
+          <w:ilvl w:val="0"/>
+          <w:numId w:val="14"/>
+        </w:numPr>
+        <w:spacing w:before="100" w:beforeAutospacing="1" w:after="100" w:afterAutospacing="1"/>
+        <w:rPr>
+          <w:rFonts w:ascii="Times New Roman" w:eastAsia="Times New Roman" w:hAnsi="Times New Roman" w:cs="Times New Roman"/>
+          <w:lang w:eastAsia="en-GB"/>
+        </w:rPr>
+      </w:pPr>
+      <w:r>
+        <w:rPr>
+          <w:rFonts w:ascii="Times New Roman" w:eastAsia="Times New Roman" w:hAnsi="Times New Roman" w:cs="Times New Roman"/>
+          <w:lang w:eastAsia="en-GB"/>
+        </w:rPr>
+        <w:t>detects obvious price jumps</w:t>
+      </w:r>
+    </w:p>
+    <w:p>
+      <w:pPr>
+        <w:numPr>
+          <w:ilvl w:val="0"/>
+          <w:numId w:val="14"/>
+        </w:numPr>
+        <w:spacing w:before="100" w:beforeAutospacing="1" w:after="100" w:afterAutospacing="1"/>
+        <w:rPr>
+          <w:rFonts w:ascii="Times New Roman" w:eastAsia="Times New Roman" w:hAnsi="Times New Roman" w:cs="Times New Roman"/>
+          <w:lang w:eastAsia="en-GB"/>
+        </w:rPr>
+      </w:pPr>
+      <w:r>
+        <w:rPr>
+          <w:rFonts w:ascii="Times New Roman" w:eastAsia="Times New Roman" w:hAnsi="Times New Roman" w:cs="Times New Roman"/>
+          <w:lang w:eastAsia="en-GB"/>
+        </w:rPr>
+        <w:t>logs data errors</w:t>
+      </w:r>
+    </w:p>
+    <w:p>
+      <w:pPr>
+        <w:numPr>
+          <w:ilvl w:val="0"/>
+          <w:numId w:val="14"/>
+        </w:numPr>
+        <w:spacing w:before="100" w:beforeAutospacing="1" w:after="100" w:afterAutospacing="1"/>
+        <w:rPr>
+          <w:rFonts w:ascii="Times New Roman" w:eastAsia="Times New Roman" w:hAnsi="Times New Roman" w:cs="Times New Roman"/>
+          <w:lang w:eastAsia="en-GB"/>
+        </w:rPr>
+      </w:pPr>
+      <w:r>
+        <w:rPr>
+          <w:rFonts w:ascii="Times New Roman" w:eastAsia="Times New Roman" w:hAnsi="Times New Roman" w:cs="Times New Roman"/>
+          <w:lang w:eastAsia="en-GB"/>
+        </w:rPr>
+        <w:t>prevents strategy from running if data is corrupted</w:t>
+      </w:r>
+    </w:p>
+    <w:p>
+      <w:pPr>
+        <w:spacing w:before="100" w:beforeAutospacing="1" w:after="100" w:afterAutospacing="1"/>
+        <w:rPr>
+          <w:rFonts w:ascii="Times New Roman" w:eastAsia="Times New Roman" w:hAnsi="Times New Roman" w:cs="Times New Roman"/>
+          <w:lang w:eastAsia="en-GB"/>
+        </w:rPr>
+      </w:pPr>
+      <w:r>
+        <w:rPr>
+          <w:rFonts w:ascii="Times New Roman" w:eastAsia="Times New Roman" w:hAnsi="Times New Roman" w:cs="Times New Roman"/>
+          <w:lang w:eastAsia="en-GB"/>
+        </w:rPr>
+        <w:t>→ Without this, backtest results can be misleading.</w:t>
+      </w:r>
+    </w:p>
+    <w:p>
+      <w:pPr>
+        <w:rPr>
+          <w:rFonts w:ascii="Times New Roman" w:eastAsia="Times New Roman" w:hAnsi="Times New Roman" w:cs="Times New Roman"/>
+          <w:lang w:eastAsia="en-GB"/>
+        </w:rPr>
+      </w:pPr>
+      <w:r>
+        <w:rPr>
+          <w:rFonts w:ascii="Times New Roman" w:eastAsia="Times New Roman" w:hAnsi="Times New Roman" w:cs="Times New Roman"/>
+          <w:lang w:eastAsia="en-GB"/>
+        </w:rPr>
+        <w:pict w14:anchorId="4EA8C7D6">
+          <v:rect id="_x0000_i1041" style="width:0;height:1.5pt" o:hralign="center" o:hrstd="t" o:hr="t" fillcolor="#a0a0a0" stroked="f"/>
+        </w:pict>
+      </w:r>
+    </w:p>
+    <w:p>
+      <w:pPr>
+        <w:spacing w:before="100" w:beforeAutospacing="1" w:after="100" w:afterAutospacing="1"/>
+        <w:outlineLvl w:val="1"/>
+        <w:rPr>
+          <w:rFonts w:ascii="Times New Roman" w:eastAsia="Times New Roman" w:hAnsi="Times New Roman" w:cs="Times New Roman"/>
+          <w:b/>
+          <w:bCs/>
+          <w:sz w:val="36"/>
+          <w:szCs w:val="36"/>
+          <w:lang w:eastAsia="en-GB"/>
+        </w:rPr>
+      </w:pPr>
+      <w:r>
+        <w:rPr>
+          <w:rFonts w:ascii="Times New Roman" w:eastAsia="Times New Roman" w:hAnsi="Times New Roman" w:cs="Times New Roman"/>
+          <w:b/>
+          <w:bCs/>
+          <w:sz w:val="36"/>
+          <w:szCs w:val="36"/>
+          <w:lang w:eastAsia="en-GB"/>
+        </w:rPr>
+        <w:t>2</w:t>
+      </w:r>
+      <w:r>
+        <w:rPr>
+          <w:rFonts w:ascii="Apple Color Emoji" w:eastAsia="Times New Roman" w:hAnsi="Apple Color Emoji" w:cs="Apple Color Emoji"/>
+          <w:b/>
+          <w:bCs/>
+          <w:sz w:val="36"/>
+          <w:szCs w:val="36"/>
+          <w:lang w:eastAsia="en-GB"/>
+        </w:rPr>
+        <w:t>️⃣</w:t>
+      </w:r>
+      <w:r>
+        <w:rPr>
+          <w:rFonts w:ascii="Times New Roman" w:eastAsia="Times New Roman" w:hAnsi="Times New Roman" w:cs="Times New Roman"/>
+          <w:b/>
+          <w:bCs/>
+          <w:sz w:val="36"/>
+          <w:szCs w:val="36"/>
+          <w:lang w:eastAsia="en-GB"/>
+        </w:rPr>
+        <w:t xml:space="preserve"> Live broker interface layer (missing, required for deployment)</w:t>
+      </w:r>
+    </w:p>
+    <w:p>
+      <w:pPr>
+        <w:spacing w:before="100" w:beforeAutospacing="1" w:after="100" w:afterAutospacing="1"/>
+        <w:rPr>
+          <w:rFonts w:ascii="Times New Roman" w:eastAsia="Times New Roman" w:hAnsi="Times New Roman" w:cs="Times New Roman"/>
+          <w:lang w:eastAsia="en-GB"/>
+        </w:rPr>
+      </w:pPr>
+      <w:r>
+        <w:rPr>
+          <w:rFonts w:ascii="Times New Roman" w:eastAsia="Times New Roman" w:hAnsi="Times New Roman" w:cs="Times New Roman"/>
+          <w:lang w:eastAsia="en-GB"/>
+        </w:rPr>
+        <w:t>You asked for this — here are the components required:</w:t>
+      </w:r>
+    </w:p>
+    <w:p>
+      <w:pPr>
+        <w:spacing w:before="100" w:beforeAutospacing="1" w:after="100" w:afterAutospacing="1"/>
+        <w:outlineLvl w:val="2"/>
+        <w:rPr>
+          <w:rFonts w:ascii="Times New Roman" w:eastAsia="Times New Roman" w:hAnsi="Times New Roman" w:cs="Times New Roman"/>
+          <w:b/>
+          <w:bCs/>
+          <w:sz w:val="27"/>
+          <w:szCs w:val="27"/>
+          <w:lang w:eastAsia="en-GB"/>
+        </w:rPr>
+      </w:pPr>
+      <w:r>
+        <w:rPr>
+          <w:rFonts w:ascii="Times New Roman" w:eastAsia="Times New Roman" w:hAnsi="Times New Roman" w:cs="Times New Roman"/>
+          <w:b/>
+          <w:bCs/>
+          <w:sz w:val="27"/>
+          <w:szCs w:val="27"/>
+          <w:lang w:eastAsia="en-GB"/>
+        </w:rPr>
+        <w:t>broker_api.py</w:t>
+      </w:r>
+    </w:p>
+    <w:p>
+      <w:pPr>
+        <w:numPr>
+          <w:ilvl w:val="0"/>
+          <w:numId w:val="15"/>
+        </w:numPr>
+        <w:spacing w:before="100" w:beforeAutospacing="1" w:after="100" w:afterAutospacing="1"/>
+        <w:rPr>
+          <w:rFonts w:ascii="Times New Roman" w:eastAsia="Times New Roman" w:hAnsi="Times New Roman" w:cs="Times New Roman"/>
+          <w:lang w:eastAsia="en-GB"/>
+        </w:rPr>
+      </w:pPr>
+      <w:r>
+        <w:rPr>
+          <w:rFonts w:ascii="Times New Roman" w:eastAsia="Times New Roman" w:hAnsi="Times New Roman" w:cs="Times New Roman"/>
+          <w:lang w:eastAsia="en-GB"/>
+        </w:rPr>
+        <w:t>order routing</w:t>
+      </w:r>
+    </w:p>
+    <w:p>
+      <w:pPr>
+        <w:numPr>
+          <w:ilvl w:val="0"/>
+          <w:numId w:val="15"/>
+        </w:numPr>
+        <w:spacing w:before="100" w:beforeAutospacing="1" w:after="100" w:afterAutospacing="1"/>
+        <w:rPr>
+          <w:rFonts w:ascii="Times New Roman" w:eastAsia="Times New Roman" w:hAnsi="Times New Roman" w:cs="Times New Roman"/>
+          <w:lang w:eastAsia="en-GB"/>
+        </w:rPr>
+      </w:pPr>
+      <w:r>
+        <w:rPr>
+          <w:rFonts w:ascii="Times New Roman" w:eastAsia="Times New Roman" w:hAnsi="Times New Roman" w:cs="Times New Roman"/>
+          <w:lang w:eastAsia="en-GB"/>
+        </w:rPr>
+        <w:t>order id tracking</w:t>
+      </w:r>
+    </w:p>
+    <w:p>
+      <w:pPr>
+        <w:numPr>
+          <w:ilvl w:val="0"/>
+          <w:numId w:val="15"/>
+        </w:numPr>
+        <w:spacing w:before="100" w:beforeAutospacing="1" w:after="100" w:afterAutospacing="1"/>
+        <w:rPr>
+          <w:rFonts w:ascii="Times New Roman" w:eastAsia="Times New Roman" w:hAnsi="Times New Roman" w:cs="Times New Roman"/>
+          <w:lang w:eastAsia="en-GB"/>
+        </w:rPr>
+      </w:pPr>
+      <w:r>
+        <w:rPr>
+          <w:rFonts w:ascii="Times New Roman" w:eastAsia="Times New Roman" w:hAnsi="Times New Roman" w:cs="Times New Roman"/>
+          <w:lang w:eastAsia="en-GB"/>
+        </w:rPr>
+        <w:t>order status polling</w:t>
+      </w:r>
+    </w:p>
+    <w:p>
+      <w:pPr>
+        <w:numPr>
+          <w:ilvl w:val="0"/>
+          <w:numId w:val="15"/>
+        </w:numPr>
+        <w:spacing w:before="100" w:beforeAutospacing="1" w:after="100" w:afterAutospacing="1"/>
+        <w:rPr>
+          <w:rFonts w:ascii="Times New Roman" w:eastAsia="Times New Roman" w:hAnsi="Times New Roman" w:cs="Times New Roman"/>
+          <w:lang w:eastAsia="en-GB"/>
+        </w:rPr>
+      </w:pPr>
+      <w:r>
+        <w:rPr>
+          <w:rFonts w:ascii="Times New Roman" w:eastAsia="Times New Roman" w:hAnsi="Times New Roman" w:cs="Times New Roman"/>
+          <w:lang w:eastAsia="en-GB"/>
+        </w:rPr>
+        <w:t>partial fill handling</w:t>
+      </w:r>
+    </w:p>
+    <w:p>
+      <w:pPr>
+        <w:numPr>
+          <w:ilvl w:val="0"/>
+          <w:numId w:val="15"/>
+        </w:numPr>
+        <w:spacing w:before="100" w:beforeAutospacing="1" w:after="100" w:afterAutospacing="1"/>
+        <w:rPr>
+          <w:rFonts w:ascii="Times New Roman" w:eastAsia="Times New Roman" w:hAnsi="Times New Roman" w:cs="Times New Roman"/>
+          <w:lang w:eastAsia="en-GB"/>
+        </w:rPr>
+      </w:pPr>
+      <w:r>
+        <w:rPr>
+          <w:rFonts w:ascii="Times New Roman" w:eastAsia="Times New Roman" w:hAnsi="Times New Roman" w:cs="Times New Roman"/>
+          <w:lang w:eastAsia="en-GB"/>
+        </w:rPr>
+        <w:t>disconnect recovery</w:t>
+      </w:r>
+    </w:p>
+    <w:p>
+      <w:pPr>
+        <w:numPr>
+          <w:ilvl w:val="0"/>
+          <w:numId w:val="15"/>
+        </w:numPr>
+        <w:spacing w:before="100" w:beforeAutospacing="1" w:after="100" w:afterAutospacing="1"/>
+        <w:rPr>
+          <w:rFonts w:ascii="Times New Roman" w:eastAsia="Times New Roman" w:hAnsi="Times New Roman" w:cs="Times New Roman"/>
+          <w:lang w:eastAsia="en-GB"/>
+        </w:rPr>
+      </w:pPr>
+      <w:r>
+        <w:rPr>
+          <w:rFonts w:ascii="Times New Roman" w:eastAsia="Times New Roman" w:hAnsi="Times New Roman" w:cs="Times New Roman"/>
+          <w:lang w:eastAsia="en-GB"/>
+        </w:rPr>
+        <w:t>timestamp conversion</w:t>
+      </w:r>
+    </w:p>
+    <w:p>
+      <w:pPr>
+        <w:spacing w:before="100" w:beforeAutospacing="1" w:after="100" w:afterAutospacing="1"/>
+        <w:outlineLvl w:val="2"/>
+        <w:rPr>
+          <w:rFonts w:ascii="Times New Roman" w:eastAsia="Times New Roman" w:hAnsi="Times New Roman" w:cs="Times New Roman"/>
+          <w:b/>
+          <w:bCs/>
+          <w:sz w:val="27"/>
+          <w:szCs w:val="27"/>
+          <w:lang w:eastAsia="en-GB"/>
+        </w:rPr>
+      </w:pPr>
+      <w:r>
+        <w:rPr>
+          <w:rFonts w:ascii="Times New Roman" w:eastAsia="Times New Roman" w:hAnsi="Times New Roman" w:cs="Times New Roman"/>
+          <w:b/>
+          <w:bCs/>
+          <w:sz w:val="27"/>
+          <w:szCs w:val="27"/>
+          <w:lang w:eastAsia="en-GB"/>
+        </w:rPr>
+        <w:t>market_data_stream.py</w:t>
+      </w:r>
+    </w:p>
+    <w:p>
+      <w:pPr>
+        <w:numPr>
+          <w:ilvl w:val="0"/>
+          <w:numId w:val="16"/>
+        </w:numPr>
+        <w:spacing w:before="100" w:beforeAutospacing="1" w:after="100" w:afterAutospacing="1"/>
+        <w:rPr>
+          <w:rFonts w:ascii="Times New Roman" w:eastAsia="Times New Roman" w:hAnsi="Times New Roman" w:cs="Times New Roman"/>
+          <w:lang w:eastAsia="en-GB"/>
+        </w:rPr>
+      </w:pPr>
+      <w:r>
+        <w:rPr>
+          <w:rFonts w:ascii="Times New Roman" w:eastAsia="Times New Roman" w:hAnsi="Times New Roman" w:cs="Times New Roman"/>
+          <w:lang w:eastAsia="en-GB"/>
+        </w:rPr>
+        <w:t>Websocket feeds</w:t>
+      </w:r>
+    </w:p>
+    <w:p>
+      <w:pPr>
+        <w:numPr>
+          <w:ilvl w:val="0"/>
+          <w:numId w:val="16"/>
+        </w:numPr>
+        <w:spacing w:before="100" w:beforeAutospacing="1" w:after="100" w:afterAutospacing="1"/>
+        <w:rPr>
+          <w:rFonts w:ascii="Times New Roman" w:eastAsia="Times New Roman" w:hAnsi="Times New Roman" w:cs="Times New Roman"/>
+          <w:lang w:eastAsia="en-GB"/>
+        </w:rPr>
+      </w:pPr>
+      <w:r>
+        <w:rPr>
+          <w:rFonts w:ascii="Times New Roman" w:eastAsia="Times New Roman" w:hAnsi="Times New Roman" w:cs="Times New Roman"/>
+          <w:lang w:eastAsia="en-GB"/>
+        </w:rPr>
+        <w:t>Tick buffering into bars</w:t>
+      </w:r>
+    </w:p>
+    <w:p>
+      <w:pPr>
+        <w:numPr>
+          <w:ilvl w:val="0"/>
+          <w:numId w:val="16"/>
+        </w:numPr>
+        <w:spacing w:before="100" w:beforeAutospacing="1" w:after="100" w:afterAutospacing="1"/>
+        <w:rPr>
+          <w:rFonts w:ascii="Times New Roman" w:eastAsia="Times New Roman" w:hAnsi="Times New Roman" w:cs="Times New Roman"/>
+          <w:lang w:eastAsia="en-GB"/>
+        </w:rPr>
+      </w:pPr>
+      <w:r>
+        <w:rPr>
+          <w:rFonts w:ascii="Times New Roman" w:eastAsia="Times New Roman" w:hAnsi="Times New Roman" w:cs="Times New Roman"/>
+          <w:lang w:eastAsia="en-GB"/>
+        </w:rPr>
+        <w:t>Failover provider logic</w:t>
+      </w:r>
+    </w:p>
+    <w:p>
+      <w:pPr>
+        <w:spacing w:before="100" w:beforeAutospacing="1" w:after="100" w:afterAutospacing="1"/>
+        <w:outlineLvl w:val="2"/>
+        <w:rPr>
+          <w:rFonts w:ascii="Times New Roman" w:eastAsia="Times New Roman" w:hAnsi="Times New Roman" w:cs="Times New Roman"/>
+          <w:b/>
+          <w:bCs/>
+          <w:sz w:val="27"/>
+          <w:szCs w:val="27"/>
+          <w:lang w:eastAsia="en-GB"/>
+        </w:rPr>
+      </w:pPr>
+      <w:r>
+        <w:rPr>
+          <w:rFonts w:ascii="Times New Roman" w:eastAsia="Times New Roman" w:hAnsi="Times New Roman" w:cs="Times New Roman"/>
+          <w:b/>
+          <w:bCs/>
+          <w:sz w:val="27"/>
+          <w:szCs w:val="27"/>
+          <w:lang w:eastAsia="en-GB"/>
+        </w:rPr>
+        <w:t>clock + event scheduler</w:t>
+      </w:r>
+    </w:p>
+    <w:p>
+      <w:pPr>
+        <w:numPr>
+          <w:ilvl w:val="0"/>
+          <w:numId w:val="17"/>
+        </w:numPr>
+        <w:spacing w:before="100" w:beforeAutospacing="1" w:after="100" w:afterAutospacing="1"/>
+        <w:rPr>
+          <w:rFonts w:ascii="Times New Roman" w:eastAsia="Times New Roman" w:hAnsi="Times New Roman" w:cs="Times New Roman"/>
+          <w:lang w:eastAsia="en-GB"/>
+        </w:rPr>
+      </w:pPr>
+      <w:r>
+        <w:rPr>
+          <w:rFonts w:ascii="Times New Roman" w:eastAsia="Times New Roman" w:hAnsi="Times New Roman" w:cs="Times New Roman"/>
+          <w:lang w:eastAsia="en-GB"/>
+        </w:rPr>
+        <w:t>daily open</w:t>
+      </w:r>
+    </w:p>
+    <w:p>
+      <w:pPr>
+        <w:numPr>
+          <w:ilvl w:val="0"/>
+          <w:numId w:val="17"/>
+        </w:numPr>
+        <w:spacing w:before="100" w:beforeAutospacing="1" w:after="100" w:afterAutospacing="1"/>
+        <w:rPr>
+          <w:rFonts w:ascii="Times New Roman" w:eastAsia="Times New Roman" w:hAnsi="Times New Roman" w:cs="Times New Roman"/>
+          <w:lang w:eastAsia="en-GB"/>
+        </w:rPr>
+      </w:pPr>
+      <w:r>
+        <w:rPr>
+          <w:rFonts w:ascii="Times New Roman" w:eastAsia="Times New Roman" w:hAnsi="Times New Roman" w:cs="Times New Roman"/>
+          <w:lang w:eastAsia="en-GB"/>
+        </w:rPr>
+        <w:t>intraday timestamps</w:t>
+      </w:r>
+    </w:p>
+    <w:p>
+      <w:pPr>
+        <w:numPr>
+          <w:ilvl w:val="0"/>
+          <w:numId w:val="17"/>
+        </w:numPr>
+        <w:spacing w:before="100" w:beforeAutospacing="1" w:after="100" w:afterAutospacing="1"/>
+        <w:rPr>
+          <w:rFonts w:ascii="Times New Roman" w:eastAsia="Times New Roman" w:hAnsi="Times New Roman" w:cs="Times New Roman"/>
+          <w:lang w:eastAsia="en-GB"/>
+        </w:rPr>
+      </w:pPr>
+      <w:r>
+        <w:rPr>
+          <w:rFonts w:ascii="Times New Roman" w:eastAsia="Times New Roman" w:hAnsi="Times New Roman" w:cs="Times New Roman"/>
+          <w:lang w:eastAsia="en-GB"/>
+        </w:rPr>
+        <w:t>timezone conversions</w:t>
+      </w:r>
+    </w:p>
+    <w:p>
+      <w:pPr>
+        <w:spacing w:before="100" w:beforeAutospacing="1" w:after="100" w:afterAutospacing="1"/>
+        <w:rPr>
+          <w:rFonts w:ascii="Times New Roman" w:eastAsia="Times New Roman" w:hAnsi="Times New Roman" w:cs="Times New Roman"/>
+          <w:lang w:eastAsia="en-GB"/>
+        </w:rPr>
+      </w:pPr>
+      <w:r>
+        <w:rPr>
+          <w:rFonts w:ascii="Times New Roman" w:eastAsia="Times New Roman" w:hAnsi="Times New Roman" w:cs="Times New Roman"/>
+          <w:lang w:eastAsia="en-GB"/>
+        </w:rPr>
+        <w:t xml:space="preserve">You only need to build these </w:t>
+      </w:r>
+      <w:r>
+        <w:rPr>
+          <w:rFonts w:ascii="Times New Roman" w:eastAsia="Times New Roman" w:hAnsi="Times New Roman" w:cs="Times New Roman"/>
+          <w:b/>
+          <w:bCs/>
+          <w:lang w:eastAsia="en-GB"/>
+        </w:rPr>
+        <w:t>once</w:t>
+      </w:r>
+      <w:r>
+        <w:rPr>
+          <w:rFonts w:ascii="Times New Roman" w:eastAsia="Times New Roman" w:hAnsi="Times New Roman" w:cs="Times New Roman"/>
+          <w:lang w:eastAsia="en-GB"/>
+        </w:rPr>
+        <w:t xml:space="preserve"> and reuse for every future deployment.</w:t>
+      </w:r>
+    </w:p>
+    <w:p>
+      <w:pPr>
+        <w:rPr>
+          <w:rFonts w:ascii="Times New Roman" w:eastAsia="Times New Roman" w:hAnsi="Times New Roman" w:cs="Times New Roman"/>
+          <w:lang w:eastAsia="en-GB"/>
+        </w:rPr>
+      </w:pPr>
+      <w:r>
+        <w:rPr>
+          <w:rFonts w:ascii="Times New Roman" w:eastAsia="Times New Roman" w:hAnsi="Times New Roman" w:cs="Times New Roman"/>
+          <w:lang w:eastAsia="en-GB"/>
+        </w:rPr>
+        <w:pict w14:anchorId="3C074831">
+          <v:rect id="_x0000_i1042" style="width:0;height:1.5pt" o:hralign="center" o:hrstd="t" o:hr="t" fillcolor="#a0a0a0" stroked="f"/>
+        </w:pict>
+      </w:r>
+    </w:p>
+    <w:p>
+      <w:pPr>
+        <w:spacing w:before="100" w:beforeAutospacing="1" w:after="100" w:afterAutospacing="1"/>
+        <w:outlineLvl w:val="1"/>
+        <w:rPr>
+          <w:rFonts w:ascii="Times New Roman" w:eastAsia="Times New Roman" w:hAnsi="Times New Roman" w:cs="Times New Roman"/>
+          <w:b/>
+          <w:bCs/>
+          <w:sz w:val="36"/>
+          <w:szCs w:val="36"/>
+          <w:lang w:eastAsia="en-GB"/>
+        </w:rPr>
+      </w:pPr>
+      <w:r>
+        <w:rPr>
+          <w:rFonts w:ascii="Times New Roman" w:eastAsia="Times New Roman" w:hAnsi="Times New Roman" w:cs="Times New Roman"/>
+          <w:b/>
+          <w:bCs/>
+          <w:sz w:val="36"/>
+          <w:szCs w:val="36"/>
+          <w:lang w:eastAsia="en-GB"/>
+        </w:rPr>
+        <w:t>3</w:t>
+      </w:r>
+      <w:r>
+        <w:rPr>
+          <w:rFonts w:ascii="Apple Color Emoji" w:eastAsia="Times New Roman" w:hAnsi="Apple Color Emoji" w:cs="Apple Color Emoji"/>
+          <w:b/>
+          <w:bCs/>
+          <w:sz w:val="36"/>
+          <w:szCs w:val="36"/>
+          <w:lang w:eastAsia="en-GB"/>
+        </w:rPr>
+        <w:t>️⃣</w:t>
+      </w:r>
+      <w:r>
+        <w:rPr>
+          <w:rFonts w:ascii="Times New Roman" w:eastAsia="Times New Roman" w:hAnsi="Times New Roman" w:cs="Times New Roman"/>
+          <w:b/>
+          <w:bCs/>
+          <w:sz w:val="36"/>
+          <w:szCs w:val="36"/>
+          <w:lang w:eastAsia="en-GB"/>
+        </w:rPr>
+        <w:t xml:space="preserve"> Database / storage layer (missing)</w:t>
+      </w:r>
+    </w:p>
+    <w:p>
+      <w:pPr>
+        <w:spacing w:before="100" w:beforeAutospacing="1" w:after="100" w:afterAutospacing="1"/>
+        <w:rPr>
+          <w:rFonts w:ascii="Times New Roman" w:eastAsia="Times New Roman" w:hAnsi="Times New Roman" w:cs="Times New Roman"/>
+          <w:lang w:eastAsia="en-GB"/>
+        </w:rPr>
+      </w:pPr>
+      <w:r>
+        <w:rPr>
+          <w:rFonts w:ascii="Times New Roman" w:eastAsia="Times New Roman" w:hAnsi="Times New Roman" w:cs="Times New Roman"/>
+          <w:lang w:eastAsia="en-GB"/>
+        </w:rPr>
+        <w:t>Long-term research requires persistent data:</w:t>
+      </w:r>
+    </w:p>
+    <w:p>
+      <w:pPr>
+        <w:numPr>
+          <w:ilvl w:val="0"/>
+          <w:numId w:val="18"/>
+        </w:numPr>
+        <w:spacing w:before="100" w:beforeAutospacing="1" w:after="100" w:afterAutospacing="1"/>
+        <w:rPr>
+          <w:rFonts w:ascii="Times New Roman" w:eastAsia="Times New Roman" w:hAnsi="Times New Roman" w:cs="Times New Roman"/>
+          <w:lang w:eastAsia="en-GB"/>
+        </w:rPr>
+      </w:pPr>
+      <w:r>
+        <w:rPr>
+          <w:rFonts w:ascii="Times New Roman" w:eastAsia="Times New Roman" w:hAnsi="Times New Roman" w:cs="Times New Roman"/>
+          <w:lang w:eastAsia="en-GB"/>
+        </w:rPr>
+        <w:t>store trades</w:t>
+      </w:r>
+    </w:p>
+    <w:p>
+      <w:pPr>
+        <w:numPr>
+          <w:ilvl w:val="0"/>
+          <w:numId w:val="18"/>
+        </w:numPr>
+        <w:spacing w:before="100" w:beforeAutospacing="1" w:after="100" w:afterAutospacing="1"/>
+        <w:rPr>
+          <w:rFonts w:ascii="Times New Roman" w:eastAsia="Times New Roman" w:hAnsi="Times New Roman" w:cs="Times New Roman"/>
+          <w:lang w:eastAsia="en-GB"/>
+        </w:rPr>
+      </w:pPr>
+      <w:r>
+        <w:rPr>
+          <w:rFonts w:ascii="Times New Roman" w:eastAsia="Times New Roman" w:hAnsi="Times New Roman" w:cs="Times New Roman"/>
+          <w:lang w:eastAsia="en-GB"/>
+        </w:rPr>
+        <w:lastRenderedPageBreak/>
+        <w:t>store backtest runs</w:t>
+      </w:r>
+    </w:p>
+    <w:p>
+      <w:pPr>
+        <w:numPr>
+          <w:ilvl w:val="0"/>
+          <w:numId w:val="18"/>
+        </w:numPr>
+        <w:spacing w:before="100" w:beforeAutospacing="1" w:after="100" w:afterAutospacing="1"/>
+        <w:rPr>
+          <w:rFonts w:ascii="Times New Roman" w:eastAsia="Times New Roman" w:hAnsi="Times New Roman" w:cs="Times New Roman"/>
+          <w:lang w:eastAsia="en-GB"/>
+        </w:rPr>
+      </w:pPr>
+      <w:r>
+        <w:rPr>
+          <w:rFonts w:ascii="Times New Roman" w:eastAsia="Times New Roman" w:hAnsi="Times New Roman" w:cs="Times New Roman"/>
+          <w:lang w:eastAsia="en-GB"/>
+        </w:rPr>
+        <w:t>store equity curves</w:t>
+      </w:r>
+    </w:p>
+    <w:p>
+      <w:pPr>
+        <w:numPr>
+          <w:ilvl w:val="0"/>
+          <w:numId w:val="18"/>
+        </w:numPr>
+        <w:spacing w:before="100" w:beforeAutospacing="1" w:after="100" w:afterAutospacing="1"/>
+        <w:rPr>
+          <w:rFonts w:ascii="Times New Roman" w:eastAsia="Times New Roman" w:hAnsi="Times New Roman" w:cs="Times New Roman"/>
+          <w:lang w:eastAsia="en-GB"/>
+        </w:rPr>
+      </w:pPr>
+      <w:r>
+        <w:rPr>
+          <w:rFonts w:ascii="Times New Roman" w:eastAsia="Times New Roman" w:hAnsi="Times New Roman" w:cs="Times New Roman"/>
+          <w:lang w:eastAsia="en-GB"/>
+        </w:rPr>
+        <w:t>store signals</w:t>
+      </w:r>
+    </w:p>
+    <w:p>
+      <w:pPr>
+        <w:spacing w:before="100" w:beforeAutospacing="1" w:after="100" w:afterAutospacing="1"/>
+        <w:rPr>
+          <w:rFonts w:ascii="Times New Roman" w:eastAsia="Times New Roman" w:hAnsi="Times New Roman" w:cs="Times New Roman"/>
+          <w:lang w:eastAsia="en-GB"/>
+        </w:rPr>
+      </w:pPr>
+      <w:r>
+        <w:rPr>
+          <w:rFonts w:ascii="Times New Roman" w:eastAsia="Times New Roman" w:hAnsi="Times New Roman" w:cs="Times New Roman"/>
+          <w:lang w:eastAsia="en-GB"/>
+        </w:rPr>
+        <w:t>Typical stack:</w:t>
+      </w:r>
+    </w:p>
+    <w:p>
+      <w:pPr>
+        <w:numPr>
+          <w:ilvl w:val="0"/>
+          <w:numId w:val="19"/>
+        </w:numPr>
+        <w:spacing w:before="100" w:beforeAutospacing="1" w:after="100" w:afterAutospacing="1"/>
+        <w:rPr>
+          <w:rFonts w:ascii="Times New Roman" w:eastAsia="Times New Roman" w:hAnsi="Times New Roman" w:cs="Times New Roman"/>
+          <w:lang w:eastAsia="en-GB"/>
+        </w:rPr>
+      </w:pPr>
+      <w:r>
+        <w:rPr>
+          <w:rFonts w:ascii="Times New Roman" w:eastAsia="Times New Roman" w:hAnsi="Times New Roman" w:cs="Times New Roman"/>
+          <w:lang w:eastAsia="en-GB"/>
+        </w:rPr>
+        <w:t>PostgreSQL or DuckDB for time-series</w:t>
+      </w:r>
+    </w:p>
+    <w:p>
+      <w:pPr>
+        <w:numPr>
+          <w:ilvl w:val="0"/>
+          <w:numId w:val="19"/>
+        </w:numPr>
+        <w:spacing w:before="100" w:beforeAutospacing="1" w:after="100" w:afterAutospacing="1"/>
+        <w:rPr>
+          <w:rFonts w:ascii="Times New Roman" w:eastAsia="Times New Roman" w:hAnsi="Times New Roman" w:cs="Times New Roman"/>
+          <w:lang w:eastAsia="en-GB"/>
+        </w:rPr>
+      </w:pPr>
+      <w:r>
+        <w:rPr>
+          <w:rFonts w:ascii="Times New Roman" w:eastAsia="Times New Roman" w:hAnsi="Times New Roman" w:cs="Times New Roman"/>
+          <w:lang w:eastAsia="en-GB"/>
+        </w:rPr>
+        <w:t>Parquet file storage</w:t>
+      </w:r>
+    </w:p>
+    <w:p>
+      <w:pPr>
+        <w:numPr>
+          <w:ilvl w:val="0"/>
+          <w:numId w:val="19"/>
+        </w:numPr>
+        <w:spacing w:before="100" w:beforeAutospacing="1" w:after="100" w:afterAutospacing="1"/>
+        <w:rPr>
+          <w:rFonts w:ascii="Times New Roman" w:eastAsia="Times New Roman" w:hAnsi="Times New Roman" w:cs="Times New Roman"/>
+          <w:lang w:eastAsia="en-GB"/>
+        </w:rPr>
+      </w:pPr>
+      <w:r>
+        <w:rPr>
+          <w:rFonts w:ascii="Times New Roman" w:eastAsia="Times New Roman" w:hAnsi="Times New Roman" w:cs="Times New Roman"/>
+          <w:lang w:eastAsia="en-GB"/>
+        </w:rPr>
+        <w:t>Metadata tables</w:t>
+      </w:r>
+    </w:p>
+    <w:p>
+      <w:pPr>
+        <w:spacing w:before="100" w:beforeAutospacing="1" w:after="100" w:afterAutospacing="1"/>
+        <w:rPr>
+          <w:rFonts w:ascii="Times New Roman" w:eastAsia="Times New Roman" w:hAnsi="Times New Roman" w:cs="Times New Roman"/>
+          <w:lang w:eastAsia="en-GB"/>
+        </w:rPr>
+      </w:pPr>
+      <w:r>
+        <w:rPr>
+          <w:rFonts w:ascii="Times New Roman" w:eastAsia="Times New Roman" w:hAnsi="Times New Roman" w:cs="Times New Roman"/>
+          <w:lang w:eastAsia="en-GB"/>
+        </w:rPr>
+        <w:t>Institutional research requires reproducibility.</w:t>
+      </w:r>
+    </w:p>
+    <w:p>
+      <w:pPr>
+        <w:rPr>
+          <w:rFonts w:ascii="Times New Roman" w:eastAsia="Times New Roman" w:hAnsi="Times New Roman" w:cs="Times New Roman"/>
+          <w:lang w:eastAsia="en-GB"/>
+        </w:rPr>
+      </w:pPr>
+      <w:r>
+        <w:rPr>
+          <w:rFonts w:ascii="Times New Roman" w:eastAsia="Times New Roman" w:hAnsi="Times New Roman" w:cs="Times New Roman"/>
+          <w:noProof/>
+          <w:lang w:eastAsia="en-GB"/>
+        </w:rPr>
+        <w:pict w14:anchorId="7E694568">
+          <v:rect id="_x0000_i1047" alt="" style="width:451.3pt;height:.05pt;mso-width-percent:0;mso-height-percent:0;mso-width-percent:0;mso-height-percent:0" o:hralign="center" o:hrstd="t" o:hr="t" fillcolor="#a0a0a0" stroked="f"/>
+        </w:pict>
+      </w:r>
+    </w:p>
+    <w:p>
+      <w:pPr>
+        <w:spacing w:before="100" w:beforeAutospacing="1" w:after="100" w:afterAutospacing="1"/>
+        <w:outlineLvl w:val="1"/>
+        <w:rPr>
+          <w:rFonts w:ascii="Times New Roman" w:eastAsia="Times New Roman" w:hAnsi="Times New Roman" w:cs="Times New Roman"/>
+          <w:b/>
+          <w:bCs/>
+          <w:sz w:val="36"/>
+          <w:szCs w:val="36"/>
+          <w:lang w:eastAsia="en-GB"/>
+        </w:rPr>
+      </w:pPr>
+      <w:r>
+        <w:rPr>
+          <w:rFonts w:ascii="Times New Roman" w:eastAsia="Times New Roman" w:hAnsi="Times New Roman" w:cs="Times New Roman"/>
+          <w:b/>
+          <w:bCs/>
+          <w:sz w:val="36"/>
+          <w:szCs w:val="36"/>
+          <w:lang w:eastAsia="en-GB"/>
+        </w:rPr>
+        <w:t>4</w:t>
+      </w:r>
+      <w:r>
+        <w:rPr>
+          <w:rFonts w:ascii="Apple Color Emoji" w:eastAsia="Times New Roman" w:hAnsi="Apple Color Emoji" w:cs="Apple Color Emoji"/>
+          <w:b/>
+          <w:bCs/>
+          <w:sz w:val="36"/>
+          <w:szCs w:val="36"/>
+          <w:lang w:eastAsia="en-GB"/>
+        </w:rPr>
+        <w:t>️⃣</w:t>
+      </w:r>
+      <w:r>
+        <w:rPr>
+          <w:rFonts w:ascii="Times New Roman" w:eastAsia="Times New Roman" w:hAnsi="Times New Roman" w:cs="Times New Roman"/>
+          <w:b/>
+          <w:bCs/>
+          <w:sz w:val="36"/>
+          <w:szCs w:val="36"/>
+          <w:lang w:eastAsia="en-GB"/>
+        </w:rPr>
+        <w:t xml:space="preserve"> Simulation realism layer (missing)</w:t>
+      </w:r>
+    </w:p>
+    <w:p>
+      <w:pPr>
+        <w:spacing w:before="100" w:beforeAutospacing="1" w:after="100" w:afterAutospacing="1"/>
+        <w:rPr>
+          <w:rFonts w:ascii="Times New Roman" w:eastAsia="Times New Roman" w:hAnsi="Times New Roman" w:cs="Times New Roman"/>
+          <w:lang w:eastAsia="en-GB"/>
+        </w:rPr>
+      </w:pPr>
+      <w:r>
+        <w:rPr>
+          <w:rFonts w:ascii="Times New Roman" w:eastAsia="Times New Roman" w:hAnsi="Times New Roman" w:cs="Times New Roman"/>
+          <w:lang w:eastAsia="en-GB"/>
+        </w:rPr>
+        <w:t>Currently your fills assume execution at the signal bar.</w:t>
+      </w:r>
+      <w:r>
+        <w:rPr>
+          <w:rFonts w:ascii="Times New Roman" w:eastAsia="Times New Roman" w:hAnsi="Times New Roman" w:cs="Times New Roman"/>
+          <w:lang w:eastAsia="en-GB"/>
+        </w:rPr>
+        <w:br/>
+        <w:t>Institutional engines add:</w:t>
+      </w:r>
+    </w:p>
+    <w:p>
+      <w:pPr>
+        <w:numPr>
+          <w:ilvl w:val="0"/>
+          <w:numId w:val="20"/>
+        </w:numPr>
+        <w:spacing w:before="100" w:beforeAutospacing="1" w:after="100" w:afterAutospacing="1"/>
+        <w:rPr>
+          <w:rFonts w:ascii="Times New Roman" w:eastAsia="Times New Roman" w:hAnsi="Times New Roman" w:cs="Times New Roman"/>
+          <w:lang w:eastAsia="en-GB"/>
+        </w:rPr>
+      </w:pPr>
+      <w:r>
+        <w:rPr>
+          <w:rFonts w:ascii="Times New Roman" w:eastAsia="Times New Roman" w:hAnsi="Times New Roman" w:cs="Times New Roman"/>
+          <w:lang w:eastAsia="en-GB"/>
+        </w:rPr>
+        <w:t>bid/ask spread</w:t>
+      </w:r>
+    </w:p>
+    <w:p>
+      <w:pPr>
+        <w:numPr>
+          <w:ilvl w:val="0"/>
+          <w:numId w:val="20"/>
+        </w:numPr>
+        <w:spacing w:before="100" w:beforeAutospacing="1" w:after="100" w:afterAutospacing="1"/>
+        <w:rPr>
+          <w:rFonts w:ascii="Times New Roman" w:eastAsia="Times New Roman" w:hAnsi="Times New Roman" w:cs="Times New Roman"/>
+          <w:lang w:eastAsia="en-GB"/>
+        </w:rPr>
+      </w:pPr>
+      <w:r>
+        <w:rPr>
+          <w:rFonts w:ascii="Times New Roman" w:eastAsia="Times New Roman" w:hAnsi="Times New Roman" w:cs="Times New Roman"/>
+          <w:lang w:eastAsia="en-GB"/>
+        </w:rPr>
+        <w:t>volume limits</w:t>
+      </w:r>
+    </w:p>
+    <w:p>
+      <w:pPr>
+        <w:numPr>
+          <w:ilvl w:val="0"/>
+          <w:numId w:val="20"/>
+        </w:numPr>
+        <w:spacing w:before="100" w:beforeAutospacing="1" w:after="100" w:afterAutospacing="1"/>
+        <w:rPr>
+          <w:rFonts w:ascii="Times New Roman" w:eastAsia="Times New Roman" w:hAnsi="Times New Roman" w:cs="Times New Roman"/>
+          <w:lang w:eastAsia="en-GB"/>
+        </w:rPr>
+      </w:pPr>
+      <w:r>
+        <w:rPr>
+          <w:rFonts w:ascii="Times New Roman" w:eastAsia="Times New Roman" w:hAnsi="Times New Roman" w:cs="Times New Roman"/>
+          <w:lang w:eastAsia="en-GB"/>
+        </w:rPr>
+        <w:t>VWAP execution</w:t>
+      </w:r>
+    </w:p>
+    <w:p>
+      <w:pPr>
+        <w:numPr>
+          <w:ilvl w:val="0"/>
+          <w:numId w:val="20"/>
+        </w:numPr>
+        <w:spacing w:before="100" w:beforeAutospacing="1" w:after="100" w:afterAutospacing="1"/>
+        <w:rPr>
+          <w:rFonts w:ascii="Times New Roman" w:eastAsia="Times New Roman" w:hAnsi="Times New Roman" w:cs="Times New Roman"/>
+          <w:lang w:eastAsia="en-GB"/>
+        </w:rPr>
+      </w:pPr>
+      <w:r>
+        <w:rPr>
+          <w:rFonts w:ascii="Times New Roman" w:eastAsia="Times New Roman" w:hAnsi="Times New Roman" w:cs="Times New Roman"/>
+          <w:lang w:eastAsia="en-GB"/>
+        </w:rPr>
+        <w:t>queue position slippage</w:t>
+      </w:r>
+    </w:p>
+    <w:p>
+      <w:pPr>
+        <w:numPr>
+          <w:ilvl w:val="0"/>
+          <w:numId w:val="20"/>
+        </w:numPr>
+        <w:spacing w:before="100" w:beforeAutospacing="1" w:after="100" w:afterAutospacing="1"/>
+        <w:rPr>
+          <w:rFonts w:ascii="Times New Roman" w:eastAsia="Times New Roman" w:hAnsi="Times New Roman" w:cs="Times New Roman"/>
+          <w:lang w:eastAsia="en-GB"/>
+        </w:rPr>
+      </w:pPr>
+      <w:r>
+        <w:rPr>
+          <w:rFonts w:ascii="Times New Roman" w:eastAsia="Times New Roman" w:hAnsi="Times New Roman" w:cs="Times New Roman"/>
+          <w:lang w:eastAsia="en-GB"/>
+        </w:rPr>
+        <w:t>cost models per asset class</w:t>
+      </w:r>
+    </w:p>
+    <w:p>
+      <w:pPr>
+        <w:spacing w:before="100" w:beforeAutospacing="1" w:after="100" w:afterAutospacing="1"/>
+        <w:rPr>
+          <w:rFonts w:ascii="Times New Roman" w:eastAsia="Times New Roman" w:hAnsi="Times New Roman" w:cs="Times New Roman"/>
+          <w:lang w:eastAsia="en-GB"/>
+        </w:rPr>
+      </w:pPr>
+      <w:r>
+        <w:rPr>
+          <w:rFonts w:ascii="Times New Roman" w:eastAsia="Times New Roman" w:hAnsi="Times New Roman" w:cs="Times New Roman"/>
+          <w:lang w:eastAsia="en-GB"/>
+        </w:rPr>
+        <w:t>This separates toy backtests from real ones.</w:t>
+      </w:r>
+    </w:p>
+    <w:p>
+      <w:pPr>
+        <w:rPr>
+          <w:rFonts w:ascii="Times New Roman" w:eastAsia="Times New Roman" w:hAnsi="Times New Roman" w:cs="Times New Roman"/>
+          <w:lang w:eastAsia="en-GB"/>
+        </w:rPr>
+      </w:pPr>
+      <w:r>
+        <w:rPr>
+          <w:rFonts w:ascii="Times New Roman" w:eastAsia="Times New Roman" w:hAnsi="Times New Roman" w:cs="Times New Roman"/>
+          <w:noProof/>
+          <w:lang w:eastAsia="en-GB"/>
+        </w:rPr>
+        <w:pict w14:anchorId="27989D2B">
+          <v:rect id="_x0000_i1046" alt="" style="width:451.3pt;height:.05pt;mso-width-percent:0;mso-height-percent:0;mso-width-percent:0;mso-height-percent:0" o:hralign="center" o:hrstd="t" o:hr="t" fillcolor="#a0a0a0" stroked="f"/>
+        </w:pict>
+      </w:r>
+    </w:p>
+    <w:p>
+      <w:pPr>
+        <w:spacing w:before="100" w:beforeAutospacing="1" w:after="100" w:afterAutospacing="1"/>
+        <w:outlineLvl w:val="1"/>
+        <w:rPr>
+          <w:rFonts w:ascii="Times New Roman" w:eastAsia="Times New Roman" w:hAnsi="Times New Roman" w:cs="Times New Roman"/>
+          <w:b/>
+          <w:bCs/>
+          <w:sz w:val="36"/>
+          <w:szCs w:val="36"/>
+          <w:lang w:eastAsia="en-GB"/>
+        </w:rPr>
+      </w:pPr>
+      <w:r>
+        <w:rPr>
+          <w:rFonts w:ascii="Times New Roman" w:eastAsia="Times New Roman" w:hAnsi="Times New Roman" w:cs="Times New Roman"/>
+          <w:b/>
+          <w:bCs/>
+          <w:sz w:val="36"/>
+          <w:szCs w:val="36"/>
+          <w:lang w:eastAsia="en-GB"/>
+        </w:rPr>
+        <w:t>5</w:t>
+      </w:r>
+      <w:r>
+        <w:rPr>
+          <w:rFonts w:ascii="Apple Color Emoji" w:eastAsia="Times New Roman" w:hAnsi="Apple Color Emoji" w:cs="Apple Color Emoji"/>
+          <w:b/>
+          <w:bCs/>
+          <w:sz w:val="36"/>
+          <w:szCs w:val="36"/>
+          <w:lang w:eastAsia="en-GB"/>
+        </w:rPr>
+        <w:t>️⃣</w:t>
+      </w:r>
+      <w:r>
+        <w:rPr>
+          <w:rFonts w:ascii="Times New Roman" w:eastAsia="Times New Roman" w:hAnsi="Times New Roman" w:cs="Times New Roman"/>
+          <w:b/>
+          <w:bCs/>
+          <w:sz w:val="36"/>
+          <w:szCs w:val="36"/>
+          <w:lang w:eastAsia="en-GB"/>
+        </w:rPr>
+        <w:t xml:space="preserve"> Multi-asset + portfolio optimization (future)</w:t>
+      </w:r>
+    </w:p>
+    <w:p>
+      <w:pPr>
+        <w:spacing w:before="100" w:beforeAutospacing="1" w:after="100" w:afterAutospacing="1"/>
+        <w:rPr>
+          <w:rFonts w:ascii="Times New Roman" w:eastAsia="Times New Roman" w:hAnsi="Times New Roman" w:cs="Times New Roman"/>
+          <w:lang w:eastAsia="en-GB"/>
+        </w:rPr>
+      </w:pPr>
+      <w:r>
+        <w:rPr>
+          <w:rFonts w:ascii="Times New Roman" w:eastAsia="Times New Roman" w:hAnsi="Times New Roman" w:cs="Times New Roman"/>
+          <w:lang w:eastAsia="en-GB"/>
+        </w:rPr>
+        <w:t>Your system is single-instrument design.</w:t>
+      </w:r>
+      <w:r>
+        <w:rPr>
+          <w:rFonts w:ascii="Times New Roman" w:eastAsia="Times New Roman" w:hAnsi="Times New Roman" w:cs="Times New Roman"/>
+          <w:lang w:eastAsia="en-GB"/>
+        </w:rPr>
+        <w:br/>
+        <w:t>Funds run:</w:t>
+      </w:r>
+    </w:p>
+    <w:p>
+      <w:pPr>
+        <w:numPr>
+          <w:ilvl w:val="0"/>
+          <w:numId w:val="21"/>
+        </w:numPr>
+        <w:spacing w:before="100" w:beforeAutospacing="1" w:after="100" w:afterAutospacing="1"/>
+        <w:rPr>
+          <w:rFonts w:ascii="Times New Roman" w:eastAsia="Times New Roman" w:hAnsi="Times New Roman" w:cs="Times New Roman"/>
+          <w:lang w:eastAsia="en-GB"/>
+        </w:rPr>
+      </w:pPr>
+      <w:r>
+        <w:rPr>
+          <w:rFonts w:ascii="Times New Roman" w:eastAsia="Times New Roman" w:hAnsi="Times New Roman" w:cs="Times New Roman"/>
+          <w:lang w:eastAsia="en-GB"/>
+        </w:rPr>
+        <w:t>portfolio optimisation</w:t>
+      </w:r>
+    </w:p>
+    <w:p>
+      <w:pPr>
+        <w:numPr>
+          <w:ilvl w:val="0"/>
+          <w:numId w:val="21"/>
+        </w:numPr>
+        <w:spacing w:before="100" w:beforeAutospacing="1" w:after="100" w:afterAutospacing="1"/>
+        <w:rPr>
+          <w:rFonts w:ascii="Times New Roman" w:eastAsia="Times New Roman" w:hAnsi="Times New Roman" w:cs="Times New Roman"/>
+          <w:lang w:eastAsia="en-GB"/>
+        </w:rPr>
+      </w:pPr>
+      <w:r>
+        <w:rPr>
+          <w:rFonts w:ascii="Times New Roman" w:eastAsia="Times New Roman" w:hAnsi="Times New Roman" w:cs="Times New Roman"/>
+          <w:lang w:eastAsia="en-GB"/>
+        </w:rPr>
+        <w:t>risk-parity allocations</w:t>
+      </w:r>
+    </w:p>
+    <w:p>
+      <w:pPr>
+        <w:numPr>
+          <w:ilvl w:val="0"/>
+          <w:numId w:val="21"/>
+        </w:numPr>
+        <w:spacing w:before="100" w:beforeAutospacing="1" w:after="100" w:afterAutospacing="1"/>
+        <w:rPr>
+          <w:rFonts w:ascii="Times New Roman" w:eastAsia="Times New Roman" w:hAnsi="Times New Roman" w:cs="Times New Roman"/>
+          <w:lang w:eastAsia="en-GB"/>
+        </w:rPr>
+      </w:pPr>
+      <w:r>
+        <w:rPr>
+          <w:rFonts w:ascii="Times New Roman" w:eastAsia="Times New Roman" w:hAnsi="Times New Roman" w:cs="Times New Roman"/>
+          <w:lang w:eastAsia="en-GB"/>
+        </w:rPr>
+        <w:t>multi-instrument routing</w:t>
+      </w:r>
+    </w:p>
+    <w:p>
+      <w:pPr>
+        <w:numPr>
+          <w:ilvl w:val="0"/>
+          <w:numId w:val="21"/>
+        </w:numPr>
+        <w:spacing w:before="100" w:beforeAutospacing="1" w:after="100" w:afterAutospacing="1"/>
+        <w:rPr>
+          <w:rFonts w:ascii="Times New Roman" w:eastAsia="Times New Roman" w:hAnsi="Times New Roman" w:cs="Times New Roman"/>
+          <w:lang w:eastAsia="en-GB"/>
+        </w:rPr>
+      </w:pPr>
+      <w:r>
+        <w:rPr>
+          <w:rFonts w:ascii="Times New Roman" w:eastAsia="Times New Roman" w:hAnsi="Times New Roman" w:cs="Times New Roman"/>
+          <w:lang w:eastAsia="en-GB"/>
+        </w:rPr>
+        <w:t>blended PnL</w:t>
+      </w:r>
+    </w:p>
+    <w:p>
+      <w:pPr>
+        <w:numPr>
+          <w:ilvl w:val="0"/>
+          <w:numId w:val="21"/>
+        </w:numPr>
+        <w:spacing w:before="100" w:beforeAutospacing="1" w:after="100" w:afterAutospacing="1"/>
+        <w:rPr>
+          <w:rFonts w:ascii="Times New Roman" w:eastAsia="Times New Roman" w:hAnsi="Times New Roman" w:cs="Times New Roman"/>
+          <w:lang w:eastAsia="en-GB"/>
+        </w:rPr>
+      </w:pPr>
+      <w:r>
+        <w:rPr>
+          <w:rFonts w:ascii="Times New Roman" w:eastAsia="Times New Roman" w:hAnsi="Times New Roman" w:cs="Times New Roman"/>
+          <w:lang w:eastAsia="en-GB"/>
+        </w:rPr>
+        <w:t>cross-correlation risk limits</w:t>
+      </w:r>
+    </w:p>
+    <w:p>
+      <w:pPr>
+        <w:spacing w:before="100" w:beforeAutospacing="1" w:after="100" w:afterAutospacing="1"/>
+        <w:rPr>
+          <w:rFonts w:ascii="Times New Roman" w:eastAsia="Times New Roman" w:hAnsi="Times New Roman" w:cs="Times New Roman"/>
+          <w:lang w:eastAsia="en-GB"/>
+        </w:rPr>
+      </w:pPr>
+      <w:r>
+        <w:rPr>
+          <w:rFonts w:ascii="Times New Roman" w:eastAsia="Times New Roman" w:hAnsi="Times New Roman" w:cs="Times New Roman"/>
+          <w:lang w:eastAsia="en-GB"/>
+        </w:rPr>
+        <w:t>That will be important when you scale.</w:t>
+      </w:r>
+    </w:p>
+    <w:p>
+      <w:pPr>
+        <w:rPr>
+          <w:rFonts w:ascii="Times New Roman" w:eastAsia="Times New Roman" w:hAnsi="Times New Roman" w:cs="Times New Roman"/>
+          <w:lang w:eastAsia="en-GB"/>
+        </w:rPr>
+      </w:pPr>
+      <w:r>
+        <w:rPr>
+          <w:rFonts w:ascii="Times New Roman" w:eastAsia="Times New Roman" w:hAnsi="Times New Roman" w:cs="Times New Roman"/>
+          <w:noProof/>
+          <w:lang w:eastAsia="en-GB"/>
+        </w:rPr>
+        <w:pict w14:anchorId="24D2542A">
+          <v:rect id="_x0000_i1045" alt="" style="width:451.3pt;height:.05pt;mso-width-percent:0;mso-height-percent:0;mso-width-percent:0;mso-height-percent:0" o:hralign="center" o:hrstd="t" o:hr="t" fillcolor="#a0a0a0" stroked="f"/>
+        </w:pict>
+      </w:r>
+    </w:p>
+    <w:p>
+      <w:pPr>
+        <w:spacing w:before="100" w:beforeAutospacing="1" w:after="100" w:afterAutospacing="1"/>
+        <w:outlineLvl w:val="1"/>
+        <w:rPr>
+          <w:rFonts w:ascii="Times New Roman" w:eastAsia="Times New Roman" w:hAnsi="Times New Roman" w:cs="Times New Roman"/>
+          <w:b/>
+          <w:bCs/>
+          <w:sz w:val="36"/>
+          <w:szCs w:val="36"/>
+          <w:lang w:eastAsia="en-GB"/>
+        </w:rPr>
+      </w:pPr>
+      <w:r>
+        <w:rPr>
+          <w:rFonts w:ascii="Times New Roman" w:eastAsia="Times New Roman" w:hAnsi="Times New Roman" w:cs="Times New Roman"/>
+          <w:b/>
+          <w:bCs/>
+          <w:sz w:val="36"/>
+          <w:szCs w:val="36"/>
+          <w:lang w:eastAsia="en-GB"/>
+        </w:rPr>
+        <w:t>6</w:t>
+      </w:r>
+      <w:r>
+        <w:rPr>
+          <w:rFonts w:ascii="Apple Color Emoji" w:eastAsia="Times New Roman" w:hAnsi="Apple Color Emoji" w:cs="Apple Color Emoji"/>
+          <w:b/>
+          <w:bCs/>
+          <w:sz w:val="36"/>
+          <w:szCs w:val="36"/>
+          <w:lang w:eastAsia="en-GB"/>
+        </w:rPr>
+        <w:t>️⃣</w:t>
+      </w:r>
+      <w:r>
+        <w:rPr>
+          <w:rFonts w:ascii="Times New Roman" w:eastAsia="Times New Roman" w:hAnsi="Times New Roman" w:cs="Times New Roman"/>
+          <w:b/>
+          <w:bCs/>
+          <w:sz w:val="36"/>
+          <w:szCs w:val="36"/>
+          <w:lang w:eastAsia="en-GB"/>
+        </w:rPr>
+        <w:t xml:space="preserve"> Logging + monitoring (missing live output layer)</w:t>
+      </w:r>
+    </w:p>
+    <w:p>
+      <w:pPr>
+        <w:spacing w:before="100" w:beforeAutospacing="1" w:after="100" w:afterAutospacing="1"/>
+        <w:rPr>
+          <w:rFonts w:ascii="Times New Roman" w:eastAsia="Times New Roman" w:hAnsi="Times New Roman" w:cs="Times New Roman"/>
+          <w:lang w:eastAsia="en-GB"/>
+        </w:rPr>
+      </w:pPr>
+      <w:r>
+        <w:rPr>
+          <w:rFonts w:ascii="Times New Roman" w:eastAsia="Times New Roman" w:hAnsi="Times New Roman" w:cs="Times New Roman"/>
+          <w:lang w:eastAsia="en-GB"/>
+        </w:rPr>
+        <w:t>A live system needs:</w:t>
+      </w:r>
+    </w:p>
+    <w:p>
+      <w:pPr>
+        <w:numPr>
+          <w:ilvl w:val="0"/>
+          <w:numId w:val="22"/>
+        </w:numPr>
+        <w:spacing w:before="100" w:beforeAutospacing="1" w:after="100" w:afterAutospacing="1"/>
+        <w:rPr>
+          <w:rFonts w:ascii="Times New Roman" w:eastAsia="Times New Roman" w:hAnsi="Times New Roman" w:cs="Times New Roman"/>
+          <w:lang w:eastAsia="en-GB"/>
+        </w:rPr>
+      </w:pPr>
+      <w:r>
+        <w:rPr>
+          <w:rFonts w:ascii="Times New Roman" w:eastAsia="Times New Roman" w:hAnsi="Times New Roman" w:cs="Times New Roman"/>
+          <w:lang w:eastAsia="en-GB"/>
+        </w:rPr>
+        <w:lastRenderedPageBreak/>
+        <w:t>heartbeat tracking</w:t>
+      </w:r>
+    </w:p>
+    <w:p>
+      <w:pPr>
+        <w:numPr>
+          <w:ilvl w:val="0"/>
+          <w:numId w:val="22"/>
+        </w:numPr>
+        <w:spacing w:before="100" w:beforeAutospacing="1" w:after="100" w:afterAutospacing="1"/>
+        <w:rPr>
+          <w:rFonts w:ascii="Times New Roman" w:eastAsia="Times New Roman" w:hAnsi="Times New Roman" w:cs="Times New Roman"/>
+          <w:lang w:eastAsia="en-GB"/>
+        </w:rPr>
+      </w:pPr>
+      <w:r>
+        <w:rPr>
+          <w:rFonts w:ascii="Times New Roman" w:eastAsia="Times New Roman" w:hAnsi="Times New Roman" w:cs="Times New Roman"/>
+          <w:lang w:eastAsia="en-GB"/>
+        </w:rPr>
+        <w:t>execution audit trails</w:t>
+      </w:r>
+    </w:p>
+    <w:p>
+      <w:pPr>
+        <w:numPr>
+          <w:ilvl w:val="0"/>
+          <w:numId w:val="22"/>
+        </w:numPr>
+        <w:spacing w:before="100" w:beforeAutospacing="1" w:after="100" w:afterAutospacing="1"/>
+        <w:rPr>
+          <w:rFonts w:ascii="Times New Roman" w:eastAsia="Times New Roman" w:hAnsi="Times New Roman" w:cs="Times New Roman"/>
+          <w:lang w:eastAsia="en-GB"/>
+        </w:rPr>
+      </w:pPr>
+      <w:r>
+        <w:rPr>
+          <w:rFonts w:ascii="Times New Roman" w:eastAsia="Times New Roman" w:hAnsi="Times New Roman" w:cs="Times New Roman"/>
+          <w:lang w:eastAsia="en-GB"/>
+        </w:rPr>
+        <w:t>latency measurement</w:t>
+      </w:r>
+    </w:p>
+    <w:p>
+      <w:pPr>
+        <w:numPr>
+          <w:ilvl w:val="0"/>
+          <w:numId w:val="22"/>
+        </w:numPr>
+        <w:spacing w:before="100" w:beforeAutospacing="1" w:after="100" w:afterAutospacing="1"/>
+        <w:rPr>
+          <w:rFonts w:ascii="Times New Roman" w:eastAsia="Times New Roman" w:hAnsi="Times New Roman" w:cs="Times New Roman"/>
+          <w:lang w:eastAsia="en-GB"/>
+        </w:rPr>
+      </w:pPr>
+      <w:r>
+        <w:rPr>
+          <w:rFonts w:ascii="Times New Roman" w:eastAsia="Times New Roman" w:hAnsi="Times New Roman" w:cs="Times New Roman"/>
+          <w:lang w:eastAsia="en-GB"/>
+        </w:rPr>
+        <w:t>trade anomaly alerts</w:t>
+      </w:r>
+    </w:p>
+    <w:p>
+      <w:pPr>
+        <w:spacing w:before="100" w:beforeAutospacing="1" w:after="100" w:afterAutospacing="1"/>
+        <w:rPr>
+          <w:rFonts w:ascii="Times New Roman" w:eastAsia="Times New Roman" w:hAnsi="Times New Roman" w:cs="Times New Roman"/>
+          <w:lang w:eastAsia="en-GB"/>
+        </w:rPr>
+      </w:pPr>
+      <w:r>
+        <w:rPr>
+          <w:rFonts w:ascii="Times New Roman" w:eastAsia="Times New Roman" w:hAnsi="Times New Roman" w:cs="Times New Roman"/>
+          <w:lang w:eastAsia="en-GB"/>
+        </w:rPr>
+        <w:t>This is essential for safety.</w:t>
+      </w:r>
+    </w:p>
+    <w:p>
+      <w:pPr>
+        <w:rPr>
+          <w:rFonts w:ascii="Times New Roman" w:eastAsia="Times New Roman" w:hAnsi="Times New Roman" w:cs="Times New Roman"/>
+          <w:lang w:eastAsia="en-GB"/>
+        </w:rPr>
+      </w:pPr>
+      <w:r>
+        <w:rPr>
+          <w:rFonts w:ascii="Times New Roman" w:eastAsia="Times New Roman" w:hAnsi="Times New Roman" w:cs="Times New Roman"/>
+          <w:noProof/>
+          <w:lang w:eastAsia="en-GB"/>
+        </w:rPr>
+        <w:pict w14:anchorId="33F3850F">
+          <v:rect id="_x0000_i1044" alt="" style="width:451.3pt;height:.05pt;mso-width-percent:0;mso-height-percent:0;mso-width-percent:0;mso-height-percent:0" o:hralign="center" o:hrstd="t" o:hr="t" fillcolor="#a0a0a0" stroked="f"/>
+        </w:pict>
+      </w:r>
+    </w:p>
+    <w:p>
+      <w:pPr>
+        <w:spacing w:before="100" w:beforeAutospacing="1" w:after="100" w:afterAutospacing="1"/>
+        <w:outlineLvl w:val="0"/>
+        <w:rPr>
+          <w:rFonts w:ascii="Times New Roman" w:eastAsia="Times New Roman" w:hAnsi="Times New Roman" w:cs="Times New Roman"/>
+          <w:b/>
+          <w:bCs/>
+          <w:kern w:val="36"/>
+          <w:sz w:val="48"/>
+          <w:szCs w:val="48"/>
+          <w:lang w:eastAsia="en-GB"/>
+        </w:rPr>
+      </w:pPr>
+      <w:r>
+        <w:rPr>
+          <w:rFonts w:ascii="Times New Roman" w:eastAsia="Times New Roman" w:hAnsi="Times New Roman" w:cs="Times New Roman"/>
+          <w:b/>
+          <w:bCs/>
+          <w:kern w:val="36"/>
+          <w:sz w:val="48"/>
+          <w:szCs w:val="48"/>
+          <w:lang w:eastAsia="en-GB"/>
+        </w:rPr>
+        <w:t>What you can do right now:</w:t>
+      </w:r>
+    </w:p>
+    <w:p>
+      <w:pPr>
+        <w:spacing w:before="100" w:beforeAutospacing="1" w:after="100" w:afterAutospacing="1"/>
+        <w:rPr>
+          <w:rFonts w:ascii="Times New Roman" w:eastAsia="Times New Roman" w:hAnsi="Times New Roman" w:cs="Times New Roman"/>
+          <w:lang w:eastAsia="en-GB"/>
+        </w:rPr>
+      </w:pPr>
+      <w:r>
+        <w:rPr>
+          <w:rFonts w:ascii="Times New Roman" w:eastAsia="Times New Roman" w:hAnsi="Times New Roman" w:cs="Times New Roman"/>
+          <w:lang w:eastAsia="en-GB"/>
+        </w:rPr>
+        <w:t>Backtest.</w:t>
+      </w:r>
+      <w:r>
+        <w:rPr>
+          <w:rFonts w:ascii="Times New Roman" w:eastAsia="Times New Roman" w:hAnsi="Times New Roman" w:cs="Times New Roman"/>
+          <w:lang w:eastAsia="en-GB"/>
+        </w:rPr>
+        <w:br/>
+        <w:t>A lot.</w:t>
+      </w:r>
+      <w:r>
+        <w:rPr>
+          <w:rFonts w:ascii="Times New Roman" w:eastAsia="Times New Roman" w:hAnsi="Times New Roman" w:cs="Times New Roman"/>
+          <w:lang w:eastAsia="en-GB"/>
+        </w:rPr>
+        <w:br/>
+        <w:t>Your framework is more than enough.</w:t>
+      </w:r>
+    </w:p>
+    <w:p>
+      <w:pPr>
+        <w:rPr>
+          <w:rFonts w:ascii="Times New Roman" w:eastAsia="Times New Roman" w:hAnsi="Times New Roman" w:cs="Times New Roman"/>
+          <w:lang w:eastAsia="en-GB"/>
+        </w:rPr>
+      </w:pPr>
+      <w:r>
+        <w:rPr>
+          <w:rFonts w:ascii="Times New Roman" w:eastAsia="Times New Roman" w:hAnsi="Times New Roman" w:cs="Times New Roman"/>
+          <w:noProof/>
+          <w:lang w:eastAsia="en-GB"/>
+        </w:rPr>
+        <w:pict w14:anchorId="204453F6">
+          <v:rect id="_x0000_i1043" alt="" style="width:451.3pt;height:.05pt;mso-width-percent:0;mso-height-percent:0;mso-width-percent:0;mso-height-percent:0" o:hralign="center" o:hrstd="t" o:hr="t" fillcolor="#a0a0a0" stroked="f"/>
+        </w:pict>
+      </w:r>
+    </w:p>
+    <w:p>
+      <w:pPr>
+        <w:spacing w:before="100" w:beforeAutospacing="1" w:after="100" w:afterAutospacing="1"/>
+        <w:outlineLvl w:val="0"/>
+        <w:rPr>
+          <w:rFonts w:ascii="Times New Roman" w:eastAsia="Times New Roman" w:hAnsi="Times New Roman" w:cs="Times New Roman"/>
+          <w:b/>
+          <w:bCs/>
+          <w:kern w:val="36"/>
+          <w:sz w:val="48"/>
+          <w:szCs w:val="48"/>
+          <w:lang w:eastAsia="en-GB"/>
+        </w:rPr>
+      </w:pPr>
+      <w:r>
+        <w:rPr>
+          <w:rFonts w:ascii="Times New Roman" w:eastAsia="Times New Roman" w:hAnsi="Times New Roman" w:cs="Times New Roman"/>
+          <w:b/>
+          <w:bCs/>
+          <w:kern w:val="36"/>
+          <w:sz w:val="48"/>
+          <w:szCs w:val="48"/>
+          <w:lang w:eastAsia="en-GB"/>
+        </w:rPr>
+        <w:t>What you should build next (recommended order)</w:t>
+      </w:r>
+    </w:p>
+    <w:p>
+      <w:pPr>
+        <w:spacing w:before="100" w:beforeAutospacing="1" w:after="100" w:afterAutospacing="1"/>
+        <w:outlineLvl w:val="2"/>
+        <w:rPr>
+          <w:rFonts w:ascii="Times New Roman" w:eastAsia="Times New Roman" w:hAnsi="Times New Roman" w:cs="Times New Roman"/>
+          <w:b/>
+          <w:bCs/>
+          <w:sz w:val="27"/>
+          <w:szCs w:val="27"/>
+          <w:lang w:eastAsia="en-GB"/>
+        </w:rPr>
+      </w:pPr>
+      <w:r>
+        <w:rPr>
+          <w:rFonts w:ascii="Times New Roman" w:eastAsia="Times New Roman" w:hAnsi="Times New Roman" w:cs="Times New Roman"/>
+          <w:b/>
+          <w:bCs/>
+          <w:sz w:val="27"/>
+          <w:szCs w:val="27"/>
+          <w:lang w:eastAsia="en-GB"/>
+        </w:rPr>
+        <w:t>Phase 1 – backtesting workflow enhancement</w:t>
+      </w:r>
+    </w:p>
+    <w:p>
+      <w:pPr>
+        <w:spacing w:before="100" w:beforeAutospacing="1" w:after="100" w:afterAutospacing="1"/>
+        <w:rPr>
+          <w:rFonts w:ascii="Times New Roman" w:eastAsia="Times New Roman" w:hAnsi="Times New Roman" w:cs="Times New Roman"/>
+          <w:lang w:eastAsia="en-GB"/>
+        </w:rPr>
+      </w:pPr>
+      <w:r>
+        <w:rPr>
+          <w:rFonts w:ascii="Times New Roman" w:eastAsia="Times New Roman" w:hAnsi="Times New Roman" w:cs="Times New Roman"/>
+          <w:lang w:eastAsia="en-GB"/>
+        </w:rPr>
+        <w:t>1</w:t>
+      </w:r>
+      <w:r>
+        <w:rPr>
+          <w:rFonts w:ascii="Apple Color Emoji" w:eastAsia="Times New Roman" w:hAnsi="Apple Color Emoji" w:cs="Apple Color Emoji"/>
+          <w:lang w:eastAsia="en-GB"/>
+        </w:rPr>
+        <w:t>️⃣</w:t>
+      </w:r>
+      <w:r>
+        <w:rPr>
+          <w:rFonts w:ascii="Times New Roman" w:eastAsia="Times New Roman" w:hAnsi="Times New Roman" w:cs="Times New Roman"/>
+          <w:lang w:eastAsia="en-GB"/>
+        </w:rPr>
+        <w:t xml:space="preserve"> data health validator</w:t>
+      </w:r>
+      <w:r>
+        <w:rPr>
+          <w:rFonts w:ascii="Times New Roman" w:eastAsia="Times New Roman" w:hAnsi="Times New Roman" w:cs="Times New Roman"/>
+          <w:lang w:eastAsia="en-GB"/>
+        </w:rPr>
+        <w:br/>
+        <w:t>2</w:t>
+      </w:r>
+      <w:r>
+        <w:rPr>
+          <w:rFonts w:ascii="Apple Color Emoji" w:eastAsia="Times New Roman" w:hAnsi="Apple Color Emoji" w:cs="Apple Color Emoji"/>
+          <w:lang w:eastAsia="en-GB"/>
+        </w:rPr>
+        <w:t>️⃣</w:t>
+      </w:r>
+      <w:r>
+        <w:rPr>
+          <w:rFonts w:ascii="Times New Roman" w:eastAsia="Times New Roman" w:hAnsi="Times New Roman" w:cs="Times New Roman"/>
+          <w:lang w:eastAsia="en-GB"/>
+        </w:rPr>
+        <w:t xml:space="preserve"> parameter grid search runner</w:t>
+      </w:r>
+      <w:r>
+        <w:rPr>
+          <w:rFonts w:ascii="Times New Roman" w:eastAsia="Times New Roman" w:hAnsi="Times New Roman" w:cs="Times New Roman"/>
+          <w:lang w:eastAsia="en-GB"/>
+        </w:rPr>
+        <w:br/>
+        <w:t>3</w:t>
+      </w:r>
+      <w:r>
+        <w:rPr>
+          <w:rFonts w:ascii="Apple Color Emoji" w:eastAsia="Times New Roman" w:hAnsi="Apple Color Emoji" w:cs="Apple Color Emoji"/>
+          <w:lang w:eastAsia="en-GB"/>
+        </w:rPr>
+        <w:t>️⃣</w:t>
+      </w:r>
+      <w:r>
+        <w:rPr>
+          <w:rFonts w:ascii="Times New Roman" w:eastAsia="Times New Roman" w:hAnsi="Times New Roman" w:cs="Times New Roman"/>
+          <w:lang w:eastAsia="en-GB"/>
+        </w:rPr>
+        <w:t xml:space="preserve"> walk-forward testing</w:t>
+      </w:r>
+      <w:r>
+        <w:rPr>
+          <w:rFonts w:ascii="Times New Roman" w:eastAsia="Times New Roman" w:hAnsi="Times New Roman" w:cs="Times New Roman"/>
+          <w:lang w:eastAsia="en-GB"/>
+        </w:rPr>
+        <w:br/>
+        <w:t>4</w:t>
+      </w:r>
+      <w:r>
+        <w:rPr>
+          <w:rFonts w:ascii="Apple Color Emoji" w:eastAsia="Times New Roman" w:hAnsi="Apple Color Emoji" w:cs="Apple Color Emoji"/>
+          <w:lang w:eastAsia="en-GB"/>
+        </w:rPr>
+        <w:t>️⃣</w:t>
+      </w:r>
+      <w:r>
+        <w:rPr>
+          <w:rFonts w:ascii="Times New Roman" w:eastAsia="Times New Roman" w:hAnsi="Times New Roman" w:cs="Times New Roman"/>
+          <w:lang w:eastAsia="en-GB"/>
+        </w:rPr>
+        <w:t xml:space="preserve"> Monte-Carlo run capability</w:t>
+      </w:r>
+    </w:p>
+    <w:p>
+      <w:pPr>
+        <w:spacing w:before="100" w:beforeAutospacing="1" w:after="100" w:afterAutospacing="1"/>
+        <w:outlineLvl w:val="2"/>
+        <w:rPr>
+          <w:rFonts w:ascii="Times New Roman" w:eastAsia="Times New Roman" w:hAnsi="Times New Roman" w:cs="Times New Roman"/>
+          <w:b/>
+          <w:bCs/>
+          <w:sz w:val="27"/>
+          <w:szCs w:val="27"/>
+          <w:lang w:eastAsia="en-GB"/>
+        </w:rPr>
+      </w:pPr>
+      <w:r>
+        <w:rPr>
+          <w:rFonts w:ascii="Times New Roman" w:eastAsia="Times New Roman" w:hAnsi="Times New Roman" w:cs="Times New Roman"/>
+          <w:b/>
+          <w:bCs/>
+          <w:sz w:val="27"/>
+          <w:szCs w:val="27"/>
+          <w:lang w:eastAsia="en-GB"/>
+        </w:rPr>
+        <w:t>Phase 2 – deployment capability</w:t>
+      </w:r>
+    </w:p>
+    <w:p>
+      <w:pPr>
+        <w:spacing w:before="100" w:beforeAutospacing="1" w:after="100" w:afterAutospacing="1"/>
+        <w:rPr>
+          <w:rFonts w:ascii="Times New Roman" w:eastAsia="Times New Roman" w:hAnsi="Times New Roman" w:cs="Times New Roman"/>
+          <w:lang w:eastAsia="en-GB"/>
+        </w:rPr>
+      </w:pPr>
+      <w:r>
+        <w:rPr>
+          <w:rFonts w:ascii="Times New Roman" w:eastAsia="Times New Roman" w:hAnsi="Times New Roman" w:cs="Times New Roman"/>
+          <w:lang w:eastAsia="en-GB"/>
+        </w:rPr>
+        <w:t>5</w:t>
+      </w:r>
+      <w:r>
+        <w:rPr>
+          <w:rFonts w:ascii="Apple Color Emoji" w:eastAsia="Times New Roman" w:hAnsi="Apple Color Emoji" w:cs="Apple Color Emoji"/>
+          <w:lang w:eastAsia="en-GB"/>
+        </w:rPr>
+        <w:t>️⃣</w:t>
+      </w:r>
+      <w:r>
+        <w:rPr>
+          <w:rFonts w:ascii="Times New Roman" w:eastAsia="Times New Roman" w:hAnsi="Times New Roman" w:cs="Times New Roman"/>
+          <w:lang w:eastAsia="en-GB"/>
+        </w:rPr>
+        <w:t xml:space="preserve"> broker connector</w:t>
+      </w:r>
+      <w:r>
+        <w:rPr>
+          <w:rFonts w:ascii="Times New Roman" w:eastAsia="Times New Roman" w:hAnsi="Times New Roman" w:cs="Times New Roman"/>
+          <w:lang w:eastAsia="en-GB"/>
+        </w:rPr>
+        <w:br/>
+        <w:t>6</w:t>
+      </w:r>
+      <w:r>
+        <w:rPr>
+          <w:rFonts w:ascii="Apple Color Emoji" w:eastAsia="Times New Roman" w:hAnsi="Apple Color Emoji" w:cs="Apple Color Emoji"/>
+          <w:lang w:eastAsia="en-GB"/>
+        </w:rPr>
+        <w:t>️⃣</w:t>
+      </w:r>
+      <w:r>
+        <w:rPr>
+          <w:rFonts w:ascii="Times New Roman" w:eastAsia="Times New Roman" w:hAnsi="Times New Roman" w:cs="Times New Roman"/>
+          <w:lang w:eastAsia="en-GB"/>
+        </w:rPr>
+        <w:t xml:space="preserve"> streaming data handler</w:t>
+      </w:r>
+      <w:r>
+        <w:rPr>
+          <w:rFonts w:ascii="Times New Roman" w:eastAsia="Times New Roman" w:hAnsi="Times New Roman" w:cs="Times New Roman"/>
+          <w:lang w:eastAsia="en-GB"/>
+        </w:rPr>
+        <w:br/>
+        <w:t>7</w:t>
+      </w:r>
+      <w:r>
+        <w:rPr>
+          <w:rFonts w:ascii="Apple Color Emoji" w:eastAsia="Times New Roman" w:hAnsi="Apple Color Emoji" w:cs="Apple Color Emoji"/>
+          <w:lang w:eastAsia="en-GB"/>
+        </w:rPr>
+        <w:t>️⃣</w:t>
+      </w:r>
+      <w:r>
+        <w:rPr>
+          <w:rFonts w:ascii="Times New Roman" w:eastAsia="Times New Roman" w:hAnsi="Times New Roman" w:cs="Times New Roman"/>
+          <w:lang w:eastAsia="en-GB"/>
+        </w:rPr>
+        <w:t xml:space="preserve"> live portfolio state manager</w:t>
+      </w:r>
+      <w:r>
+        <w:rPr>
+          <w:rFonts w:ascii="Times New Roman" w:eastAsia="Times New Roman" w:hAnsi="Times New Roman" w:cs="Times New Roman"/>
+          <w:lang w:eastAsia="en-GB"/>
+        </w:rPr>
+        <w:br/>
+        <w:t>8</w:t>
+      </w:r>
+      <w:r>
+        <w:rPr>
+          <w:rFonts w:ascii="Apple Color Emoji" w:eastAsia="Times New Roman" w:hAnsi="Apple Color Emoji" w:cs="Apple Color Emoji"/>
+          <w:lang w:eastAsia="en-GB"/>
+        </w:rPr>
+        <w:t>️⃣</w:t>
+      </w:r>
+      <w:r>
+        <w:rPr>
+          <w:rFonts w:ascii="Times New Roman" w:eastAsia="Times New Roman" w:hAnsi="Times New Roman" w:cs="Times New Roman"/>
+          <w:lang w:eastAsia="en-GB"/>
+        </w:rPr>
+        <w:t xml:space="preserve"> persistent logging system</w:t>
+      </w:r>
+    </w:p>
     <w:p/>
     <w:sectPr>
       <w:pgSz w:w="11906" w:h="16838"/>
@@ -5759,6 +6134,155 @@
 <file path=word/numbering.xml><?xml version="1.0" encoding="utf-8"?>
 <w:numbering xmlns:wpc="http://schemas.microsoft.com/office/word/2010/wordprocessingCanvas" xmlns:cx="http://schemas.microsoft.com/office/drawing/2014/chartex" xmlns:cx1="http://schemas.microsoft.com/office/drawing/2015/9/8/chartex" xmlns:cx2="http://schemas.microsoft.com/office/drawing/2015/10/21/chartex" xmlns:cx3="http://schemas.microsoft.com/office/drawing/2016/5/9/chartex" xmlns:cx4="http://schemas.microsoft.com/office/drawing/2016/5/10/chartex" xmlns:cx5="http://schemas.microsoft.com/office/drawing/2016/5/11/chartex" xmlns:cx6="http://schemas.microsoft.com/office/drawing/2016/5/12/chartex" xmlns:cx7="http://schemas.microsoft.com/office/drawing/2016/5/13/chartex" xmlns:cx8="http://schemas.microsoft.com/office/drawing/2016/5/14/chartex" xmlns:mc="http://schemas.openxmlformats.org/markup-compatibility/2006" xmlns:aink="http://schemas.microsoft.com/office/drawing/2016/ink" xmlns:am3d="http://schemas.microsoft.com/office/drawing/2017/model3d" xmlns:o="urn:schemas-microsoft-com:office:office" xmlns:oel="http://schemas.microsoft.com/office/2019/extlst" xmlns:r="http://schemas.openxmlformats.org/officeDocument/2006/relationships" xmlns:m="http://schemas.openxmlformats.org/officeDocument/2006/math" xmlns:v="urn:schemas-microsoft-com:vml" xmlns:wp14="http://schemas.microsoft.com/office/word/2010/wordprocessingDrawing" xmlns:wp="http://schemas.openxmlformats.org/drawingml/2006/wordprocessingDrawing" xmlns:w10="urn:schemas-microsoft-com:office:word" xmlns:w="http://schemas.openxmlformats.org/wordprocessingml/2006/main" xmlns:w14="http://schemas.microsoft.com/office/word/2010/wordml" xmlns:w15="http://schemas.microsoft.com/office/word/2012/wordml" xmlns:w16cex="http://schemas.microsoft.com/office/word/2018/wordml/cex" xmlns:w16cid="http://schemas.microsoft.com/office/word/2016/wordml/cid" xmlns:w16="http://schemas.microsoft.com/office/word/2018/wordml" xmlns:w16sdtdh="http://schemas.microsoft.com/office/word/2020/wordml/sdtdatahash" xmlns:w16se="http://schemas.microsoft.com/office/word/2015/wordml/symex" xmlns:wpg="http://schemas.microsoft.com/office/word/2010/wordprocessingGroup" xmlns:wpi="http://schemas.microsoft.com/office/word/2010/wordprocessingInk" xmlns:wne="http://schemas.microsoft.com/office/word/2006/wordml" xmlns:wps="http://schemas.microsoft.com/office/word/2010/wordprocessingShape" mc:Ignorable="w14 w15 w16se w16cid w16 w16cex w16sdtdh wp14">
   <w:abstractNum w:abstractNumId="0" w15:restartNumberingAfterBreak="0">
+    <w:nsid w:val="013F0E26"/>
+    <w:multiLevelType w:val="multilevel"/>
+    <w:tmpl w:val="E42CEC96"/>
+    <w:lvl w:ilvl="0">
+      <w:start w:val="1"/>
+      <w:numFmt w:val="bullet"/>
+      <w:lvlText w:val=""/>
+      <w:lvlJc w:val="left"/>
+      <w:pPr>
+        <w:tabs>
+          <w:tab w:val="num" w:pos="720"/>
+        </w:tabs>
+        <w:ind w:left="720" w:hanging="360"/>
+      </w:pPr>
+      <w:rPr>
+        <w:rFonts w:ascii="Symbol" w:hAnsi="Symbol" w:hint="default"/>
+        <w:sz w:val="20"/>
+      </w:rPr>
+    </w:lvl>
+    <w:lvl w:ilvl="1" w:tentative="1">
+      <w:start w:val="1"/>
+      <w:numFmt w:val="bullet"/>
+      <w:lvlText w:val="o"/>
+      <w:lvlJc w:val="left"/>
+      <w:pPr>
+        <w:tabs>
+          <w:tab w:val="num" w:pos="1440"/>
+        </w:tabs>
+        <w:ind w:left="1440" w:hanging="360"/>
+      </w:pPr>
+      <w:rPr>
+        <w:rFonts w:ascii="Courier New" w:hAnsi="Courier New" w:hint="default"/>
+        <w:sz w:val="20"/>
+      </w:rPr>
+    </w:lvl>
+    <w:lvl w:ilvl="2" w:tentative="1">
+      <w:start w:val="1"/>
+      <w:numFmt w:val="bullet"/>
+      <w:lvlText w:val=""/>
+      <w:lvlJc w:val="left"/>
+      <w:pPr>
+        <w:tabs>
+          <w:tab w:val="num" w:pos="2160"/>
+        </w:tabs>
+        <w:ind w:left="2160" w:hanging="360"/>
+      </w:pPr>
+      <w:rPr>
+        <w:rFonts w:ascii="Wingdings" w:hAnsi="Wingdings" w:hint="default"/>
+        <w:sz w:val="20"/>
+      </w:rPr>
+    </w:lvl>
+    <w:lvl w:ilvl="3" w:tentative="1">
+      <w:start w:val="1"/>
+      <w:numFmt w:val="bullet"/>
+      <w:lvlText w:val=""/>
+      <w:lvlJc w:val="left"/>
+      <w:pPr>
+        <w:tabs>
+          <w:tab w:val="num" w:pos="2880"/>
+        </w:tabs>
+        <w:ind w:left="2880" w:hanging="360"/>
+      </w:pPr>
+      <w:rPr>
+        <w:rFonts w:ascii="Wingdings" w:hAnsi="Wingdings" w:hint="default"/>
+        <w:sz w:val="20"/>
+      </w:rPr>
+    </w:lvl>
+    <w:lvl w:ilvl="4" w:tentative="1">
+      <w:start w:val="1"/>
+      <w:numFmt w:val="bullet"/>
+      <w:lvlText w:val=""/>
+      <w:lvlJc w:val="left"/>
+      <w:pPr>
+        <w:tabs>
+          <w:tab w:val="num" w:pos="3600"/>
+        </w:tabs>
+        <w:ind w:left="3600" w:hanging="360"/>
+      </w:pPr>
+      <w:rPr>
+        <w:rFonts w:ascii="Wingdings" w:hAnsi="Wingdings" w:hint="default"/>
+        <w:sz w:val="20"/>
+      </w:rPr>
+    </w:lvl>
+    <w:lvl w:ilvl="5" w:tentative="1">
+      <w:start w:val="1"/>
+      <w:numFmt w:val="bullet"/>
+      <w:lvlText w:val=""/>
+      <w:lvlJc w:val="left"/>
+      <w:pPr>
+        <w:tabs>
+          <w:tab w:val="num" w:pos="4320"/>
+        </w:tabs>
+        <w:ind w:left="4320" w:hanging="360"/>
+      </w:pPr>
+      <w:rPr>
+        <w:rFonts w:ascii="Wingdings" w:hAnsi="Wingdings" w:hint="default"/>
+        <w:sz w:val="20"/>
+      </w:rPr>
+    </w:lvl>
+    <w:lvl w:ilvl="6" w:tentative="1">
+      <w:start w:val="1"/>
+      <w:numFmt w:val="bullet"/>
+      <w:lvlText w:val=""/>
+      <w:lvlJc w:val="left"/>
+      <w:pPr>
+        <w:tabs>
+          <w:tab w:val="num" w:pos="5040"/>
+        </w:tabs>
+        <w:ind w:left="5040" w:hanging="360"/>
+      </w:pPr>
+      <w:rPr>
+        <w:rFonts w:ascii="Wingdings" w:hAnsi="Wingdings" w:hint="default"/>
+        <w:sz w:val="20"/>
+      </w:rPr>
+    </w:lvl>
+    <w:lvl w:ilvl="7" w:tentative="1">
+      <w:start w:val="1"/>
+      <w:numFmt w:val="bullet"/>
+      <w:lvlText w:val=""/>
+      <w:lvlJc w:val="left"/>
+      <w:pPr>
+        <w:tabs>
+          <w:tab w:val="num" w:pos="5760"/>
+        </w:tabs>
+        <w:ind w:left="5760" w:hanging="360"/>
+      </w:pPr>
+      <w:rPr>
+        <w:rFonts w:ascii="Wingdings" w:hAnsi="Wingdings" w:hint="default"/>
+        <w:sz w:val="20"/>
+      </w:rPr>
+    </w:lvl>
+    <w:lvl w:ilvl="8" w:tentative="1">
+      <w:start w:val="1"/>
+      <w:numFmt w:val="bullet"/>
+      <w:lvlText w:val=""/>
+      <w:lvlJc w:val="left"/>
+      <w:pPr>
+        <w:tabs>
+          <w:tab w:val="num" w:pos="6480"/>
+        </w:tabs>
+        <w:ind w:left="6480" w:hanging="360"/>
+      </w:pPr>
+      <w:rPr>
+        <w:rFonts w:ascii="Wingdings" w:hAnsi="Wingdings" w:hint="default"/>
+        <w:sz w:val="20"/>
+      </w:rPr>
+    </w:lvl>
+  </w:abstractNum>
+  <w:abstractNum w:abstractNumId="1" w15:restartNumberingAfterBreak="0">
     <w:nsid w:val="052F1C53"/>
     <w:multiLevelType w:val="multilevel"/>
     <w:tmpl w:val="A9780A36"/>
@@ -5907,7 +6431,7 @@
       </w:rPr>
     </w:lvl>
   </w:abstractNum>
-  <w:abstractNum w:abstractNumId="1" w15:restartNumberingAfterBreak="0">
+  <w:abstractNum w:abstractNumId="2" w15:restartNumberingAfterBreak="0">
     <w:nsid w:val="07DE0172"/>
     <w:multiLevelType w:val="multilevel"/>
     <w:tmpl w:val="6392351C"/>
@@ -6056,7 +6580,7 @@
       </w:rPr>
     </w:lvl>
   </w:abstractNum>
-  <w:abstractNum w:abstractNumId="2" w15:restartNumberingAfterBreak="0">
+  <w:abstractNum w:abstractNumId="3" w15:restartNumberingAfterBreak="0">
     <w:nsid w:val="082F1EEC"/>
     <w:multiLevelType w:val="multilevel"/>
     <w:tmpl w:val="1C96FEC4"/>
@@ -6205,7 +6729,305 @@
       </w:rPr>
     </w:lvl>
   </w:abstractNum>
-  <w:abstractNum w:abstractNumId="3" w15:restartNumberingAfterBreak="0">
+  <w:abstractNum w:abstractNumId="4" w15:restartNumberingAfterBreak="0">
+    <w:nsid w:val="0C7A467C"/>
+    <w:multiLevelType w:val="multilevel"/>
+    <w:tmpl w:val="AC80576E"/>
+    <w:lvl w:ilvl="0">
+      <w:start w:val="1"/>
+      <w:numFmt w:val="bullet"/>
+      <w:lvlText w:val=""/>
+      <w:lvlJc w:val="left"/>
+      <w:pPr>
+        <w:tabs>
+          <w:tab w:val="num" w:pos="720"/>
+        </w:tabs>
+        <w:ind w:left="720" w:hanging="360"/>
+      </w:pPr>
+      <w:rPr>
+        <w:rFonts w:ascii="Symbol" w:hAnsi="Symbol" w:hint="default"/>
+        <w:sz w:val="20"/>
+      </w:rPr>
+    </w:lvl>
+    <w:lvl w:ilvl="1" w:tentative="1">
+      <w:start w:val="1"/>
+      <w:numFmt w:val="bullet"/>
+      <w:lvlText w:val="o"/>
+      <w:lvlJc w:val="left"/>
+      <w:pPr>
+        <w:tabs>
+          <w:tab w:val="num" w:pos="1440"/>
+        </w:tabs>
+        <w:ind w:left="1440" w:hanging="360"/>
+      </w:pPr>
+      <w:rPr>
+        <w:rFonts w:ascii="Courier New" w:hAnsi="Courier New" w:hint="default"/>
+        <w:sz w:val="20"/>
+      </w:rPr>
+    </w:lvl>
+    <w:lvl w:ilvl="2" w:tentative="1">
+      <w:start w:val="1"/>
+      <w:numFmt w:val="bullet"/>
+      <w:lvlText w:val=""/>
+      <w:lvlJc w:val="left"/>
+      <w:pPr>
+        <w:tabs>
+          <w:tab w:val="num" w:pos="2160"/>
+        </w:tabs>
+        <w:ind w:left="2160" w:hanging="360"/>
+      </w:pPr>
+      <w:rPr>
+        <w:rFonts w:ascii="Wingdings" w:hAnsi="Wingdings" w:hint="default"/>
+        <w:sz w:val="20"/>
+      </w:rPr>
+    </w:lvl>
+    <w:lvl w:ilvl="3" w:tentative="1">
+      <w:start w:val="1"/>
+      <w:numFmt w:val="bullet"/>
+      <w:lvlText w:val=""/>
+      <w:lvlJc w:val="left"/>
+      <w:pPr>
+        <w:tabs>
+          <w:tab w:val="num" w:pos="2880"/>
+        </w:tabs>
+        <w:ind w:left="2880" w:hanging="360"/>
+      </w:pPr>
+      <w:rPr>
+        <w:rFonts w:ascii="Wingdings" w:hAnsi="Wingdings" w:hint="default"/>
+        <w:sz w:val="20"/>
+      </w:rPr>
+    </w:lvl>
+    <w:lvl w:ilvl="4" w:tentative="1">
+      <w:start w:val="1"/>
+      <w:numFmt w:val="bullet"/>
+      <w:lvlText w:val=""/>
+      <w:lvlJc w:val="left"/>
+      <w:pPr>
+        <w:tabs>
+          <w:tab w:val="num" w:pos="3600"/>
+        </w:tabs>
+        <w:ind w:left="3600" w:hanging="360"/>
+      </w:pPr>
+      <w:rPr>
+        <w:rFonts w:ascii="Wingdings" w:hAnsi="Wingdings" w:hint="default"/>
+        <w:sz w:val="20"/>
+      </w:rPr>
+    </w:lvl>
+    <w:lvl w:ilvl="5" w:tentative="1">
+      <w:start w:val="1"/>
+      <w:numFmt w:val="bullet"/>
+      <w:lvlText w:val=""/>
+      <w:lvlJc w:val="left"/>
+      <w:pPr>
+        <w:tabs>
+          <w:tab w:val="num" w:pos="4320"/>
+        </w:tabs>
+        <w:ind w:left="4320" w:hanging="360"/>
+      </w:pPr>
+      <w:rPr>
+        <w:rFonts w:ascii="Wingdings" w:hAnsi="Wingdings" w:hint="default"/>
+        <w:sz w:val="20"/>
+      </w:rPr>
+    </w:lvl>
+    <w:lvl w:ilvl="6" w:tentative="1">
+      <w:start w:val="1"/>
+      <w:numFmt w:val="bullet"/>
+      <w:lvlText w:val=""/>
+      <w:lvlJc w:val="left"/>
+      <w:pPr>
+        <w:tabs>
+          <w:tab w:val="num" w:pos="5040"/>
+        </w:tabs>
+        <w:ind w:left="5040" w:hanging="360"/>
+      </w:pPr>
+      <w:rPr>
+        <w:rFonts w:ascii="Wingdings" w:hAnsi="Wingdings" w:hint="default"/>
+        <w:sz w:val="20"/>
+      </w:rPr>
+    </w:lvl>
+    <w:lvl w:ilvl="7" w:tentative="1">
+      <w:start w:val="1"/>
+      <w:numFmt w:val="bullet"/>
+      <w:lvlText w:val=""/>
+      <w:lvlJc w:val="left"/>
+      <w:pPr>
+        <w:tabs>
+          <w:tab w:val="num" w:pos="5760"/>
+        </w:tabs>
+        <w:ind w:left="5760" w:hanging="360"/>
+      </w:pPr>
+      <w:rPr>
+        <w:rFonts w:ascii="Wingdings" w:hAnsi="Wingdings" w:hint="default"/>
+        <w:sz w:val="20"/>
+      </w:rPr>
+    </w:lvl>
+    <w:lvl w:ilvl="8" w:tentative="1">
+      <w:start w:val="1"/>
+      <w:numFmt w:val="bullet"/>
+      <w:lvlText w:val=""/>
+      <w:lvlJc w:val="left"/>
+      <w:pPr>
+        <w:tabs>
+          <w:tab w:val="num" w:pos="6480"/>
+        </w:tabs>
+        <w:ind w:left="6480" w:hanging="360"/>
+      </w:pPr>
+      <w:rPr>
+        <w:rFonts w:ascii="Wingdings" w:hAnsi="Wingdings" w:hint="default"/>
+        <w:sz w:val="20"/>
+      </w:rPr>
+    </w:lvl>
+  </w:abstractNum>
+  <w:abstractNum w:abstractNumId="5" w15:restartNumberingAfterBreak="0">
+    <w:nsid w:val="0D99677A"/>
+    <w:multiLevelType w:val="multilevel"/>
+    <w:tmpl w:val="1FFC86E4"/>
+    <w:lvl w:ilvl="0">
+      <w:start w:val="1"/>
+      <w:numFmt w:val="bullet"/>
+      <w:lvlText w:val=""/>
+      <w:lvlJc w:val="left"/>
+      <w:pPr>
+        <w:tabs>
+          <w:tab w:val="num" w:pos="720"/>
+        </w:tabs>
+        <w:ind w:left="720" w:hanging="360"/>
+      </w:pPr>
+      <w:rPr>
+        <w:rFonts w:ascii="Symbol" w:hAnsi="Symbol" w:hint="default"/>
+        <w:sz w:val="20"/>
+      </w:rPr>
+    </w:lvl>
+    <w:lvl w:ilvl="1" w:tentative="1">
+      <w:start w:val="1"/>
+      <w:numFmt w:val="bullet"/>
+      <w:lvlText w:val="o"/>
+      <w:lvlJc w:val="left"/>
+      <w:pPr>
+        <w:tabs>
+          <w:tab w:val="num" w:pos="1440"/>
+        </w:tabs>
+        <w:ind w:left="1440" w:hanging="360"/>
+      </w:pPr>
+      <w:rPr>
+        <w:rFonts w:ascii="Courier New" w:hAnsi="Courier New" w:hint="default"/>
+        <w:sz w:val="20"/>
+      </w:rPr>
+    </w:lvl>
+    <w:lvl w:ilvl="2" w:tentative="1">
+      <w:start w:val="1"/>
+      <w:numFmt w:val="bullet"/>
+      <w:lvlText w:val=""/>
+      <w:lvlJc w:val="left"/>
+      <w:pPr>
+        <w:tabs>
+          <w:tab w:val="num" w:pos="2160"/>
+        </w:tabs>
+        <w:ind w:left="2160" w:hanging="360"/>
+      </w:pPr>
+      <w:rPr>
+        <w:rFonts w:ascii="Wingdings" w:hAnsi="Wingdings" w:hint="default"/>
+        <w:sz w:val="20"/>
+      </w:rPr>
+    </w:lvl>
+    <w:lvl w:ilvl="3" w:tentative="1">
+      <w:start w:val="1"/>
+      <w:numFmt w:val="bullet"/>
+      <w:lvlText w:val=""/>
+      <w:lvlJc w:val="left"/>
+      <w:pPr>
+        <w:tabs>
+          <w:tab w:val="num" w:pos="2880"/>
+        </w:tabs>
+        <w:ind w:left="2880" w:hanging="360"/>
+      </w:pPr>
+      <w:rPr>
+        <w:rFonts w:ascii="Wingdings" w:hAnsi="Wingdings" w:hint="default"/>
+        <w:sz w:val="20"/>
+      </w:rPr>
+    </w:lvl>
+    <w:lvl w:ilvl="4" w:tentative="1">
+      <w:start w:val="1"/>
+      <w:numFmt w:val="bullet"/>
+      <w:lvlText w:val=""/>
+      <w:lvlJc w:val="left"/>
+      <w:pPr>
+        <w:tabs>
+          <w:tab w:val="num" w:pos="3600"/>
+        </w:tabs>
+        <w:ind w:left="3600" w:hanging="360"/>
+      </w:pPr>
+      <w:rPr>
+        <w:rFonts w:ascii="Wingdings" w:hAnsi="Wingdings" w:hint="default"/>
+        <w:sz w:val="20"/>
+      </w:rPr>
+    </w:lvl>
+    <w:lvl w:ilvl="5" w:tentative="1">
+      <w:start w:val="1"/>
+      <w:numFmt w:val="bullet"/>
+      <w:lvlText w:val=""/>
+      <w:lvlJc w:val="left"/>
+      <w:pPr>
+        <w:tabs>
+          <w:tab w:val="num" w:pos="4320"/>
+        </w:tabs>
+        <w:ind w:left="4320" w:hanging="360"/>
+      </w:pPr>
+      <w:rPr>
+        <w:rFonts w:ascii="Wingdings" w:hAnsi="Wingdings" w:hint="default"/>
+        <w:sz w:val="20"/>
+      </w:rPr>
+    </w:lvl>
+    <w:lvl w:ilvl="6" w:tentative="1">
+      <w:start w:val="1"/>
+      <w:numFmt w:val="bullet"/>
+      <w:lvlText w:val=""/>
+      <w:lvlJc w:val="left"/>
+      <w:pPr>
+        <w:tabs>
+          <w:tab w:val="num" w:pos="5040"/>
+        </w:tabs>
+        <w:ind w:left="5040" w:hanging="360"/>
+      </w:pPr>
+      <w:rPr>
+        <w:rFonts w:ascii="Wingdings" w:hAnsi="Wingdings" w:hint="default"/>
+        <w:sz w:val="20"/>
+      </w:rPr>
+    </w:lvl>
+    <w:lvl w:ilvl="7" w:tentative="1">
+      <w:start w:val="1"/>
+      <w:numFmt w:val="bullet"/>
+      <w:lvlText w:val=""/>
+      <w:lvlJc w:val="left"/>
+      <w:pPr>
+        <w:tabs>
+          <w:tab w:val="num" w:pos="5760"/>
+        </w:tabs>
+        <w:ind w:left="5760" w:hanging="360"/>
+      </w:pPr>
+      <w:rPr>
+        <w:rFonts w:ascii="Wingdings" w:hAnsi="Wingdings" w:hint="default"/>
+        <w:sz w:val="20"/>
+      </w:rPr>
+    </w:lvl>
+    <w:lvl w:ilvl="8" w:tentative="1">
+      <w:start w:val="1"/>
+      <w:numFmt w:val="bullet"/>
+      <w:lvlText w:val=""/>
+      <w:lvlJc w:val="left"/>
+      <w:pPr>
+        <w:tabs>
+          <w:tab w:val="num" w:pos="6480"/>
+        </w:tabs>
+        <w:ind w:left="6480" w:hanging="360"/>
+      </w:pPr>
+      <w:rPr>
+        <w:rFonts w:ascii="Wingdings" w:hAnsi="Wingdings" w:hint="default"/>
+        <w:sz w:val="20"/>
+      </w:rPr>
+    </w:lvl>
+  </w:abstractNum>
+  <w:abstractNum w:abstractNumId="6" w15:restartNumberingAfterBreak="0">
     <w:nsid w:val="14DB3C8B"/>
     <w:multiLevelType w:val="multilevel"/>
     <w:tmpl w:val="E37A42D4"/>
@@ -6354,7 +7176,454 @@
       </w:rPr>
     </w:lvl>
   </w:abstractNum>
-  <w:abstractNum w:abstractNumId="4" w15:restartNumberingAfterBreak="0">
+  <w:abstractNum w:abstractNumId="7" w15:restartNumberingAfterBreak="0">
+    <w:nsid w:val="20761578"/>
+    <w:multiLevelType w:val="multilevel"/>
+    <w:tmpl w:val="C854E6C4"/>
+    <w:lvl w:ilvl="0">
+      <w:start w:val="1"/>
+      <w:numFmt w:val="bullet"/>
+      <w:lvlText w:val=""/>
+      <w:lvlJc w:val="left"/>
+      <w:pPr>
+        <w:tabs>
+          <w:tab w:val="num" w:pos="720"/>
+        </w:tabs>
+        <w:ind w:left="720" w:hanging="360"/>
+      </w:pPr>
+      <w:rPr>
+        <w:rFonts w:ascii="Symbol" w:hAnsi="Symbol" w:hint="default"/>
+        <w:sz w:val="20"/>
+      </w:rPr>
+    </w:lvl>
+    <w:lvl w:ilvl="1" w:tentative="1">
+      <w:start w:val="1"/>
+      <w:numFmt w:val="bullet"/>
+      <w:lvlText w:val="o"/>
+      <w:lvlJc w:val="left"/>
+      <w:pPr>
+        <w:tabs>
+          <w:tab w:val="num" w:pos="1440"/>
+        </w:tabs>
+        <w:ind w:left="1440" w:hanging="360"/>
+      </w:pPr>
+      <w:rPr>
+        <w:rFonts w:ascii="Courier New" w:hAnsi="Courier New" w:hint="default"/>
+        <w:sz w:val="20"/>
+      </w:rPr>
+    </w:lvl>
+    <w:lvl w:ilvl="2" w:tentative="1">
+      <w:start w:val="1"/>
+      <w:numFmt w:val="bullet"/>
+      <w:lvlText w:val=""/>
+      <w:lvlJc w:val="left"/>
+      <w:pPr>
+        <w:tabs>
+          <w:tab w:val="num" w:pos="2160"/>
+        </w:tabs>
+        <w:ind w:left="2160" w:hanging="360"/>
+      </w:pPr>
+      <w:rPr>
+        <w:rFonts w:ascii="Wingdings" w:hAnsi="Wingdings" w:hint="default"/>
+        <w:sz w:val="20"/>
+      </w:rPr>
+    </w:lvl>
+    <w:lvl w:ilvl="3" w:tentative="1">
+      <w:start w:val="1"/>
+      <w:numFmt w:val="bullet"/>
+      <w:lvlText w:val=""/>
+      <w:lvlJc w:val="left"/>
+      <w:pPr>
+        <w:tabs>
+          <w:tab w:val="num" w:pos="2880"/>
+        </w:tabs>
+        <w:ind w:left="2880" w:hanging="360"/>
+      </w:pPr>
+      <w:rPr>
+        <w:rFonts w:ascii="Wingdings" w:hAnsi="Wingdings" w:hint="default"/>
+        <w:sz w:val="20"/>
+      </w:rPr>
+    </w:lvl>
+    <w:lvl w:ilvl="4" w:tentative="1">
+      <w:start w:val="1"/>
+      <w:numFmt w:val="bullet"/>
+      <w:lvlText w:val=""/>
+      <w:lvlJc w:val="left"/>
+      <w:pPr>
+        <w:tabs>
+          <w:tab w:val="num" w:pos="3600"/>
+        </w:tabs>
+        <w:ind w:left="3600" w:hanging="360"/>
+      </w:pPr>
+      <w:rPr>
+        <w:rFonts w:ascii="Wingdings" w:hAnsi="Wingdings" w:hint="default"/>
+        <w:sz w:val="20"/>
+      </w:rPr>
+    </w:lvl>
+    <w:lvl w:ilvl="5" w:tentative="1">
+      <w:start w:val="1"/>
+      <w:numFmt w:val="bullet"/>
+      <w:lvlText w:val=""/>
+      <w:lvlJc w:val="left"/>
+      <w:pPr>
+        <w:tabs>
+          <w:tab w:val="num" w:pos="4320"/>
+        </w:tabs>
+        <w:ind w:left="4320" w:hanging="360"/>
+      </w:pPr>
+      <w:rPr>
+        <w:rFonts w:ascii="Wingdings" w:hAnsi="Wingdings" w:hint="default"/>
+        <w:sz w:val="20"/>
+      </w:rPr>
+    </w:lvl>
+    <w:lvl w:ilvl="6" w:tentative="1">
+      <w:start w:val="1"/>
+      <w:numFmt w:val="bullet"/>
+      <w:lvlText w:val=""/>
+      <w:lvlJc w:val="left"/>
+      <w:pPr>
+        <w:tabs>
+          <w:tab w:val="num" w:pos="5040"/>
+        </w:tabs>
+        <w:ind w:left="5040" w:hanging="360"/>
+      </w:pPr>
+      <w:rPr>
+        <w:rFonts w:ascii="Wingdings" w:hAnsi="Wingdings" w:hint="default"/>
+        <w:sz w:val="20"/>
+      </w:rPr>
+    </w:lvl>
+    <w:lvl w:ilvl="7" w:tentative="1">
+      <w:start w:val="1"/>
+      <w:numFmt w:val="bullet"/>
+      <w:lvlText w:val=""/>
+      <w:lvlJc w:val="left"/>
+      <w:pPr>
+        <w:tabs>
+          <w:tab w:val="num" w:pos="5760"/>
+        </w:tabs>
+        <w:ind w:left="5760" w:hanging="360"/>
+      </w:pPr>
+      <w:rPr>
+        <w:rFonts w:ascii="Wingdings" w:hAnsi="Wingdings" w:hint="default"/>
+        <w:sz w:val="20"/>
+      </w:rPr>
+    </w:lvl>
+    <w:lvl w:ilvl="8" w:tentative="1">
+      <w:start w:val="1"/>
+      <w:numFmt w:val="bullet"/>
+      <w:lvlText w:val=""/>
+      <w:lvlJc w:val="left"/>
+      <w:pPr>
+        <w:tabs>
+          <w:tab w:val="num" w:pos="6480"/>
+        </w:tabs>
+        <w:ind w:left="6480" w:hanging="360"/>
+      </w:pPr>
+      <w:rPr>
+        <w:rFonts w:ascii="Wingdings" w:hAnsi="Wingdings" w:hint="default"/>
+        <w:sz w:val="20"/>
+      </w:rPr>
+    </w:lvl>
+  </w:abstractNum>
+  <w:abstractNum w:abstractNumId="8" w15:restartNumberingAfterBreak="0">
+    <w:nsid w:val="2CE45DBE"/>
+    <w:multiLevelType w:val="multilevel"/>
+    <w:tmpl w:val="2078E7AA"/>
+    <w:lvl w:ilvl="0">
+      <w:start w:val="1"/>
+      <w:numFmt w:val="bullet"/>
+      <w:lvlText w:val=""/>
+      <w:lvlJc w:val="left"/>
+      <w:pPr>
+        <w:tabs>
+          <w:tab w:val="num" w:pos="720"/>
+        </w:tabs>
+        <w:ind w:left="720" w:hanging="360"/>
+      </w:pPr>
+      <w:rPr>
+        <w:rFonts w:ascii="Symbol" w:hAnsi="Symbol" w:hint="default"/>
+        <w:sz w:val="20"/>
+      </w:rPr>
+    </w:lvl>
+    <w:lvl w:ilvl="1" w:tentative="1">
+      <w:start w:val="1"/>
+      <w:numFmt w:val="bullet"/>
+      <w:lvlText w:val="o"/>
+      <w:lvlJc w:val="left"/>
+      <w:pPr>
+        <w:tabs>
+          <w:tab w:val="num" w:pos="1440"/>
+        </w:tabs>
+        <w:ind w:left="1440" w:hanging="360"/>
+      </w:pPr>
+      <w:rPr>
+        <w:rFonts w:ascii="Courier New" w:hAnsi="Courier New" w:hint="default"/>
+        <w:sz w:val="20"/>
+      </w:rPr>
+    </w:lvl>
+    <w:lvl w:ilvl="2" w:tentative="1">
+      <w:start w:val="1"/>
+      <w:numFmt w:val="bullet"/>
+      <w:lvlText w:val=""/>
+      <w:lvlJc w:val="left"/>
+      <w:pPr>
+        <w:tabs>
+          <w:tab w:val="num" w:pos="2160"/>
+        </w:tabs>
+        <w:ind w:left="2160" w:hanging="360"/>
+      </w:pPr>
+      <w:rPr>
+        <w:rFonts w:ascii="Wingdings" w:hAnsi="Wingdings" w:hint="default"/>
+        <w:sz w:val="20"/>
+      </w:rPr>
+    </w:lvl>
+    <w:lvl w:ilvl="3" w:tentative="1">
+      <w:start w:val="1"/>
+      <w:numFmt w:val="bullet"/>
+      <w:lvlText w:val=""/>
+      <w:lvlJc w:val="left"/>
+      <w:pPr>
+        <w:tabs>
+          <w:tab w:val="num" w:pos="2880"/>
+        </w:tabs>
+        <w:ind w:left="2880" w:hanging="360"/>
+      </w:pPr>
+      <w:rPr>
+        <w:rFonts w:ascii="Wingdings" w:hAnsi="Wingdings" w:hint="default"/>
+        <w:sz w:val="20"/>
+      </w:rPr>
+    </w:lvl>
+    <w:lvl w:ilvl="4" w:tentative="1">
+      <w:start w:val="1"/>
+      <w:numFmt w:val="bullet"/>
+      <w:lvlText w:val=""/>
+      <w:lvlJc w:val="left"/>
+      <w:pPr>
+        <w:tabs>
+          <w:tab w:val="num" w:pos="3600"/>
+        </w:tabs>
+        <w:ind w:left="3600" w:hanging="360"/>
+      </w:pPr>
+      <w:rPr>
+        <w:rFonts w:ascii="Wingdings" w:hAnsi="Wingdings" w:hint="default"/>
+        <w:sz w:val="20"/>
+      </w:rPr>
+    </w:lvl>
+    <w:lvl w:ilvl="5" w:tentative="1">
+      <w:start w:val="1"/>
+      <w:numFmt w:val="bullet"/>
+      <w:lvlText w:val=""/>
+      <w:lvlJc w:val="left"/>
+      <w:pPr>
+        <w:tabs>
+          <w:tab w:val="num" w:pos="4320"/>
+        </w:tabs>
+        <w:ind w:left="4320" w:hanging="360"/>
+      </w:pPr>
+      <w:rPr>
+        <w:rFonts w:ascii="Wingdings" w:hAnsi="Wingdings" w:hint="default"/>
+        <w:sz w:val="20"/>
+      </w:rPr>
+    </w:lvl>
+    <w:lvl w:ilvl="6" w:tentative="1">
+      <w:start w:val="1"/>
+      <w:numFmt w:val="bullet"/>
+      <w:lvlText w:val=""/>
+      <w:lvlJc w:val="left"/>
+      <w:pPr>
+        <w:tabs>
+          <w:tab w:val="num" w:pos="5040"/>
+        </w:tabs>
+        <w:ind w:left="5040" w:hanging="360"/>
+      </w:pPr>
+      <w:rPr>
+        <w:rFonts w:ascii="Wingdings" w:hAnsi="Wingdings" w:hint="default"/>
+        <w:sz w:val="20"/>
+      </w:rPr>
+    </w:lvl>
+    <w:lvl w:ilvl="7" w:tentative="1">
+      <w:start w:val="1"/>
+      <w:numFmt w:val="bullet"/>
+      <w:lvlText w:val=""/>
+      <w:lvlJc w:val="left"/>
+      <w:pPr>
+        <w:tabs>
+          <w:tab w:val="num" w:pos="5760"/>
+        </w:tabs>
+        <w:ind w:left="5760" w:hanging="360"/>
+      </w:pPr>
+      <w:rPr>
+        <w:rFonts w:ascii="Wingdings" w:hAnsi="Wingdings" w:hint="default"/>
+        <w:sz w:val="20"/>
+      </w:rPr>
+    </w:lvl>
+    <w:lvl w:ilvl="8" w:tentative="1">
+      <w:start w:val="1"/>
+      <w:numFmt w:val="bullet"/>
+      <w:lvlText w:val=""/>
+      <w:lvlJc w:val="left"/>
+      <w:pPr>
+        <w:tabs>
+          <w:tab w:val="num" w:pos="6480"/>
+        </w:tabs>
+        <w:ind w:left="6480" w:hanging="360"/>
+      </w:pPr>
+      <w:rPr>
+        <w:rFonts w:ascii="Wingdings" w:hAnsi="Wingdings" w:hint="default"/>
+        <w:sz w:val="20"/>
+      </w:rPr>
+    </w:lvl>
+  </w:abstractNum>
+  <w:abstractNum w:abstractNumId="9" w15:restartNumberingAfterBreak="0">
+    <w:nsid w:val="32BA4B57"/>
+    <w:multiLevelType w:val="multilevel"/>
+    <w:tmpl w:val="1DAEED7E"/>
+    <w:lvl w:ilvl="0">
+      <w:start w:val="1"/>
+      <w:numFmt w:val="bullet"/>
+      <w:lvlText w:val=""/>
+      <w:lvlJc w:val="left"/>
+      <w:pPr>
+        <w:tabs>
+          <w:tab w:val="num" w:pos="720"/>
+        </w:tabs>
+        <w:ind w:left="720" w:hanging="360"/>
+      </w:pPr>
+      <w:rPr>
+        <w:rFonts w:ascii="Symbol" w:hAnsi="Symbol" w:hint="default"/>
+        <w:sz w:val="20"/>
+      </w:rPr>
+    </w:lvl>
+    <w:lvl w:ilvl="1" w:tentative="1">
+      <w:start w:val="1"/>
+      <w:numFmt w:val="bullet"/>
+      <w:lvlText w:val="o"/>
+      <w:lvlJc w:val="left"/>
+      <w:pPr>
+        <w:tabs>
+          <w:tab w:val="num" w:pos="1440"/>
+        </w:tabs>
+        <w:ind w:left="1440" w:hanging="360"/>
+      </w:pPr>
+      <w:rPr>
+        <w:rFonts w:ascii="Courier New" w:hAnsi="Courier New" w:hint="default"/>
+        <w:sz w:val="20"/>
+      </w:rPr>
+    </w:lvl>
+    <w:lvl w:ilvl="2" w:tentative="1">
+      <w:start w:val="1"/>
+      <w:numFmt w:val="bullet"/>
+      <w:lvlText w:val=""/>
+      <w:lvlJc w:val="left"/>
+      <w:pPr>
+        <w:tabs>
+          <w:tab w:val="num" w:pos="2160"/>
+        </w:tabs>
+        <w:ind w:left="2160" w:hanging="360"/>
+      </w:pPr>
+      <w:rPr>
+        <w:rFonts w:ascii="Wingdings" w:hAnsi="Wingdings" w:hint="default"/>
+        <w:sz w:val="20"/>
+      </w:rPr>
+    </w:lvl>
+    <w:lvl w:ilvl="3" w:tentative="1">
+      <w:start w:val="1"/>
+      <w:numFmt w:val="bullet"/>
+      <w:lvlText w:val=""/>
+      <w:lvlJc w:val="left"/>
+      <w:pPr>
+        <w:tabs>
+          <w:tab w:val="num" w:pos="2880"/>
+        </w:tabs>
+        <w:ind w:left="2880" w:hanging="360"/>
+      </w:pPr>
+      <w:rPr>
+        <w:rFonts w:ascii="Wingdings" w:hAnsi="Wingdings" w:hint="default"/>
+        <w:sz w:val="20"/>
+      </w:rPr>
+    </w:lvl>
+    <w:lvl w:ilvl="4" w:tentative="1">
+      <w:start w:val="1"/>
+      <w:numFmt w:val="bullet"/>
+      <w:lvlText w:val=""/>
+      <w:lvlJc w:val="left"/>
+      <w:pPr>
+        <w:tabs>
+          <w:tab w:val="num" w:pos="3600"/>
+        </w:tabs>
+        <w:ind w:left="3600" w:hanging="360"/>
+      </w:pPr>
+      <w:rPr>
+        <w:rFonts w:ascii="Wingdings" w:hAnsi="Wingdings" w:hint="default"/>
+        <w:sz w:val="20"/>
+      </w:rPr>
+    </w:lvl>
+    <w:lvl w:ilvl="5" w:tentative="1">
+      <w:start w:val="1"/>
+      <w:numFmt w:val="bullet"/>
+      <w:lvlText w:val=""/>
+      <w:lvlJc w:val="left"/>
+      <w:pPr>
+        <w:tabs>
+          <w:tab w:val="num" w:pos="4320"/>
+        </w:tabs>
+        <w:ind w:left="4320" w:hanging="360"/>
+      </w:pPr>
+      <w:rPr>
+        <w:rFonts w:ascii="Wingdings" w:hAnsi="Wingdings" w:hint="default"/>
+        <w:sz w:val="20"/>
+      </w:rPr>
+    </w:lvl>
+    <w:lvl w:ilvl="6" w:tentative="1">
+      <w:start w:val="1"/>
+      <w:numFmt w:val="bullet"/>
+      <w:lvlText w:val=""/>
+      <w:lvlJc w:val="left"/>
+      <w:pPr>
+        <w:tabs>
+          <w:tab w:val="num" w:pos="5040"/>
+        </w:tabs>
+        <w:ind w:left="5040" w:hanging="360"/>
+      </w:pPr>
+      <w:rPr>
+        <w:rFonts w:ascii="Wingdings" w:hAnsi="Wingdings" w:hint="default"/>
+        <w:sz w:val="20"/>
+      </w:rPr>
+    </w:lvl>
+    <w:lvl w:ilvl="7" w:tentative="1">
+      <w:start w:val="1"/>
+      <w:numFmt w:val="bullet"/>
+      <w:lvlText w:val=""/>
+      <w:lvlJc w:val="left"/>
+      <w:pPr>
+        <w:tabs>
+          <w:tab w:val="num" w:pos="5760"/>
+        </w:tabs>
+        <w:ind w:left="5760" w:hanging="360"/>
+      </w:pPr>
+      <w:rPr>
+        <w:rFonts w:ascii="Wingdings" w:hAnsi="Wingdings" w:hint="default"/>
+        <w:sz w:val="20"/>
+      </w:rPr>
+    </w:lvl>
+    <w:lvl w:ilvl="8" w:tentative="1">
+      <w:start w:val="1"/>
+      <w:numFmt w:val="bullet"/>
+      <w:lvlText w:val=""/>
+      <w:lvlJc w:val="left"/>
+      <w:pPr>
+        <w:tabs>
+          <w:tab w:val="num" w:pos="6480"/>
+        </w:tabs>
+        <w:ind w:left="6480" w:hanging="360"/>
+      </w:pPr>
+      <w:rPr>
+        <w:rFonts w:ascii="Wingdings" w:hAnsi="Wingdings" w:hint="default"/>
+        <w:sz w:val="20"/>
+      </w:rPr>
+    </w:lvl>
+  </w:abstractNum>
+  <w:abstractNum w:abstractNumId="10" w15:restartNumberingAfterBreak="0">
     <w:nsid w:val="36C975DA"/>
     <w:multiLevelType w:val="multilevel"/>
     <w:tmpl w:val="0494188C"/>
@@ -6503,7 +7772,7 @@
       </w:rPr>
     </w:lvl>
   </w:abstractNum>
-  <w:abstractNum w:abstractNumId="5" w15:restartNumberingAfterBreak="0">
+  <w:abstractNum w:abstractNumId="11" w15:restartNumberingAfterBreak="0">
     <w:nsid w:val="3D9A6D9B"/>
     <w:multiLevelType w:val="multilevel"/>
     <w:tmpl w:val="37528D94"/>
@@ -6652,7 +7921,7 @@
       </w:rPr>
     </w:lvl>
   </w:abstractNum>
-  <w:abstractNum w:abstractNumId="6" w15:restartNumberingAfterBreak="0">
+  <w:abstractNum w:abstractNumId="12" w15:restartNumberingAfterBreak="0">
     <w:nsid w:val="44B51EEC"/>
     <w:multiLevelType w:val="multilevel"/>
     <w:tmpl w:val="180A78A8"/>
@@ -6801,7 +8070,7 @@
       </w:rPr>
     </w:lvl>
   </w:abstractNum>
-  <w:abstractNum w:abstractNumId="7" w15:restartNumberingAfterBreak="0">
+  <w:abstractNum w:abstractNumId="13" w15:restartNumberingAfterBreak="0">
     <w:nsid w:val="558E5DDC"/>
     <w:multiLevelType w:val="multilevel"/>
     <w:tmpl w:val="F1D86ABE"/>
@@ -6950,7 +8219,7 @@
       </w:rPr>
     </w:lvl>
   </w:abstractNum>
-  <w:abstractNum w:abstractNumId="8" w15:restartNumberingAfterBreak="0">
+  <w:abstractNum w:abstractNumId="14" w15:restartNumberingAfterBreak="0">
     <w:nsid w:val="5AFD6624"/>
     <w:multiLevelType w:val="multilevel"/>
     <w:tmpl w:val="7E949974"/>
@@ -7099,7 +8368,7 @@
       </w:rPr>
     </w:lvl>
   </w:abstractNum>
-  <w:abstractNum w:abstractNumId="9" w15:restartNumberingAfterBreak="0">
+  <w:abstractNum w:abstractNumId="15" w15:restartNumberingAfterBreak="0">
     <w:nsid w:val="5CD22006"/>
     <w:multiLevelType w:val="multilevel"/>
     <w:tmpl w:val="7946E51A"/>
@@ -7248,7 +8517,156 @@
       </w:rPr>
     </w:lvl>
   </w:abstractNum>
-  <w:abstractNum w:abstractNumId="10" w15:restartNumberingAfterBreak="0">
+  <w:abstractNum w:abstractNumId="16" w15:restartNumberingAfterBreak="0">
+    <w:nsid w:val="5DE84CE6"/>
+    <w:multiLevelType w:val="multilevel"/>
+    <w:tmpl w:val="D038A5D6"/>
+    <w:lvl w:ilvl="0">
+      <w:start w:val="1"/>
+      <w:numFmt w:val="bullet"/>
+      <w:lvlText w:val=""/>
+      <w:lvlJc w:val="left"/>
+      <w:pPr>
+        <w:tabs>
+          <w:tab w:val="num" w:pos="720"/>
+        </w:tabs>
+        <w:ind w:left="720" w:hanging="360"/>
+      </w:pPr>
+      <w:rPr>
+        <w:rFonts w:ascii="Symbol" w:hAnsi="Symbol" w:hint="default"/>
+        <w:sz w:val="20"/>
+      </w:rPr>
+    </w:lvl>
+    <w:lvl w:ilvl="1" w:tentative="1">
+      <w:start w:val="1"/>
+      <w:numFmt w:val="bullet"/>
+      <w:lvlText w:val="o"/>
+      <w:lvlJc w:val="left"/>
+      <w:pPr>
+        <w:tabs>
+          <w:tab w:val="num" w:pos="1440"/>
+        </w:tabs>
+        <w:ind w:left="1440" w:hanging="360"/>
+      </w:pPr>
+      <w:rPr>
+        <w:rFonts w:ascii="Courier New" w:hAnsi="Courier New" w:hint="default"/>
+        <w:sz w:val="20"/>
+      </w:rPr>
+    </w:lvl>
+    <w:lvl w:ilvl="2" w:tentative="1">
+      <w:start w:val="1"/>
+      <w:numFmt w:val="bullet"/>
+      <w:lvlText w:val=""/>
+      <w:lvlJc w:val="left"/>
+      <w:pPr>
+        <w:tabs>
+          <w:tab w:val="num" w:pos="2160"/>
+        </w:tabs>
+        <w:ind w:left="2160" w:hanging="360"/>
+      </w:pPr>
+      <w:rPr>
+        <w:rFonts w:ascii="Wingdings" w:hAnsi="Wingdings" w:hint="default"/>
+        <w:sz w:val="20"/>
+      </w:rPr>
+    </w:lvl>
+    <w:lvl w:ilvl="3" w:tentative="1">
+      <w:start w:val="1"/>
+      <w:numFmt w:val="bullet"/>
+      <w:lvlText w:val=""/>
+      <w:lvlJc w:val="left"/>
+      <w:pPr>
+        <w:tabs>
+          <w:tab w:val="num" w:pos="2880"/>
+        </w:tabs>
+        <w:ind w:left="2880" w:hanging="360"/>
+      </w:pPr>
+      <w:rPr>
+        <w:rFonts w:ascii="Wingdings" w:hAnsi="Wingdings" w:hint="default"/>
+        <w:sz w:val="20"/>
+      </w:rPr>
+    </w:lvl>
+    <w:lvl w:ilvl="4" w:tentative="1">
+      <w:start w:val="1"/>
+      <w:numFmt w:val="bullet"/>
+      <w:lvlText w:val=""/>
+      <w:lvlJc w:val="left"/>
+      <w:pPr>
+        <w:tabs>
+          <w:tab w:val="num" w:pos="3600"/>
+        </w:tabs>
+        <w:ind w:left="3600" w:hanging="360"/>
+      </w:pPr>
+      <w:rPr>
+        <w:rFonts w:ascii="Wingdings" w:hAnsi="Wingdings" w:hint="default"/>
+        <w:sz w:val="20"/>
+      </w:rPr>
+    </w:lvl>
+    <w:lvl w:ilvl="5" w:tentative="1">
+      <w:start w:val="1"/>
+      <w:numFmt w:val="bullet"/>
+      <w:lvlText w:val=""/>
+      <w:lvlJc w:val="left"/>
+      <w:pPr>
+        <w:tabs>
+          <w:tab w:val="num" w:pos="4320"/>
+        </w:tabs>
+        <w:ind w:left="4320" w:hanging="360"/>
+      </w:pPr>
+      <w:rPr>
+        <w:rFonts w:ascii="Wingdings" w:hAnsi="Wingdings" w:hint="default"/>
+        <w:sz w:val="20"/>
+      </w:rPr>
+    </w:lvl>
+    <w:lvl w:ilvl="6" w:tentative="1">
+      <w:start w:val="1"/>
+      <w:numFmt w:val="bullet"/>
+      <w:lvlText w:val=""/>
+      <w:lvlJc w:val="left"/>
+      <w:pPr>
+        <w:tabs>
+          <w:tab w:val="num" w:pos="5040"/>
+        </w:tabs>
+        <w:ind w:left="5040" w:hanging="360"/>
+      </w:pPr>
+      <w:rPr>
+        <w:rFonts w:ascii="Wingdings" w:hAnsi="Wingdings" w:hint="default"/>
+        <w:sz w:val="20"/>
+      </w:rPr>
+    </w:lvl>
+    <w:lvl w:ilvl="7" w:tentative="1">
+      <w:start w:val="1"/>
+      <w:numFmt w:val="bullet"/>
+      <w:lvlText w:val=""/>
+      <w:lvlJc w:val="left"/>
+      <w:pPr>
+        <w:tabs>
+          <w:tab w:val="num" w:pos="5760"/>
+        </w:tabs>
+        <w:ind w:left="5760" w:hanging="360"/>
+      </w:pPr>
+      <w:rPr>
+        <w:rFonts w:ascii="Wingdings" w:hAnsi="Wingdings" w:hint="default"/>
+        <w:sz w:val="20"/>
+      </w:rPr>
+    </w:lvl>
+    <w:lvl w:ilvl="8" w:tentative="1">
+      <w:start w:val="1"/>
+      <w:numFmt w:val="bullet"/>
+      <w:lvlText w:val=""/>
+      <w:lvlJc w:val="left"/>
+      <w:pPr>
+        <w:tabs>
+          <w:tab w:val="num" w:pos="6480"/>
+        </w:tabs>
+        <w:ind w:left="6480" w:hanging="360"/>
+      </w:pPr>
+      <w:rPr>
+        <w:rFonts w:ascii="Wingdings" w:hAnsi="Wingdings" w:hint="default"/>
+        <w:sz w:val="20"/>
+      </w:rPr>
+    </w:lvl>
+  </w:abstractNum>
+  <w:abstractNum w:abstractNumId="17" w15:restartNumberingAfterBreak="0">
     <w:nsid w:val="632F50CC"/>
     <w:multiLevelType w:val="multilevel"/>
     <w:tmpl w:val="F51023FA"/>
@@ -7397,7 +8815,7 @@
       </w:rPr>
     </w:lvl>
   </w:abstractNum>
-  <w:abstractNum w:abstractNumId="11" w15:restartNumberingAfterBreak="0">
+  <w:abstractNum w:abstractNumId="18" w15:restartNumberingAfterBreak="0">
     <w:nsid w:val="649A3BCA"/>
     <w:multiLevelType w:val="multilevel"/>
     <w:tmpl w:val="F6942CCA"/>
@@ -7546,7 +8964,305 @@
       </w:rPr>
     </w:lvl>
   </w:abstractNum>
-  <w:abstractNum w:abstractNumId="12" w15:restartNumberingAfterBreak="0">
+  <w:abstractNum w:abstractNumId="19" w15:restartNumberingAfterBreak="0">
+    <w:nsid w:val="6E6F6CB9"/>
+    <w:multiLevelType w:val="multilevel"/>
+    <w:tmpl w:val="6DF6FBC4"/>
+    <w:lvl w:ilvl="0">
+      <w:start w:val="1"/>
+      <w:numFmt w:val="bullet"/>
+      <w:lvlText w:val=""/>
+      <w:lvlJc w:val="left"/>
+      <w:pPr>
+        <w:tabs>
+          <w:tab w:val="num" w:pos="720"/>
+        </w:tabs>
+        <w:ind w:left="720" w:hanging="360"/>
+      </w:pPr>
+      <w:rPr>
+        <w:rFonts w:ascii="Symbol" w:hAnsi="Symbol" w:hint="default"/>
+        <w:sz w:val="20"/>
+      </w:rPr>
+    </w:lvl>
+    <w:lvl w:ilvl="1" w:tentative="1">
+      <w:start w:val="1"/>
+      <w:numFmt w:val="bullet"/>
+      <w:lvlText w:val="o"/>
+      <w:lvlJc w:val="left"/>
+      <w:pPr>
+        <w:tabs>
+          <w:tab w:val="num" w:pos="1440"/>
+        </w:tabs>
+        <w:ind w:left="1440" w:hanging="360"/>
+      </w:pPr>
+      <w:rPr>
+        <w:rFonts w:ascii="Courier New" w:hAnsi="Courier New" w:hint="default"/>
+        <w:sz w:val="20"/>
+      </w:rPr>
+    </w:lvl>
+    <w:lvl w:ilvl="2" w:tentative="1">
+      <w:start w:val="1"/>
+      <w:numFmt w:val="bullet"/>
+      <w:lvlText w:val=""/>
+      <w:lvlJc w:val="left"/>
+      <w:pPr>
+        <w:tabs>
+          <w:tab w:val="num" w:pos="2160"/>
+        </w:tabs>
+        <w:ind w:left="2160" w:hanging="360"/>
+      </w:pPr>
+      <w:rPr>
+        <w:rFonts w:ascii="Wingdings" w:hAnsi="Wingdings" w:hint="default"/>
+        <w:sz w:val="20"/>
+      </w:rPr>
+    </w:lvl>
+    <w:lvl w:ilvl="3" w:tentative="1">
+      <w:start w:val="1"/>
+      <w:numFmt w:val="bullet"/>
+      <w:lvlText w:val=""/>
+      <w:lvlJc w:val="left"/>
+      <w:pPr>
+        <w:tabs>
+          <w:tab w:val="num" w:pos="2880"/>
+        </w:tabs>
+        <w:ind w:left="2880" w:hanging="360"/>
+      </w:pPr>
+      <w:rPr>
+        <w:rFonts w:ascii="Wingdings" w:hAnsi="Wingdings" w:hint="default"/>
+        <w:sz w:val="20"/>
+      </w:rPr>
+    </w:lvl>
+    <w:lvl w:ilvl="4" w:tentative="1">
+      <w:start w:val="1"/>
+      <w:numFmt w:val="bullet"/>
+      <w:lvlText w:val=""/>
+      <w:lvlJc w:val="left"/>
+      <w:pPr>
+        <w:tabs>
+          <w:tab w:val="num" w:pos="3600"/>
+        </w:tabs>
+        <w:ind w:left="3600" w:hanging="360"/>
+      </w:pPr>
+      <w:rPr>
+        <w:rFonts w:ascii="Wingdings" w:hAnsi="Wingdings" w:hint="default"/>
+        <w:sz w:val="20"/>
+      </w:rPr>
+    </w:lvl>
+    <w:lvl w:ilvl="5" w:tentative="1">
+      <w:start w:val="1"/>
+      <w:numFmt w:val="bullet"/>
+      <w:lvlText w:val=""/>
+      <w:lvlJc w:val="left"/>
+      <w:pPr>
+        <w:tabs>
+          <w:tab w:val="num" w:pos="4320"/>
+        </w:tabs>
+        <w:ind w:left="4320" w:hanging="360"/>
+      </w:pPr>
+      <w:rPr>
+        <w:rFonts w:ascii="Wingdings" w:hAnsi="Wingdings" w:hint="default"/>
+        <w:sz w:val="20"/>
+      </w:rPr>
+    </w:lvl>
+    <w:lvl w:ilvl="6" w:tentative="1">
+      <w:start w:val="1"/>
+      <w:numFmt w:val="bullet"/>
+      <w:lvlText w:val=""/>
+      <w:lvlJc w:val="left"/>
+      <w:pPr>
+        <w:tabs>
+          <w:tab w:val="num" w:pos="5040"/>
+        </w:tabs>
+        <w:ind w:left="5040" w:hanging="360"/>
+      </w:pPr>
+      <w:rPr>
+        <w:rFonts w:ascii="Wingdings" w:hAnsi="Wingdings" w:hint="default"/>
+        <w:sz w:val="20"/>
+      </w:rPr>
+    </w:lvl>
+    <w:lvl w:ilvl="7" w:tentative="1">
+      <w:start w:val="1"/>
+      <w:numFmt w:val="bullet"/>
+      <w:lvlText w:val=""/>
+      <w:lvlJc w:val="left"/>
+      <w:pPr>
+        <w:tabs>
+          <w:tab w:val="num" w:pos="5760"/>
+        </w:tabs>
+        <w:ind w:left="5760" w:hanging="360"/>
+      </w:pPr>
+      <w:rPr>
+        <w:rFonts w:ascii="Wingdings" w:hAnsi="Wingdings" w:hint="default"/>
+        <w:sz w:val="20"/>
+      </w:rPr>
+    </w:lvl>
+    <w:lvl w:ilvl="8" w:tentative="1">
+      <w:start w:val="1"/>
+      <w:numFmt w:val="bullet"/>
+      <w:lvlText w:val=""/>
+      <w:lvlJc w:val="left"/>
+      <w:pPr>
+        <w:tabs>
+          <w:tab w:val="num" w:pos="6480"/>
+        </w:tabs>
+        <w:ind w:left="6480" w:hanging="360"/>
+      </w:pPr>
+      <w:rPr>
+        <w:rFonts w:ascii="Wingdings" w:hAnsi="Wingdings" w:hint="default"/>
+        <w:sz w:val="20"/>
+      </w:rPr>
+    </w:lvl>
+  </w:abstractNum>
+  <w:abstractNum w:abstractNumId="20" w15:restartNumberingAfterBreak="0">
+    <w:nsid w:val="6F3D36EE"/>
+    <w:multiLevelType w:val="multilevel"/>
+    <w:tmpl w:val="25767354"/>
+    <w:lvl w:ilvl="0">
+      <w:start w:val="1"/>
+      <w:numFmt w:val="bullet"/>
+      <w:lvlText w:val=""/>
+      <w:lvlJc w:val="left"/>
+      <w:pPr>
+        <w:tabs>
+          <w:tab w:val="num" w:pos="720"/>
+        </w:tabs>
+        <w:ind w:left="720" w:hanging="360"/>
+      </w:pPr>
+      <w:rPr>
+        <w:rFonts w:ascii="Symbol" w:hAnsi="Symbol" w:hint="default"/>
+        <w:sz w:val="20"/>
+      </w:rPr>
+    </w:lvl>
+    <w:lvl w:ilvl="1" w:tentative="1">
+      <w:start w:val="1"/>
+      <w:numFmt w:val="bullet"/>
+      <w:lvlText w:val="o"/>
+      <w:lvlJc w:val="left"/>
+      <w:pPr>
+        <w:tabs>
+          <w:tab w:val="num" w:pos="1440"/>
+        </w:tabs>
+        <w:ind w:left="1440" w:hanging="360"/>
+      </w:pPr>
+      <w:rPr>
+        <w:rFonts w:ascii="Courier New" w:hAnsi="Courier New" w:hint="default"/>
+        <w:sz w:val="20"/>
+      </w:rPr>
+    </w:lvl>
+    <w:lvl w:ilvl="2" w:tentative="1">
+      <w:start w:val="1"/>
+      <w:numFmt w:val="bullet"/>
+      <w:lvlText w:val=""/>
+      <w:lvlJc w:val="left"/>
+      <w:pPr>
+        <w:tabs>
+          <w:tab w:val="num" w:pos="2160"/>
+        </w:tabs>
+        <w:ind w:left="2160" w:hanging="360"/>
+      </w:pPr>
+      <w:rPr>
+        <w:rFonts w:ascii="Wingdings" w:hAnsi="Wingdings" w:hint="default"/>
+        <w:sz w:val="20"/>
+      </w:rPr>
+    </w:lvl>
+    <w:lvl w:ilvl="3" w:tentative="1">
+      <w:start w:val="1"/>
+      <w:numFmt w:val="bullet"/>
+      <w:lvlText w:val=""/>
+      <w:lvlJc w:val="left"/>
+      <w:pPr>
+        <w:tabs>
+          <w:tab w:val="num" w:pos="2880"/>
+        </w:tabs>
+        <w:ind w:left="2880" w:hanging="360"/>
+      </w:pPr>
+      <w:rPr>
+        <w:rFonts w:ascii="Wingdings" w:hAnsi="Wingdings" w:hint="default"/>
+        <w:sz w:val="20"/>
+      </w:rPr>
+    </w:lvl>
+    <w:lvl w:ilvl="4" w:tentative="1">
+      <w:start w:val="1"/>
+      <w:numFmt w:val="bullet"/>
+      <w:lvlText w:val=""/>
+      <w:lvlJc w:val="left"/>
+      <w:pPr>
+        <w:tabs>
+          <w:tab w:val="num" w:pos="3600"/>
+        </w:tabs>
+        <w:ind w:left="3600" w:hanging="360"/>
+      </w:pPr>
+      <w:rPr>
+        <w:rFonts w:ascii="Wingdings" w:hAnsi="Wingdings" w:hint="default"/>
+        <w:sz w:val="20"/>
+      </w:rPr>
+    </w:lvl>
+    <w:lvl w:ilvl="5" w:tentative="1">
+      <w:start w:val="1"/>
+      <w:numFmt w:val="bullet"/>
+      <w:lvlText w:val=""/>
+      <w:lvlJc w:val="left"/>
+      <w:pPr>
+        <w:tabs>
+          <w:tab w:val="num" w:pos="4320"/>
+        </w:tabs>
+        <w:ind w:left="4320" w:hanging="360"/>
+      </w:pPr>
+      <w:rPr>
+        <w:rFonts w:ascii="Wingdings" w:hAnsi="Wingdings" w:hint="default"/>
+        <w:sz w:val="20"/>
+      </w:rPr>
+    </w:lvl>
+    <w:lvl w:ilvl="6" w:tentative="1">
+      <w:start w:val="1"/>
+      <w:numFmt w:val="bullet"/>
+      <w:lvlText w:val=""/>
+      <w:lvlJc w:val="left"/>
+      <w:pPr>
+        <w:tabs>
+          <w:tab w:val="num" w:pos="5040"/>
+        </w:tabs>
+        <w:ind w:left="5040" w:hanging="360"/>
+      </w:pPr>
+      <w:rPr>
+        <w:rFonts w:ascii="Wingdings" w:hAnsi="Wingdings" w:hint="default"/>
+        <w:sz w:val="20"/>
+      </w:rPr>
+    </w:lvl>
+    <w:lvl w:ilvl="7" w:tentative="1">
+      <w:start w:val="1"/>
+      <w:numFmt w:val="bullet"/>
+      <w:lvlText w:val=""/>
+      <w:lvlJc w:val="left"/>
+      <w:pPr>
+        <w:tabs>
+          <w:tab w:val="num" w:pos="5760"/>
+        </w:tabs>
+        <w:ind w:left="5760" w:hanging="360"/>
+      </w:pPr>
+      <w:rPr>
+        <w:rFonts w:ascii="Wingdings" w:hAnsi="Wingdings" w:hint="default"/>
+        <w:sz w:val="20"/>
+      </w:rPr>
+    </w:lvl>
+    <w:lvl w:ilvl="8" w:tentative="1">
+      <w:start w:val="1"/>
+      <w:numFmt w:val="bullet"/>
+      <w:lvlText w:val=""/>
+      <w:lvlJc w:val="left"/>
+      <w:pPr>
+        <w:tabs>
+          <w:tab w:val="num" w:pos="6480"/>
+        </w:tabs>
+        <w:ind w:left="6480" w:hanging="360"/>
+      </w:pPr>
+      <w:rPr>
+        <w:rFonts w:ascii="Wingdings" w:hAnsi="Wingdings" w:hint="default"/>
+        <w:sz w:val="20"/>
+      </w:rPr>
+    </w:lvl>
+  </w:abstractNum>
+  <w:abstractNum w:abstractNumId="21" w15:restartNumberingAfterBreak="0">
     <w:nsid w:val="75465BA2"/>
     <w:multiLevelType w:val="multilevel"/>
     <w:tmpl w:val="3AEE05EA"/>
@@ -7696,43 +9412,70 @@
     </w:lvl>
   </w:abstractNum>
   <w:num w:numId="1" w16cid:durableId="1011446562">
+    <w:abstractNumId w:val="3"/>
+  </w:num>
+  <w:num w:numId="2" w16cid:durableId="1067149403">
+    <w:abstractNumId w:val="18"/>
+  </w:num>
+  <w:num w:numId="3" w16cid:durableId="888035228">
+    <w:abstractNumId w:val="14"/>
+  </w:num>
+  <w:num w:numId="4" w16cid:durableId="1271820945">
+    <w:abstractNumId w:val="1"/>
+  </w:num>
+  <w:num w:numId="5" w16cid:durableId="107285952">
+    <w:abstractNumId w:val="6"/>
+  </w:num>
+  <w:num w:numId="6" w16cid:durableId="579023285">
+    <w:abstractNumId w:val="17"/>
+  </w:num>
+  <w:num w:numId="7" w16cid:durableId="806974826">
+    <w:abstractNumId w:val="21"/>
+  </w:num>
+  <w:num w:numId="8" w16cid:durableId="876041921">
     <w:abstractNumId w:val="2"/>
   </w:num>
-  <w:num w:numId="2" w16cid:durableId="1067149403">
+  <w:num w:numId="9" w16cid:durableId="2003004474">
     <w:abstractNumId w:val="11"/>
   </w:num>
-  <w:num w:numId="3" w16cid:durableId="888035228">
+  <w:num w:numId="10" w16cid:durableId="925924013">
+    <w:abstractNumId w:val="10"/>
+  </w:num>
+  <w:num w:numId="11" w16cid:durableId="31729540">
+    <w:abstractNumId w:val="15"/>
+  </w:num>
+  <w:num w:numId="12" w16cid:durableId="903679983">
+    <w:abstractNumId w:val="13"/>
+  </w:num>
+  <w:num w:numId="13" w16cid:durableId="2106412718">
+    <w:abstractNumId w:val="12"/>
+  </w:num>
+  <w:num w:numId="14" w16cid:durableId="1542670907">
     <w:abstractNumId w:val="8"/>
   </w:num>
-  <w:num w:numId="4" w16cid:durableId="1271820945">
+  <w:num w:numId="15" w16cid:durableId="155000886">
+    <w:abstractNumId w:val="19"/>
+  </w:num>
+  <w:num w:numId="16" w16cid:durableId="1973363665">
+    <w:abstractNumId w:val="5"/>
+  </w:num>
+  <w:num w:numId="17" w16cid:durableId="1209799773">
+    <w:abstractNumId w:val="7"/>
+  </w:num>
+  <w:num w:numId="18" w16cid:durableId="1486749758">
+    <w:abstractNumId w:val="20"/>
+  </w:num>
+  <w:num w:numId="19" w16cid:durableId="1768767300">
+    <w:abstractNumId w:val="16"/>
+  </w:num>
+  <w:num w:numId="20" w16cid:durableId="1369374993">
     <w:abstractNumId w:val="0"/>
   </w:num>
-  <w:num w:numId="5" w16cid:durableId="107285952">
-    <w:abstractNumId w:val="3"/>
-  </w:num>
-  <w:num w:numId="6" w16cid:durableId="579023285">
-    <w:abstractNumId w:val="10"/>
-  </w:num>
-  <w:num w:numId="7" w16cid:durableId="806974826">
-    <w:abstractNumId w:val="12"/>
-  </w:num>
-  <w:num w:numId="8" w16cid:durableId="876041921">
-    <w:abstractNumId w:val="1"/>
-  </w:num>
-  <w:num w:numId="9" w16cid:durableId="2003004474">
-    <w:abstractNumId w:val="5"/>
-  </w:num>
-  <w:num w:numId="10" w16cid:durableId="925924013">
+  <w:num w:numId="21" w16cid:durableId="362169723">
     <w:abstractNumId w:val="4"/>
   </w:num>
-  <w:num w:numId="11" w16cid:durableId="31729540">
+  <w:num w:numId="22" w16cid:durableId="1167743194">
     <w:abstractNumId w:val="9"/>
-  </w:num>
-  <w:num w:numId="12" w16cid:durableId="903679983">
-    <w:abstractNumId w:val="7"/>
-  </w:num>
-  <w:num w:numId="13" w16cid:durableId="2106412718">
-    <w:abstractNumId w:val="6"/>
   </w:num>
 </w:numbering>
 </file>
